--- a/QS SQL/SQL Class Notes.docx
+++ b/QS SQL/SQL Class Notes.docx
@@ -7221,20 +7221,761 @@
     <w:p>
       <w:pPr>
         <w:rPr>
-          <w:b/>
-          <w:bCs/>
-          <w:sz w:val="24"/>
-          <w:szCs w:val="24"/>
-        </w:rPr>
-      </w:pPr>
-    </w:p>
-    <w:p>
-      <w:pPr>
-        <w:rPr>
-          <w:sz w:val="28"/>
-          <w:szCs w:val="28"/>
-        </w:rPr>
-      </w:pPr>
+          <w:sz w:val="28"/>
+          <w:szCs w:val="28"/>
+        </w:rPr>
+      </w:pPr>
+      <w:r>
+        <w:rPr>
+          <w:b/>
+          <w:bCs/>
+          <w:sz w:val="32"/>
+          <w:szCs w:val="32"/>
+        </w:rPr>
+        <w:t xml:space="preserve">OPERATORS: </w:t>
+      </w:r>
+      <w:r>
+        <w:rPr>
+          <w:sz w:val="28"/>
+          <w:szCs w:val="28"/>
+        </w:rPr>
+        <w:t>These are the symbols which are used to perform some specific tasks.</w:t>
+      </w:r>
+      <w:r>
+        <w:rPr>
+          <w:sz w:val="28"/>
+          <w:szCs w:val="28"/>
+        </w:rPr>
+        <w:t xml:space="preserve"> There are seven types of operators in SQL.</w:t>
+      </w:r>
+    </w:p>
+    <w:p>
+      <w:pPr>
+        <w:pStyle w:val="ListParagraph"/>
+        <w:numPr>
+          <w:ilvl w:val="0"/>
+          <w:numId w:val="9"/>
+        </w:numPr>
+        <w:rPr>
+          <w:sz w:val="28"/>
+          <w:szCs w:val="28"/>
+        </w:rPr>
+      </w:pPr>
+      <w:r>
+        <w:rPr>
+          <w:b/>
+          <w:bCs/>
+          <w:sz w:val="28"/>
+          <w:szCs w:val="28"/>
+        </w:rPr>
+        <w:t>Arithmetic OP:</w:t>
+      </w:r>
+      <w:r>
+        <w:rPr>
+          <w:sz w:val="28"/>
+          <w:szCs w:val="28"/>
+        </w:rPr>
+        <w:t xml:space="preserve"> +, -, *, %, </w:t>
+      </w:r>
+      <w:proofErr w:type="gramStart"/>
+      <w:r>
+        <w:rPr>
+          <w:sz w:val="28"/>
+          <w:szCs w:val="28"/>
+        </w:rPr>
+        <w:t>/..</w:t>
+      </w:r>
+      <w:proofErr w:type="gramEnd"/>
+    </w:p>
+    <w:p>
+      <w:pPr>
+        <w:pStyle w:val="ListParagraph"/>
+        <w:numPr>
+          <w:ilvl w:val="0"/>
+          <w:numId w:val="9"/>
+        </w:numPr>
+        <w:rPr>
+          <w:sz w:val="28"/>
+          <w:szCs w:val="28"/>
+        </w:rPr>
+      </w:pPr>
+      <w:r>
+        <w:rPr>
+          <w:b/>
+          <w:bCs/>
+          <w:sz w:val="28"/>
+          <w:szCs w:val="28"/>
+        </w:rPr>
+        <w:t>Comparison OP:</w:t>
+      </w:r>
+      <w:r>
+        <w:rPr>
+          <w:sz w:val="28"/>
+          <w:szCs w:val="28"/>
+        </w:rPr>
+        <w:t xml:space="preserve"> =</w:t>
+      </w:r>
+      <w:proofErr w:type="gramStart"/>
+      <w:r>
+        <w:rPr>
+          <w:sz w:val="28"/>
+          <w:szCs w:val="28"/>
+        </w:rPr>
+        <w:t>, !</w:t>
+      </w:r>
+      <w:proofErr w:type="gramEnd"/>
+      <w:r>
+        <w:rPr>
+          <w:sz w:val="28"/>
+          <w:szCs w:val="28"/>
+        </w:rPr>
+        <w:t>=.</w:t>
+      </w:r>
+    </w:p>
+    <w:p>
+      <w:pPr>
+        <w:pStyle w:val="ListParagraph"/>
+        <w:numPr>
+          <w:ilvl w:val="0"/>
+          <w:numId w:val="9"/>
+        </w:numPr>
+        <w:rPr>
+          <w:sz w:val="28"/>
+          <w:szCs w:val="28"/>
+        </w:rPr>
+      </w:pPr>
+      <w:r>
+        <w:rPr>
+          <w:b/>
+          <w:bCs/>
+          <w:sz w:val="28"/>
+          <w:szCs w:val="28"/>
+        </w:rPr>
+        <w:t>Relational OP:</w:t>
+      </w:r>
+      <w:r>
+        <w:rPr>
+          <w:sz w:val="28"/>
+          <w:szCs w:val="28"/>
+        </w:rPr>
+        <w:t xml:space="preserve"> &lt;, &gt;, &gt;=, &lt;=.</w:t>
+      </w:r>
+    </w:p>
+    <w:p>
+      <w:pPr>
+        <w:pStyle w:val="ListParagraph"/>
+        <w:numPr>
+          <w:ilvl w:val="0"/>
+          <w:numId w:val="9"/>
+        </w:numPr>
+        <w:rPr>
+          <w:sz w:val="28"/>
+          <w:szCs w:val="28"/>
+        </w:rPr>
+      </w:pPr>
+      <w:r>
+        <w:rPr>
+          <w:b/>
+          <w:bCs/>
+          <w:sz w:val="28"/>
+          <w:szCs w:val="28"/>
+        </w:rPr>
+        <w:t>Concatenation OP:</w:t>
+      </w:r>
+      <w:r>
+        <w:rPr>
+          <w:sz w:val="28"/>
+          <w:szCs w:val="28"/>
+        </w:rPr>
+        <w:t xml:space="preserve"> ||</w:t>
+      </w:r>
+    </w:p>
+    <w:p>
+      <w:pPr>
+        <w:pStyle w:val="ListParagraph"/>
+        <w:numPr>
+          <w:ilvl w:val="0"/>
+          <w:numId w:val="9"/>
+        </w:numPr>
+        <w:rPr>
+          <w:sz w:val="28"/>
+          <w:szCs w:val="28"/>
+        </w:rPr>
+      </w:pPr>
+      <w:r>
+        <w:rPr>
+          <w:b/>
+          <w:bCs/>
+          <w:sz w:val="28"/>
+          <w:szCs w:val="28"/>
+        </w:rPr>
+        <w:t>Logical OP:</w:t>
+      </w:r>
+      <w:r>
+        <w:rPr>
+          <w:sz w:val="28"/>
+          <w:szCs w:val="28"/>
+        </w:rPr>
+        <w:t xml:space="preserve"> AND, </w:t>
+      </w:r>
+      <w:proofErr w:type="gramStart"/>
+      <w:r>
+        <w:rPr>
+          <w:sz w:val="28"/>
+          <w:szCs w:val="28"/>
+        </w:rPr>
+        <w:t>OR,</w:t>
+      </w:r>
+      <w:proofErr w:type="gramEnd"/>
+      <w:r>
+        <w:rPr>
+          <w:sz w:val="28"/>
+          <w:szCs w:val="28"/>
+        </w:rPr>
+        <w:t xml:space="preserve"> NOT.</w:t>
+      </w:r>
+    </w:p>
+    <w:p>
+      <w:pPr>
+        <w:pStyle w:val="ListParagraph"/>
+        <w:numPr>
+          <w:ilvl w:val="0"/>
+          <w:numId w:val="9"/>
+        </w:numPr>
+        <w:rPr>
+          <w:b/>
+          <w:bCs/>
+          <w:sz w:val="28"/>
+          <w:szCs w:val="28"/>
+        </w:rPr>
+      </w:pPr>
+      <w:r>
+        <w:rPr>
+          <w:b/>
+          <w:bCs/>
+          <w:sz w:val="28"/>
+          <w:szCs w:val="28"/>
+        </w:rPr>
+        <w:t>Special OP:</w:t>
+      </w:r>
+    </w:p>
+    <w:p>
+      <w:pPr>
+        <w:pStyle w:val="ListParagraph"/>
+        <w:numPr>
+          <w:ilvl w:val="0"/>
+          <w:numId w:val="12"/>
+        </w:numPr>
+        <w:rPr>
+          <w:sz w:val="28"/>
+          <w:szCs w:val="28"/>
+        </w:rPr>
+      </w:pPr>
+      <w:r>
+        <w:rPr>
+          <w:sz w:val="28"/>
+          <w:szCs w:val="28"/>
+        </w:rPr>
+        <w:t>IN</w:t>
+      </w:r>
+    </w:p>
+    <w:p>
+      <w:pPr>
+        <w:pStyle w:val="ListParagraph"/>
+        <w:numPr>
+          <w:ilvl w:val="0"/>
+          <w:numId w:val="12"/>
+        </w:numPr>
+        <w:rPr>
+          <w:sz w:val="28"/>
+          <w:szCs w:val="28"/>
+        </w:rPr>
+      </w:pPr>
+      <w:r>
+        <w:rPr>
+          <w:sz w:val="28"/>
+          <w:szCs w:val="28"/>
+        </w:rPr>
+        <w:t>NOT IN</w:t>
+      </w:r>
+    </w:p>
+    <w:p>
+      <w:pPr>
+        <w:pStyle w:val="ListParagraph"/>
+        <w:numPr>
+          <w:ilvl w:val="0"/>
+          <w:numId w:val="12"/>
+        </w:numPr>
+        <w:rPr>
+          <w:sz w:val="28"/>
+          <w:szCs w:val="28"/>
+        </w:rPr>
+      </w:pPr>
+      <w:r>
+        <w:rPr>
+          <w:sz w:val="28"/>
+          <w:szCs w:val="28"/>
+        </w:rPr>
+        <w:t>BETWEEN</w:t>
+      </w:r>
+    </w:p>
+    <w:p>
+      <w:pPr>
+        <w:pStyle w:val="ListParagraph"/>
+        <w:numPr>
+          <w:ilvl w:val="0"/>
+          <w:numId w:val="12"/>
+        </w:numPr>
+        <w:rPr>
+          <w:sz w:val="28"/>
+          <w:szCs w:val="28"/>
+        </w:rPr>
+      </w:pPr>
+      <w:r>
+        <w:rPr>
+          <w:sz w:val="28"/>
+          <w:szCs w:val="28"/>
+        </w:rPr>
+        <w:t>NOT BETWEEN</w:t>
+      </w:r>
+    </w:p>
+    <w:p>
+      <w:pPr>
+        <w:pStyle w:val="ListParagraph"/>
+        <w:numPr>
+          <w:ilvl w:val="0"/>
+          <w:numId w:val="12"/>
+        </w:numPr>
+        <w:rPr>
+          <w:sz w:val="28"/>
+          <w:szCs w:val="28"/>
+        </w:rPr>
+      </w:pPr>
+      <w:r>
+        <w:rPr>
+          <w:sz w:val="28"/>
+          <w:szCs w:val="28"/>
+        </w:rPr>
+        <w:t>IS</w:t>
+      </w:r>
+    </w:p>
+    <w:p>
+      <w:pPr>
+        <w:pStyle w:val="ListParagraph"/>
+        <w:numPr>
+          <w:ilvl w:val="0"/>
+          <w:numId w:val="12"/>
+        </w:numPr>
+        <w:rPr>
+          <w:sz w:val="28"/>
+          <w:szCs w:val="28"/>
+        </w:rPr>
+      </w:pPr>
+      <w:r>
+        <w:rPr>
+          <w:sz w:val="28"/>
+          <w:szCs w:val="28"/>
+        </w:rPr>
+        <w:t>IS NOT</w:t>
+      </w:r>
+    </w:p>
+    <w:p>
+      <w:pPr>
+        <w:pStyle w:val="ListParagraph"/>
+        <w:numPr>
+          <w:ilvl w:val="0"/>
+          <w:numId w:val="12"/>
+        </w:numPr>
+        <w:rPr>
+          <w:sz w:val="28"/>
+          <w:szCs w:val="28"/>
+        </w:rPr>
+      </w:pPr>
+      <w:r>
+        <w:rPr>
+          <w:sz w:val="28"/>
+          <w:szCs w:val="28"/>
+        </w:rPr>
+        <w:t xml:space="preserve">LIKE </w:t>
+      </w:r>
+    </w:p>
+    <w:p>
+      <w:pPr>
+        <w:pStyle w:val="ListParagraph"/>
+        <w:numPr>
+          <w:ilvl w:val="0"/>
+          <w:numId w:val="12"/>
+        </w:numPr>
+        <w:rPr>
+          <w:sz w:val="28"/>
+          <w:szCs w:val="28"/>
+        </w:rPr>
+      </w:pPr>
+      <w:r>
+        <w:rPr>
+          <w:sz w:val="28"/>
+          <w:szCs w:val="28"/>
+        </w:rPr>
+        <w:t>LIKE NOT</w:t>
+      </w:r>
+    </w:p>
+    <w:p>
+      <w:pPr>
+        <w:pStyle w:val="ListParagraph"/>
+        <w:numPr>
+          <w:ilvl w:val="0"/>
+          <w:numId w:val="9"/>
+        </w:numPr>
+        <w:rPr>
+          <w:b/>
+          <w:bCs/>
+          <w:sz w:val="28"/>
+          <w:szCs w:val="28"/>
+        </w:rPr>
+      </w:pPr>
+      <w:r>
+        <w:rPr>
+          <w:b/>
+          <w:bCs/>
+          <w:sz w:val="28"/>
+          <w:szCs w:val="28"/>
+        </w:rPr>
+        <w:t>Subquery OP:</w:t>
+      </w:r>
+    </w:p>
+    <w:p>
+      <w:pPr>
+        <w:pStyle w:val="ListParagraph"/>
+        <w:numPr>
+          <w:ilvl w:val="0"/>
+          <w:numId w:val="13"/>
+        </w:numPr>
+        <w:rPr>
+          <w:sz w:val="28"/>
+          <w:szCs w:val="28"/>
+        </w:rPr>
+      </w:pPr>
+      <w:r>
+        <w:rPr>
+          <w:sz w:val="28"/>
+          <w:szCs w:val="28"/>
+        </w:rPr>
+        <w:t>ALL</w:t>
+      </w:r>
+    </w:p>
+    <w:p>
+      <w:pPr>
+        <w:pStyle w:val="ListParagraph"/>
+        <w:numPr>
+          <w:ilvl w:val="0"/>
+          <w:numId w:val="13"/>
+        </w:numPr>
+        <w:rPr>
+          <w:sz w:val="28"/>
+          <w:szCs w:val="28"/>
+        </w:rPr>
+      </w:pPr>
+      <w:r>
+        <w:rPr>
+          <w:sz w:val="28"/>
+          <w:szCs w:val="28"/>
+        </w:rPr>
+        <w:t>ANY</w:t>
+      </w:r>
+    </w:p>
+    <w:p>
+      <w:pPr>
+        <w:pStyle w:val="ListParagraph"/>
+        <w:numPr>
+          <w:ilvl w:val="0"/>
+          <w:numId w:val="13"/>
+        </w:numPr>
+        <w:rPr>
+          <w:sz w:val="28"/>
+          <w:szCs w:val="28"/>
+        </w:rPr>
+      </w:pPr>
+      <w:r>
+        <w:rPr>
+          <w:sz w:val="28"/>
+          <w:szCs w:val="28"/>
+        </w:rPr>
+        <w:t>EXISTS</w:t>
+      </w:r>
+    </w:p>
+    <w:p>
+      <w:pPr>
+        <w:pStyle w:val="ListParagraph"/>
+        <w:numPr>
+          <w:ilvl w:val="0"/>
+          <w:numId w:val="13"/>
+        </w:numPr>
+        <w:rPr>
+          <w:sz w:val="28"/>
+          <w:szCs w:val="28"/>
+        </w:rPr>
+      </w:pPr>
+      <w:r>
+        <w:rPr>
+          <w:sz w:val="28"/>
+          <w:szCs w:val="28"/>
+        </w:rPr>
+        <w:t>NOT EXISTS.</w:t>
+      </w:r>
+    </w:p>
+    <w:p>
+      <w:pPr>
+        <w:rPr>
+          <w:sz w:val="28"/>
+          <w:szCs w:val="28"/>
+        </w:rPr>
+      </w:pPr>
+      <w:r>
+        <w:rPr>
+          <w:b/>
+          <w:bCs/>
+          <w:sz w:val="32"/>
+          <w:szCs w:val="32"/>
+        </w:rPr>
+        <w:t xml:space="preserve">Concatenation Operator: </w:t>
+      </w:r>
+      <w:r>
+        <w:rPr>
+          <w:sz w:val="28"/>
+          <w:szCs w:val="28"/>
+        </w:rPr>
+        <w:t>It’s used join the strings</w:t>
+      </w:r>
+      <w:r>
+        <w:rPr>
+          <w:sz w:val="28"/>
+          <w:szCs w:val="28"/>
+        </w:rPr>
+        <w:t>. ( ||)</w:t>
+      </w:r>
+    </w:p>
+    <w:p>
+      <w:pPr>
+        <w:rPr>
+          <w:sz w:val="28"/>
+          <w:szCs w:val="28"/>
+        </w:rPr>
+      </w:pPr>
+      <w:r>
+        <w:rPr>
+          <w:b/>
+          <w:bCs/>
+          <w:sz w:val="32"/>
+          <w:szCs w:val="32"/>
+        </w:rPr>
+        <w:t>Logical Operators:</w:t>
+      </w:r>
+      <w:r>
+        <w:rPr>
+          <w:sz w:val="32"/>
+          <w:szCs w:val="32"/>
+        </w:rPr>
+        <w:t xml:space="preserve"> </w:t>
+      </w:r>
+      <w:r>
+        <w:rPr>
+          <w:sz w:val="28"/>
+          <w:szCs w:val="28"/>
+        </w:rPr>
+        <w:t>We use logical operators to write multiple conditions.</w:t>
+      </w:r>
+    </w:p>
+    <w:p>
+      <w:pPr>
+        <w:pStyle w:val="ListParagraph"/>
+        <w:numPr>
+          <w:ilvl w:val="0"/>
+          <w:numId w:val="14"/>
+        </w:numPr>
+        <w:rPr>
+          <w:b/>
+          <w:bCs/>
+          <w:sz w:val="28"/>
+          <w:szCs w:val="28"/>
+        </w:rPr>
+      </w:pPr>
+      <w:r>
+        <w:rPr>
+          <w:b/>
+          <w:bCs/>
+          <w:sz w:val="28"/>
+          <w:szCs w:val="28"/>
+        </w:rPr>
+        <w:t xml:space="preserve">AND: </w:t>
+      </w:r>
+    </w:p>
+    <w:p>
+      <w:pPr>
+        <w:pStyle w:val="ListParagraph"/>
+        <w:numPr>
+          <w:ilvl w:val="1"/>
+          <w:numId w:val="14"/>
+        </w:numPr>
+        <w:rPr>
+          <w:sz w:val="28"/>
+          <w:szCs w:val="28"/>
+        </w:rPr>
+      </w:pPr>
+      <w:r>
+        <w:rPr>
+          <w:sz w:val="28"/>
+          <w:szCs w:val="28"/>
+        </w:rPr>
+        <w:t xml:space="preserve">It’s a binary operator. </w:t>
+      </w:r>
+    </w:p>
+    <w:p>
+      <w:pPr>
+        <w:pStyle w:val="ListParagraph"/>
+        <w:numPr>
+          <w:ilvl w:val="1"/>
+          <w:numId w:val="14"/>
+        </w:numPr>
+        <w:rPr>
+          <w:sz w:val="28"/>
+          <w:szCs w:val="28"/>
+        </w:rPr>
+      </w:pPr>
+      <w:r>
+        <w:rPr>
+          <w:sz w:val="28"/>
+          <w:szCs w:val="28"/>
+        </w:rPr>
+        <w:t>It returns True if both conditions satisfy.</w:t>
+      </w:r>
+    </w:p>
+    <w:p>
+      <w:pPr>
+        <w:pStyle w:val="ListParagraph"/>
+        <w:numPr>
+          <w:ilvl w:val="0"/>
+          <w:numId w:val="14"/>
+        </w:numPr>
+        <w:rPr>
+          <w:b/>
+          <w:bCs/>
+          <w:sz w:val="28"/>
+          <w:szCs w:val="28"/>
+        </w:rPr>
+      </w:pPr>
+      <w:r>
+        <w:rPr>
+          <w:b/>
+          <w:bCs/>
+          <w:sz w:val="28"/>
+          <w:szCs w:val="28"/>
+        </w:rPr>
+        <w:t>OR:</w:t>
+      </w:r>
+    </w:p>
+    <w:p>
+      <w:pPr>
+        <w:pStyle w:val="ListParagraph"/>
+        <w:numPr>
+          <w:ilvl w:val="1"/>
+          <w:numId w:val="14"/>
+        </w:numPr>
+        <w:rPr>
+          <w:sz w:val="28"/>
+          <w:szCs w:val="28"/>
+        </w:rPr>
+      </w:pPr>
+      <w:r>
+        <w:rPr>
+          <w:sz w:val="28"/>
+          <w:szCs w:val="28"/>
+        </w:rPr>
+        <w:t>It’s a binary operator.</w:t>
+      </w:r>
+    </w:p>
+    <w:p>
+      <w:pPr>
+        <w:pStyle w:val="ListParagraph"/>
+        <w:numPr>
+          <w:ilvl w:val="1"/>
+          <w:numId w:val="14"/>
+        </w:numPr>
+        <w:rPr>
+          <w:sz w:val="28"/>
+          <w:szCs w:val="28"/>
+        </w:rPr>
+      </w:pPr>
+      <w:r>
+        <w:rPr>
+          <w:sz w:val="28"/>
+          <w:szCs w:val="28"/>
+        </w:rPr>
+        <w:t>It returns True if any one condition satisfies.</w:t>
+      </w:r>
+    </w:p>
+    <w:p>
+      <w:pPr>
+        <w:pStyle w:val="ListParagraph"/>
+        <w:numPr>
+          <w:ilvl w:val="0"/>
+          <w:numId w:val="14"/>
+        </w:numPr>
+        <w:rPr>
+          <w:b/>
+          <w:bCs/>
+          <w:sz w:val="28"/>
+          <w:szCs w:val="28"/>
+        </w:rPr>
+      </w:pPr>
+      <w:r>
+        <w:rPr>
+          <w:b/>
+          <w:bCs/>
+          <w:sz w:val="28"/>
+          <w:szCs w:val="28"/>
+        </w:rPr>
+        <w:t>NOT:</w:t>
+      </w:r>
+    </w:p>
+    <w:p>
+      <w:pPr>
+        <w:pStyle w:val="ListParagraph"/>
+        <w:numPr>
+          <w:ilvl w:val="1"/>
+          <w:numId w:val="14"/>
+        </w:numPr>
+        <w:rPr>
+          <w:sz w:val="28"/>
+          <w:szCs w:val="28"/>
+        </w:rPr>
+      </w:pPr>
+      <w:r>
+        <w:rPr>
+          <w:sz w:val="28"/>
+          <w:szCs w:val="28"/>
+        </w:rPr>
+        <w:t>It’s a unary operator.</w:t>
+      </w:r>
+    </w:p>
+    <w:p>
+      <w:pPr>
+        <w:pStyle w:val="ListParagraph"/>
+        <w:numPr>
+          <w:ilvl w:val="1"/>
+          <w:numId w:val="14"/>
+        </w:numPr>
+        <w:rPr>
+          <w:sz w:val="28"/>
+          <w:szCs w:val="28"/>
+        </w:rPr>
+      </w:pPr>
+      <w:r>
+        <w:rPr>
+          <w:sz w:val="28"/>
+          <w:szCs w:val="28"/>
+        </w:rPr>
+        <w:t>It’s used to reverse the given input.</w:t>
+      </w:r>
     </w:p>
     <w:sectPr>
       <w:footerReference w:type="default" r:id="rId8"/>
@@ -7503,6 +8244,208 @@
     </w:lvl>
   </w:abstractNum>
   <w:abstractNum w:abstractNumId="1" w15:restartNumberingAfterBreak="0">
+    <w:nsid w:val="1D7E1684"/>
+    <w:multiLevelType w:val="hybridMultilevel"/>
+    <w:tmpl w:val="B06A6A88"/>
+    <w:lvl w:ilvl="0" w:tplc="40090013">
+      <w:start w:val="1"/>
+      <w:numFmt w:val="upperRoman"/>
+      <w:lvlText w:val="%1."/>
+      <w:lvlJc w:val="right"/>
+      <w:pPr>
+        <w:ind w:left="1080" w:hanging="360"/>
+      </w:pPr>
+      <w:rPr>
+        <w:rFonts w:hint="default"/>
+      </w:rPr>
+    </w:lvl>
+    <w:lvl w:ilvl="1" w:tplc="FFFFFFFF" w:tentative="1">
+      <w:start w:val="1"/>
+      <w:numFmt w:val="lowerLetter"/>
+      <w:lvlText w:val="%2."/>
+      <w:lvlJc w:val="left"/>
+      <w:pPr>
+        <w:ind w:left="1800" w:hanging="360"/>
+      </w:pPr>
+    </w:lvl>
+    <w:lvl w:ilvl="2" w:tplc="FFFFFFFF" w:tentative="1">
+      <w:start w:val="1"/>
+      <w:numFmt w:val="lowerRoman"/>
+      <w:lvlText w:val="%3."/>
+      <w:lvlJc w:val="right"/>
+      <w:pPr>
+        <w:ind w:left="2520" w:hanging="180"/>
+      </w:pPr>
+    </w:lvl>
+    <w:lvl w:ilvl="3" w:tplc="FFFFFFFF" w:tentative="1">
+      <w:start w:val="1"/>
+      <w:numFmt w:val="decimal"/>
+      <w:lvlText w:val="%4."/>
+      <w:lvlJc w:val="left"/>
+      <w:pPr>
+        <w:ind w:left="3240" w:hanging="360"/>
+      </w:pPr>
+    </w:lvl>
+    <w:lvl w:ilvl="4" w:tplc="FFFFFFFF" w:tentative="1">
+      <w:start w:val="1"/>
+      <w:numFmt w:val="lowerLetter"/>
+      <w:lvlText w:val="%5."/>
+      <w:lvlJc w:val="left"/>
+      <w:pPr>
+        <w:ind w:left="3960" w:hanging="360"/>
+      </w:pPr>
+    </w:lvl>
+    <w:lvl w:ilvl="5" w:tplc="FFFFFFFF" w:tentative="1">
+      <w:start w:val="1"/>
+      <w:numFmt w:val="lowerRoman"/>
+      <w:lvlText w:val="%6."/>
+      <w:lvlJc w:val="right"/>
+      <w:pPr>
+        <w:ind w:left="4680" w:hanging="180"/>
+      </w:pPr>
+    </w:lvl>
+    <w:lvl w:ilvl="6" w:tplc="FFFFFFFF" w:tentative="1">
+      <w:start w:val="1"/>
+      <w:numFmt w:val="decimal"/>
+      <w:lvlText w:val="%7."/>
+      <w:lvlJc w:val="left"/>
+      <w:pPr>
+        <w:ind w:left="5400" w:hanging="360"/>
+      </w:pPr>
+    </w:lvl>
+    <w:lvl w:ilvl="7" w:tplc="FFFFFFFF" w:tentative="1">
+      <w:start w:val="1"/>
+      <w:numFmt w:val="lowerLetter"/>
+      <w:lvlText w:val="%8."/>
+      <w:lvlJc w:val="left"/>
+      <w:pPr>
+        <w:ind w:left="6120" w:hanging="360"/>
+      </w:pPr>
+    </w:lvl>
+    <w:lvl w:ilvl="8" w:tplc="FFFFFFFF" w:tentative="1">
+      <w:start w:val="1"/>
+      <w:numFmt w:val="lowerRoman"/>
+      <w:lvlText w:val="%9."/>
+      <w:lvlJc w:val="right"/>
+      <w:pPr>
+        <w:ind w:left="6840" w:hanging="180"/>
+      </w:pPr>
+    </w:lvl>
+  </w:abstractNum>
+  <w:abstractNum w:abstractNumId="2" w15:restartNumberingAfterBreak="0">
+    <w:nsid w:val="241857D5"/>
+    <w:multiLevelType w:val="hybridMultilevel"/>
+    <w:tmpl w:val="6BD89FB4"/>
+    <w:lvl w:ilvl="0" w:tplc="6A583642">
+      <w:start w:val="1"/>
+      <w:numFmt w:val="decimal"/>
+      <w:lvlText w:val="%1."/>
+      <w:lvlJc w:val="left"/>
+      <w:pPr>
+        <w:ind w:left="720" w:hanging="360"/>
+      </w:pPr>
+      <w:rPr>
+        <w:rFonts w:asciiTheme="minorHAnsi" w:eastAsiaTheme="minorHAnsi" w:hAnsiTheme="minorHAnsi" w:cstheme="minorBidi"/>
+      </w:rPr>
+    </w:lvl>
+    <w:lvl w:ilvl="1" w:tplc="40090003">
+      <w:start w:val="1"/>
+      <w:numFmt w:val="bullet"/>
+      <w:lvlText w:val="o"/>
+      <w:lvlJc w:val="left"/>
+      <w:pPr>
+        <w:ind w:left="1440" w:hanging="360"/>
+      </w:pPr>
+      <w:rPr>
+        <w:rFonts w:ascii="Courier New" w:hAnsi="Courier New" w:cs="Courier New" w:hint="default"/>
+      </w:rPr>
+    </w:lvl>
+    <w:lvl w:ilvl="2" w:tplc="40090005" w:tentative="1">
+      <w:start w:val="1"/>
+      <w:numFmt w:val="bullet"/>
+      <w:lvlText w:val=""/>
+      <w:lvlJc w:val="left"/>
+      <w:pPr>
+        <w:ind w:left="2160" w:hanging="360"/>
+      </w:pPr>
+      <w:rPr>
+        <w:rFonts w:ascii="Wingdings" w:hAnsi="Wingdings" w:hint="default"/>
+      </w:rPr>
+    </w:lvl>
+    <w:lvl w:ilvl="3" w:tplc="40090001" w:tentative="1">
+      <w:start w:val="1"/>
+      <w:numFmt w:val="bullet"/>
+      <w:lvlText w:val=""/>
+      <w:lvlJc w:val="left"/>
+      <w:pPr>
+        <w:ind w:left="2880" w:hanging="360"/>
+      </w:pPr>
+      <w:rPr>
+        <w:rFonts w:ascii="Symbol" w:hAnsi="Symbol" w:hint="default"/>
+      </w:rPr>
+    </w:lvl>
+    <w:lvl w:ilvl="4" w:tplc="40090003" w:tentative="1">
+      <w:start w:val="1"/>
+      <w:numFmt w:val="bullet"/>
+      <w:lvlText w:val="o"/>
+      <w:lvlJc w:val="left"/>
+      <w:pPr>
+        <w:ind w:left="3600" w:hanging="360"/>
+      </w:pPr>
+      <w:rPr>
+        <w:rFonts w:ascii="Courier New" w:hAnsi="Courier New" w:cs="Courier New" w:hint="default"/>
+      </w:rPr>
+    </w:lvl>
+    <w:lvl w:ilvl="5" w:tplc="40090005" w:tentative="1">
+      <w:start w:val="1"/>
+      <w:numFmt w:val="bullet"/>
+      <w:lvlText w:val=""/>
+      <w:lvlJc w:val="left"/>
+      <w:pPr>
+        <w:ind w:left="4320" w:hanging="360"/>
+      </w:pPr>
+      <w:rPr>
+        <w:rFonts w:ascii="Wingdings" w:hAnsi="Wingdings" w:hint="default"/>
+      </w:rPr>
+    </w:lvl>
+    <w:lvl w:ilvl="6" w:tplc="40090001" w:tentative="1">
+      <w:start w:val="1"/>
+      <w:numFmt w:val="bullet"/>
+      <w:lvlText w:val=""/>
+      <w:lvlJc w:val="left"/>
+      <w:pPr>
+        <w:ind w:left="5040" w:hanging="360"/>
+      </w:pPr>
+      <w:rPr>
+        <w:rFonts w:ascii="Symbol" w:hAnsi="Symbol" w:hint="default"/>
+      </w:rPr>
+    </w:lvl>
+    <w:lvl w:ilvl="7" w:tplc="40090003" w:tentative="1">
+      <w:start w:val="1"/>
+      <w:numFmt w:val="bullet"/>
+      <w:lvlText w:val="o"/>
+      <w:lvlJc w:val="left"/>
+      <w:pPr>
+        <w:ind w:left="5760" w:hanging="360"/>
+      </w:pPr>
+      <w:rPr>
+        <w:rFonts w:ascii="Courier New" w:hAnsi="Courier New" w:cs="Courier New" w:hint="default"/>
+      </w:rPr>
+    </w:lvl>
+    <w:lvl w:ilvl="8" w:tplc="40090005" w:tentative="1">
+      <w:start w:val="1"/>
+      <w:numFmt w:val="bullet"/>
+      <w:lvlText w:val=""/>
+      <w:lvlJc w:val="left"/>
+      <w:pPr>
+        <w:ind w:left="6480" w:hanging="360"/>
+      </w:pPr>
+      <w:rPr>
+        <w:rFonts w:ascii="Wingdings" w:hAnsi="Wingdings" w:hint="default"/>
+      </w:rPr>
+    </w:lvl>
+  </w:abstractNum>
+  <w:abstractNum w:abstractNumId="3" w15:restartNumberingAfterBreak="0">
     <w:nsid w:val="25AA17B3"/>
     <w:multiLevelType w:val="multilevel"/>
     <w:tmpl w:val="D35C29E6"/>
@@ -7651,7 +8594,96 @@
       </w:rPr>
     </w:lvl>
   </w:abstractNum>
-  <w:abstractNum w:abstractNumId="2" w15:restartNumberingAfterBreak="0">
+  <w:abstractNum w:abstractNumId="4" w15:restartNumberingAfterBreak="0">
+    <w:nsid w:val="4910299B"/>
+    <w:multiLevelType w:val="hybridMultilevel"/>
+    <w:tmpl w:val="505E8358"/>
+    <w:lvl w:ilvl="0" w:tplc="40090013">
+      <w:start w:val="1"/>
+      <w:numFmt w:val="upperRoman"/>
+      <w:lvlText w:val="%1."/>
+      <w:lvlJc w:val="right"/>
+      <w:pPr>
+        <w:ind w:left="1080" w:hanging="360"/>
+      </w:pPr>
+      <w:rPr>
+        <w:rFonts w:hint="default"/>
+      </w:rPr>
+    </w:lvl>
+    <w:lvl w:ilvl="1" w:tplc="FFFFFFFF" w:tentative="1">
+      <w:start w:val="1"/>
+      <w:numFmt w:val="lowerLetter"/>
+      <w:lvlText w:val="%2."/>
+      <w:lvlJc w:val="left"/>
+      <w:pPr>
+        <w:ind w:left="1800" w:hanging="360"/>
+      </w:pPr>
+    </w:lvl>
+    <w:lvl w:ilvl="2" w:tplc="FFFFFFFF" w:tentative="1">
+      <w:start w:val="1"/>
+      <w:numFmt w:val="lowerRoman"/>
+      <w:lvlText w:val="%3."/>
+      <w:lvlJc w:val="right"/>
+      <w:pPr>
+        <w:ind w:left="2520" w:hanging="180"/>
+      </w:pPr>
+    </w:lvl>
+    <w:lvl w:ilvl="3" w:tplc="FFFFFFFF" w:tentative="1">
+      <w:start w:val="1"/>
+      <w:numFmt w:val="decimal"/>
+      <w:lvlText w:val="%4."/>
+      <w:lvlJc w:val="left"/>
+      <w:pPr>
+        <w:ind w:left="3240" w:hanging="360"/>
+      </w:pPr>
+    </w:lvl>
+    <w:lvl w:ilvl="4" w:tplc="FFFFFFFF" w:tentative="1">
+      <w:start w:val="1"/>
+      <w:numFmt w:val="lowerLetter"/>
+      <w:lvlText w:val="%5."/>
+      <w:lvlJc w:val="left"/>
+      <w:pPr>
+        <w:ind w:left="3960" w:hanging="360"/>
+      </w:pPr>
+    </w:lvl>
+    <w:lvl w:ilvl="5" w:tplc="FFFFFFFF" w:tentative="1">
+      <w:start w:val="1"/>
+      <w:numFmt w:val="lowerRoman"/>
+      <w:lvlText w:val="%6."/>
+      <w:lvlJc w:val="right"/>
+      <w:pPr>
+        <w:ind w:left="4680" w:hanging="180"/>
+      </w:pPr>
+    </w:lvl>
+    <w:lvl w:ilvl="6" w:tplc="FFFFFFFF" w:tentative="1">
+      <w:start w:val="1"/>
+      <w:numFmt w:val="decimal"/>
+      <w:lvlText w:val="%7."/>
+      <w:lvlJc w:val="left"/>
+      <w:pPr>
+        <w:ind w:left="5400" w:hanging="360"/>
+      </w:pPr>
+    </w:lvl>
+    <w:lvl w:ilvl="7" w:tplc="FFFFFFFF" w:tentative="1">
+      <w:start w:val="1"/>
+      <w:numFmt w:val="lowerLetter"/>
+      <w:lvlText w:val="%8."/>
+      <w:lvlJc w:val="left"/>
+      <w:pPr>
+        <w:ind w:left="6120" w:hanging="360"/>
+      </w:pPr>
+    </w:lvl>
+    <w:lvl w:ilvl="8" w:tplc="FFFFFFFF" w:tentative="1">
+      <w:start w:val="1"/>
+      <w:numFmt w:val="lowerRoman"/>
+      <w:lvlText w:val="%9."/>
+      <w:lvlJc w:val="right"/>
+      <w:pPr>
+        <w:ind w:left="6840" w:hanging="180"/>
+      </w:pPr>
+    </w:lvl>
+  </w:abstractNum>
+  <w:abstractNum w:abstractNumId="5" w15:restartNumberingAfterBreak="0">
     <w:nsid w:val="4C9C522C"/>
     <w:multiLevelType w:val="hybridMultilevel"/>
     <w:tmpl w:val="9CF4E540"/>
@@ -7740,7 +8772,7 @@
       </w:pPr>
     </w:lvl>
   </w:abstractNum>
-  <w:abstractNum w:abstractNumId="3" w15:restartNumberingAfterBreak="0">
+  <w:abstractNum w:abstractNumId="6" w15:restartNumberingAfterBreak="0">
     <w:nsid w:val="52F00AF7"/>
     <w:multiLevelType w:val="multilevel"/>
     <w:tmpl w:val="D30886D8"/>
@@ -7889,7 +8921,7 @@
       </w:rPr>
     </w:lvl>
   </w:abstractNum>
-  <w:abstractNum w:abstractNumId="4" w15:restartNumberingAfterBreak="0">
+  <w:abstractNum w:abstractNumId="7" w15:restartNumberingAfterBreak="0">
     <w:nsid w:val="54F573AB"/>
     <w:multiLevelType w:val="hybridMultilevel"/>
     <w:tmpl w:val="AC56D67E"/>
@@ -8001,7 +9033,7 @@
       </w:rPr>
     </w:lvl>
   </w:abstractNum>
-  <w:abstractNum w:abstractNumId="5" w15:restartNumberingAfterBreak="0">
+  <w:abstractNum w:abstractNumId="8" w15:restartNumberingAfterBreak="0">
     <w:nsid w:val="5B382BCC"/>
     <w:multiLevelType w:val="multilevel"/>
     <w:tmpl w:val="E92034E6"/>
@@ -8114,7 +9146,7 @@
       </w:pPr>
     </w:lvl>
   </w:abstractNum>
-  <w:abstractNum w:abstractNumId="6" w15:restartNumberingAfterBreak="0">
+  <w:abstractNum w:abstractNumId="9" w15:restartNumberingAfterBreak="0">
     <w:nsid w:val="62B46CBE"/>
     <w:multiLevelType w:val="hybridMultilevel"/>
     <w:tmpl w:val="E7B8FE0C"/>
@@ -8226,7 +9258,96 @@
       </w:rPr>
     </w:lvl>
   </w:abstractNum>
-  <w:abstractNum w:abstractNumId="7" w15:restartNumberingAfterBreak="0">
+  <w:abstractNum w:abstractNumId="10" w15:restartNumberingAfterBreak="0">
+    <w:nsid w:val="64E87168"/>
+    <w:multiLevelType w:val="hybridMultilevel"/>
+    <w:tmpl w:val="6E6ED9EC"/>
+    <w:lvl w:ilvl="0" w:tplc="8D4AED76">
+      <w:start w:val="1"/>
+      <w:numFmt w:val="decimal"/>
+      <w:lvlText w:val="%1."/>
+      <w:lvlJc w:val="left"/>
+      <w:pPr>
+        <w:ind w:left="1080" w:hanging="360"/>
+      </w:pPr>
+      <w:rPr>
+        <w:rFonts w:hint="default"/>
+      </w:rPr>
+    </w:lvl>
+    <w:lvl w:ilvl="1" w:tplc="40090019" w:tentative="1">
+      <w:start w:val="1"/>
+      <w:numFmt w:val="lowerLetter"/>
+      <w:lvlText w:val="%2."/>
+      <w:lvlJc w:val="left"/>
+      <w:pPr>
+        <w:ind w:left="1800" w:hanging="360"/>
+      </w:pPr>
+    </w:lvl>
+    <w:lvl w:ilvl="2" w:tplc="4009001B" w:tentative="1">
+      <w:start w:val="1"/>
+      <w:numFmt w:val="lowerRoman"/>
+      <w:lvlText w:val="%3."/>
+      <w:lvlJc w:val="right"/>
+      <w:pPr>
+        <w:ind w:left="2520" w:hanging="180"/>
+      </w:pPr>
+    </w:lvl>
+    <w:lvl w:ilvl="3" w:tplc="4009000F" w:tentative="1">
+      <w:start w:val="1"/>
+      <w:numFmt w:val="decimal"/>
+      <w:lvlText w:val="%4."/>
+      <w:lvlJc w:val="left"/>
+      <w:pPr>
+        <w:ind w:left="3240" w:hanging="360"/>
+      </w:pPr>
+    </w:lvl>
+    <w:lvl w:ilvl="4" w:tplc="40090019" w:tentative="1">
+      <w:start w:val="1"/>
+      <w:numFmt w:val="lowerLetter"/>
+      <w:lvlText w:val="%5."/>
+      <w:lvlJc w:val="left"/>
+      <w:pPr>
+        <w:ind w:left="3960" w:hanging="360"/>
+      </w:pPr>
+    </w:lvl>
+    <w:lvl w:ilvl="5" w:tplc="4009001B" w:tentative="1">
+      <w:start w:val="1"/>
+      <w:numFmt w:val="lowerRoman"/>
+      <w:lvlText w:val="%6."/>
+      <w:lvlJc w:val="right"/>
+      <w:pPr>
+        <w:ind w:left="4680" w:hanging="180"/>
+      </w:pPr>
+    </w:lvl>
+    <w:lvl w:ilvl="6" w:tplc="4009000F" w:tentative="1">
+      <w:start w:val="1"/>
+      <w:numFmt w:val="decimal"/>
+      <w:lvlText w:val="%7."/>
+      <w:lvlJc w:val="left"/>
+      <w:pPr>
+        <w:ind w:left="5400" w:hanging="360"/>
+      </w:pPr>
+    </w:lvl>
+    <w:lvl w:ilvl="7" w:tplc="40090019" w:tentative="1">
+      <w:start w:val="1"/>
+      <w:numFmt w:val="lowerLetter"/>
+      <w:lvlText w:val="%8."/>
+      <w:lvlJc w:val="left"/>
+      <w:pPr>
+        <w:ind w:left="6120" w:hanging="360"/>
+      </w:pPr>
+    </w:lvl>
+    <w:lvl w:ilvl="8" w:tplc="4009001B" w:tentative="1">
+      <w:start w:val="1"/>
+      <w:numFmt w:val="lowerRoman"/>
+      <w:lvlText w:val="%9."/>
+      <w:lvlJc w:val="right"/>
+      <w:pPr>
+        <w:ind w:left="6840" w:hanging="180"/>
+      </w:pPr>
+    </w:lvl>
+  </w:abstractNum>
+  <w:abstractNum w:abstractNumId="11" w15:restartNumberingAfterBreak="0">
     <w:nsid w:val="6DA059D8"/>
     <w:multiLevelType w:val="hybridMultilevel"/>
     <w:tmpl w:val="41361528"/>
@@ -8315,28 +9436,224 @@
       </w:pPr>
     </w:lvl>
   </w:abstractNum>
+  <w:abstractNum w:abstractNumId="12" w15:restartNumberingAfterBreak="0">
+    <w:nsid w:val="717F6C7F"/>
+    <w:multiLevelType w:val="hybridMultilevel"/>
+    <w:tmpl w:val="F8E07416"/>
+    <w:lvl w:ilvl="0" w:tplc="4009000F">
+      <w:start w:val="1"/>
+      <w:numFmt w:val="decimal"/>
+      <w:lvlText w:val="%1."/>
+      <w:lvlJc w:val="left"/>
+      <w:pPr>
+        <w:ind w:left="720" w:hanging="360"/>
+      </w:pPr>
+      <w:rPr>
+        <w:rFonts w:hint="default"/>
+      </w:rPr>
+    </w:lvl>
+    <w:lvl w:ilvl="1" w:tplc="40090019" w:tentative="1">
+      <w:start w:val="1"/>
+      <w:numFmt w:val="lowerLetter"/>
+      <w:lvlText w:val="%2."/>
+      <w:lvlJc w:val="left"/>
+      <w:pPr>
+        <w:ind w:left="1440" w:hanging="360"/>
+      </w:pPr>
+    </w:lvl>
+    <w:lvl w:ilvl="2" w:tplc="4009001B" w:tentative="1">
+      <w:start w:val="1"/>
+      <w:numFmt w:val="lowerRoman"/>
+      <w:lvlText w:val="%3."/>
+      <w:lvlJc w:val="right"/>
+      <w:pPr>
+        <w:ind w:left="2160" w:hanging="180"/>
+      </w:pPr>
+    </w:lvl>
+    <w:lvl w:ilvl="3" w:tplc="4009000F" w:tentative="1">
+      <w:start w:val="1"/>
+      <w:numFmt w:val="decimal"/>
+      <w:lvlText w:val="%4."/>
+      <w:lvlJc w:val="left"/>
+      <w:pPr>
+        <w:ind w:left="2880" w:hanging="360"/>
+      </w:pPr>
+    </w:lvl>
+    <w:lvl w:ilvl="4" w:tplc="40090019" w:tentative="1">
+      <w:start w:val="1"/>
+      <w:numFmt w:val="lowerLetter"/>
+      <w:lvlText w:val="%5."/>
+      <w:lvlJc w:val="left"/>
+      <w:pPr>
+        <w:ind w:left="3600" w:hanging="360"/>
+      </w:pPr>
+    </w:lvl>
+    <w:lvl w:ilvl="5" w:tplc="4009001B" w:tentative="1">
+      <w:start w:val="1"/>
+      <w:numFmt w:val="lowerRoman"/>
+      <w:lvlText w:val="%6."/>
+      <w:lvlJc w:val="right"/>
+      <w:pPr>
+        <w:ind w:left="4320" w:hanging="180"/>
+      </w:pPr>
+    </w:lvl>
+    <w:lvl w:ilvl="6" w:tplc="4009000F" w:tentative="1">
+      <w:start w:val="1"/>
+      <w:numFmt w:val="decimal"/>
+      <w:lvlText w:val="%7."/>
+      <w:lvlJc w:val="left"/>
+      <w:pPr>
+        <w:ind w:left="5040" w:hanging="360"/>
+      </w:pPr>
+    </w:lvl>
+    <w:lvl w:ilvl="7" w:tplc="40090019" w:tentative="1">
+      <w:start w:val="1"/>
+      <w:numFmt w:val="lowerLetter"/>
+      <w:lvlText w:val="%8."/>
+      <w:lvlJc w:val="left"/>
+      <w:pPr>
+        <w:ind w:left="5760" w:hanging="360"/>
+      </w:pPr>
+    </w:lvl>
+    <w:lvl w:ilvl="8" w:tplc="4009001B" w:tentative="1">
+      <w:start w:val="1"/>
+      <w:numFmt w:val="lowerRoman"/>
+      <w:lvlText w:val="%9."/>
+      <w:lvlJc w:val="right"/>
+      <w:pPr>
+        <w:ind w:left="6480" w:hanging="180"/>
+      </w:pPr>
+    </w:lvl>
+  </w:abstractNum>
+  <w:abstractNum w:abstractNumId="13" w15:restartNumberingAfterBreak="0">
+    <w:nsid w:val="76637F62"/>
+    <w:multiLevelType w:val="hybridMultilevel"/>
+    <w:tmpl w:val="9A9837A2"/>
+    <w:lvl w:ilvl="0" w:tplc="90FEFE62">
+      <w:start w:val="1"/>
+      <w:numFmt w:val="decimal"/>
+      <w:lvlText w:val="%1."/>
+      <w:lvlJc w:val="left"/>
+      <w:pPr>
+        <w:ind w:left="1080" w:hanging="360"/>
+      </w:pPr>
+      <w:rPr>
+        <w:rFonts w:hint="default"/>
+      </w:rPr>
+    </w:lvl>
+    <w:lvl w:ilvl="1" w:tplc="40090019" w:tentative="1">
+      <w:start w:val="1"/>
+      <w:numFmt w:val="lowerLetter"/>
+      <w:lvlText w:val="%2."/>
+      <w:lvlJc w:val="left"/>
+      <w:pPr>
+        <w:ind w:left="1800" w:hanging="360"/>
+      </w:pPr>
+    </w:lvl>
+    <w:lvl w:ilvl="2" w:tplc="4009001B" w:tentative="1">
+      <w:start w:val="1"/>
+      <w:numFmt w:val="lowerRoman"/>
+      <w:lvlText w:val="%3."/>
+      <w:lvlJc w:val="right"/>
+      <w:pPr>
+        <w:ind w:left="2520" w:hanging="180"/>
+      </w:pPr>
+    </w:lvl>
+    <w:lvl w:ilvl="3" w:tplc="4009000F" w:tentative="1">
+      <w:start w:val="1"/>
+      <w:numFmt w:val="decimal"/>
+      <w:lvlText w:val="%4."/>
+      <w:lvlJc w:val="left"/>
+      <w:pPr>
+        <w:ind w:left="3240" w:hanging="360"/>
+      </w:pPr>
+    </w:lvl>
+    <w:lvl w:ilvl="4" w:tplc="40090019" w:tentative="1">
+      <w:start w:val="1"/>
+      <w:numFmt w:val="lowerLetter"/>
+      <w:lvlText w:val="%5."/>
+      <w:lvlJc w:val="left"/>
+      <w:pPr>
+        <w:ind w:left="3960" w:hanging="360"/>
+      </w:pPr>
+    </w:lvl>
+    <w:lvl w:ilvl="5" w:tplc="4009001B" w:tentative="1">
+      <w:start w:val="1"/>
+      <w:numFmt w:val="lowerRoman"/>
+      <w:lvlText w:val="%6."/>
+      <w:lvlJc w:val="right"/>
+      <w:pPr>
+        <w:ind w:left="4680" w:hanging="180"/>
+      </w:pPr>
+    </w:lvl>
+    <w:lvl w:ilvl="6" w:tplc="4009000F" w:tentative="1">
+      <w:start w:val="1"/>
+      <w:numFmt w:val="decimal"/>
+      <w:lvlText w:val="%7."/>
+      <w:lvlJc w:val="left"/>
+      <w:pPr>
+        <w:ind w:left="5400" w:hanging="360"/>
+      </w:pPr>
+    </w:lvl>
+    <w:lvl w:ilvl="7" w:tplc="40090019" w:tentative="1">
+      <w:start w:val="1"/>
+      <w:numFmt w:val="lowerLetter"/>
+      <w:lvlText w:val="%8."/>
+      <w:lvlJc w:val="left"/>
+      <w:pPr>
+        <w:ind w:left="6120" w:hanging="360"/>
+      </w:pPr>
+    </w:lvl>
+    <w:lvl w:ilvl="8" w:tplc="4009001B" w:tentative="1">
+      <w:start w:val="1"/>
+      <w:numFmt w:val="lowerRoman"/>
+      <w:lvlText w:val="%9."/>
+      <w:lvlJc w:val="right"/>
+      <w:pPr>
+        <w:ind w:left="6840" w:hanging="180"/>
+      </w:pPr>
+    </w:lvl>
+  </w:abstractNum>
   <w:num w:numId="1" w16cid:durableId="1490903148">
-    <w:abstractNumId w:val="1"/>
+    <w:abstractNumId w:val="3"/>
   </w:num>
   <w:num w:numId="2" w16cid:durableId="999424346">
-    <w:abstractNumId w:val="3"/>
+    <w:abstractNumId w:val="6"/>
   </w:num>
   <w:num w:numId="3" w16cid:durableId="1325819858">
-    <w:abstractNumId w:val="5"/>
+    <w:abstractNumId w:val="8"/>
   </w:num>
   <w:num w:numId="4" w16cid:durableId="133182302">
     <w:abstractNumId w:val="0"/>
   </w:num>
   <w:num w:numId="5" w16cid:durableId="1477799212">
-    <w:abstractNumId w:val="6"/>
+    <w:abstractNumId w:val="9"/>
   </w:num>
   <w:num w:numId="6" w16cid:durableId="1507357191">
+    <w:abstractNumId w:val="7"/>
+  </w:num>
+  <w:num w:numId="7" w16cid:durableId="1234849977">
+    <w:abstractNumId w:val="11"/>
+  </w:num>
+  <w:num w:numId="8" w16cid:durableId="2095319065">
+    <w:abstractNumId w:val="5"/>
+  </w:num>
+  <w:num w:numId="9" w16cid:durableId="1276062488">
+    <w:abstractNumId w:val="12"/>
+  </w:num>
+  <w:num w:numId="10" w16cid:durableId="301732449">
+    <w:abstractNumId w:val="13"/>
+  </w:num>
+  <w:num w:numId="11" w16cid:durableId="565268006">
+    <w:abstractNumId w:val="10"/>
+  </w:num>
+  <w:num w:numId="12" w16cid:durableId="1765566125">
+    <w:abstractNumId w:val="1"/>
+  </w:num>
+  <w:num w:numId="13" w16cid:durableId="1685395611">
     <w:abstractNumId w:val="4"/>
   </w:num>
-  <w:num w:numId="7" w16cid:durableId="1234849977">
-    <w:abstractNumId w:val="7"/>
-  </w:num>
-  <w:num w:numId="8" w16cid:durableId="2095319065">
+  <w:num w:numId="14" w16cid:durableId="371853232">
     <w:abstractNumId w:val="2"/>
   </w:num>
 </w:numbering>

--- a/QS SQL/SQL Class Notes.docx
+++ b/QS SQL/SQL Class Notes.docx
@@ -37,219 +37,390 @@
     </w:p>
     <w:p>
       <w:pPr>
-        <w:rPr>
-          <w:rFonts w:cstheme="minorHAnsi"/>
-          <w:b/>
-          <w:bCs/>
-          <w:sz w:val="28"/>
-          <w:szCs w:val="28"/>
-        </w:rPr>
-      </w:pPr>
-      <w:r>
-        <w:rPr>
-          <w:rFonts w:cstheme="minorHAnsi"/>
-          <w:b/>
-          <w:bCs/>
-          <w:sz w:val="28"/>
-          <w:szCs w:val="28"/>
-        </w:rPr>
-        <w:t>SQL =&gt; Structure Query Language</w:t>
-      </w:r>
-    </w:p>
-    <w:p>
-      <w:pPr>
-        <w:rPr>
-          <w:rFonts w:cstheme="minorHAnsi"/>
-          <w:sz w:val="28"/>
-          <w:szCs w:val="28"/>
-        </w:rPr>
-      </w:pPr>
-      <w:r>
-        <w:rPr>
-          <w:rFonts w:cstheme="minorHAnsi"/>
-          <w:sz w:val="28"/>
-          <w:szCs w:val="28"/>
-        </w:rPr>
-        <w:t xml:space="preserve">What is </w:t>
-      </w:r>
-      <w:r>
-        <w:rPr>
-          <w:rFonts w:cstheme="minorHAnsi"/>
-          <w:b/>
-          <w:bCs/>
-          <w:sz w:val="28"/>
-          <w:szCs w:val="28"/>
+        <w:pStyle w:val="NormalWeb"/>
+      </w:pPr>
+      <w:r>
+        <w:rPr>
+          <w:rStyle w:val="Strong"/>
+        </w:rPr>
+        <w:t>SQL → Structured Query Language</w:t>
+      </w:r>
+    </w:p>
+    <w:p>
+      <w:pPr>
+        <w:pStyle w:val="Heading2"/>
+      </w:pPr>
+      <w:r>
+        <w:t>What is Data?</w:t>
+      </w:r>
+    </w:p>
+    <w:p>
+      <w:pPr>
+        <w:pStyle w:val="NormalWeb"/>
+        <w:numPr>
+          <w:ilvl w:val="0"/>
+          <w:numId w:val="16"/>
+        </w:numPr>
+      </w:pPr>
+      <w:r>
+        <w:rPr>
+          <w:rStyle w:val="Strong"/>
         </w:rPr>
         <w:t>Data</w:t>
       </w:r>
       <w:r>
-        <w:rPr>
-          <w:rFonts w:cstheme="minorHAnsi"/>
-          <w:sz w:val="28"/>
-          <w:szCs w:val="28"/>
-        </w:rPr>
-        <w:t>?</w:t>
-      </w:r>
-    </w:p>
-    <w:p>
-      <w:pPr>
-        <w:pStyle w:val="ListParagraph"/>
+        <w:t xml:space="preserve"> is a collection of raw facts or information used to describe the </w:t>
+      </w:r>
+      <w:r>
+        <w:rPr>
+          <w:rStyle w:val="Strong"/>
+        </w:rPr>
+        <w:t>attributes/characteristics of an object or entity</w:t>
+      </w:r>
+      <w:r>
+        <w:t>.</w:t>
+      </w:r>
+    </w:p>
+    <w:p>
+      <w:pPr>
+        <w:pStyle w:val="NormalWeb"/>
+      </w:pPr>
+      <w:r>
+        <w:rPr>
+          <w:rStyle w:val="Strong"/>
+        </w:rPr>
+        <w:t>Example:</w:t>
+      </w:r>
+      <w:r>
+        <w:br/>
+        <w:t>A marker is an object with the following characteristics:</w:t>
+      </w:r>
+    </w:p>
+    <w:p>
+      <w:pPr>
+        <w:pStyle w:val="NormalWeb"/>
         <w:numPr>
           <w:ilvl w:val="0"/>
-          <w:numId w:val="5"/>
-        </w:numPr>
-        <w:rPr>
-          <w:rFonts w:cstheme="minorHAnsi"/>
-          <w:sz w:val="28"/>
-          <w:szCs w:val="28"/>
-        </w:rPr>
-      </w:pPr>
-      <w:r>
-        <w:rPr>
-          <w:rFonts w:cstheme="minorHAnsi"/>
-          <w:sz w:val="28"/>
-          <w:szCs w:val="28"/>
-        </w:rPr>
-        <w:t>Data is a raw fact which is used to describe the attributes/characteristics of any object or entity.</w:t>
-      </w:r>
-    </w:p>
-    <w:p>
-      <w:pPr>
-        <w:ind w:left="360"/>
-        <w:rPr>
-          <w:rFonts w:cstheme="minorHAnsi"/>
-          <w:sz w:val="28"/>
-          <w:szCs w:val="28"/>
-        </w:rPr>
-      </w:pPr>
-      <w:r>
-        <w:rPr>
-          <w:rFonts w:cstheme="minorHAnsi"/>
-          <w:sz w:val="28"/>
-          <w:szCs w:val="28"/>
-        </w:rPr>
-        <w:t>For ex. 1 marker (OBJECT) has some characteristics =</w:t>
-      </w:r>
-      <w:r>
-        <w:rPr>
-          <w:rFonts w:cstheme="minorHAnsi"/>
-          <w:sz w:val="28"/>
-          <w:szCs w:val="28"/>
-        </w:rPr>
-        <w:t xml:space="preserve"> </w:t>
-      </w:r>
-      <w:r>
-        <w:rPr>
-          <w:rFonts w:cstheme="minorHAnsi"/>
-          <w:sz w:val="28"/>
-          <w:szCs w:val="28"/>
-        </w:rPr>
-        <w:t>length: 13cm</w:t>
-      </w:r>
-      <w:r>
-        <w:rPr>
-          <w:rFonts w:cstheme="minorHAnsi"/>
-          <w:sz w:val="28"/>
-          <w:szCs w:val="28"/>
-        </w:rPr>
-        <w:t xml:space="preserve">, colour: black, brand: Camlin, price: 25 </w:t>
-      </w:r>
-    </w:p>
-    <w:p>
-      <w:pPr>
-        <w:rPr>
-          <w:rFonts w:cstheme="minorHAnsi"/>
-          <w:sz w:val="28"/>
-          <w:szCs w:val="28"/>
-        </w:rPr>
-      </w:pPr>
-    </w:p>
-    <w:p>
-      <w:pPr>
-        <w:rPr>
-          <w:rFonts w:cstheme="minorHAnsi"/>
-          <w:sz w:val="28"/>
-          <w:szCs w:val="28"/>
-        </w:rPr>
-      </w:pPr>
-      <w:r>
-        <w:rPr>
-          <w:rFonts w:cstheme="minorHAnsi"/>
-          <w:sz w:val="28"/>
-          <w:szCs w:val="28"/>
-        </w:rPr>
-        <w:t xml:space="preserve">What is </w:t>
-      </w:r>
-      <w:r>
-        <w:rPr>
-          <w:rFonts w:cstheme="minorHAnsi"/>
-          <w:b/>
-          <w:bCs/>
-          <w:sz w:val="28"/>
-          <w:szCs w:val="28"/>
+          <w:numId w:val="17"/>
+        </w:numPr>
+      </w:pPr>
+      <w:r>
+        <w:t>Length: 13 cm</w:t>
+      </w:r>
+    </w:p>
+    <w:p>
+      <w:pPr>
+        <w:pStyle w:val="NormalWeb"/>
+        <w:numPr>
+          <w:ilvl w:val="0"/>
+          <w:numId w:val="17"/>
+        </w:numPr>
+      </w:pPr>
+      <w:r>
+        <w:t>Colour: Black</w:t>
+      </w:r>
+    </w:p>
+    <w:p>
+      <w:pPr>
+        <w:pStyle w:val="NormalWeb"/>
+        <w:numPr>
+          <w:ilvl w:val="0"/>
+          <w:numId w:val="17"/>
+        </w:numPr>
+      </w:pPr>
+      <w:r>
+        <w:t>Brand: Camlin</w:t>
+      </w:r>
+    </w:p>
+    <w:p>
+      <w:pPr>
+        <w:pStyle w:val="NormalWeb"/>
+        <w:numPr>
+          <w:ilvl w:val="0"/>
+          <w:numId w:val="17"/>
+        </w:numPr>
+      </w:pPr>
+      <w:r>
+        <w:t>Price: ₹25</w:t>
+      </w:r>
+    </w:p>
+    <w:p>
+      <w:pPr>
+        <w:pStyle w:val="Heading2"/>
+      </w:pPr>
+      <w:r>
+        <w:t>What is a Database?</w:t>
+      </w:r>
+    </w:p>
+    <w:p>
+      <w:pPr>
+        <w:pStyle w:val="NormalWeb"/>
+        <w:numPr>
+          <w:ilvl w:val="0"/>
+          <w:numId w:val="18"/>
+        </w:numPr>
+      </w:pPr>
+      <w:r>
+        <w:t xml:space="preserve">A </w:t>
+      </w:r>
+      <w:r>
+        <w:rPr>
+          <w:rStyle w:val="Strong"/>
         </w:rPr>
         <w:t>Database</w:t>
       </w:r>
       <w:r>
-        <w:rPr>
-          <w:rFonts w:cstheme="minorHAnsi"/>
-          <w:sz w:val="28"/>
-          <w:szCs w:val="28"/>
-        </w:rPr>
-        <w:t xml:space="preserve">? </w:t>
-      </w:r>
-    </w:p>
-    <w:p>
-      <w:pPr>
-        <w:pStyle w:val="ListParagraph"/>
+        <w:t xml:space="preserve"> is a storage medium/container used to store data in a </w:t>
+      </w:r>
+      <w:r>
+        <w:rPr>
+          <w:rStyle w:val="Strong"/>
+        </w:rPr>
+        <w:t>systematic and organized manner</w:t>
+      </w:r>
+      <w:r>
+        <w:t>.</w:t>
+      </w:r>
+    </w:p>
+    <w:p>
+      <w:pPr>
+        <w:pStyle w:val="NormalWeb"/>
         <w:numPr>
           <w:ilvl w:val="0"/>
-          <w:numId w:val="5"/>
-        </w:numPr>
-        <w:rPr>
-          <w:rFonts w:cstheme="minorHAnsi"/>
-          <w:sz w:val="28"/>
-          <w:szCs w:val="28"/>
-        </w:rPr>
-      </w:pPr>
-      <w:r>
-        <w:rPr>
-          <w:rFonts w:cstheme="minorHAnsi"/>
-          <w:sz w:val="28"/>
-          <w:szCs w:val="28"/>
-        </w:rPr>
-        <w:t xml:space="preserve">It is a place / medium / container which is used to store any data in a systematic and organised manner </w:t>
-      </w:r>
-    </w:p>
-    <w:p>
-      <w:pPr>
-        <w:pStyle w:val="ListParagraph"/>
+          <w:numId w:val="18"/>
+        </w:numPr>
+      </w:pPr>
+      <w:r>
+        <w:t xml:space="preserve">It allows us to </w:t>
+      </w:r>
+      <w:r>
+        <w:rPr>
+          <w:rStyle w:val="Strong"/>
+        </w:rPr>
+        <w:t>store, manage, retrieve, and manipulate</w:t>
+      </w:r>
+      <w:r>
+        <w:t xml:space="preserve"> data efficiently.</w:t>
+      </w:r>
+    </w:p>
+    <w:p>
+      <w:pPr>
+        <w:pStyle w:val="NormalWeb"/>
         <w:numPr>
           <w:ilvl w:val="0"/>
-          <w:numId w:val="5"/>
-        </w:numPr>
-        <w:rPr>
-          <w:rFonts w:cstheme="minorHAnsi"/>
-          <w:sz w:val="28"/>
-          <w:szCs w:val="28"/>
-        </w:rPr>
-      </w:pPr>
-      <w:r>
-        <w:rPr>
-          <w:rFonts w:cstheme="minorHAnsi"/>
-          <w:sz w:val="28"/>
-          <w:szCs w:val="28"/>
-        </w:rPr>
-        <w:t>The basic operations we can perform in our database is CRUD operations</w:t>
-      </w:r>
-      <w:r>
-        <w:rPr>
-          <w:rFonts w:cstheme="minorHAnsi"/>
-          <w:noProof/>
-        </w:rPr>
-        <w:t xml:space="preserve"> </w:t>
-      </w:r>
-    </w:p>
+          <w:numId w:val="18"/>
+        </w:numPr>
+      </w:pPr>
+      <w:r>
+        <w:t xml:space="preserve">The basic operations performed on data in a database are called </w:t>
+      </w:r>
+      <w:r>
+        <w:rPr>
+          <w:rStyle w:val="Strong"/>
+        </w:rPr>
+        <w:t>CRUD operations</w:t>
+      </w:r>
+      <w:r>
+        <w:t>:</w:t>
+      </w:r>
+    </w:p>
+    <w:tbl>
+      <w:tblPr>
+        <w:tblW w:w="0" w:type="auto"/>
+        <w:tblCellSpacing w:w="15" w:type="dxa"/>
+        <w:tblCellMar>
+          <w:top w:w="15" w:type="dxa"/>
+          <w:left w:w="15" w:type="dxa"/>
+          <w:bottom w:w="15" w:type="dxa"/>
+          <w:right w:w="15" w:type="dxa"/>
+        </w:tblCellMar>
+        <w:tblLook w:val="04A0" w:firstRow="1" w:lastRow="0" w:firstColumn="1" w:lastColumn="0" w:noHBand="0" w:noVBand="1"/>
+      </w:tblPr>
+      <w:tblGrid>
+        <w:gridCol w:w="1007"/>
+        <w:gridCol w:w="882"/>
+      </w:tblGrid>
+      <w:tr>
+        <w:trPr>
+          <w:tblHeader/>
+          <w:tblCellSpacing w:w="15" w:type="dxa"/>
+        </w:trPr>
+        <w:tc>
+          <w:tcPr>
+            <w:tcW w:w="0" w:type="auto"/>
+            <w:vAlign w:val="center"/>
+            <w:hideMark/>
+          </w:tcPr>
+          <w:p>
+            <w:pPr>
+              <w:jc w:val="center"/>
+              <w:rPr>
+                <w:b/>
+                <w:bCs/>
+              </w:rPr>
+            </w:pPr>
+            <w:r>
+              <w:rPr>
+                <w:b/>
+                <w:bCs/>
+              </w:rPr>
+              <w:t>Operation</w:t>
+            </w:r>
+          </w:p>
+        </w:tc>
+        <w:tc>
+          <w:tcPr>
+            <w:tcW w:w="0" w:type="auto"/>
+            <w:vAlign w:val="center"/>
+            <w:hideMark/>
+          </w:tcPr>
+          <w:p>
+            <w:pPr>
+              <w:jc w:val="center"/>
+              <w:rPr>
+                <w:b/>
+                <w:bCs/>
+              </w:rPr>
+            </w:pPr>
+            <w:r>
+              <w:rPr>
+                <w:b/>
+                <w:bCs/>
+              </w:rPr>
+              <w:t>Meaning</w:t>
+            </w:r>
+          </w:p>
+        </w:tc>
+      </w:tr>
+      <w:tr>
+        <w:trPr>
+          <w:tblCellSpacing w:w="15" w:type="dxa"/>
+        </w:trPr>
+        <w:tc>
+          <w:tcPr>
+            <w:tcW w:w="0" w:type="auto"/>
+            <w:vAlign w:val="center"/>
+            <w:hideMark/>
+          </w:tcPr>
+          <w:p>
+            <w:r>
+              <w:rPr>
+                <w:rStyle w:val="Strong"/>
+              </w:rPr>
+              <w:t>C</w:t>
+            </w:r>
+          </w:p>
+        </w:tc>
+        <w:tc>
+          <w:tcPr>
+            <w:tcW w:w="0" w:type="auto"/>
+            <w:vAlign w:val="center"/>
+            <w:hideMark/>
+          </w:tcPr>
+          <w:p>
+            <w:r>
+              <w:t>Create</w:t>
+            </w:r>
+          </w:p>
+        </w:tc>
+      </w:tr>
+      <w:tr>
+        <w:trPr>
+          <w:tblCellSpacing w:w="15" w:type="dxa"/>
+        </w:trPr>
+        <w:tc>
+          <w:tcPr>
+            <w:tcW w:w="0" w:type="auto"/>
+            <w:vAlign w:val="center"/>
+            <w:hideMark/>
+          </w:tcPr>
+          <w:p>
+            <w:r>
+              <w:rPr>
+                <w:rStyle w:val="Strong"/>
+              </w:rPr>
+              <w:t>R</w:t>
+            </w:r>
+          </w:p>
+        </w:tc>
+        <w:tc>
+          <w:tcPr>
+            <w:tcW w:w="0" w:type="auto"/>
+            <w:vAlign w:val="center"/>
+            <w:hideMark/>
+          </w:tcPr>
+          <w:p>
+            <w:r>
+              <w:t>Read</w:t>
+            </w:r>
+          </w:p>
+        </w:tc>
+      </w:tr>
+      <w:tr>
+        <w:trPr>
+          <w:tblCellSpacing w:w="15" w:type="dxa"/>
+        </w:trPr>
+        <w:tc>
+          <w:tcPr>
+            <w:tcW w:w="0" w:type="auto"/>
+            <w:vAlign w:val="center"/>
+            <w:hideMark/>
+          </w:tcPr>
+          <w:p>
+            <w:r>
+              <w:rPr>
+                <w:rStyle w:val="Strong"/>
+              </w:rPr>
+              <w:t>U</w:t>
+            </w:r>
+          </w:p>
+        </w:tc>
+        <w:tc>
+          <w:tcPr>
+            <w:tcW w:w="0" w:type="auto"/>
+            <w:vAlign w:val="center"/>
+            <w:hideMark/>
+          </w:tcPr>
+          <w:p>
+            <w:r>
+              <w:t>Update</w:t>
+            </w:r>
+          </w:p>
+        </w:tc>
+      </w:tr>
+      <w:tr>
+        <w:trPr>
+          <w:tblCellSpacing w:w="15" w:type="dxa"/>
+        </w:trPr>
+        <w:tc>
+          <w:tcPr>
+            <w:tcW w:w="0" w:type="auto"/>
+            <w:vAlign w:val="center"/>
+            <w:hideMark/>
+          </w:tcPr>
+          <w:p>
+            <w:r>
+              <w:rPr>
+                <w:rStyle w:val="Strong"/>
+              </w:rPr>
+              <w:t>D</w:t>
+            </w:r>
+          </w:p>
+        </w:tc>
+        <w:tc>
+          <w:tcPr>
+            <w:tcW w:w="0" w:type="auto"/>
+            <w:vAlign w:val="center"/>
+            <w:hideMark/>
+          </w:tcPr>
+          <w:p>
+            <w:r>
+              <w:t>Delete</w:t>
+            </w:r>
+          </w:p>
+        </w:tc>
+      </w:tr>
+    </w:tbl>
     <w:p>
       <w:pPr>
         <w:rPr>
@@ -652,111 +823,180 @@
     </w:p>
     <w:p>
       <w:pPr>
-        <w:rPr>
-          <w:rFonts w:cstheme="minorHAnsi"/>
-          <w:b/>
-          <w:bCs/>
-          <w:sz w:val="28"/>
-          <w:szCs w:val="28"/>
-        </w:rPr>
-      </w:pPr>
-      <w:r>
-        <w:rPr>
-          <w:rFonts w:cstheme="minorHAnsi"/>
-          <w:b/>
-          <w:bCs/>
-          <w:sz w:val="28"/>
-          <w:szCs w:val="28"/>
-        </w:rPr>
-        <w:t>DBMS = Database Management System</w:t>
-      </w:r>
-    </w:p>
-    <w:p>
-      <w:pPr>
-        <w:pStyle w:val="ListParagraph"/>
+        <w:pStyle w:val="Heading1"/>
+      </w:pPr>
+      <w:r>
+        <w:t>DBMS</w:t>
+      </w:r>
+    </w:p>
+    <w:p>
+      <w:pPr>
+        <w:pStyle w:val="NormalWeb"/>
+      </w:pPr>
+      <w:r>
+        <w:rPr>
+          <w:rStyle w:val="Strong"/>
+        </w:rPr>
+        <w:t>DBMS → Database Management System</w:t>
+      </w:r>
+    </w:p>
+    <w:p>
+      <w:pPr>
+        <w:pStyle w:val="NormalWeb"/>
         <w:numPr>
           <w:ilvl w:val="0"/>
-          <w:numId w:val="5"/>
-        </w:numPr>
-        <w:rPr>
-          <w:rFonts w:cstheme="minorHAnsi"/>
-          <w:sz w:val="28"/>
-          <w:szCs w:val="28"/>
-        </w:rPr>
-      </w:pPr>
-      <w:r>
-        <w:rPr>
-          <w:rFonts w:cstheme="minorHAnsi"/>
-          <w:sz w:val="28"/>
-          <w:szCs w:val="28"/>
-        </w:rPr>
-        <w:t>It is a software which is used to maintain and manage our database by providing security and authorization.</w:t>
-      </w:r>
-    </w:p>
-    <w:p>
-      <w:pPr>
-        <w:pStyle w:val="ListParagraph"/>
+          <w:numId w:val="19"/>
+        </w:numPr>
+      </w:pPr>
+      <w:r>
+        <w:rPr>
+          <w:rStyle w:val="Strong"/>
+        </w:rPr>
+        <w:t>DBMS</w:t>
+      </w:r>
+      <w:r>
+        <w:t xml:space="preserve"> is software used to </w:t>
+      </w:r>
+      <w:r>
+        <w:rPr>
+          <w:rStyle w:val="Strong"/>
+        </w:rPr>
+        <w:t>store, maintain, and manage data</w:t>
+      </w:r>
+      <w:r>
+        <w:t xml:space="preserve"> in a database efficiently.</w:t>
+      </w:r>
+    </w:p>
+    <w:p>
+      <w:pPr>
+        <w:pStyle w:val="NormalWeb"/>
         <w:numPr>
           <w:ilvl w:val="0"/>
-          <w:numId w:val="5"/>
-        </w:numPr>
-        <w:rPr>
-          <w:rFonts w:cstheme="minorHAnsi"/>
-          <w:sz w:val="28"/>
-          <w:szCs w:val="28"/>
-        </w:rPr>
-      </w:pPr>
-      <w:r>
-        <w:rPr>
-          <w:rFonts w:cstheme="minorHAnsi"/>
-          <w:sz w:val="28"/>
-          <w:szCs w:val="28"/>
-        </w:rPr>
-        <w:t>Security and authorization are the two important features that DBMS provide.</w:t>
-      </w:r>
-    </w:p>
-    <w:p>
-      <w:pPr>
-        <w:pStyle w:val="ListParagraph"/>
+          <w:numId w:val="19"/>
+        </w:numPr>
+      </w:pPr>
+      <w:r>
+        <w:t xml:space="preserve">It provides important features such as </w:t>
+      </w:r>
+      <w:r>
+        <w:rPr>
+          <w:rStyle w:val="Strong"/>
+        </w:rPr>
+        <w:t>security and authorization</w:t>
+      </w:r>
+      <w:r>
+        <w:t xml:space="preserve"> to protect data and control user access.</w:t>
+      </w:r>
+    </w:p>
+    <w:p>
+      <w:pPr>
+        <w:pStyle w:val="NormalWeb"/>
         <w:numPr>
           <w:ilvl w:val="0"/>
-          <w:numId w:val="5"/>
-        </w:numPr>
-        <w:rPr>
-          <w:rFonts w:cstheme="minorHAnsi"/>
-          <w:sz w:val="28"/>
-          <w:szCs w:val="28"/>
-        </w:rPr>
-      </w:pPr>
-      <w:r>
-        <w:rPr>
-          <w:rFonts w:cstheme="minorHAnsi"/>
-          <w:sz w:val="28"/>
-          <w:szCs w:val="28"/>
-        </w:rPr>
-        <w:t>We use Query language to communicate / interact with DBMS.</w:t>
-      </w:r>
-    </w:p>
-    <w:p>
-      <w:pPr>
-        <w:pStyle w:val="ListParagraph"/>
+          <w:numId w:val="19"/>
+        </w:numPr>
+      </w:pPr>
+      <w:r>
+        <w:lastRenderedPageBreak/>
+        <w:t xml:space="preserve">We use a </w:t>
+      </w:r>
+      <w:r>
+        <w:rPr>
+          <w:rStyle w:val="Strong"/>
+        </w:rPr>
+        <w:t>query language (SQL)</w:t>
+      </w:r>
+      <w:r>
+        <w:t xml:space="preserve"> to communicate and interact with the DBMS.</w:t>
+      </w:r>
+    </w:p>
+    <w:p>
+      <w:pPr>
+        <w:pStyle w:val="NormalWeb"/>
         <w:numPr>
           <w:ilvl w:val="0"/>
-          <w:numId w:val="5"/>
-        </w:numPr>
-        <w:rPr>
-          <w:rFonts w:cstheme="minorHAnsi"/>
-          <w:sz w:val="28"/>
-          <w:szCs w:val="28"/>
-        </w:rPr>
-      </w:pPr>
-      <w:r>
-        <w:rPr>
-          <w:rFonts w:cstheme="minorHAnsi"/>
-          <w:sz w:val="28"/>
-          <w:szCs w:val="28"/>
-        </w:rPr>
-        <w:t>DBMS stores the data in file format.</w:t>
+          <w:numId w:val="19"/>
+        </w:numPr>
+      </w:pPr>
+      <w:r>
+        <w:t xml:space="preserve">A DBMS manages and stores data in an organized manner, typically using </w:t>
+      </w:r>
+      <w:r>
+        <w:rPr>
+          <w:rStyle w:val="Strong"/>
+        </w:rPr>
+        <w:t>files or other storage structures</w:t>
+      </w:r>
+      <w:r>
+        <w:t>.</w:t>
+      </w:r>
+    </w:p>
+    <w:p>
+      <w:pPr>
+        <w:pStyle w:val="Heading3"/>
+      </w:pPr>
+      <w:r>
+        <w:t>Key Features of DBMS</w:t>
+      </w:r>
+    </w:p>
+    <w:p>
+      <w:pPr>
+        <w:pStyle w:val="NormalWeb"/>
+        <w:numPr>
+          <w:ilvl w:val="0"/>
+          <w:numId w:val="20"/>
+        </w:numPr>
+      </w:pPr>
+      <w:r>
+        <w:rPr>
+          <w:rStyle w:val="Strong"/>
+        </w:rPr>
+        <w:t>Data Security</w:t>
+      </w:r>
+    </w:p>
+    <w:p>
+      <w:pPr>
+        <w:pStyle w:val="NormalWeb"/>
+        <w:numPr>
+          <w:ilvl w:val="0"/>
+          <w:numId w:val="20"/>
+        </w:numPr>
+      </w:pPr>
+      <w:r>
+        <w:rPr>
+          <w:rStyle w:val="Strong"/>
+        </w:rPr>
+        <w:t>Authorization &amp; Access Control</w:t>
+      </w:r>
+    </w:p>
+    <w:p>
+      <w:pPr>
+        <w:pStyle w:val="NormalWeb"/>
+        <w:numPr>
+          <w:ilvl w:val="0"/>
+          <w:numId w:val="20"/>
+        </w:numPr>
+      </w:pPr>
+      <w:r>
+        <w:rPr>
+          <w:rStyle w:val="Strong"/>
+        </w:rPr>
+        <w:t>Data Storage &amp; Management</w:t>
+      </w:r>
+    </w:p>
+    <w:p>
+      <w:pPr>
+        <w:pStyle w:val="NormalWeb"/>
+        <w:numPr>
+          <w:ilvl w:val="0"/>
+          <w:numId w:val="20"/>
+        </w:numPr>
+      </w:pPr>
+      <w:r>
+        <w:rPr>
+          <w:rStyle w:val="Strong"/>
+        </w:rPr>
+        <w:t>Data Retrieval &amp; Manipulation</w:t>
       </w:r>
     </w:p>
     <w:p>
@@ -1429,7 +1669,6 @@
           <w:sz w:val="28"/>
           <w:szCs w:val="28"/>
         </w:rPr>
-        <w:lastRenderedPageBreak/>
         <w:t>TUESDAY, 04-AUGUST-2026</w:t>
       </w:r>
     </w:p>
@@ -1447,153 +1686,296 @@
     </w:p>
     <w:p>
       <w:pPr>
-        <w:tabs>
-          <w:tab w:val="left" w:pos="7751"/>
-        </w:tabs>
-        <w:rPr>
-          <w:rFonts w:cstheme="minorHAnsi"/>
-          <w:b/>
-          <w:bCs/>
-          <w:sz w:val="28"/>
-          <w:szCs w:val="28"/>
-        </w:rPr>
-      </w:pPr>
-      <w:r>
-        <w:rPr>
-          <w:rFonts w:cstheme="minorHAnsi"/>
-          <w:b/>
-          <w:bCs/>
-          <w:sz w:val="28"/>
-          <w:szCs w:val="28"/>
-        </w:rPr>
-        <w:t>RDBMS?</w:t>
-      </w:r>
-    </w:p>
-    <w:p>
-      <w:pPr>
-        <w:pStyle w:val="ListParagraph"/>
+        <w:pStyle w:val="Heading1"/>
+      </w:pPr>
+      <w:r>
+        <w:t>RDBMS</w:t>
+      </w:r>
+    </w:p>
+    <w:p>
+      <w:pPr>
+        <w:pStyle w:val="NormalWeb"/>
+      </w:pPr>
+      <w:r>
+        <w:rPr>
+          <w:rStyle w:val="Strong"/>
+        </w:rPr>
+        <w:t>RDBMS → Relational Database Management System</w:t>
+      </w:r>
+    </w:p>
+    <w:p>
+      <w:pPr>
+        <w:pStyle w:val="NormalWeb"/>
         <w:numPr>
           <w:ilvl w:val="0"/>
-          <w:numId w:val="5"/>
-        </w:numPr>
-        <w:tabs>
-          <w:tab w:val="left" w:pos="7751"/>
-        </w:tabs>
-        <w:rPr>
-          <w:rFonts w:cstheme="minorHAnsi"/>
-          <w:sz w:val="28"/>
-          <w:szCs w:val="28"/>
-          <w:u w:val="single"/>
-        </w:rPr>
-      </w:pPr>
-      <w:r>
-        <w:rPr>
-          <w:rFonts w:cstheme="minorHAnsi"/>
-          <w:sz w:val="28"/>
-          <w:szCs w:val="28"/>
-          <w:u w:val="single"/>
-        </w:rPr>
-        <w:t>Relational Database Management System</w:t>
-      </w:r>
-    </w:p>
-    <w:p>
-      <w:pPr>
-        <w:pStyle w:val="ListParagraph"/>
+          <w:numId w:val="21"/>
+        </w:numPr>
+      </w:pPr>
+      <w:r>
+        <w:rPr>
+          <w:rStyle w:val="Strong"/>
+        </w:rPr>
+        <w:t>RDBMS</w:t>
+      </w:r>
+      <w:r>
+        <w:t xml:space="preserve"> is a type of </w:t>
+      </w:r>
+      <w:r>
+        <w:rPr>
+          <w:rStyle w:val="Strong"/>
+        </w:rPr>
+        <w:t>DBMS</w:t>
+      </w:r>
+      <w:r>
+        <w:t xml:space="preserve"> used to store, maintain, and manage data in a relational database.</w:t>
+      </w:r>
+    </w:p>
+    <w:p>
+      <w:pPr>
+        <w:pStyle w:val="NormalWeb"/>
         <w:numPr>
           <w:ilvl w:val="0"/>
-          <w:numId w:val="5"/>
-        </w:numPr>
-        <w:tabs>
-          <w:tab w:val="left" w:pos="7751"/>
-        </w:tabs>
-        <w:rPr>
-          <w:rFonts w:cstheme="minorHAnsi"/>
-          <w:sz w:val="28"/>
-          <w:szCs w:val="28"/>
-        </w:rPr>
-      </w:pPr>
-      <w:r>
-        <w:rPr>
-          <w:rFonts w:cstheme="minorHAnsi"/>
-          <w:sz w:val="28"/>
-          <w:szCs w:val="28"/>
-        </w:rPr>
-        <w:t>It is a type of a DBMS software which is used to maintain and manage our database.</w:t>
-      </w:r>
-    </w:p>
-    <w:p>
-      <w:pPr>
-        <w:pStyle w:val="ListParagraph"/>
+          <w:numId w:val="21"/>
+        </w:numPr>
+      </w:pPr>
+      <w:r>
+        <w:t xml:space="preserve">It organizes data in </w:t>
+      </w:r>
+      <w:r>
+        <w:rPr>
+          <w:rStyle w:val="Strong"/>
+        </w:rPr>
+        <w:t>tabular form</w:t>
+      </w:r>
+      <w:r>
+        <w:t xml:space="preserve">, using </w:t>
+      </w:r>
+      <w:r>
+        <w:rPr>
+          <w:rStyle w:val="Strong"/>
+        </w:rPr>
+        <w:t>rows and columns</w:t>
+      </w:r>
+      <w:r>
+        <w:t>.</w:t>
+      </w:r>
+    </w:p>
+    <w:p>
+      <w:pPr>
+        <w:pStyle w:val="NormalWeb"/>
         <w:numPr>
           <w:ilvl w:val="0"/>
-          <w:numId w:val="5"/>
-        </w:numPr>
-        <w:tabs>
-          <w:tab w:val="left" w:pos="7751"/>
-        </w:tabs>
-        <w:rPr>
-          <w:rFonts w:cstheme="minorHAnsi"/>
-          <w:sz w:val="28"/>
-          <w:szCs w:val="28"/>
-        </w:rPr>
-      </w:pPr>
-      <w:r>
-        <w:rPr>
-          <w:rFonts w:cstheme="minorHAnsi"/>
-          <w:sz w:val="28"/>
-          <w:szCs w:val="28"/>
-        </w:rPr>
-        <w:t>Security and authorization are the two important features that RDBMS provide.</w:t>
-      </w:r>
-    </w:p>
-    <w:p>
-      <w:pPr>
-        <w:pStyle w:val="ListParagraph"/>
+          <w:numId w:val="21"/>
+        </w:numPr>
+      </w:pPr>
+      <w:r>
+        <w:t xml:space="preserve">Tables can be related to each other using </w:t>
+      </w:r>
+      <w:r>
+        <w:rPr>
+          <w:rStyle w:val="Strong"/>
+        </w:rPr>
+        <w:t>keys</w:t>
+      </w:r>
+      <w:r>
+        <w:t xml:space="preserve"> such as Primary Key and Foreign Key.</w:t>
+      </w:r>
+    </w:p>
+    <w:p>
+      <w:pPr>
+        <w:pStyle w:val="NormalWeb"/>
         <w:numPr>
           <w:ilvl w:val="0"/>
-          <w:numId w:val="5"/>
-        </w:numPr>
-        <w:tabs>
-          <w:tab w:val="left" w:pos="7751"/>
-        </w:tabs>
-        <w:rPr>
-          <w:rFonts w:cstheme="minorHAnsi"/>
-          <w:sz w:val="28"/>
-          <w:szCs w:val="28"/>
-        </w:rPr>
-      </w:pPr>
-      <w:r>
-        <w:rPr>
-          <w:rFonts w:cstheme="minorHAnsi"/>
-          <w:sz w:val="28"/>
-          <w:szCs w:val="28"/>
-        </w:rPr>
-        <w:t>We use SQL (Structure Query Language) to communicate interact with RDBMS.</w:t>
-      </w:r>
-    </w:p>
-    <w:p>
-      <w:pPr>
-        <w:pStyle w:val="ListParagraph"/>
+          <w:numId w:val="21"/>
+        </w:numPr>
+      </w:pPr>
+      <w:r>
+        <w:t xml:space="preserve">It provides important features such as </w:t>
+      </w:r>
+      <w:r>
+        <w:rPr>
+          <w:rStyle w:val="Strong"/>
+        </w:rPr>
+        <w:t>security and authorization</w:t>
+      </w:r>
+      <w:r>
+        <w:t>.</w:t>
+      </w:r>
+    </w:p>
+    <w:p>
+      <w:pPr>
+        <w:pStyle w:val="NormalWeb"/>
         <w:numPr>
           <w:ilvl w:val="0"/>
-          <w:numId w:val="5"/>
-        </w:numPr>
-        <w:tabs>
-          <w:tab w:val="left" w:pos="7751"/>
-        </w:tabs>
-        <w:rPr>
-          <w:rFonts w:cstheme="minorHAnsi"/>
-          <w:sz w:val="28"/>
-          <w:szCs w:val="28"/>
-        </w:rPr>
-      </w:pPr>
-      <w:r>
-        <w:rPr>
-          <w:rFonts w:cstheme="minorHAnsi"/>
-          <w:sz w:val="28"/>
-          <w:szCs w:val="28"/>
-        </w:rPr>
-        <w:t>RDBMS stores the date in tabular form or table format.</w:t>
+          <w:numId w:val="21"/>
+        </w:numPr>
+      </w:pPr>
+      <w:r>
+        <w:t xml:space="preserve">We use </w:t>
+      </w:r>
+      <w:r>
+        <w:rPr>
+          <w:rStyle w:val="Strong"/>
+        </w:rPr>
+        <w:t>SQL (Structured Query Language)</w:t>
+      </w:r>
+      <w:r>
+        <w:t xml:space="preserve"> to communicate and interact with an RDBMS.</w:t>
+      </w:r>
+    </w:p>
+    <w:p>
+      <w:pPr>
+        <w:pStyle w:val="Heading3"/>
+      </w:pPr>
+      <w:r>
+        <w:t>Key Features of RDBMS</w:t>
+      </w:r>
+    </w:p>
+    <w:p>
+      <w:pPr>
+        <w:pStyle w:val="NormalWeb"/>
+        <w:numPr>
+          <w:ilvl w:val="0"/>
+          <w:numId w:val="22"/>
+        </w:numPr>
+      </w:pPr>
+      <w:r>
+        <w:t xml:space="preserve">Data stored in </w:t>
+      </w:r>
+      <w:proofErr w:type="gramStart"/>
+      <w:r>
+        <w:rPr>
+          <w:rStyle w:val="Strong"/>
+        </w:rPr>
+        <w:t>tables</w:t>
+      </w:r>
+      <w:proofErr w:type="gramEnd"/>
+    </w:p>
+    <w:p>
+      <w:pPr>
+        <w:pStyle w:val="NormalWeb"/>
+        <w:numPr>
+          <w:ilvl w:val="0"/>
+          <w:numId w:val="22"/>
+        </w:numPr>
+      </w:pPr>
+      <w:r>
+        <w:t>Relationships between tables</w:t>
+      </w:r>
+    </w:p>
+    <w:p>
+      <w:pPr>
+        <w:pStyle w:val="NormalWeb"/>
+        <w:numPr>
+          <w:ilvl w:val="0"/>
+          <w:numId w:val="22"/>
+        </w:numPr>
+      </w:pPr>
+      <w:r>
+        <w:rPr>
+          <w:rStyle w:val="Strong"/>
+        </w:rPr>
+        <w:t>Security &amp; Authorization</w:t>
+      </w:r>
+    </w:p>
+    <w:p>
+      <w:pPr>
+        <w:pStyle w:val="NormalWeb"/>
+        <w:numPr>
+          <w:ilvl w:val="0"/>
+          <w:numId w:val="22"/>
+        </w:numPr>
+      </w:pPr>
+      <w:r>
+        <w:t>Data integrity and consistency</w:t>
+      </w:r>
+    </w:p>
+    <w:p>
+      <w:pPr>
+        <w:pStyle w:val="NormalWeb"/>
+        <w:numPr>
+          <w:ilvl w:val="0"/>
+          <w:numId w:val="22"/>
+        </w:numPr>
+      </w:pPr>
+      <w:r>
+        <w:rPr>
+          <w:rFonts w:cstheme="minorHAnsi"/>
+          <w:noProof/>
+        </w:rPr>
+        <mc:AlternateContent>
+          <mc:Choice Requires="wps">
+            <w:drawing>
+              <wp:anchor distT="0" distB="0" distL="114300" distR="114300" simplePos="0" relativeHeight="251670528" behindDoc="0" locked="0" layoutInCell="1" allowOverlap="1" wp14:anchorId="361AC846" wp14:editId="386AD6C1">
+                <wp:simplePos x="0" y="0"/>
+                <wp:positionH relativeFrom="column">
+                  <wp:posOffset>2263140</wp:posOffset>
+                </wp:positionH>
+                <wp:positionV relativeFrom="paragraph">
+                  <wp:posOffset>1543685</wp:posOffset>
+                </wp:positionV>
+                <wp:extent cx="1057275" cy="914400"/>
+                <wp:effectExtent l="0" t="0" r="28575" b="19050"/>
+                <wp:wrapNone/>
+                <wp:docPr id="8" name="Flowchart: Internal Storage 8"/>
+                <wp:cNvGraphicFramePr/>
+                <a:graphic xmlns:a="http://schemas.openxmlformats.org/drawingml/2006/main">
+                  <a:graphicData uri="http://schemas.microsoft.com/office/word/2010/wordprocessingShape">
+                    <wps:wsp>
+                      <wps:cNvSpPr/>
+                      <wps:spPr>
+                        <a:xfrm>
+                          <a:off x="0" y="0"/>
+                          <a:ext cx="1057275" cy="914400"/>
+                        </a:xfrm>
+                        <a:prstGeom prst="flowChartInternalStorage">
+                          <a:avLst/>
+                        </a:prstGeom>
+                        <a:ln>
+                          <a:solidFill>
+                            <a:schemeClr val="tx1"/>
+                          </a:solidFill>
+                        </a:ln>
+                      </wps:spPr>
+                      <wps:style>
+                        <a:lnRef idx="2">
+                          <a:schemeClr val="accent6"/>
+                        </a:lnRef>
+                        <a:fillRef idx="1">
+                          <a:schemeClr val="lt1"/>
+                        </a:fillRef>
+                        <a:effectRef idx="0">
+                          <a:schemeClr val="accent6"/>
+                        </a:effectRef>
+                        <a:fontRef idx="minor">
+                          <a:schemeClr val="dk1"/>
+                        </a:fontRef>
+                      </wps:style>
+                      <wps:bodyPr rot="0" spcFirstLastPara="0" vertOverflow="overflow" horzOverflow="overflow" vert="horz" wrap="square" lIns="91440" tIns="45720" rIns="91440" bIns="45720" numCol="1" spcCol="0" rtlCol="0" fromWordArt="0" anchor="ctr" anchorCtr="0" forceAA="0" compatLnSpc="1">
+                        <a:prstTxWarp prst="textNoShape">
+                          <a:avLst/>
+                        </a:prstTxWarp>
+                        <a:noAutofit/>
+                      </wps:bodyPr>
+                    </wps:wsp>
+                  </a:graphicData>
+                </a:graphic>
+              </wp:anchor>
+            </w:drawing>
+          </mc:Choice>
+          <mc:Fallback>
+            <w:pict>
+              <v:shapetype w14:anchorId="1E7EA638" id="_x0000_t113" coordsize="21600,21600" o:spt="113" path="m,l,21600r21600,l21600,xem4236,nfl4236,21600em,4236nfl21600,4236e">
+                <v:stroke joinstyle="miter"/>
+                <v:path o:extrusionok="f" gradientshapeok="t" o:connecttype="rect" textboxrect="4236,4236,21600,21600"/>
+              </v:shapetype>
+              <v:shape id="Flowchart: Internal Storage 8" o:spid="_x0000_s1026" type="#_x0000_t113" style="position:absolute;margin-left:178.2pt;margin-top:121.55pt;width:83.25pt;height:1in;z-index:251670528;visibility:visible;mso-wrap-style:square;mso-wrap-distance-left:9pt;mso-wrap-distance-top:0;mso-wrap-distance-right:9pt;mso-wrap-distance-bottom:0;mso-position-horizontal:absolute;mso-position-horizontal-relative:text;mso-position-vertical:absolute;mso-position-vertical-relative:text;v-text-anchor:middle" o:gfxdata="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" fillcolor="white [3201]" strokecolor="black [3213]" strokeweight="1pt"/>
+            </w:pict>
+          </mc:Fallback>
+        </mc:AlternateContent>
+      </w:r>
+      <w:r>
+        <w:t>SQL-based data management</w:t>
       </w:r>
     </w:p>
     <w:p>
@@ -1832,7 +2214,7 @@
         <mc:AlternateContent>
           <mc:Choice Requires="wps">
             <w:drawing>
-              <wp:anchor distT="0" distB="0" distL="114300" distR="114300" simplePos="0" relativeHeight="251671552" behindDoc="0" locked="0" layoutInCell="1" allowOverlap="1" wp14:anchorId="0C286E2A" wp14:editId="740BA61A">
+              <wp:anchor distT="0" distB="0" distL="114300" distR="114300" simplePos="0" relativeHeight="251671552" behindDoc="0" locked="0" layoutInCell="1" allowOverlap="1" wp14:anchorId="0C286E2A" wp14:editId="55E98F42">
                 <wp:simplePos x="0" y="0"/>
                 <wp:positionH relativeFrom="column">
                   <wp:posOffset>4257316</wp:posOffset>
@@ -1884,85 +2266,13 @@
           </mc:Choice>
           <mc:Fallback>
             <w:pict>
-              <v:shape w14:anchorId="771A1C93" id="Straight Arrow Connector 9" o:spid="_x0000_s1026" type="#_x0000_t32" style="position:absolute;margin-left:335.2pt;margin-top:50.85pt;width:67.65pt;height:0;z-index:251671552;visibility:visible;mso-wrap-style:square;mso-wrap-distance-left:9pt;mso-wrap-distance-top:0;mso-wrap-distance-right:9pt;mso-wrap-distance-bottom:0;mso-position-horizontal:absolute;mso-position-horizontal-relative:text;mso-position-vertical:absolute;mso-position-vertical-relative:text" o:gfxdata="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" strokecolor="black [3200]" strokeweight=".5pt">
+              <v:shapetype w14:anchorId="4E085629" id="_x0000_t32" coordsize="21600,21600" o:spt="32" o:oned="t" path="m,l21600,21600e" filled="f">
+                <v:path arrowok="t" fillok="f" o:connecttype="none"/>
+                <o:lock v:ext="edit" shapetype="t"/>
+              </v:shapetype>
+              <v:shape id="Straight Arrow Connector 9" o:spid="_x0000_s1026" type="#_x0000_t32" style="position:absolute;margin-left:335.2pt;margin-top:50.85pt;width:67.65pt;height:0;z-index:251671552;visibility:visible;mso-wrap-style:square;mso-wrap-distance-left:9pt;mso-wrap-distance-top:0;mso-wrap-distance-right:9pt;mso-wrap-distance-bottom:0;mso-position-horizontal:absolute;mso-position-horizontal-relative:text;mso-position-vertical:absolute;mso-position-vertical-relative:text" o:gfxdata="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" strokecolor="black [3200]" strokeweight=".5pt">
                 <v:stroke endarrow="block" joinstyle="miter"/>
               </v:shape>
-            </w:pict>
-          </mc:Fallback>
-        </mc:AlternateContent>
-      </w:r>
-      <w:r>
-        <w:rPr>
-          <w:rFonts w:cstheme="minorHAnsi"/>
-          <w:noProof/>
-        </w:rPr>
-        <mc:AlternateContent>
-          <mc:Choice Requires="wps">
-            <w:drawing>
-              <wp:anchor distT="0" distB="0" distL="114300" distR="114300" simplePos="0" relativeHeight="251670528" behindDoc="0" locked="0" layoutInCell="1" allowOverlap="1" wp14:anchorId="361AC846" wp14:editId="0A6787E6">
-                <wp:simplePos x="0" y="0"/>
-                <wp:positionH relativeFrom="column">
-                  <wp:posOffset>2262146</wp:posOffset>
-                </wp:positionH>
-                <wp:positionV relativeFrom="paragraph">
-                  <wp:posOffset>1194380</wp:posOffset>
-                </wp:positionV>
-                <wp:extent cx="1057524" cy="914400"/>
-                <wp:effectExtent l="0" t="0" r="28575" b="19050"/>
-                <wp:wrapNone/>
-                <wp:docPr id="8" name="Flowchart: Internal Storage 8"/>
-                <wp:cNvGraphicFramePr/>
-                <a:graphic xmlns:a="http://schemas.openxmlformats.org/drawingml/2006/main">
-                  <a:graphicData uri="http://schemas.microsoft.com/office/word/2010/wordprocessingShape">
-                    <wps:wsp>
-                      <wps:cNvSpPr/>
-                      <wps:spPr>
-                        <a:xfrm>
-                          <a:off x="0" y="0"/>
-                          <a:ext cx="1057524" cy="914400"/>
-                        </a:xfrm>
-                        <a:prstGeom prst="flowChartInternalStorage">
-                          <a:avLst/>
-                        </a:prstGeom>
-                        <a:ln>
-                          <a:solidFill>
-                            <a:schemeClr val="tx1"/>
-                          </a:solidFill>
-                        </a:ln>
-                      </wps:spPr>
-                      <wps:style>
-                        <a:lnRef idx="2">
-                          <a:schemeClr val="accent6"/>
-                        </a:lnRef>
-                        <a:fillRef idx="1">
-                          <a:schemeClr val="lt1"/>
-                        </a:fillRef>
-                        <a:effectRef idx="0">
-                          <a:schemeClr val="accent6"/>
-                        </a:effectRef>
-                        <a:fontRef idx="minor">
-                          <a:schemeClr val="dk1"/>
-                        </a:fontRef>
-                      </wps:style>
-                      <wps:bodyPr rot="0" spcFirstLastPara="0" vertOverflow="overflow" horzOverflow="overflow" vert="horz" wrap="square" lIns="91440" tIns="45720" rIns="91440" bIns="45720" numCol="1" spcCol="0" rtlCol="0" fromWordArt="0" anchor="ctr" anchorCtr="0" forceAA="0" compatLnSpc="1">
-                        <a:prstTxWarp prst="textNoShape">
-                          <a:avLst/>
-                        </a:prstTxWarp>
-                        <a:noAutofit/>
-                      </wps:bodyPr>
-                    </wps:wsp>
-                  </a:graphicData>
-                </a:graphic>
-              </wp:anchor>
-            </w:drawing>
-          </mc:Choice>
-          <mc:Fallback>
-            <w:pict>
-              <v:shapetype w14:anchorId="36C67CDC" id="_x0000_t113" coordsize="21600,21600" o:spt="113" path="m,l,21600r21600,l21600,xem4236,nfl4236,21600em,4236nfl21600,4236e">
-                <v:stroke joinstyle="miter"/>
-                <v:path o:extrusionok="f" gradientshapeok="t" o:connecttype="rect" textboxrect="4236,4236,21600,21600"/>
-              </v:shapetype>
-              <v:shape id="Flowchart: Internal Storage 8" o:spid="_x0000_s1026" type="#_x0000_t113" style="position:absolute;margin-left:178.1pt;margin-top:94.05pt;width:83.25pt;height:1in;z-index:251670528;visibility:visible;mso-wrap-style:square;mso-wrap-distance-left:9pt;mso-wrap-distance-top:0;mso-wrap-distance-right:9pt;mso-wrap-distance-bottom:0;mso-position-horizontal:absolute;mso-position-horizontal-relative:text;mso-position-vertical:absolute;mso-position-vertical-relative:text;v-text-anchor:middle" o:gfxdata="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" fillcolor="white [3201]" strokecolor="black [3213]" strokeweight="1pt"/>
             </w:pict>
           </mc:Fallback>
         </mc:AlternateContent>
@@ -2170,45 +2480,10 @@
           <w:sz w:val="28"/>
           <w:szCs w:val="28"/>
         </w:rPr>
+        <w:lastRenderedPageBreak/>
         <w:tab/>
         <w:t>TABLE FORMAT</w:t>
       </w:r>
-    </w:p>
-    <w:p>
-      <w:pPr>
-        <w:tabs>
-          <w:tab w:val="left" w:pos="8515"/>
-        </w:tabs>
-        <w:rPr>
-          <w:rFonts w:cstheme="minorHAnsi"/>
-          <w:sz w:val="28"/>
-          <w:szCs w:val="28"/>
-        </w:rPr>
-      </w:pPr>
-    </w:p>
-    <w:p>
-      <w:pPr>
-        <w:tabs>
-          <w:tab w:val="left" w:pos="8515"/>
-        </w:tabs>
-        <w:rPr>
-          <w:rFonts w:cstheme="minorHAnsi"/>
-          <w:sz w:val="28"/>
-          <w:szCs w:val="28"/>
-        </w:rPr>
-      </w:pPr>
-    </w:p>
-    <w:p>
-      <w:pPr>
-        <w:tabs>
-          <w:tab w:val="left" w:pos="8515"/>
-        </w:tabs>
-        <w:rPr>
-          <w:rFonts w:cstheme="minorHAnsi"/>
-          <w:sz w:val="28"/>
-          <w:szCs w:val="28"/>
-        </w:rPr>
-      </w:pPr>
     </w:p>
     <w:p>
       <w:pPr>
@@ -2887,7 +3162,6 @@
           <w:sz w:val="28"/>
           <w:szCs w:val="28"/>
         </w:rPr>
-        <w:lastRenderedPageBreak/>
         <w:t>RULES OF EF-CODD</w:t>
       </w:r>
     </w:p>
@@ -2999,7 +3273,25 @@
           <w:sz w:val="28"/>
           <w:szCs w:val="28"/>
         </w:rPr>
-        <w:t xml:space="preserve">The data enter into a table, can be validating two steps </w:t>
+        <w:t xml:space="preserve">The data </w:t>
+      </w:r>
+      <w:proofErr w:type="gramStart"/>
+      <w:r>
+        <w:rPr>
+          <w:rFonts w:cstheme="minorHAnsi"/>
+          <w:sz w:val="28"/>
+          <w:szCs w:val="28"/>
+        </w:rPr>
+        <w:t>enter into</w:t>
+      </w:r>
+      <w:proofErr w:type="gramEnd"/>
+      <w:r>
+        <w:rPr>
+          <w:rFonts w:cstheme="minorHAnsi"/>
+          <w:sz w:val="28"/>
+          <w:szCs w:val="28"/>
+        </w:rPr>
+        <w:t xml:space="preserve"> a table, can be validating two steps </w:t>
       </w:r>
       <w:r>
         <w:rPr>
@@ -3466,7 +3758,25 @@
           <w:sz w:val="28"/>
           <w:szCs w:val="28"/>
         </w:rPr>
-        <w:t>Whenever we have to use CHAR datatype, we must mention size, a syntax of CHAR datatype.</w:t>
+        <w:t xml:space="preserve">Whenever we </w:t>
+      </w:r>
+      <w:proofErr w:type="gramStart"/>
+      <w:r>
+        <w:rPr>
+          <w:rFonts w:cstheme="minorHAnsi"/>
+          <w:sz w:val="28"/>
+          <w:szCs w:val="28"/>
+        </w:rPr>
+        <w:t>have to</w:t>
+      </w:r>
+      <w:proofErr w:type="gramEnd"/>
+      <w:r>
+        <w:rPr>
+          <w:rFonts w:cstheme="minorHAnsi"/>
+          <w:sz w:val="28"/>
+          <w:szCs w:val="28"/>
+        </w:rPr>
+        <w:t xml:space="preserve"> use CHAR datatype, we must mention size, a syntax of CHAR datatype.</w:t>
       </w:r>
     </w:p>
     <w:p>
@@ -3723,8 +4033,25 @@
           <w:sz w:val="28"/>
           <w:szCs w:val="28"/>
         </w:rPr>
-        <w:lastRenderedPageBreak/>
-        <w:t>Whenever we have to use varchar data type, we must mention size.</w:t>
+        <w:t xml:space="preserve">Whenever we </w:t>
+      </w:r>
+      <w:proofErr w:type="gramStart"/>
+      <w:r>
+        <w:rPr>
+          <w:rFonts w:cstheme="minorHAnsi"/>
+          <w:sz w:val="28"/>
+          <w:szCs w:val="28"/>
+        </w:rPr>
+        <w:t>have to</w:t>
+      </w:r>
+      <w:proofErr w:type="gramEnd"/>
+      <w:r>
+        <w:rPr>
+          <w:rFonts w:cstheme="minorHAnsi"/>
+          <w:sz w:val="28"/>
+          <w:szCs w:val="28"/>
+        </w:rPr>
+        <w:t xml:space="preserve"> use varchar data type, we must mention size.</w:t>
       </w:r>
       <w:r>
         <w:rPr>
@@ -4020,7 +4347,23 @@
           <w:sz w:val="28"/>
           <w:szCs w:val="28"/>
         </w:rPr>
-        <w:t xml:space="preserve">It is used to stores numeric values </w:t>
+        <w:t xml:space="preserve">It is used to stores numeric </w:t>
+      </w:r>
+      <w:proofErr w:type="gramStart"/>
+      <w:r>
+        <w:rPr>
+          <w:sz w:val="28"/>
+          <w:szCs w:val="28"/>
+        </w:rPr>
+        <w:t>values</w:t>
+      </w:r>
+      <w:proofErr w:type="gramEnd"/>
+      <w:r>
+        <w:rPr>
+          <w:sz w:val="28"/>
+          <w:szCs w:val="28"/>
+        </w:rPr>
+        <w:t xml:space="preserve"> </w:t>
       </w:r>
     </w:p>
     <w:p>
@@ -4232,6 +4575,7 @@
           <w:sz w:val="28"/>
           <w:szCs w:val="28"/>
         </w:rPr>
+        <w:lastRenderedPageBreak/>
         <w:t xml:space="preserve">Its range </w:t>
       </w:r>
       <w:r>
@@ -4620,7 +4964,6 @@
           <w:sz w:val="28"/>
           <w:szCs w:val="28"/>
         </w:rPr>
-        <w:lastRenderedPageBreak/>
         <w:t xml:space="preserve">It is </w:t>
       </w:r>
       <w:r>
@@ -4762,7 +5105,23 @@
           <w:sz w:val="28"/>
           <w:szCs w:val="28"/>
         </w:rPr>
-        <w:t>NOTE = In order to create a table, two things are required =&gt;</w:t>
+        <w:t xml:space="preserve">NOTE = </w:t>
+      </w:r>
+      <w:proofErr w:type="gramStart"/>
+      <w:r>
+        <w:rPr>
+          <w:sz w:val="28"/>
+          <w:szCs w:val="28"/>
+        </w:rPr>
+        <w:t>In order to</w:t>
+      </w:r>
+      <w:proofErr w:type="gramEnd"/>
+      <w:r>
+        <w:rPr>
+          <w:sz w:val="28"/>
+          <w:szCs w:val="28"/>
+        </w:rPr>
+        <w:t xml:space="preserve"> create a table, two things are required =&gt;</w:t>
       </w:r>
     </w:p>
     <w:p>
@@ -5108,7 +5467,23 @@
           <w:sz w:val="28"/>
           <w:szCs w:val="28"/>
         </w:rPr>
-        <w:t>It is use to avoid duplicate values into column.</w:t>
+        <w:t xml:space="preserve">It is </w:t>
+      </w:r>
+      <w:proofErr w:type="gramStart"/>
+      <w:r>
+        <w:rPr>
+          <w:sz w:val="28"/>
+          <w:szCs w:val="28"/>
+        </w:rPr>
+        <w:t>use</w:t>
+      </w:r>
+      <w:proofErr w:type="gramEnd"/>
+      <w:r>
+        <w:rPr>
+          <w:sz w:val="28"/>
+          <w:szCs w:val="28"/>
+        </w:rPr>
+        <w:t xml:space="preserve"> to avoid duplicate values into column.</w:t>
       </w:r>
     </w:p>
     <w:p>
@@ -5163,7 +5538,23 @@
           <w:sz w:val="28"/>
           <w:szCs w:val="28"/>
         </w:rPr>
-        <w:t>It is use to avoid NULL (empty).</w:t>
+        <w:t xml:space="preserve">It is </w:t>
+      </w:r>
+      <w:proofErr w:type="gramStart"/>
+      <w:r>
+        <w:rPr>
+          <w:sz w:val="28"/>
+          <w:szCs w:val="28"/>
+        </w:rPr>
+        <w:t>use</w:t>
+      </w:r>
+      <w:proofErr w:type="gramEnd"/>
+      <w:r>
+        <w:rPr>
+          <w:sz w:val="28"/>
+          <w:szCs w:val="28"/>
+        </w:rPr>
+        <w:t xml:space="preserve"> to avoid NULL (empty).</w:t>
       </w:r>
     </w:p>
     <w:p>
@@ -5352,7 +5743,23 @@
           <w:sz w:val="28"/>
           <w:szCs w:val="28"/>
         </w:rPr>
-        <w:t>It is use to identified the records uniquely from the table.</w:t>
+        <w:t xml:space="preserve">It is </w:t>
+      </w:r>
+      <w:proofErr w:type="gramStart"/>
+      <w:r>
+        <w:rPr>
+          <w:sz w:val="28"/>
+          <w:szCs w:val="28"/>
+        </w:rPr>
+        <w:t>use</w:t>
+      </w:r>
+      <w:proofErr w:type="gramEnd"/>
+      <w:r>
+        <w:rPr>
+          <w:sz w:val="28"/>
+          <w:szCs w:val="28"/>
+        </w:rPr>
+        <w:t xml:space="preserve"> to identified the records uniquely from the table.</w:t>
       </w:r>
     </w:p>
     <w:p>
@@ -5474,8 +5881,17 @@
           <w:sz w:val="28"/>
           <w:szCs w:val="28"/>
         </w:rPr>
-        <w:t>We can have only one Primary key given to one column only in a table</w:t>
-      </w:r>
+        <w:t xml:space="preserve">We can have only one Primary key given to one column only in a </w:t>
+      </w:r>
+      <w:proofErr w:type="gramStart"/>
+      <w:r>
+        <w:rPr>
+          <w:sz w:val="28"/>
+          <w:szCs w:val="28"/>
+        </w:rPr>
+        <w:t>table</w:t>
+      </w:r>
+      <w:proofErr w:type="gramEnd"/>
     </w:p>
     <w:p>
       <w:pPr>
@@ -5532,7 +5948,23 @@
           <w:sz w:val="28"/>
           <w:szCs w:val="28"/>
         </w:rPr>
-        <w:t>Foreign key is use to establish a connection or relation between the tables.</w:t>
+        <w:t xml:space="preserve">Foreign key is </w:t>
+      </w:r>
+      <w:proofErr w:type="gramStart"/>
+      <w:r>
+        <w:rPr>
+          <w:sz w:val="28"/>
+          <w:szCs w:val="28"/>
+        </w:rPr>
+        <w:t>use</w:t>
+      </w:r>
+      <w:proofErr w:type="gramEnd"/>
+      <w:r>
+        <w:rPr>
+          <w:sz w:val="28"/>
+          <w:szCs w:val="28"/>
+        </w:rPr>
+        <w:t xml:space="preserve"> to establish a connection or relation between the tables.</w:t>
       </w:r>
     </w:p>
     <w:p>
@@ -6286,7 +6718,23 @@
           <w:sz w:val="28"/>
           <w:szCs w:val="28"/>
         </w:rPr>
-        <w:t>It is used to retrieved the data from the database.</w:t>
+        <w:t xml:space="preserve">It is used to </w:t>
+      </w:r>
+      <w:proofErr w:type="gramStart"/>
+      <w:r>
+        <w:rPr>
+          <w:sz w:val="28"/>
+          <w:szCs w:val="28"/>
+        </w:rPr>
+        <w:t>retrieved</w:t>
+      </w:r>
+      <w:proofErr w:type="gramEnd"/>
+      <w:r>
+        <w:rPr>
+          <w:sz w:val="28"/>
+          <w:szCs w:val="28"/>
+        </w:rPr>
+        <w:t xml:space="preserve"> the data from the database.</w:t>
       </w:r>
     </w:p>
     <w:p>
@@ -6308,8 +6756,17 @@
           <w:sz w:val="28"/>
           <w:szCs w:val="28"/>
         </w:rPr>
-        <w:t>It has four statements</w:t>
-      </w:r>
+        <w:t xml:space="preserve">It has four </w:t>
+      </w:r>
+      <w:proofErr w:type="gramStart"/>
+      <w:r>
+        <w:rPr>
+          <w:sz w:val="28"/>
+          <w:szCs w:val="28"/>
+        </w:rPr>
+        <w:t>statements</w:t>
+      </w:r>
+      <w:proofErr w:type="gramEnd"/>
     </w:p>
     <w:p>
       <w:pPr>
@@ -6439,7 +6896,23 @@
           <w:sz w:val="28"/>
           <w:szCs w:val="28"/>
         </w:rPr>
-        <w:t>It is use to retrieve the data from the table and display it.</w:t>
+        <w:t xml:space="preserve">It is </w:t>
+      </w:r>
+      <w:proofErr w:type="gramStart"/>
+      <w:r>
+        <w:rPr>
+          <w:sz w:val="28"/>
+          <w:szCs w:val="28"/>
+        </w:rPr>
+        <w:t>use</w:t>
+      </w:r>
+      <w:proofErr w:type="gramEnd"/>
+      <w:r>
+        <w:rPr>
+          <w:sz w:val="28"/>
+          <w:szCs w:val="28"/>
+        </w:rPr>
+        <w:t xml:space="preserve"> to retrieve the data from the table and display it.</w:t>
       </w:r>
     </w:p>
     <w:p>
@@ -6486,8 +6959,17 @@
           <w:sz w:val="28"/>
           <w:szCs w:val="28"/>
         </w:rPr>
-        <w:t>FROM TABLE_NAME;</w:t>
-      </w:r>
+        <w:t>FROM TABLE_</w:t>
+      </w:r>
+      <w:proofErr w:type="gramStart"/>
+      <w:r>
+        <w:rPr>
+          <w:sz w:val="28"/>
+          <w:szCs w:val="28"/>
+        </w:rPr>
+        <w:t>NAME;</w:t>
+      </w:r>
+      <w:proofErr w:type="gramEnd"/>
     </w:p>
     <w:p>
       <w:pPr>
@@ -6524,8 +7006,17 @@
           <w:sz w:val="28"/>
           <w:szCs w:val="28"/>
         </w:rPr>
-        <w:t xml:space="preserve"> SELECT</w:t>
-      </w:r>
+        <w:t xml:space="preserve"> </w:t>
+      </w:r>
+      <w:proofErr w:type="gramStart"/>
+      <w:r>
+        <w:rPr>
+          <w:sz w:val="28"/>
+          <w:szCs w:val="28"/>
+        </w:rPr>
+        <w:t>SELECT</w:t>
+      </w:r>
+      <w:proofErr w:type="gramEnd"/>
     </w:p>
     <w:p>
       <w:pPr>
@@ -6556,7 +7047,23 @@
           <w:sz w:val="28"/>
           <w:szCs w:val="28"/>
         </w:rPr>
-        <w:t xml:space="preserve"> = it is use to select all the details from the table.</w:t>
+        <w:t xml:space="preserve"> = it is </w:t>
+      </w:r>
+      <w:proofErr w:type="gramStart"/>
+      <w:r>
+        <w:rPr>
+          <w:sz w:val="28"/>
+          <w:szCs w:val="28"/>
+        </w:rPr>
+        <w:t>use</w:t>
+      </w:r>
+      <w:proofErr w:type="gramEnd"/>
+      <w:r>
+        <w:rPr>
+          <w:sz w:val="28"/>
+          <w:szCs w:val="28"/>
+        </w:rPr>
+        <w:t xml:space="preserve"> to select all the details from the table.</w:t>
       </w:r>
     </w:p>
     <w:p>
@@ -6604,7 +7111,23 @@
           <w:sz w:val="28"/>
           <w:szCs w:val="28"/>
         </w:rPr>
-        <w:t>it is use to remove the duplicate or repeated value from the result table.</w:t>
+        <w:t xml:space="preserve">it is </w:t>
+      </w:r>
+      <w:proofErr w:type="gramStart"/>
+      <w:r>
+        <w:rPr>
+          <w:sz w:val="28"/>
+          <w:szCs w:val="28"/>
+        </w:rPr>
+        <w:t>use</w:t>
+      </w:r>
+      <w:proofErr w:type="gramEnd"/>
+      <w:r>
+        <w:rPr>
+          <w:sz w:val="28"/>
+          <w:szCs w:val="28"/>
+        </w:rPr>
+        <w:t xml:space="preserve"> to remove the duplicate or repeated value from the result table.</w:t>
       </w:r>
     </w:p>
     <w:p>
@@ -6624,7 +7147,23 @@
           <w:sz w:val="28"/>
           <w:szCs w:val="28"/>
         </w:rPr>
-        <w:t>Distinct clause has to be use as the first argument in the select clause.</w:t>
+        <w:t xml:space="preserve">Distinct clause </w:t>
+      </w:r>
+      <w:proofErr w:type="gramStart"/>
+      <w:r>
+        <w:rPr>
+          <w:sz w:val="28"/>
+          <w:szCs w:val="28"/>
+        </w:rPr>
+        <w:t>has to</w:t>
+      </w:r>
+      <w:proofErr w:type="gramEnd"/>
+      <w:r>
+        <w:rPr>
+          <w:sz w:val="28"/>
+          <w:szCs w:val="28"/>
+        </w:rPr>
+        <w:t xml:space="preserve"> be use as the first argument in the select clause.</w:t>
       </w:r>
     </w:p>
     <w:p>
@@ -6752,7 +7291,23 @@
           <w:sz w:val="28"/>
           <w:szCs w:val="28"/>
         </w:rPr>
-        <w:t>It is use to give alternative name to a column.</w:t>
+        <w:t xml:space="preserve">It is </w:t>
+      </w:r>
+      <w:proofErr w:type="gramStart"/>
+      <w:r>
+        <w:rPr>
+          <w:sz w:val="28"/>
+          <w:szCs w:val="28"/>
+        </w:rPr>
+        <w:t>use</w:t>
+      </w:r>
+      <w:proofErr w:type="gramEnd"/>
+      <w:r>
+        <w:rPr>
+          <w:sz w:val="28"/>
+          <w:szCs w:val="28"/>
+        </w:rPr>
+        <w:t xml:space="preserve"> to give alternative name to a column.</w:t>
       </w:r>
     </w:p>
     <w:p>
@@ -6772,8 +7327,17 @@
           <w:sz w:val="28"/>
           <w:szCs w:val="28"/>
         </w:rPr>
-        <w:t>We can give alias in two ways</w:t>
-      </w:r>
+        <w:t xml:space="preserve">We can give alias in two </w:t>
+      </w:r>
+      <w:proofErr w:type="gramStart"/>
+      <w:r>
+        <w:rPr>
+          <w:sz w:val="28"/>
+          <w:szCs w:val="28"/>
+        </w:rPr>
+        <w:t>ways</w:t>
+      </w:r>
+      <w:proofErr w:type="gramEnd"/>
     </w:p>
     <w:p>
       <w:pPr>
@@ -7220,412 +7784,1926 @@
     </w:p>
     <w:p>
       <w:pPr>
-        <w:rPr>
-          <w:sz w:val="28"/>
-          <w:szCs w:val="28"/>
-        </w:rPr>
-      </w:pPr>
-      <w:r>
+        <w:pStyle w:val="Heading1"/>
+      </w:pPr>
+      <w:r>
+        <w:t>OPERATORS</w:t>
+      </w:r>
+    </w:p>
+    <w:p>
+      <w:pPr>
+        <w:pStyle w:val="NormalWeb"/>
+      </w:pPr>
+      <w:r>
+        <w:rPr>
+          <w:rStyle w:val="Strong"/>
+        </w:rPr>
+        <w:t>Operators</w:t>
+      </w:r>
+      <w:r>
+        <w:t xml:space="preserve"> are symbols or keywords used to perform specific operations on data or conditions.</w:t>
+      </w:r>
+    </w:p>
+    <w:p>
+      <w:pPr>
+        <w:pStyle w:val="NormalWeb"/>
+      </w:pPr>
+      <w:r>
+        <w:t xml:space="preserve">There are </w:t>
+      </w:r>
+      <w:r>
+        <w:rPr>
+          <w:rStyle w:val="Strong"/>
+        </w:rPr>
+        <w:t>7 types of operators in SQL</w:t>
+      </w:r>
+      <w:r>
+        <w:t>:</w:t>
+      </w:r>
+    </w:p>
+    <w:p>
+      <w:pPr>
+        <w:pStyle w:val="NormalWeb"/>
+        <w:numPr>
+          <w:ilvl w:val="0"/>
+          <w:numId w:val="23"/>
+        </w:numPr>
+      </w:pPr>
+      <w:r>
+        <w:rPr>
+          <w:rStyle w:val="Strong"/>
+        </w:rPr>
+        <w:t>Arithmetic Operators:</w:t>
+      </w:r>
+      <w:r>
+        <w:t xml:space="preserve"> </w:t>
+      </w:r>
+      <w:r>
+        <w:rPr>
+          <w:rStyle w:val="HTMLCode"/>
+        </w:rPr>
+        <w:t>+</w:t>
+      </w:r>
+      <w:r>
+        <w:t xml:space="preserve">, </w:t>
+      </w:r>
+      <w:r>
+        <w:rPr>
+          <w:rStyle w:val="HTMLCode"/>
+        </w:rPr>
+        <w:t>-</w:t>
+      </w:r>
+      <w:r>
+        <w:t xml:space="preserve">, </w:t>
+      </w:r>
+      <w:r>
+        <w:rPr>
+          <w:rStyle w:val="HTMLCode"/>
+        </w:rPr>
+        <w:t>*</w:t>
+      </w:r>
+      <w:r>
+        <w:t xml:space="preserve">, </w:t>
+      </w:r>
+      <w:r>
+        <w:rPr>
+          <w:rStyle w:val="HTMLCode"/>
+        </w:rPr>
+        <w:t>/</w:t>
+      </w:r>
+      <w:r>
+        <w:t xml:space="preserve">, </w:t>
+      </w:r>
+      <w:r>
+        <w:rPr>
+          <w:rStyle w:val="HTMLCode"/>
+        </w:rPr>
+        <w:t>%</w:t>
+      </w:r>
+    </w:p>
+    <w:p>
+      <w:pPr>
+        <w:pStyle w:val="NormalWeb"/>
+        <w:numPr>
+          <w:ilvl w:val="0"/>
+          <w:numId w:val="23"/>
+        </w:numPr>
+      </w:pPr>
+      <w:r>
+        <w:rPr>
+          <w:rStyle w:val="Strong"/>
+        </w:rPr>
+        <w:t>Comparison Operators:</w:t>
+      </w:r>
+      <w:r>
+        <w:t xml:space="preserve"> </w:t>
+      </w:r>
+      <w:r>
+        <w:rPr>
+          <w:rStyle w:val="HTMLCode"/>
+        </w:rPr>
+        <w:t>=</w:t>
+      </w:r>
+      <w:proofErr w:type="gramStart"/>
+      <w:r>
+        <w:t xml:space="preserve">, </w:t>
+      </w:r>
+      <w:r>
+        <w:rPr>
+          <w:rStyle w:val="HTMLCode"/>
+        </w:rPr>
+        <w:t>!</w:t>
+      </w:r>
+      <w:proofErr w:type="gramEnd"/>
+      <w:r>
+        <w:rPr>
+          <w:rStyle w:val="HTMLCode"/>
+        </w:rPr>
+        <w:t>=</w:t>
+      </w:r>
+      <w:r>
+        <w:t xml:space="preserve">, </w:t>
+      </w:r>
+      <w:r>
+        <w:rPr>
+          <w:rStyle w:val="HTMLCode"/>
+        </w:rPr>
+        <w:t>&lt;&gt;</w:t>
+      </w:r>
+    </w:p>
+    <w:p>
+      <w:pPr>
+        <w:pStyle w:val="NormalWeb"/>
+        <w:numPr>
+          <w:ilvl w:val="0"/>
+          <w:numId w:val="23"/>
+        </w:numPr>
+      </w:pPr>
+      <w:r>
+        <w:rPr>
+          <w:rStyle w:val="Strong"/>
+        </w:rPr>
+        <w:t>Relational Operators:</w:t>
+      </w:r>
+      <w:r>
+        <w:t xml:space="preserve"> </w:t>
+      </w:r>
+      <w:r>
+        <w:rPr>
+          <w:rStyle w:val="HTMLCode"/>
+        </w:rPr>
+        <w:t>&lt;</w:t>
+      </w:r>
+      <w:r>
+        <w:t xml:space="preserve">, </w:t>
+      </w:r>
+      <w:r>
+        <w:rPr>
+          <w:rStyle w:val="HTMLCode"/>
+        </w:rPr>
+        <w:t>&gt;</w:t>
+      </w:r>
+      <w:r>
+        <w:t xml:space="preserve">, </w:t>
+      </w:r>
+      <w:r>
+        <w:rPr>
+          <w:rStyle w:val="HTMLCode"/>
+        </w:rPr>
+        <w:t>&lt;=</w:t>
+      </w:r>
+      <w:r>
+        <w:t xml:space="preserve">, </w:t>
+      </w:r>
+      <w:r>
+        <w:rPr>
+          <w:rStyle w:val="HTMLCode"/>
+        </w:rPr>
+        <w:t>&gt;=</w:t>
+      </w:r>
+    </w:p>
+    <w:p>
+      <w:pPr>
+        <w:pStyle w:val="NormalWeb"/>
+        <w:numPr>
+          <w:ilvl w:val="0"/>
+          <w:numId w:val="23"/>
+        </w:numPr>
+      </w:pPr>
+      <w:r>
+        <w:rPr>
+          <w:rStyle w:val="Strong"/>
+        </w:rPr>
+        <w:t>Concatenation Operator:</w:t>
+      </w:r>
+      <w:r>
+        <w:t xml:space="preserve"> </w:t>
+      </w:r>
+      <w:r>
+        <w:rPr>
+          <w:rStyle w:val="HTMLCode"/>
+        </w:rPr>
+        <w:t>||</w:t>
+      </w:r>
+    </w:p>
+    <w:p>
+      <w:pPr>
+        <w:pStyle w:val="NormalWeb"/>
+        <w:numPr>
+          <w:ilvl w:val="0"/>
+          <w:numId w:val="23"/>
+        </w:numPr>
+      </w:pPr>
+      <w:r>
+        <w:rPr>
+          <w:rStyle w:val="Strong"/>
+        </w:rPr>
+        <w:t>Logical Operators:</w:t>
+      </w:r>
+      <w:r>
+        <w:t xml:space="preserve"> </w:t>
+      </w:r>
+      <w:r>
+        <w:rPr>
+          <w:rStyle w:val="HTMLCode"/>
+        </w:rPr>
+        <w:t>AND</w:t>
+      </w:r>
+      <w:r>
+        <w:t xml:space="preserve">, </w:t>
+      </w:r>
+      <w:r>
+        <w:rPr>
+          <w:rStyle w:val="HTMLCode"/>
+        </w:rPr>
+        <w:t>OR</w:t>
+      </w:r>
+      <w:r>
+        <w:t xml:space="preserve">, </w:t>
+      </w:r>
+      <w:r>
+        <w:rPr>
+          <w:rStyle w:val="HTMLCode"/>
+        </w:rPr>
+        <w:t>NOT</w:t>
+      </w:r>
+    </w:p>
+    <w:p>
+      <w:pPr>
+        <w:pStyle w:val="NormalWeb"/>
+        <w:numPr>
+          <w:ilvl w:val="0"/>
+          <w:numId w:val="23"/>
+        </w:numPr>
+      </w:pPr>
+      <w:r>
+        <w:rPr>
+          <w:rStyle w:val="Strong"/>
+        </w:rPr>
+        <w:t>Special Operators:</w:t>
+      </w:r>
+      <w:r>
+        <w:t xml:space="preserve"> </w:t>
+      </w:r>
+      <w:r>
+        <w:rPr>
+          <w:rStyle w:val="HTMLCode"/>
+        </w:rPr>
+        <w:t>IN</w:t>
+      </w:r>
+      <w:r>
+        <w:t xml:space="preserve">, </w:t>
+      </w:r>
+      <w:r>
+        <w:rPr>
+          <w:rStyle w:val="HTMLCode"/>
+        </w:rPr>
+        <w:t>NOT IN</w:t>
+      </w:r>
+      <w:r>
+        <w:t xml:space="preserve">, </w:t>
+      </w:r>
+      <w:r>
+        <w:rPr>
+          <w:rStyle w:val="HTMLCode"/>
+        </w:rPr>
+        <w:t>BETWEEN</w:t>
+      </w:r>
+      <w:r>
+        <w:t xml:space="preserve">, </w:t>
+      </w:r>
+      <w:r>
+        <w:rPr>
+          <w:rStyle w:val="HTMLCode"/>
+        </w:rPr>
+        <w:t>NOT BETWEEN</w:t>
+      </w:r>
+      <w:r>
+        <w:t xml:space="preserve">, </w:t>
+      </w:r>
+      <w:r>
+        <w:rPr>
+          <w:rStyle w:val="HTMLCode"/>
+        </w:rPr>
+        <w:t>IS</w:t>
+      </w:r>
+      <w:r>
+        <w:t xml:space="preserve">, </w:t>
+      </w:r>
+      <w:r>
+        <w:rPr>
+          <w:rStyle w:val="HTMLCode"/>
+        </w:rPr>
+        <w:t>IS NOT</w:t>
+      </w:r>
+      <w:r>
+        <w:t xml:space="preserve">, </w:t>
+      </w:r>
+      <w:r>
+        <w:rPr>
+          <w:rStyle w:val="HTMLCode"/>
+        </w:rPr>
+        <w:t>LIKE</w:t>
+      </w:r>
+      <w:r>
+        <w:t xml:space="preserve">, </w:t>
+      </w:r>
+      <w:r>
+        <w:rPr>
+          <w:rStyle w:val="HTMLCode"/>
+        </w:rPr>
+        <w:t>NOT LIKE</w:t>
+      </w:r>
+    </w:p>
+    <w:p>
+      <w:pPr>
+        <w:pStyle w:val="NormalWeb"/>
+        <w:numPr>
+          <w:ilvl w:val="0"/>
+          <w:numId w:val="23"/>
+        </w:numPr>
+      </w:pPr>
+      <w:r>
+        <w:rPr>
+          <w:rStyle w:val="Strong"/>
+        </w:rPr>
+        <w:t>Subquery Operators:</w:t>
+      </w:r>
+      <w:r>
+        <w:t xml:space="preserve"> </w:t>
+      </w:r>
+      <w:r>
+        <w:rPr>
+          <w:rStyle w:val="HTMLCode"/>
+        </w:rPr>
+        <w:t>ALL</w:t>
+      </w:r>
+      <w:r>
+        <w:t xml:space="preserve">, </w:t>
+      </w:r>
+      <w:r>
+        <w:rPr>
+          <w:rStyle w:val="HTMLCode"/>
+        </w:rPr>
+        <w:t>ANY</w:t>
+      </w:r>
+      <w:r>
+        <w:t xml:space="preserve">, </w:t>
+      </w:r>
+      <w:r>
+        <w:rPr>
+          <w:rStyle w:val="HTMLCode"/>
+        </w:rPr>
+        <w:t>EXISTS</w:t>
+      </w:r>
+      <w:r>
+        <w:t xml:space="preserve">, </w:t>
+      </w:r>
+      <w:r>
+        <w:rPr>
+          <w:rStyle w:val="HTMLCode"/>
+        </w:rPr>
+        <w:t>NOT EXISTS</w:t>
+      </w:r>
+    </w:p>
+    <w:p>
+      <w:r>
+        <w:pict w14:anchorId="09E72764">
+          <v:rect id="_x0000_i1071" style="width:0;height:1.5pt" o:hralign="center" o:hrstd="t" o:hr="t" fillcolor="#a0a0a0" stroked="f"/>
+        </w:pict>
+      </w:r>
+    </w:p>
+    <w:p>
+      <w:pPr>
+        <w:pStyle w:val="Heading2"/>
+      </w:pPr>
+      <w:r>
+        <w:t>Concatenation Operator</w:t>
+      </w:r>
+    </w:p>
+    <w:p>
+      <w:pPr>
+        <w:pStyle w:val="NormalWeb"/>
+        <w:numPr>
+          <w:ilvl w:val="0"/>
+          <w:numId w:val="24"/>
+        </w:numPr>
+      </w:pPr>
+      <w:r>
+        <w:t xml:space="preserve">Used to </w:t>
+      </w:r>
+      <w:r>
+        <w:rPr>
+          <w:rStyle w:val="Strong"/>
+        </w:rPr>
+        <w:t>join/combine two or more strings or values</w:t>
+      </w:r>
+      <w:r>
+        <w:t>.</w:t>
+      </w:r>
+    </w:p>
+    <w:p>
+      <w:pPr>
+        <w:pStyle w:val="NormalWeb"/>
+        <w:numPr>
+          <w:ilvl w:val="0"/>
+          <w:numId w:val="24"/>
+        </w:numPr>
+      </w:pPr>
+      <w:r>
+        <w:t xml:space="preserve">Symbol: </w:t>
+      </w:r>
+      <w:r>
+        <w:rPr>
+          <w:rStyle w:val="HTMLCode"/>
+        </w:rPr>
+        <w:t>||</w:t>
+      </w:r>
+    </w:p>
+    <w:p>
+      <w:pPr>
+        <w:pStyle w:val="NormalWeb"/>
+      </w:pPr>
+      <w:r>
+        <w:rPr>
+          <w:rStyle w:val="Strong"/>
+        </w:rPr>
+        <w:t>Example:</w:t>
+      </w:r>
+    </w:p>
+    <w:p>
+      <w:pPr>
+        <w:pStyle w:val="HTMLPreformatted"/>
+        <w:rPr>
+          <w:rStyle w:val="HTMLCode"/>
+        </w:rPr>
+      </w:pPr>
+      <w:r>
+        <w:rPr>
+          <w:rStyle w:val="HTMLCode"/>
+        </w:rPr>
+        <w:t xml:space="preserve">SELECT 'HELLO' || ' </w:t>
+      </w:r>
+      <w:proofErr w:type="gramStart"/>
+      <w:r>
+        <w:rPr>
+          <w:rStyle w:val="HTMLCode"/>
+        </w:rPr>
+        <w:t>WORLD'</w:t>
+      </w:r>
+      <w:proofErr w:type="gramEnd"/>
+    </w:p>
+    <w:p>
+      <w:pPr>
+        <w:pStyle w:val="HTMLPreformatted"/>
+        <w:rPr>
+          <w:rStyle w:val="HTMLCode"/>
+        </w:rPr>
+      </w:pPr>
+      <w:r>
+        <w:rPr>
+          <w:rStyle w:val="HTMLCode"/>
+        </w:rPr>
+        <w:t xml:space="preserve">FROM </w:t>
+      </w:r>
+      <w:proofErr w:type="gramStart"/>
+      <w:r>
+        <w:rPr>
+          <w:rStyle w:val="HTMLCode"/>
+        </w:rPr>
+        <w:t>DUAL;</w:t>
+      </w:r>
+      <w:proofErr w:type="gramEnd"/>
+    </w:p>
+    <w:p>
+      <w:r>
+        <w:pict w14:anchorId="03DEDCD5">
+          <v:rect id="_x0000_i1072" style="width:0;height:1.5pt" o:hralign="center" o:hrstd="t" o:hr="t" fillcolor="#a0a0a0" stroked="f"/>
+        </w:pict>
+      </w:r>
+    </w:p>
+    <w:p>
+      <w:pPr>
+        <w:pStyle w:val="Heading1"/>
+      </w:pPr>
+      <w:r>
+        <w:t>Logical Operators</w:t>
+      </w:r>
+    </w:p>
+    <w:p>
+      <w:pPr>
+        <w:pStyle w:val="NormalWeb"/>
+      </w:pPr>
+      <w:r>
+        <w:t xml:space="preserve">Logical operators are used to </w:t>
+      </w:r>
+      <w:r>
+        <w:rPr>
+          <w:rStyle w:val="Strong"/>
+        </w:rPr>
+        <w:t>combine multiple conditions</w:t>
+      </w:r>
+      <w:r>
+        <w:t>.</w:t>
+      </w:r>
+    </w:p>
+    <w:p>
+      <w:pPr>
+        <w:pStyle w:val="Heading3"/>
+      </w:pPr>
+      <w:r>
+        <w:t>1. AND</w:t>
+      </w:r>
+    </w:p>
+    <w:p>
+      <w:pPr>
+        <w:pStyle w:val="NormalWeb"/>
+        <w:numPr>
+          <w:ilvl w:val="0"/>
+          <w:numId w:val="25"/>
+        </w:numPr>
+      </w:pPr>
+      <w:r>
+        <w:t xml:space="preserve">It is a </w:t>
+      </w:r>
+      <w:r>
+        <w:rPr>
+          <w:rStyle w:val="Strong"/>
+        </w:rPr>
+        <w:t>binary operator</w:t>
+      </w:r>
+      <w:r>
+        <w:t>.</w:t>
+      </w:r>
+    </w:p>
+    <w:p>
+      <w:pPr>
+        <w:pStyle w:val="NormalWeb"/>
+        <w:numPr>
+          <w:ilvl w:val="0"/>
+          <w:numId w:val="25"/>
+        </w:numPr>
+      </w:pPr>
+      <w:r>
+        <w:t xml:space="preserve">Returns </w:t>
+      </w:r>
+      <w:r>
+        <w:rPr>
+          <w:rStyle w:val="HTMLCode"/>
+        </w:rPr>
+        <w:t>TRUE</w:t>
+      </w:r>
+      <w:r>
+        <w:t xml:space="preserve"> only when </w:t>
+      </w:r>
+      <w:r>
+        <w:rPr>
+          <w:rStyle w:val="Strong"/>
+        </w:rPr>
+        <w:t>both conditions are true</w:t>
+      </w:r>
+      <w:r>
+        <w:t>.</w:t>
+      </w:r>
+    </w:p>
+    <w:p>
+      <w:pPr>
+        <w:pStyle w:val="HTMLPreformatted"/>
+        <w:rPr>
+          <w:rStyle w:val="HTMLCode"/>
+        </w:rPr>
+      </w:pPr>
+      <w:r>
+        <w:rPr>
+          <w:rStyle w:val="HTMLCode"/>
+        </w:rPr>
+        <w:t>WHERE SAL &gt; 1000 AND JOB = 'CLERK</w:t>
+      </w:r>
+      <w:proofErr w:type="gramStart"/>
+      <w:r>
+        <w:rPr>
+          <w:rStyle w:val="HTMLCode"/>
+        </w:rPr>
+        <w:t>';</w:t>
+      </w:r>
+      <w:proofErr w:type="gramEnd"/>
+    </w:p>
+    <w:p>
+      <w:pPr>
+        <w:pStyle w:val="Heading3"/>
+      </w:pPr>
+      <w:r>
+        <w:t>2. OR</w:t>
+      </w:r>
+    </w:p>
+    <w:p>
+      <w:pPr>
+        <w:pStyle w:val="NormalWeb"/>
+        <w:numPr>
+          <w:ilvl w:val="0"/>
+          <w:numId w:val="26"/>
+        </w:numPr>
+      </w:pPr>
+      <w:r>
+        <w:t xml:space="preserve">It is a </w:t>
+      </w:r>
+      <w:r>
+        <w:rPr>
+          <w:rStyle w:val="Strong"/>
+        </w:rPr>
+        <w:t>binary operator</w:t>
+      </w:r>
+      <w:r>
+        <w:t>.</w:t>
+      </w:r>
+    </w:p>
+    <w:p>
+      <w:pPr>
+        <w:pStyle w:val="NormalWeb"/>
+        <w:numPr>
+          <w:ilvl w:val="0"/>
+          <w:numId w:val="26"/>
+        </w:numPr>
+      </w:pPr>
+      <w:r>
+        <w:t xml:space="preserve">Returns </w:t>
+      </w:r>
+      <w:r>
+        <w:rPr>
+          <w:rStyle w:val="HTMLCode"/>
+        </w:rPr>
+        <w:t>TRUE</w:t>
+      </w:r>
+      <w:r>
+        <w:t xml:space="preserve"> when </w:t>
+      </w:r>
+      <w:r>
+        <w:rPr>
+          <w:rStyle w:val="Strong"/>
+        </w:rPr>
+        <w:t>at least one condition is true</w:t>
+      </w:r>
+      <w:r>
+        <w:t>.</w:t>
+      </w:r>
+    </w:p>
+    <w:p>
+      <w:pPr>
+        <w:pStyle w:val="HTMLPreformatted"/>
+        <w:rPr>
+          <w:rStyle w:val="HTMLCode"/>
+        </w:rPr>
+      </w:pPr>
+      <w:r>
+        <w:rPr>
+          <w:rStyle w:val="HTMLCode"/>
+        </w:rPr>
+        <w:t xml:space="preserve">WHERE DEPTNO = 10 OR DEPTNO = </w:t>
+      </w:r>
+      <w:proofErr w:type="gramStart"/>
+      <w:r>
+        <w:rPr>
+          <w:rStyle w:val="HTMLCode"/>
+        </w:rPr>
+        <w:t>20;</w:t>
+      </w:r>
+      <w:proofErr w:type="gramEnd"/>
+    </w:p>
+    <w:p>
+      <w:pPr>
+        <w:pStyle w:val="Heading3"/>
+      </w:pPr>
+      <w:r>
+        <w:t>3. NOT</w:t>
+      </w:r>
+    </w:p>
+    <w:p>
+      <w:pPr>
+        <w:pStyle w:val="NormalWeb"/>
+        <w:numPr>
+          <w:ilvl w:val="0"/>
+          <w:numId w:val="27"/>
+        </w:numPr>
+      </w:pPr>
+      <w:r>
+        <w:t xml:space="preserve">It is a </w:t>
+      </w:r>
+      <w:r>
+        <w:rPr>
+          <w:rStyle w:val="Strong"/>
+        </w:rPr>
+        <w:t>unary operator</w:t>
+      </w:r>
+      <w:r>
+        <w:t>.</w:t>
+      </w:r>
+    </w:p>
+    <w:p>
+      <w:pPr>
+        <w:pStyle w:val="NormalWeb"/>
+        <w:numPr>
+          <w:ilvl w:val="0"/>
+          <w:numId w:val="27"/>
+        </w:numPr>
+      </w:pPr>
+      <w:r>
+        <w:t xml:space="preserve">Used to </w:t>
+      </w:r>
+      <w:r>
+        <w:rPr>
+          <w:rStyle w:val="Strong"/>
+        </w:rPr>
+        <w:t>reverse the result of a condition</w:t>
+      </w:r>
+      <w:r>
+        <w:t>.</w:t>
+      </w:r>
+    </w:p>
+    <w:p>
+      <w:pPr>
+        <w:pStyle w:val="HTMLPreformatted"/>
+        <w:rPr>
+          <w:rStyle w:val="HTMLCode"/>
+        </w:rPr>
+      </w:pPr>
+      <w:r>
+        <w:rPr>
+          <w:rStyle w:val="HTMLCode"/>
+        </w:rPr>
+        <w:t>WHERE NOT JOB = 'CLERK</w:t>
+      </w:r>
+      <w:proofErr w:type="gramStart"/>
+      <w:r>
+        <w:rPr>
+          <w:rStyle w:val="HTMLCode"/>
+        </w:rPr>
+        <w:t>';</w:t>
+      </w:r>
+      <w:proofErr w:type="gramEnd"/>
+    </w:p>
+    <w:p>
+      <w:r>
+        <w:pict w14:anchorId="17CA7F05">
+          <v:rect id="_x0000_i1073" style="width:0;height:1.5pt" o:hralign="center" o:hrstd="t" o:hr="t" fillcolor="#a0a0a0" stroked="f"/>
+        </w:pict>
+      </w:r>
+    </w:p>
+    <w:p>
+      <w:pPr>
+        <w:pStyle w:val="Heading1"/>
+        <w:ind w:left="3600" w:firstLine="720"/>
         <w:rPr>
           <w:b/>
           <w:bCs/>
-          <w:sz w:val="32"/>
-          <w:szCs w:val="32"/>
-        </w:rPr>
-        <w:t xml:space="preserve">OPERATORS: </w:t>
-      </w:r>
-      <w:r>
-        <w:rPr>
-          <w:sz w:val="28"/>
-          <w:szCs w:val="28"/>
-        </w:rPr>
-        <w:t>These are the symbols which are used to perform some specific tasks.</w:t>
-      </w:r>
-      <w:r>
-        <w:rPr>
-          <w:sz w:val="28"/>
-          <w:szCs w:val="28"/>
-        </w:rPr>
-        <w:t xml:space="preserve"> There are seven types of operators in SQL.</w:t>
-      </w:r>
-    </w:p>
-    <w:p>
-      <w:pPr>
-        <w:pStyle w:val="ListParagraph"/>
-        <w:numPr>
-          <w:ilvl w:val="0"/>
-          <w:numId w:val="9"/>
-        </w:numPr>
-        <w:rPr>
-          <w:sz w:val="28"/>
-          <w:szCs w:val="28"/>
         </w:rPr>
       </w:pPr>
       <w:r>
         <w:rPr>
           <w:b/>
           <w:bCs/>
-          <w:sz w:val="28"/>
-          <w:szCs w:val="28"/>
-        </w:rPr>
-        <w:t>Arithmetic OP:</w:t>
-      </w:r>
-      <w:r>
-        <w:rPr>
-          <w:sz w:val="28"/>
-          <w:szCs w:val="28"/>
-        </w:rPr>
-        <w:t xml:space="preserve"> +, -, *, %, </w:t>
+        </w:rPr>
+        <w:lastRenderedPageBreak/>
+        <w:t>Special Operators</w:t>
+      </w:r>
+    </w:p>
+    <w:p>
+      <w:pPr>
+        <w:pStyle w:val="Heading2"/>
+      </w:pPr>
+      <w:r>
+        <w:t>1. IN</w:t>
+      </w:r>
+    </w:p>
+    <w:p>
+      <w:pPr>
+        <w:pStyle w:val="NormalWeb"/>
+        <w:numPr>
+          <w:ilvl w:val="0"/>
+          <w:numId w:val="28"/>
+        </w:numPr>
+      </w:pPr>
+      <w:r>
+        <w:t xml:space="preserve">A </w:t>
+      </w:r>
+      <w:r>
+        <w:rPr>
+          <w:rStyle w:val="Strong"/>
+        </w:rPr>
+        <w:t>multi-valued operator</w:t>
+      </w:r>
+      <w:r>
+        <w:t xml:space="preserve"> that checks whether a value matches </w:t>
+      </w:r>
+      <w:r>
+        <w:rPr>
+          <w:rStyle w:val="Strong"/>
+        </w:rPr>
+        <w:t>any value</w:t>
+      </w:r>
+      <w:r>
+        <w:t xml:space="preserve"> </w:t>
       </w:r>
       <w:proofErr w:type="gramStart"/>
       <w:r>
-        <w:rPr>
-          <w:sz w:val="28"/>
-          <w:szCs w:val="28"/>
-        </w:rPr>
-        <w:t>/..</w:t>
+        <w:t>in a given</w:t>
       </w:r>
       <w:proofErr w:type="gramEnd"/>
-    </w:p>
-    <w:p>
-      <w:pPr>
-        <w:pStyle w:val="ListParagraph"/>
+      <w:r>
+        <w:t xml:space="preserve"> list.</w:t>
+      </w:r>
+    </w:p>
+    <w:p>
+      <w:pPr>
+        <w:pStyle w:val="NormalWeb"/>
+      </w:pPr>
+      <w:r>
+        <w:rPr>
+          <w:rStyle w:val="Strong"/>
+        </w:rPr>
+        <w:t>Syntax:</w:t>
+      </w:r>
+    </w:p>
+    <w:p>
+      <w:pPr>
+        <w:pStyle w:val="HTMLPreformatted"/>
+        <w:rPr>
+          <w:rStyle w:val="HTMLCode"/>
+        </w:rPr>
+      </w:pPr>
+      <w:proofErr w:type="spellStart"/>
+      <w:r>
+        <w:rPr>
+          <w:rStyle w:val="HTMLCode"/>
+        </w:rPr>
+        <w:t>Col_Name</w:t>
+      </w:r>
+      <w:proofErr w:type="spellEnd"/>
+      <w:r>
+        <w:rPr>
+          <w:rStyle w:val="HTMLCode"/>
+        </w:rPr>
+        <w:t xml:space="preserve"> IN (val1, val2, val3</w:t>
+      </w:r>
+      <w:proofErr w:type="gramStart"/>
+      <w:r>
+        <w:rPr>
+          <w:rStyle w:val="HTMLCode"/>
+        </w:rPr>
+        <w:t>);</w:t>
+      </w:r>
+      <w:proofErr w:type="gramEnd"/>
+    </w:p>
+    <w:p>
+      <w:pPr>
+        <w:pStyle w:val="NormalWeb"/>
+      </w:pPr>
+      <w:r>
+        <w:rPr>
+          <w:rStyle w:val="Strong"/>
+        </w:rPr>
+        <w:t>Example:</w:t>
+      </w:r>
+    </w:p>
+    <w:p>
+      <w:pPr>
+        <w:pStyle w:val="HTMLPreformatted"/>
+        <w:rPr>
+          <w:rStyle w:val="HTMLCode"/>
+        </w:rPr>
+      </w:pPr>
+      <w:r>
+        <w:rPr>
+          <w:rStyle w:val="HTMLCode"/>
+        </w:rPr>
+        <w:t>WHERE DEPTNO IN (10, 20, 30</w:t>
+      </w:r>
+      <w:proofErr w:type="gramStart"/>
+      <w:r>
+        <w:rPr>
+          <w:rStyle w:val="HTMLCode"/>
+        </w:rPr>
+        <w:t>);</w:t>
+      </w:r>
+      <w:proofErr w:type="gramEnd"/>
+    </w:p>
+    <w:p>
+      <w:r>
+        <w:pict w14:anchorId="4E7799AA">
+          <v:rect id="_x0000_i1074" style="width:0;height:1.5pt" o:hralign="center" o:hrstd="t" o:hr="t" fillcolor="#a0a0a0" stroked="f"/>
+        </w:pict>
+      </w:r>
+    </w:p>
+    <w:p>
+      <w:pPr>
+        <w:pStyle w:val="Heading2"/>
+      </w:pPr>
+      <w:r>
+        <w:t>2. NOT IN</w:t>
+      </w:r>
+    </w:p>
+    <w:p>
+      <w:pPr>
+        <w:pStyle w:val="NormalWeb"/>
         <w:numPr>
           <w:ilvl w:val="0"/>
-          <w:numId w:val="9"/>
-        </w:numPr>
-        <w:rPr>
-          <w:sz w:val="28"/>
-          <w:szCs w:val="28"/>
-        </w:rPr>
-      </w:pPr>
-      <w:r>
+          <w:numId w:val="29"/>
+        </w:numPr>
+      </w:pPr>
+      <w:r>
+        <w:t xml:space="preserve">Opposite of </w:t>
+      </w:r>
+      <w:r>
+        <w:rPr>
+          <w:rStyle w:val="HTMLCode"/>
+        </w:rPr>
+        <w:t>IN</w:t>
+      </w:r>
+      <w:r>
+        <w:t>.</w:t>
+      </w:r>
+    </w:p>
+    <w:p>
+      <w:pPr>
+        <w:pStyle w:val="NormalWeb"/>
+        <w:numPr>
+          <w:ilvl w:val="0"/>
+          <w:numId w:val="29"/>
+        </w:numPr>
+      </w:pPr>
+      <w:r>
+        <w:t xml:space="preserve">Selects values that </w:t>
+      </w:r>
+      <w:r>
+        <w:rPr>
+          <w:rStyle w:val="Strong"/>
+        </w:rPr>
+        <w:t>do not match</w:t>
+      </w:r>
+      <w:r>
+        <w:t xml:space="preserve"> any value in the given list.</w:t>
+      </w:r>
+    </w:p>
+    <w:p>
+      <w:pPr>
+        <w:pStyle w:val="NormalWeb"/>
+      </w:pPr>
+      <w:r>
+        <w:rPr>
+          <w:rStyle w:val="Strong"/>
+        </w:rPr>
+        <w:t>Syntax:</w:t>
+      </w:r>
+    </w:p>
+    <w:p>
+      <w:pPr>
+        <w:pStyle w:val="HTMLPreformatted"/>
+        <w:rPr>
+          <w:rStyle w:val="HTMLCode"/>
+        </w:rPr>
+      </w:pPr>
+      <w:proofErr w:type="spellStart"/>
+      <w:r>
+        <w:rPr>
+          <w:rStyle w:val="HTMLCode"/>
+        </w:rPr>
+        <w:t>Col_Name</w:t>
+      </w:r>
+      <w:proofErr w:type="spellEnd"/>
+      <w:r>
+        <w:rPr>
+          <w:rStyle w:val="HTMLCode"/>
+        </w:rPr>
+        <w:t xml:space="preserve"> NOT IN (val1, val2, val3</w:t>
+      </w:r>
+      <w:proofErr w:type="gramStart"/>
+      <w:r>
+        <w:rPr>
+          <w:rStyle w:val="HTMLCode"/>
+        </w:rPr>
+        <w:t>);</w:t>
+      </w:r>
+      <w:proofErr w:type="gramEnd"/>
+    </w:p>
+    <w:p>
+      <w:r>
+        <w:pict w14:anchorId="5D4EE719">
+          <v:rect id="_x0000_i1075" style="width:0;height:1.5pt" o:hralign="center" o:hrstd="t" o:hr="t" fillcolor="#a0a0a0" stroked="f"/>
+        </w:pict>
+      </w:r>
+    </w:p>
+    <w:p>
+      <w:pPr>
+        <w:pStyle w:val="Heading2"/>
+      </w:pPr>
+      <w:r>
+        <w:t>3. BETWEEN</w:t>
+      </w:r>
+    </w:p>
+    <w:p>
+      <w:pPr>
+        <w:pStyle w:val="NormalWeb"/>
+        <w:numPr>
+          <w:ilvl w:val="0"/>
+          <w:numId w:val="30"/>
+        </w:numPr>
+      </w:pPr>
+      <w:r>
+        <w:t xml:space="preserve">Used to check whether a value lies within a </w:t>
+      </w:r>
+      <w:r>
+        <w:rPr>
+          <w:rStyle w:val="Strong"/>
+        </w:rPr>
+        <w:t>specified range</w:t>
+      </w:r>
+      <w:r>
+        <w:t>.</w:t>
+      </w:r>
+    </w:p>
+    <w:p>
+      <w:pPr>
+        <w:pStyle w:val="NormalWeb"/>
+        <w:numPr>
+          <w:ilvl w:val="0"/>
+          <w:numId w:val="30"/>
+        </w:numPr>
+      </w:pPr>
+      <w:r>
+        <w:rPr>
+          <w:rStyle w:val="HTMLCode"/>
+        </w:rPr>
+        <w:t>BETWEEN</w:t>
+      </w:r>
+      <w:r>
+        <w:t xml:space="preserve"> is </w:t>
+      </w:r>
+      <w:r>
+        <w:rPr>
+          <w:rStyle w:val="Strong"/>
+        </w:rPr>
+        <w:t>inclusive</w:t>
+      </w:r>
+      <w:r>
+        <w:t>, meaning both the lower and higher values are included.</w:t>
+      </w:r>
+    </w:p>
+    <w:p>
+      <w:pPr>
+        <w:pStyle w:val="NormalWeb"/>
+      </w:pPr>
+      <w:r>
+        <w:rPr>
+          <w:rStyle w:val="Strong"/>
+        </w:rPr>
+        <w:t>Syntax:</w:t>
+      </w:r>
+    </w:p>
+    <w:p>
+      <w:pPr>
+        <w:pStyle w:val="HTMLPreformatted"/>
+        <w:rPr>
+          <w:rStyle w:val="HTMLCode"/>
+        </w:rPr>
+      </w:pPr>
+      <w:proofErr w:type="spellStart"/>
+      <w:r>
+        <w:rPr>
+          <w:rStyle w:val="HTMLCode"/>
+        </w:rPr>
+        <w:t>Col_Name</w:t>
+      </w:r>
+      <w:proofErr w:type="spellEnd"/>
+      <w:r>
+        <w:rPr>
+          <w:rStyle w:val="HTMLCode"/>
+        </w:rPr>
+        <w:t xml:space="preserve"> BETWEEN </w:t>
+      </w:r>
+      <w:proofErr w:type="spellStart"/>
+      <w:r>
+        <w:rPr>
+          <w:rStyle w:val="HTMLCode"/>
+        </w:rPr>
+        <w:t>lower_value</w:t>
+      </w:r>
+      <w:proofErr w:type="spellEnd"/>
+      <w:r>
+        <w:rPr>
+          <w:rStyle w:val="HTMLCode"/>
+        </w:rPr>
+        <w:t xml:space="preserve"> AND </w:t>
+      </w:r>
+      <w:proofErr w:type="spellStart"/>
+      <w:r>
+        <w:rPr>
+          <w:rStyle w:val="HTMLCode"/>
+        </w:rPr>
+        <w:t>higher_</w:t>
+      </w:r>
+      <w:proofErr w:type="gramStart"/>
+      <w:r>
+        <w:rPr>
+          <w:rStyle w:val="HTMLCode"/>
+        </w:rPr>
+        <w:t>value</w:t>
+      </w:r>
+      <w:proofErr w:type="spellEnd"/>
+      <w:r>
+        <w:rPr>
+          <w:rStyle w:val="HTMLCode"/>
+        </w:rPr>
+        <w:t>;</w:t>
+      </w:r>
+      <w:proofErr w:type="gramEnd"/>
+    </w:p>
+    <w:p>
+      <w:pPr>
+        <w:pStyle w:val="NormalWeb"/>
+      </w:pPr>
+      <w:r>
+        <w:rPr>
+          <w:rStyle w:val="Strong"/>
+        </w:rPr>
+        <w:t>Example:</w:t>
+      </w:r>
+    </w:p>
+    <w:p>
+      <w:pPr>
+        <w:pStyle w:val="HTMLPreformatted"/>
+        <w:rPr>
+          <w:rStyle w:val="HTMLCode"/>
+        </w:rPr>
+      </w:pPr>
+      <w:r>
+        <w:rPr>
+          <w:rStyle w:val="HTMLCode"/>
+        </w:rPr>
+        <w:t xml:space="preserve">WHERE SAL BETWEEN 1000 AND </w:t>
+      </w:r>
+      <w:proofErr w:type="gramStart"/>
+      <w:r>
+        <w:rPr>
+          <w:rStyle w:val="HTMLCode"/>
+        </w:rPr>
+        <w:t>2000;</w:t>
+      </w:r>
+      <w:proofErr w:type="gramEnd"/>
+    </w:p>
+    <w:p>
+      <w:pPr>
+        <w:pStyle w:val="NormalWeb"/>
+      </w:pPr>
+      <w:r>
+        <w:rPr>
+          <w:rStyle w:val="Strong"/>
+        </w:rPr>
+        <w:t>Important Note:</w:t>
+      </w:r>
+    </w:p>
+    <w:p>
+      <w:pPr>
+        <w:pStyle w:val="NormalWeb"/>
+        <w:numPr>
+          <w:ilvl w:val="0"/>
+          <w:numId w:val="31"/>
+        </w:numPr>
+      </w:pPr>
+      <w:r>
+        <w:t xml:space="preserve">If the question explicitly mentions </w:t>
+      </w:r>
+      <w:r>
+        <w:rPr>
+          <w:rStyle w:val="Strong"/>
+        </w:rPr>
+        <w:t>"between 1000 and 2000"</w:t>
+      </w:r>
+      <w:r>
+        <w:t xml:space="preserve">, use </w:t>
+      </w:r>
+      <w:r>
+        <w:rPr>
+          <w:rStyle w:val="HTMLCode"/>
+        </w:rPr>
+        <w:t>1000</w:t>
+      </w:r>
+      <w:r>
+        <w:t xml:space="preserve"> and </w:t>
+      </w:r>
+      <w:r>
+        <w:rPr>
+          <w:rStyle w:val="HTMLCode"/>
+        </w:rPr>
+        <w:t>2000</w:t>
+      </w:r>
+      <w:r>
+        <w:t xml:space="preserve"> directly.</w:t>
+      </w:r>
+    </w:p>
+    <w:p>
+      <w:pPr>
+        <w:pStyle w:val="NormalWeb"/>
+        <w:numPr>
+          <w:ilvl w:val="0"/>
+          <w:numId w:val="31"/>
+        </w:numPr>
+      </w:pPr>
+      <w:r>
+        <w:t xml:space="preserve">Do </w:t>
+      </w:r>
+      <w:r>
+        <w:rPr>
+          <w:rStyle w:val="Strong"/>
+        </w:rPr>
+        <w:t>not</w:t>
+      </w:r>
+      <w:r>
+        <w:t xml:space="preserve"> increase or decrease the boundary values.</w:t>
+      </w:r>
+    </w:p>
+    <w:p>
+      <w:r>
+        <w:pict w14:anchorId="370489D7">
+          <v:rect id="_x0000_i1076" style="width:0;height:1.5pt" o:hralign="center" o:hrstd="t" o:hr="t" fillcolor="#a0a0a0" stroked="f"/>
+        </w:pict>
+      </w:r>
+    </w:p>
+    <w:p>
+      <w:pPr>
+        <w:pStyle w:val="Heading2"/>
+      </w:pPr>
+      <w:r>
+        <w:t>4. NOT BETWEEN</w:t>
+      </w:r>
+    </w:p>
+    <w:p>
+      <w:pPr>
+        <w:pStyle w:val="NormalWeb"/>
+        <w:numPr>
+          <w:ilvl w:val="0"/>
+          <w:numId w:val="32"/>
+        </w:numPr>
+      </w:pPr>
+      <w:r>
+        <w:t xml:space="preserve">Opposite of </w:t>
+      </w:r>
+      <w:r>
+        <w:rPr>
+          <w:rStyle w:val="HTMLCode"/>
+        </w:rPr>
+        <w:t>BETWEEN</w:t>
+      </w:r>
+      <w:r>
+        <w:t>.</w:t>
+      </w:r>
+    </w:p>
+    <w:p>
+      <w:pPr>
+        <w:pStyle w:val="NormalWeb"/>
+        <w:numPr>
+          <w:ilvl w:val="0"/>
+          <w:numId w:val="32"/>
+        </w:numPr>
+      </w:pPr>
+      <w:r>
+        <w:t xml:space="preserve">Selects values </w:t>
+      </w:r>
+      <w:r>
+        <w:rPr>
+          <w:rStyle w:val="Strong"/>
+        </w:rPr>
+        <w:t>outside the specified range</w:t>
+      </w:r>
+      <w:r>
+        <w:t>.</w:t>
+      </w:r>
+    </w:p>
+    <w:p>
+      <w:pPr>
+        <w:pStyle w:val="NormalWeb"/>
+      </w:pPr>
+      <w:r>
+        <w:rPr>
+          <w:rStyle w:val="Strong"/>
+        </w:rPr>
+        <w:t>Syntax:</w:t>
+      </w:r>
+    </w:p>
+    <w:p>
+      <w:pPr>
+        <w:pStyle w:val="HTMLPreformatted"/>
+      </w:pPr>
+      <w:proofErr w:type="spellStart"/>
+      <w:r>
+        <w:rPr>
+          <w:rStyle w:val="HTMLCode"/>
+        </w:rPr>
+        <w:t>Col_Name</w:t>
+      </w:r>
+      <w:proofErr w:type="spellEnd"/>
+      <w:r>
+        <w:rPr>
+          <w:rStyle w:val="HTMLCode"/>
+        </w:rPr>
+        <w:t xml:space="preserve"> NOT BETWEEN </w:t>
+      </w:r>
+      <w:proofErr w:type="spellStart"/>
+      <w:r>
+        <w:rPr>
+          <w:rStyle w:val="HTMLCode"/>
+        </w:rPr>
+        <w:t>lower_value</w:t>
+      </w:r>
+      <w:proofErr w:type="spellEnd"/>
+      <w:r>
+        <w:rPr>
+          <w:rStyle w:val="HTMLCode"/>
+        </w:rPr>
+        <w:t xml:space="preserve"> AND </w:t>
+      </w:r>
+      <w:proofErr w:type="spellStart"/>
+      <w:r>
+        <w:rPr>
+          <w:rStyle w:val="HTMLCode"/>
+        </w:rPr>
+        <w:t>higher_</w:t>
+      </w:r>
+      <w:proofErr w:type="gramStart"/>
+      <w:r>
+        <w:rPr>
+          <w:rStyle w:val="HTMLCode"/>
+        </w:rPr>
+        <w:t>value</w:t>
+      </w:r>
+      <w:proofErr w:type="spellEnd"/>
+      <w:r>
+        <w:rPr>
+          <w:rStyle w:val="HTMLCode"/>
+        </w:rPr>
+        <w:t>;</w:t>
+      </w:r>
+      <w:proofErr w:type="gramEnd"/>
+    </w:p>
+    <w:p>
+      <w:pPr>
+        <w:pStyle w:val="Heading1"/>
+        <w:ind w:left="2880" w:firstLine="720"/>
         <w:rPr>
           <w:b/>
           <w:bCs/>
-          <w:sz w:val="28"/>
-          <w:szCs w:val="28"/>
-        </w:rPr>
-        <w:t>Comparison OP:</w:t>
-      </w:r>
-      <w:r>
-        <w:rPr>
-          <w:sz w:val="28"/>
-          <w:szCs w:val="28"/>
-        </w:rPr>
-        <w:t xml:space="preserve"> =</w:t>
-      </w:r>
-      <w:proofErr w:type="gramStart"/>
-      <w:r>
-        <w:rPr>
-          <w:sz w:val="28"/>
-          <w:szCs w:val="28"/>
-        </w:rPr>
-        <w:t>, !</w:t>
-      </w:r>
-      <w:proofErr w:type="gramEnd"/>
-      <w:r>
-        <w:rPr>
-          <w:sz w:val="28"/>
-          <w:szCs w:val="28"/>
-        </w:rPr>
-        <w:t>=.</w:t>
-      </w:r>
-    </w:p>
-    <w:p>
-      <w:pPr>
-        <w:pStyle w:val="ListParagraph"/>
-        <w:numPr>
-          <w:ilvl w:val="0"/>
-          <w:numId w:val="9"/>
-        </w:numPr>
-        <w:rPr>
-          <w:sz w:val="28"/>
-          <w:szCs w:val="28"/>
         </w:rPr>
       </w:pPr>
       <w:r>
         <w:rPr>
           <w:b/>
           <w:bCs/>
-          <w:sz w:val="28"/>
-          <w:szCs w:val="28"/>
-        </w:rPr>
-        <w:t>Relational OP:</w:t>
-      </w:r>
-      <w:r>
-        <w:rPr>
-          <w:sz w:val="28"/>
-          <w:szCs w:val="28"/>
-        </w:rPr>
-        <w:t xml:space="preserve"> &lt;, &gt;, &gt;=, &lt;=.</w:t>
-      </w:r>
-    </w:p>
-    <w:p>
-      <w:pPr>
-        <w:pStyle w:val="ListParagraph"/>
+        </w:rPr>
+        <w:lastRenderedPageBreak/>
+        <w:t>1st September Notes</w:t>
+      </w:r>
+    </w:p>
+    <w:p>
+      <w:pPr>
+        <w:pStyle w:val="Heading2"/>
+      </w:pPr>
+      <w:r>
+        <w:t>5. IS</w:t>
+      </w:r>
+    </w:p>
+    <w:p>
+      <w:pPr>
+        <w:pStyle w:val="NormalWeb"/>
         <w:numPr>
           <w:ilvl w:val="0"/>
-          <w:numId w:val="9"/>
-        </w:numPr>
-        <w:rPr>
-          <w:sz w:val="28"/>
-          <w:szCs w:val="28"/>
-        </w:rPr>
-      </w:pPr>
-      <w:r>
-        <w:rPr>
+          <w:numId w:val="33"/>
+        </w:numPr>
+      </w:pPr>
+      <w:r>
+        <w:t xml:space="preserve">Used to compare a value with </w:t>
+      </w:r>
+      <w:r>
+        <w:rPr>
+          <w:rStyle w:val="HTMLCode"/>
           <w:b/>
           <w:bCs/>
-          <w:sz w:val="28"/>
-          <w:szCs w:val="28"/>
-        </w:rPr>
-        <w:t>Concatenation OP:</w:t>
-      </w:r>
-      <w:r>
-        <w:rPr>
-          <w:sz w:val="28"/>
-          <w:szCs w:val="28"/>
-        </w:rPr>
-        <w:t xml:space="preserve"> ||</w:t>
-      </w:r>
-    </w:p>
-    <w:p>
-      <w:pPr>
-        <w:pStyle w:val="ListParagraph"/>
+        </w:rPr>
+        <w:t>NULL</w:t>
+      </w:r>
+      <w:r>
+        <w:t>.</w:t>
+      </w:r>
+    </w:p>
+    <w:p>
+      <w:pPr>
+        <w:pStyle w:val="NormalWeb"/>
         <w:numPr>
           <w:ilvl w:val="0"/>
-          <w:numId w:val="9"/>
-        </w:numPr>
-        <w:rPr>
-          <w:sz w:val="28"/>
-          <w:szCs w:val="28"/>
-        </w:rPr>
-      </w:pPr>
-      <w:r>
-        <w:rPr>
+          <w:numId w:val="33"/>
+        </w:numPr>
+      </w:pPr>
+      <w:r>
+        <w:rPr>
+          <w:rStyle w:val="HTMLCode"/>
+        </w:rPr>
+        <w:t>NULL</w:t>
+      </w:r>
+      <w:r>
+        <w:t xml:space="preserve"> cannot be compared using </w:t>
+      </w:r>
+      <w:r>
+        <w:rPr>
+          <w:rStyle w:val="HTMLCode"/>
+        </w:rPr>
+        <w:t>=</w:t>
+      </w:r>
+      <w:r>
+        <w:t>.</w:t>
+      </w:r>
+    </w:p>
+    <w:p>
+      <w:pPr>
+        <w:pStyle w:val="NormalWeb"/>
+      </w:pPr>
+      <w:r>
+        <w:rPr>
+          <w:rStyle w:val="Strong"/>
+        </w:rPr>
+        <w:t>Syntax:</w:t>
+      </w:r>
+    </w:p>
+    <w:p>
+      <w:pPr>
+        <w:pStyle w:val="HTMLPreformatted"/>
+        <w:rPr>
+          <w:rStyle w:val="HTMLCode"/>
+        </w:rPr>
+      </w:pPr>
+      <w:proofErr w:type="spellStart"/>
+      <w:r>
+        <w:rPr>
+          <w:rStyle w:val="HTMLCode"/>
+        </w:rPr>
+        <w:t>Col_Name</w:t>
+      </w:r>
+      <w:proofErr w:type="spellEnd"/>
+      <w:r>
+        <w:rPr>
+          <w:rStyle w:val="HTMLCode"/>
+        </w:rPr>
+        <w:t xml:space="preserve"> IS </w:t>
+      </w:r>
+      <w:proofErr w:type="gramStart"/>
+      <w:r>
+        <w:rPr>
+          <w:rStyle w:val="HTMLCode"/>
+        </w:rPr>
+        <w:t>NULL;</w:t>
+      </w:r>
+      <w:proofErr w:type="gramEnd"/>
+    </w:p>
+    <w:p>
+      <w:r>
+        <w:pict w14:anchorId="6E940A88">
+          <v:rect id="_x0000_i1077" style="width:0;height:1.5pt" o:hralign="center" o:hrstd="t" o:hr="t" fillcolor="#a0a0a0" stroked="f"/>
+        </w:pict>
+      </w:r>
+    </w:p>
+    <w:p>
+      <w:pPr>
+        <w:pStyle w:val="Heading2"/>
+      </w:pPr>
+      <w:r>
+        <w:t>6. IS NOT</w:t>
+      </w:r>
+    </w:p>
+    <w:p>
+      <w:pPr>
+        <w:pStyle w:val="NormalWeb"/>
+        <w:numPr>
+          <w:ilvl w:val="0"/>
+          <w:numId w:val="34"/>
+        </w:numPr>
+      </w:pPr>
+      <w:r>
+        <w:t xml:space="preserve">Used to check whether a value is </w:t>
+      </w:r>
+      <w:r>
+        <w:rPr>
+          <w:rStyle w:val="Strong"/>
+        </w:rPr>
+        <w:t>NOT NULL</w:t>
+      </w:r>
+      <w:r>
+        <w:t>.</w:t>
+      </w:r>
+    </w:p>
+    <w:p>
+      <w:pPr>
+        <w:pStyle w:val="NormalWeb"/>
+      </w:pPr>
+      <w:r>
+        <w:rPr>
+          <w:rStyle w:val="Strong"/>
+        </w:rPr>
+        <w:t>Syntax:</w:t>
+      </w:r>
+    </w:p>
+    <w:p>
+      <w:pPr>
+        <w:pStyle w:val="HTMLPreformatted"/>
+        <w:rPr>
+          <w:rStyle w:val="HTMLCode"/>
+        </w:rPr>
+      </w:pPr>
+      <w:proofErr w:type="spellStart"/>
+      <w:r>
+        <w:rPr>
+          <w:rStyle w:val="HTMLCode"/>
+        </w:rPr>
+        <w:t>Col_Name</w:t>
+      </w:r>
+      <w:proofErr w:type="spellEnd"/>
+      <w:r>
+        <w:rPr>
+          <w:rStyle w:val="HTMLCode"/>
+        </w:rPr>
+        <w:t xml:space="preserve"> IS NOT </w:t>
+      </w:r>
+      <w:proofErr w:type="gramStart"/>
+      <w:r>
+        <w:rPr>
+          <w:rStyle w:val="HTMLCode"/>
+        </w:rPr>
+        <w:t>NULL;</w:t>
+      </w:r>
+      <w:proofErr w:type="gramEnd"/>
+    </w:p>
+    <w:p>
+      <w:r>
+        <w:pict w14:anchorId="4064EF3A">
+          <v:rect id="_x0000_i1078" style="width:0;height:1.5pt" o:hralign="center" o:hrstd="t" o:hr="t" fillcolor="#a0a0a0" stroked="f"/>
+        </w:pict>
+      </w:r>
+    </w:p>
+    <w:p>
+      <w:pPr>
+        <w:pStyle w:val="Heading2"/>
+      </w:pPr>
+      <w:r>
+        <w:t>7. LIKE</w:t>
+      </w:r>
+    </w:p>
+    <w:p>
+      <w:pPr>
+        <w:pStyle w:val="NormalWeb"/>
+        <w:numPr>
+          <w:ilvl w:val="0"/>
+          <w:numId w:val="35"/>
+        </w:numPr>
+      </w:pPr>
+      <w:r>
+        <w:t xml:space="preserve">Used for </w:t>
+      </w:r>
+      <w:r>
+        <w:rPr>
+          <w:rStyle w:val="Strong"/>
+        </w:rPr>
+        <w:t>pattern matching</w:t>
+      </w:r>
+      <w:r>
+        <w:t>.</w:t>
+      </w:r>
+    </w:p>
+    <w:p>
+      <w:pPr>
+        <w:pStyle w:val="NormalWeb"/>
+      </w:pPr>
+      <w:r>
+        <w:rPr>
+          <w:rStyle w:val="Strong"/>
+        </w:rPr>
+        <w:t>Syntax:</w:t>
+      </w:r>
+    </w:p>
+    <w:p>
+      <w:pPr>
+        <w:pStyle w:val="HTMLPreformatted"/>
+        <w:rPr>
+          <w:rStyle w:val="HTMLCode"/>
+        </w:rPr>
+      </w:pPr>
+      <w:proofErr w:type="spellStart"/>
+      <w:r>
+        <w:rPr>
+          <w:rStyle w:val="HTMLCode"/>
+        </w:rPr>
+        <w:t>Col_Name</w:t>
+      </w:r>
+      <w:proofErr w:type="spellEnd"/>
+      <w:r>
+        <w:rPr>
+          <w:rStyle w:val="HTMLCode"/>
+        </w:rPr>
+        <w:t xml:space="preserve"> LIKE 'pattern</w:t>
+      </w:r>
+      <w:proofErr w:type="gramStart"/>
+      <w:r>
+        <w:rPr>
+          <w:rStyle w:val="HTMLCode"/>
+        </w:rPr>
+        <w:t>';</w:t>
+      </w:r>
+      <w:proofErr w:type="gramEnd"/>
+    </w:p>
+    <w:p>
+      <w:pPr>
+        <w:pStyle w:val="Heading3"/>
+      </w:pPr>
+      <w:r>
+        <w:t>Wildcards</w:t>
+      </w:r>
+    </w:p>
+    <w:p>
+      <w:pPr>
+        <w:pStyle w:val="NormalWeb"/>
+      </w:pPr>
+      <w:r>
+        <w:rPr>
+          <w:rStyle w:val="HTMLCode"/>
           <w:b/>
           <w:bCs/>
-          <w:sz w:val="28"/>
-          <w:szCs w:val="28"/>
-        </w:rPr>
-        <w:t>Logical OP:</w:t>
-      </w:r>
-      <w:r>
-        <w:rPr>
-          <w:sz w:val="28"/>
-          <w:szCs w:val="28"/>
-        </w:rPr>
-        <w:t xml:space="preserve"> AND, </w:t>
-      </w:r>
-      <w:proofErr w:type="gramStart"/>
-      <w:r>
-        <w:rPr>
-          <w:sz w:val="28"/>
-          <w:szCs w:val="28"/>
-        </w:rPr>
-        <w:t>OR,</w:t>
-      </w:r>
-      <w:proofErr w:type="gramEnd"/>
-      <w:r>
-        <w:rPr>
-          <w:sz w:val="28"/>
-          <w:szCs w:val="28"/>
-        </w:rPr>
-        <w:t xml:space="preserve"> NOT.</w:t>
-      </w:r>
-    </w:p>
-    <w:p>
-      <w:pPr>
-        <w:pStyle w:val="ListParagraph"/>
+        </w:rPr>
+        <w:t>%</w:t>
+      </w:r>
+    </w:p>
+    <w:p>
+      <w:pPr>
+        <w:pStyle w:val="NormalWeb"/>
         <w:numPr>
           <w:ilvl w:val="0"/>
-          <w:numId w:val="9"/>
-        </w:numPr>
-        <w:rPr>
+          <w:numId w:val="36"/>
+        </w:numPr>
+      </w:pPr>
+      <w:r>
+        <w:t xml:space="preserve">Represents </w:t>
+      </w:r>
+      <w:r>
+        <w:rPr>
+          <w:rStyle w:val="Strong"/>
+        </w:rPr>
+        <w:t>zero or more characters</w:t>
+      </w:r>
+      <w:r>
+        <w:t>.</w:t>
+      </w:r>
+    </w:p>
+    <w:p>
+      <w:pPr>
+        <w:pStyle w:val="NormalWeb"/>
+      </w:pPr>
+      <w:r>
+        <w:rPr>
+          <w:rStyle w:val="HTMLCode"/>
           <w:b/>
           <w:bCs/>
-          <w:sz w:val="28"/>
-          <w:szCs w:val="28"/>
-        </w:rPr>
-      </w:pPr>
-      <w:r>
+        </w:rPr>
+        <w:t>_</w:t>
+      </w:r>
+    </w:p>
+    <w:p>
+      <w:pPr>
+        <w:pStyle w:val="NormalWeb"/>
+        <w:numPr>
+          <w:ilvl w:val="0"/>
+          <w:numId w:val="37"/>
+        </w:numPr>
+      </w:pPr>
+      <w:r>
+        <w:t xml:space="preserve">Represents </w:t>
+      </w:r>
+      <w:r>
+        <w:rPr>
+          <w:rStyle w:val="Strong"/>
+        </w:rPr>
+        <w:t>exactly one character</w:t>
+      </w:r>
+      <w:r>
+        <w:t>.</w:t>
+      </w:r>
+    </w:p>
+    <w:p>
+      <w:pPr>
+        <w:pStyle w:val="NormalWeb"/>
+      </w:pPr>
+      <w:r>
+        <w:rPr>
+          <w:rStyle w:val="Strong"/>
+        </w:rPr>
+        <w:t>Example:</w:t>
+      </w:r>
+    </w:p>
+    <w:p>
+      <w:pPr>
+        <w:pStyle w:val="HTMLPreformatted"/>
+        <w:rPr>
+          <w:rStyle w:val="HTMLCode"/>
+        </w:rPr>
+      </w:pPr>
+      <w:r>
+        <w:rPr>
+          <w:rStyle w:val="HTMLCode"/>
+        </w:rPr>
+        <w:t>WHERE ENAME LIKE 'A%</w:t>
+      </w:r>
+      <w:proofErr w:type="gramStart"/>
+      <w:r>
+        <w:rPr>
+          <w:rStyle w:val="HTMLCode"/>
+        </w:rPr>
+        <w:t>';</w:t>
+      </w:r>
+      <w:proofErr w:type="gramEnd"/>
+    </w:p>
+    <w:p>
+      <w:pPr>
+        <w:pStyle w:val="NormalWeb"/>
+      </w:pPr>
+      <w:r>
+        <w:t xml:space="preserve">→ Names starting with </w:t>
+      </w:r>
+      <w:r>
+        <w:rPr>
+          <w:rStyle w:val="HTMLCode"/>
+        </w:rPr>
+        <w:t>A</w:t>
+      </w:r>
+      <w:r>
+        <w:t>.</w:t>
+      </w:r>
+    </w:p>
+    <w:p>
+      <w:pPr>
+        <w:pStyle w:val="HTMLPreformatted"/>
+        <w:rPr>
+          <w:rStyle w:val="HTMLCode"/>
+        </w:rPr>
+      </w:pPr>
+      <w:r>
+        <w:rPr>
+          <w:rStyle w:val="HTMLCode"/>
+        </w:rPr>
+        <w:t>WHERE ENAME LIKE '_A%</w:t>
+      </w:r>
+      <w:proofErr w:type="gramStart"/>
+      <w:r>
+        <w:rPr>
+          <w:rStyle w:val="HTMLCode"/>
+        </w:rPr>
+        <w:t>';</w:t>
+      </w:r>
+      <w:proofErr w:type="gramEnd"/>
+    </w:p>
+    <w:p>
+      <w:pPr>
+        <w:pStyle w:val="NormalWeb"/>
+      </w:pPr>
+      <w:r>
+        <w:t xml:space="preserve">→ Second character is </w:t>
+      </w:r>
+      <w:r>
+        <w:rPr>
+          <w:rStyle w:val="HTMLCode"/>
+        </w:rPr>
+        <w:t>A</w:t>
+      </w:r>
+      <w:r>
+        <w:t>.</w:t>
+      </w:r>
+    </w:p>
+    <w:p>
+      <w:pPr>
+        <w:pStyle w:val="Heading2"/>
+      </w:pPr>
+      <w:r>
+        <w:t>8. NOT LIKE</w:t>
+      </w:r>
+    </w:p>
+    <w:p>
+      <w:pPr>
+        <w:pStyle w:val="NormalWeb"/>
+        <w:numPr>
+          <w:ilvl w:val="0"/>
+          <w:numId w:val="38"/>
+        </w:numPr>
+      </w:pPr>
+      <w:r>
+        <w:t xml:space="preserve">Opposite of </w:t>
+      </w:r>
+      <w:r>
+        <w:rPr>
+          <w:rStyle w:val="HTMLCode"/>
+        </w:rPr>
+        <w:t>LIKE</w:t>
+      </w:r>
+      <w:r>
+        <w:t>.</w:t>
+      </w:r>
+    </w:p>
+    <w:p>
+      <w:pPr>
+        <w:pStyle w:val="NormalWeb"/>
+        <w:numPr>
+          <w:ilvl w:val="0"/>
+          <w:numId w:val="38"/>
+        </w:numPr>
+      </w:pPr>
+      <w:r>
+        <w:t xml:space="preserve">Selects values that </w:t>
+      </w:r>
+      <w:r>
+        <w:rPr>
+          <w:rStyle w:val="Strong"/>
+        </w:rPr>
+        <w:t>do not match the specified pattern</w:t>
+      </w:r>
+      <w:r>
+        <w:t>.</w:t>
+      </w:r>
+    </w:p>
+    <w:p>
+      <w:pPr>
+        <w:pStyle w:val="NormalWeb"/>
+      </w:pPr>
+      <w:r>
+        <w:rPr>
+          <w:rStyle w:val="Strong"/>
+        </w:rPr>
+        <w:t>Syntax:</w:t>
+      </w:r>
+    </w:p>
+    <w:p>
+      <w:pPr>
+        <w:pStyle w:val="HTMLPreformatted"/>
+        <w:rPr>
+          <w:rStyle w:val="HTMLCode"/>
+        </w:rPr>
+      </w:pPr>
+      <w:proofErr w:type="spellStart"/>
+      <w:r>
+        <w:rPr>
+          <w:rStyle w:val="HTMLCode"/>
+        </w:rPr>
+        <w:lastRenderedPageBreak/>
+        <w:t>Col_Name</w:t>
+      </w:r>
+      <w:proofErr w:type="spellEnd"/>
+      <w:r>
+        <w:rPr>
+          <w:rStyle w:val="HTMLCode"/>
+        </w:rPr>
+        <w:t xml:space="preserve"> NOT LIKE 'pattern</w:t>
+      </w:r>
+      <w:proofErr w:type="gramStart"/>
+      <w:r>
+        <w:rPr>
+          <w:rStyle w:val="HTMLCode"/>
+        </w:rPr>
+        <w:t>';</w:t>
+      </w:r>
+      <w:proofErr w:type="gramEnd"/>
+    </w:p>
+    <w:p>
+      <w:pPr>
         <w:rPr>
           <w:b/>
           <w:bCs/>
           <w:sz w:val="28"/>
           <w:szCs w:val="28"/>
         </w:rPr>
-        <w:t>Special OP:</w:t>
-      </w:r>
-    </w:p>
-    <w:p>
-      <w:pPr>
-        <w:pStyle w:val="ListParagraph"/>
-        <w:numPr>
-          <w:ilvl w:val="0"/>
-          <w:numId w:val="12"/>
-        </w:numPr>
-        <w:rPr>
-          <w:sz w:val="28"/>
-          <w:szCs w:val="28"/>
-        </w:rPr>
-      </w:pPr>
-      <w:r>
-        <w:rPr>
-          <w:sz w:val="28"/>
-          <w:szCs w:val="28"/>
-        </w:rPr>
-        <w:t>IN</w:t>
-      </w:r>
-    </w:p>
-    <w:p>
-      <w:pPr>
-        <w:pStyle w:val="ListParagraph"/>
-        <w:numPr>
-          <w:ilvl w:val="0"/>
-          <w:numId w:val="12"/>
-        </w:numPr>
-        <w:rPr>
-          <w:sz w:val="28"/>
-          <w:szCs w:val="28"/>
-        </w:rPr>
-      </w:pPr>
-      <w:r>
-        <w:rPr>
-          <w:sz w:val="28"/>
-          <w:szCs w:val="28"/>
-        </w:rPr>
-        <w:t>NOT IN</w:t>
-      </w:r>
-    </w:p>
-    <w:p>
-      <w:pPr>
-        <w:pStyle w:val="ListParagraph"/>
-        <w:numPr>
-          <w:ilvl w:val="0"/>
-          <w:numId w:val="12"/>
-        </w:numPr>
-        <w:rPr>
-          <w:sz w:val="28"/>
-          <w:szCs w:val="28"/>
-        </w:rPr>
-      </w:pPr>
-      <w:r>
-        <w:rPr>
-          <w:sz w:val="28"/>
-          <w:szCs w:val="28"/>
-        </w:rPr>
-        <w:t>BETWEEN</w:t>
-      </w:r>
-    </w:p>
-    <w:p>
-      <w:pPr>
-        <w:pStyle w:val="ListParagraph"/>
-        <w:numPr>
-          <w:ilvl w:val="0"/>
-          <w:numId w:val="12"/>
-        </w:numPr>
-        <w:rPr>
-          <w:sz w:val="28"/>
-          <w:szCs w:val="28"/>
-        </w:rPr>
-      </w:pPr>
-      <w:r>
-        <w:rPr>
-          <w:sz w:val="28"/>
-          <w:szCs w:val="28"/>
-        </w:rPr>
-        <w:t>NOT BETWEEN</w:t>
-      </w:r>
-    </w:p>
-    <w:p>
-      <w:pPr>
-        <w:pStyle w:val="ListParagraph"/>
-        <w:numPr>
-          <w:ilvl w:val="0"/>
-          <w:numId w:val="12"/>
-        </w:numPr>
-        <w:rPr>
-          <w:sz w:val="28"/>
-          <w:szCs w:val="28"/>
-        </w:rPr>
-      </w:pPr>
-      <w:r>
-        <w:rPr>
-          <w:sz w:val="28"/>
-          <w:szCs w:val="28"/>
-        </w:rPr>
-        <w:t>IS</w:t>
-      </w:r>
-    </w:p>
-    <w:p>
-      <w:pPr>
-        <w:pStyle w:val="ListParagraph"/>
-        <w:numPr>
-          <w:ilvl w:val="0"/>
-          <w:numId w:val="12"/>
-        </w:numPr>
-        <w:rPr>
-          <w:sz w:val="28"/>
-          <w:szCs w:val="28"/>
-        </w:rPr>
-      </w:pPr>
-      <w:r>
-        <w:rPr>
-          <w:sz w:val="28"/>
-          <w:szCs w:val="28"/>
-        </w:rPr>
-        <w:t>IS NOT</w:t>
-      </w:r>
-    </w:p>
-    <w:p>
-      <w:pPr>
-        <w:pStyle w:val="ListParagraph"/>
-        <w:numPr>
-          <w:ilvl w:val="0"/>
-          <w:numId w:val="12"/>
-        </w:numPr>
-        <w:rPr>
-          <w:sz w:val="28"/>
-          <w:szCs w:val="28"/>
-        </w:rPr>
-      </w:pPr>
-      <w:r>
-        <w:rPr>
-          <w:sz w:val="28"/>
-          <w:szCs w:val="28"/>
-        </w:rPr>
-        <w:t xml:space="preserve">LIKE </w:t>
-      </w:r>
-    </w:p>
-    <w:p>
-      <w:pPr>
-        <w:pStyle w:val="ListParagraph"/>
-        <w:numPr>
-          <w:ilvl w:val="0"/>
-          <w:numId w:val="12"/>
-        </w:numPr>
-        <w:rPr>
-          <w:sz w:val="28"/>
-          <w:szCs w:val="28"/>
-        </w:rPr>
-      </w:pPr>
-      <w:r>
-        <w:rPr>
-          <w:sz w:val="28"/>
-          <w:szCs w:val="28"/>
-        </w:rPr>
-        <w:t>LIKE NOT</w:t>
-      </w:r>
-    </w:p>
-    <w:p>
-      <w:pPr>
-        <w:pStyle w:val="ListParagraph"/>
-        <w:numPr>
-          <w:ilvl w:val="0"/>
-          <w:numId w:val="9"/>
-        </w:numPr>
+      </w:pPr>
+    </w:p>
+    <w:p>
+      <w:pPr>
+        <w:jc w:val="center"/>
         <w:rPr>
           <w:b/>
           <w:bCs/>
@@ -7640,158 +9718,30 @@
           <w:sz w:val="28"/>
           <w:szCs w:val="28"/>
         </w:rPr>
-        <w:t>Subquery OP:</w:t>
-      </w:r>
-    </w:p>
-    <w:p>
-      <w:pPr>
-        <w:pStyle w:val="ListParagraph"/>
-        <w:numPr>
-          <w:ilvl w:val="0"/>
-          <w:numId w:val="13"/>
-        </w:numPr>
-        <w:rPr>
-          <w:sz w:val="28"/>
-          <w:szCs w:val="28"/>
-        </w:rPr>
-      </w:pPr>
-      <w:r>
-        <w:rPr>
-          <w:sz w:val="28"/>
-          <w:szCs w:val="28"/>
-        </w:rPr>
-        <w:t>ALL</w:t>
-      </w:r>
-    </w:p>
-    <w:p>
-      <w:pPr>
-        <w:pStyle w:val="ListParagraph"/>
-        <w:numPr>
-          <w:ilvl w:val="0"/>
-          <w:numId w:val="13"/>
-        </w:numPr>
-        <w:rPr>
-          <w:sz w:val="28"/>
-          <w:szCs w:val="28"/>
-        </w:rPr>
-      </w:pPr>
-      <w:r>
-        <w:rPr>
-          <w:sz w:val="28"/>
-          <w:szCs w:val="28"/>
-        </w:rPr>
-        <w:t>ANY</w:t>
-      </w:r>
-    </w:p>
-    <w:p>
-      <w:pPr>
-        <w:pStyle w:val="ListParagraph"/>
-        <w:numPr>
-          <w:ilvl w:val="0"/>
-          <w:numId w:val="13"/>
-        </w:numPr>
-        <w:rPr>
-          <w:sz w:val="28"/>
-          <w:szCs w:val="28"/>
-        </w:rPr>
-      </w:pPr>
-      <w:r>
-        <w:rPr>
-          <w:sz w:val="28"/>
-          <w:szCs w:val="28"/>
-        </w:rPr>
-        <w:t>EXISTS</w:t>
-      </w:r>
-    </w:p>
-    <w:p>
-      <w:pPr>
-        <w:pStyle w:val="ListParagraph"/>
-        <w:numPr>
-          <w:ilvl w:val="0"/>
-          <w:numId w:val="13"/>
-        </w:numPr>
-        <w:rPr>
-          <w:sz w:val="28"/>
-          <w:szCs w:val="28"/>
-        </w:rPr>
-      </w:pPr>
-      <w:r>
-        <w:rPr>
-          <w:sz w:val="28"/>
-          <w:szCs w:val="28"/>
-        </w:rPr>
-        <w:t>NOT EXISTS.</w:t>
-      </w:r>
-    </w:p>
-    <w:p>
-      <w:pPr>
-        <w:rPr>
-          <w:sz w:val="28"/>
-          <w:szCs w:val="28"/>
-        </w:rPr>
-      </w:pPr>
+        <w:t>2</w:t>
+      </w:r>
       <w:r>
         <w:rPr>
           <w:b/>
           <w:bCs/>
-          <w:sz w:val="32"/>
-          <w:szCs w:val="32"/>
-        </w:rPr>
-        <w:t xml:space="preserve">Concatenation Operator: </w:t>
-      </w:r>
-      <w:r>
-        <w:rPr>
-          <w:sz w:val="28"/>
-          <w:szCs w:val="28"/>
-        </w:rPr>
-        <w:t>It’s used join the strings</w:t>
-      </w:r>
-      <w:r>
-        <w:rPr>
-          <w:sz w:val="28"/>
-          <w:szCs w:val="28"/>
-        </w:rPr>
-        <w:t>. ( ||)</w:t>
-      </w:r>
-    </w:p>
-    <w:p>
-      <w:pPr>
-        <w:rPr>
-          <w:sz w:val="28"/>
-          <w:szCs w:val="28"/>
-        </w:rPr>
-      </w:pPr>
+          <w:sz w:val="28"/>
+          <w:szCs w:val="28"/>
+          <w:vertAlign w:val="superscript"/>
+        </w:rPr>
+        <w:t>nd</w:t>
+      </w:r>
       <w:r>
         <w:rPr>
           <w:b/>
           <w:bCs/>
-          <w:sz w:val="32"/>
-          <w:szCs w:val="32"/>
-        </w:rPr>
-        <w:t>Logical Operators:</w:t>
-      </w:r>
-      <w:r>
-        <w:rPr>
-          <w:sz w:val="32"/>
-          <w:szCs w:val="32"/>
-        </w:rPr>
-        <w:t xml:space="preserve"> </w:t>
-      </w:r>
-      <w:r>
-        <w:rPr>
-          <w:sz w:val="28"/>
-          <w:szCs w:val="28"/>
-        </w:rPr>
-        <w:t>We use logical operators to write multiple conditions.</w:t>
-      </w:r>
-    </w:p>
-    <w:p>
-      <w:pPr>
-        <w:pStyle w:val="ListParagraph"/>
-        <w:numPr>
-          <w:ilvl w:val="0"/>
-          <w:numId w:val="14"/>
-        </w:numPr>
+          <w:sz w:val="28"/>
+          <w:szCs w:val="28"/>
+        </w:rPr>
+        <w:t xml:space="preserve"> September Notes</w:t>
+      </w:r>
+    </w:p>
+    <w:p>
+      <w:pPr>
         <w:rPr>
           <w:b/>
           <w:bCs/>
@@ -7799,188 +9749,17 @@
           <w:szCs w:val="28"/>
         </w:rPr>
       </w:pPr>
-      <w:r>
-        <w:rPr>
-          <w:b/>
-          <w:bCs/>
-          <w:sz w:val="28"/>
-          <w:szCs w:val="28"/>
-        </w:rPr>
-        <w:t xml:space="preserve">AND: </w:t>
-      </w:r>
-    </w:p>
-    <w:p>
-      <w:pPr>
-        <w:pStyle w:val="ListParagraph"/>
-        <w:numPr>
-          <w:ilvl w:val="1"/>
-          <w:numId w:val="14"/>
-        </w:numPr>
-        <w:rPr>
-          <w:sz w:val="28"/>
-          <w:szCs w:val="28"/>
-        </w:rPr>
-      </w:pPr>
-      <w:r>
-        <w:rPr>
-          <w:sz w:val="28"/>
-          <w:szCs w:val="28"/>
-        </w:rPr>
-        <w:t xml:space="preserve">It’s a binary operator. </w:t>
-      </w:r>
-    </w:p>
-    <w:p>
-      <w:pPr>
-        <w:pStyle w:val="ListParagraph"/>
-        <w:numPr>
-          <w:ilvl w:val="1"/>
-          <w:numId w:val="14"/>
-        </w:numPr>
-        <w:rPr>
-          <w:sz w:val="28"/>
-          <w:szCs w:val="28"/>
-        </w:rPr>
-      </w:pPr>
-      <w:r>
-        <w:rPr>
-          <w:sz w:val="28"/>
-          <w:szCs w:val="28"/>
-        </w:rPr>
-        <w:t>It returns True if both conditions satisfy.</w:t>
-      </w:r>
-    </w:p>
-    <w:p>
-      <w:pPr>
-        <w:pStyle w:val="ListParagraph"/>
-        <w:numPr>
-          <w:ilvl w:val="0"/>
-          <w:numId w:val="14"/>
-        </w:numPr>
-        <w:rPr>
-          <w:b/>
-          <w:bCs/>
-          <w:sz w:val="28"/>
-          <w:szCs w:val="28"/>
-        </w:rPr>
-      </w:pPr>
-      <w:r>
-        <w:rPr>
-          <w:b/>
-          <w:bCs/>
-          <w:sz w:val="28"/>
-          <w:szCs w:val="28"/>
-        </w:rPr>
-        <w:t>OR:</w:t>
-      </w:r>
-    </w:p>
-    <w:p>
-      <w:pPr>
-        <w:pStyle w:val="ListParagraph"/>
-        <w:numPr>
-          <w:ilvl w:val="1"/>
-          <w:numId w:val="14"/>
-        </w:numPr>
-        <w:rPr>
-          <w:sz w:val="28"/>
-          <w:szCs w:val="28"/>
-        </w:rPr>
-      </w:pPr>
-      <w:r>
-        <w:rPr>
-          <w:sz w:val="28"/>
-          <w:szCs w:val="28"/>
-        </w:rPr>
-        <w:t>It’s a binary operator.</w:t>
-      </w:r>
-    </w:p>
-    <w:p>
-      <w:pPr>
-        <w:pStyle w:val="ListParagraph"/>
-        <w:numPr>
-          <w:ilvl w:val="1"/>
-          <w:numId w:val="14"/>
-        </w:numPr>
-        <w:rPr>
-          <w:sz w:val="28"/>
-          <w:szCs w:val="28"/>
-        </w:rPr>
-      </w:pPr>
-      <w:r>
-        <w:rPr>
-          <w:sz w:val="28"/>
-          <w:szCs w:val="28"/>
-        </w:rPr>
-        <w:t>It returns True if any one condition satisfies.</w:t>
-      </w:r>
-    </w:p>
-    <w:p>
-      <w:pPr>
-        <w:pStyle w:val="ListParagraph"/>
-        <w:numPr>
-          <w:ilvl w:val="0"/>
-          <w:numId w:val="14"/>
-        </w:numPr>
-        <w:rPr>
-          <w:b/>
-          <w:bCs/>
-          <w:sz w:val="28"/>
-          <w:szCs w:val="28"/>
-        </w:rPr>
-      </w:pPr>
-      <w:r>
-        <w:rPr>
-          <w:b/>
-          <w:bCs/>
-          <w:sz w:val="28"/>
-          <w:szCs w:val="28"/>
-        </w:rPr>
-        <w:t>NOT:</w:t>
-      </w:r>
-    </w:p>
-    <w:p>
-      <w:pPr>
-        <w:pStyle w:val="ListParagraph"/>
-        <w:numPr>
-          <w:ilvl w:val="1"/>
-          <w:numId w:val="14"/>
-        </w:numPr>
-        <w:rPr>
-          <w:sz w:val="28"/>
-          <w:szCs w:val="28"/>
-        </w:rPr>
-      </w:pPr>
-      <w:r>
-        <w:rPr>
-          <w:sz w:val="28"/>
-          <w:szCs w:val="28"/>
-        </w:rPr>
-        <w:t>It’s a unary operator.</w:t>
-      </w:r>
-    </w:p>
-    <w:p>
-      <w:pPr>
-        <w:pStyle w:val="ListParagraph"/>
-        <w:numPr>
-          <w:ilvl w:val="1"/>
-          <w:numId w:val="14"/>
-        </w:numPr>
-        <w:rPr>
-          <w:sz w:val="28"/>
-          <w:szCs w:val="28"/>
-        </w:rPr>
-      </w:pPr>
-      <w:r>
-        <w:rPr>
-          <w:sz w:val="28"/>
-          <w:szCs w:val="28"/>
-        </w:rPr>
-        <w:t>It’s used to reverse the given input.</w:t>
-      </w:r>
     </w:p>
     <w:sectPr>
       <w:footerReference w:type="default" r:id="rId8"/>
       <w:pgSz w:w="11906" w:h="16838"/>
       <w:pgMar w:top="720" w:right="720" w:bottom="720" w:left="720" w:header="624" w:footer="170" w:gutter="0"/>
+      <w:pgBorders w:offsetFrom="page">
+        <w:top w:val="single" w:sz="4" w:space="24" w:color="auto"/>
+        <w:left w:val="single" w:sz="4" w:space="24" w:color="auto"/>
+        <w:bottom w:val="single" w:sz="4" w:space="24" w:color="auto"/>
+        <w:right w:val="single" w:sz="4" w:space="24" w:color="auto"/>
+      </w:pgBorders>
       <w:cols w:space="708"/>
       <w:docGrid w:linePitch="360"/>
     </w:sectPr>
@@ -8017,13 +9796,7 @@
 <w:ftr xmlns:wpc="http://schemas.microsoft.com/office/word/2010/wordprocessingCanvas" xmlns:cx="http://schemas.microsoft.com/office/drawing/2014/chartex" xmlns:cx1="http://schemas.microsoft.com/office/drawing/2015/9/8/chartex" xmlns:cx2="http://schemas.microsoft.com/office/drawing/2015/10/21/chartex" xmlns:cx3="http://schemas.microsoft.com/office/drawing/2016/5/9/chartex" xmlns:cx4="http://schemas.microsoft.com/office/drawing/2016/5/10/chartex" xmlns:cx5="http://schemas.microsoft.com/office/drawing/2016/5/11/chartex" xmlns:cx6="http://schemas.microsoft.com/office/drawing/2016/5/12/chartex" xmlns:cx7="http://schemas.microsoft.com/office/drawing/2016/5/13/chartex" xmlns:cx8="http://schemas.microsoft.com/office/drawing/2016/5/14/chartex" xmlns:mc="http://schemas.openxmlformats.org/markup-compatibility/2006" xmlns:aink="http://schemas.microsoft.com/office/drawing/2016/ink" xmlns:am3d="http://schemas.microsoft.com/office/drawing/2017/model3d" xmlns:o="urn:schemas-microsoft-com:office:office" xmlns:oel="http://schemas.microsoft.com/office/2019/extlst" xmlns:r="http://schemas.openxmlformats.org/officeDocument/2006/relationships" xmlns:m="http://schemas.openxmlformats.org/officeDocument/2006/math" xmlns:v="urn:schemas-microsoft-com:vml" xmlns:wp14="http://schemas.microsoft.com/office/word/2010/wordprocessingDrawing" xmlns:wp="http://schemas.openxmlformats.org/drawingml/2006/wordprocessingDrawing" xmlns:w10="urn:schemas-microsoft-com:office:word" xmlns:w="http://schemas.openxmlformats.org/wordprocessingml/2006/main" xmlns:w14="http://schemas.microsoft.com/office/word/2010/wordml" xmlns:w15="http://schemas.microsoft.com/office/word/2012/wordml" xmlns:w16cex="http://schemas.microsoft.com/office/word/2018/wordml/cex" xmlns:w16cid="http://schemas.microsoft.com/office/word/2016/wordml/cid" xmlns:w16="http://schemas.microsoft.com/office/word/2018/wordml" xmlns:w16du="http://schemas.microsoft.com/office/word/2023/wordml/word16du" xmlns:w16sdtdh="http://schemas.microsoft.com/office/word/2020/wordml/sdtdatahash" xmlns:w16se="http://schemas.microsoft.com/office/word/2015/wordml/symex" xmlns:wpg="http://schemas.microsoft.com/office/word/2010/wordprocessingGroup" xmlns:wpi="http://schemas.microsoft.com/office/word/2010/wordprocessingInk" xmlns:wne="http://schemas.microsoft.com/office/word/2006/wordml" xmlns:wps="http://schemas.microsoft.com/office/word/2010/wordprocessingShape" mc:Ignorable="w14 w15 w16se w16cid w16 w16cex w16sdtdh w16du wp14">
   <w:sdt>
     <w:sdtPr>
-      <w:rPr>
-        <w:b/>
-        <w:bCs/>
-        <w:sz w:val="28"/>
-        <w:szCs w:val="28"/>
-      </w:rPr>
-      <w:id w:val="-1233925951"/>
+      <w:id w:val="-319965250"/>
       <w:docPartObj>
         <w:docPartGallery w:val="Page Numbers (Bottom of Page)"/>
         <w:docPartUnique/>
@@ -8038,58 +9811,26 @@
       <w:p>
         <w:pPr>
           <w:pStyle w:val="Footer"/>
-          <w:jc w:val="right"/>
-          <w:rPr>
-            <w:b/>
-            <w:bCs/>
-            <w:sz w:val="28"/>
-            <w:szCs w:val="28"/>
-          </w:rPr>
+          <w:jc w:val="center"/>
         </w:pPr>
         <w:r>
-          <w:rPr>
-            <w:b/>
-            <w:bCs/>
-            <w:sz w:val="28"/>
-            <w:szCs w:val="28"/>
-          </w:rPr>
           <w:fldChar w:fldCharType="begin"/>
         </w:r>
         <w:r>
-          <w:rPr>
-            <w:b/>
-            <w:bCs/>
-            <w:sz w:val="28"/>
-            <w:szCs w:val="28"/>
-          </w:rPr>
           <w:instrText xml:space="preserve"> PAGE   \* MERGEFORMAT </w:instrText>
         </w:r>
         <w:r>
-          <w:rPr>
-            <w:b/>
-            <w:bCs/>
-            <w:sz w:val="28"/>
-            <w:szCs w:val="28"/>
-          </w:rPr>
           <w:fldChar w:fldCharType="separate"/>
         </w:r>
         <w:r>
           <w:rPr>
-            <w:b/>
-            <w:bCs/>
             <w:noProof/>
-            <w:sz w:val="28"/>
-            <w:szCs w:val="28"/>
           </w:rPr>
           <w:t>2</w:t>
         </w:r>
         <w:r>
           <w:rPr>
-            <w:b/>
-            <w:bCs/>
             <w:noProof/>
-            <w:sz w:val="28"/>
-            <w:szCs w:val="28"/>
           </w:rPr>
           <w:fldChar w:fldCharType="end"/>
         </w:r>
@@ -8132,6 +9873,453 @@
 <file path=word/numbering.xml><?xml version="1.0" encoding="utf-8"?>
 <w:numbering xmlns:wpc="http://schemas.microsoft.com/office/word/2010/wordprocessingCanvas" xmlns:cx="http://schemas.microsoft.com/office/drawing/2014/chartex" xmlns:cx1="http://schemas.microsoft.com/office/drawing/2015/9/8/chartex" xmlns:cx2="http://schemas.microsoft.com/office/drawing/2015/10/21/chartex" xmlns:cx3="http://schemas.microsoft.com/office/drawing/2016/5/9/chartex" xmlns:cx4="http://schemas.microsoft.com/office/drawing/2016/5/10/chartex" xmlns:cx5="http://schemas.microsoft.com/office/drawing/2016/5/11/chartex" xmlns:cx6="http://schemas.microsoft.com/office/drawing/2016/5/12/chartex" xmlns:cx7="http://schemas.microsoft.com/office/drawing/2016/5/13/chartex" xmlns:cx8="http://schemas.microsoft.com/office/drawing/2016/5/14/chartex" xmlns:mc="http://schemas.openxmlformats.org/markup-compatibility/2006" xmlns:aink="http://schemas.microsoft.com/office/drawing/2016/ink" xmlns:am3d="http://schemas.microsoft.com/office/drawing/2017/model3d" xmlns:o="urn:schemas-microsoft-com:office:office" xmlns:oel="http://schemas.microsoft.com/office/2019/extlst" xmlns:r="http://schemas.openxmlformats.org/officeDocument/2006/relationships" xmlns:m="http://schemas.openxmlformats.org/officeDocument/2006/math" xmlns:v="urn:schemas-microsoft-com:vml" xmlns:wp14="http://schemas.microsoft.com/office/word/2010/wordprocessingDrawing" xmlns:wp="http://schemas.openxmlformats.org/drawingml/2006/wordprocessingDrawing" xmlns:w10="urn:schemas-microsoft-com:office:word" xmlns:w="http://schemas.openxmlformats.org/wordprocessingml/2006/main" xmlns:w14="http://schemas.microsoft.com/office/word/2010/wordml" xmlns:w15="http://schemas.microsoft.com/office/word/2012/wordml" xmlns:w16cex="http://schemas.microsoft.com/office/word/2018/wordml/cex" xmlns:w16cid="http://schemas.microsoft.com/office/word/2016/wordml/cid" xmlns:w16="http://schemas.microsoft.com/office/word/2018/wordml" xmlns:w16du="http://schemas.microsoft.com/office/word/2023/wordml/word16du" xmlns:w16sdtdh="http://schemas.microsoft.com/office/word/2020/wordml/sdtdatahash" xmlns:w16se="http://schemas.microsoft.com/office/word/2015/wordml/symex" xmlns:wpg="http://schemas.microsoft.com/office/word/2010/wordprocessingGroup" xmlns:wpi="http://schemas.microsoft.com/office/word/2010/wordprocessingInk" xmlns:wne="http://schemas.microsoft.com/office/word/2006/wordml" xmlns:wps="http://schemas.microsoft.com/office/word/2010/wordprocessingShape" mc:Ignorable="w14 w15 w16se w16cid w16 w16cex w16sdtdh w16du wp14">
   <w:abstractNum w:abstractNumId="0" w15:restartNumberingAfterBreak="0">
+    <w:nsid w:val="03032D3E"/>
+    <w:multiLevelType w:val="multilevel"/>
+    <w:tmpl w:val="A05EA458"/>
+    <w:lvl w:ilvl="0">
+      <w:start w:val="1"/>
+      <w:numFmt w:val="bullet"/>
+      <w:lvlText w:val=""/>
+      <w:lvlJc w:val="left"/>
+      <w:pPr>
+        <w:tabs>
+          <w:tab w:val="num" w:pos="720"/>
+        </w:tabs>
+        <w:ind w:left="720" w:hanging="360"/>
+      </w:pPr>
+      <w:rPr>
+        <w:rFonts w:ascii="Symbol" w:hAnsi="Symbol" w:hint="default"/>
+        <w:sz w:val="20"/>
+      </w:rPr>
+    </w:lvl>
+    <w:lvl w:ilvl="1" w:tentative="1">
+      <w:start w:val="1"/>
+      <w:numFmt w:val="bullet"/>
+      <w:lvlText w:val="o"/>
+      <w:lvlJc w:val="left"/>
+      <w:pPr>
+        <w:tabs>
+          <w:tab w:val="num" w:pos="1440"/>
+        </w:tabs>
+        <w:ind w:left="1440" w:hanging="360"/>
+      </w:pPr>
+      <w:rPr>
+        <w:rFonts w:ascii="Courier New" w:hAnsi="Courier New" w:hint="default"/>
+        <w:sz w:val="20"/>
+      </w:rPr>
+    </w:lvl>
+    <w:lvl w:ilvl="2" w:tentative="1">
+      <w:start w:val="1"/>
+      <w:numFmt w:val="bullet"/>
+      <w:lvlText w:val=""/>
+      <w:lvlJc w:val="left"/>
+      <w:pPr>
+        <w:tabs>
+          <w:tab w:val="num" w:pos="2160"/>
+        </w:tabs>
+        <w:ind w:left="2160" w:hanging="360"/>
+      </w:pPr>
+      <w:rPr>
+        <w:rFonts w:ascii="Wingdings" w:hAnsi="Wingdings" w:hint="default"/>
+        <w:sz w:val="20"/>
+      </w:rPr>
+    </w:lvl>
+    <w:lvl w:ilvl="3" w:tentative="1">
+      <w:start w:val="1"/>
+      <w:numFmt w:val="bullet"/>
+      <w:lvlText w:val=""/>
+      <w:lvlJc w:val="left"/>
+      <w:pPr>
+        <w:tabs>
+          <w:tab w:val="num" w:pos="2880"/>
+        </w:tabs>
+        <w:ind w:left="2880" w:hanging="360"/>
+      </w:pPr>
+      <w:rPr>
+        <w:rFonts w:ascii="Wingdings" w:hAnsi="Wingdings" w:hint="default"/>
+        <w:sz w:val="20"/>
+      </w:rPr>
+    </w:lvl>
+    <w:lvl w:ilvl="4" w:tentative="1">
+      <w:start w:val="1"/>
+      <w:numFmt w:val="bullet"/>
+      <w:lvlText w:val=""/>
+      <w:lvlJc w:val="left"/>
+      <w:pPr>
+        <w:tabs>
+          <w:tab w:val="num" w:pos="3600"/>
+        </w:tabs>
+        <w:ind w:left="3600" w:hanging="360"/>
+      </w:pPr>
+      <w:rPr>
+        <w:rFonts w:ascii="Wingdings" w:hAnsi="Wingdings" w:hint="default"/>
+        <w:sz w:val="20"/>
+      </w:rPr>
+    </w:lvl>
+    <w:lvl w:ilvl="5" w:tentative="1">
+      <w:start w:val="1"/>
+      <w:numFmt w:val="bullet"/>
+      <w:lvlText w:val=""/>
+      <w:lvlJc w:val="left"/>
+      <w:pPr>
+        <w:tabs>
+          <w:tab w:val="num" w:pos="4320"/>
+        </w:tabs>
+        <w:ind w:left="4320" w:hanging="360"/>
+      </w:pPr>
+      <w:rPr>
+        <w:rFonts w:ascii="Wingdings" w:hAnsi="Wingdings" w:hint="default"/>
+        <w:sz w:val="20"/>
+      </w:rPr>
+    </w:lvl>
+    <w:lvl w:ilvl="6" w:tentative="1">
+      <w:start w:val="1"/>
+      <w:numFmt w:val="bullet"/>
+      <w:lvlText w:val=""/>
+      <w:lvlJc w:val="left"/>
+      <w:pPr>
+        <w:tabs>
+          <w:tab w:val="num" w:pos="5040"/>
+        </w:tabs>
+        <w:ind w:left="5040" w:hanging="360"/>
+      </w:pPr>
+      <w:rPr>
+        <w:rFonts w:ascii="Wingdings" w:hAnsi="Wingdings" w:hint="default"/>
+        <w:sz w:val="20"/>
+      </w:rPr>
+    </w:lvl>
+    <w:lvl w:ilvl="7" w:tentative="1">
+      <w:start w:val="1"/>
+      <w:numFmt w:val="bullet"/>
+      <w:lvlText w:val=""/>
+      <w:lvlJc w:val="left"/>
+      <w:pPr>
+        <w:tabs>
+          <w:tab w:val="num" w:pos="5760"/>
+        </w:tabs>
+        <w:ind w:left="5760" w:hanging="360"/>
+      </w:pPr>
+      <w:rPr>
+        <w:rFonts w:ascii="Wingdings" w:hAnsi="Wingdings" w:hint="default"/>
+        <w:sz w:val="20"/>
+      </w:rPr>
+    </w:lvl>
+    <w:lvl w:ilvl="8" w:tentative="1">
+      <w:start w:val="1"/>
+      <w:numFmt w:val="bullet"/>
+      <w:lvlText w:val=""/>
+      <w:lvlJc w:val="left"/>
+      <w:pPr>
+        <w:tabs>
+          <w:tab w:val="num" w:pos="6480"/>
+        </w:tabs>
+        <w:ind w:left="6480" w:hanging="360"/>
+      </w:pPr>
+      <w:rPr>
+        <w:rFonts w:ascii="Wingdings" w:hAnsi="Wingdings" w:hint="default"/>
+        <w:sz w:val="20"/>
+      </w:rPr>
+    </w:lvl>
+  </w:abstractNum>
+  <w:abstractNum w:abstractNumId="1" w15:restartNumberingAfterBreak="0">
+    <w:nsid w:val="05F64EE7"/>
+    <w:multiLevelType w:val="multilevel"/>
+    <w:tmpl w:val="5EA44F9C"/>
+    <w:lvl w:ilvl="0">
+      <w:start w:val="1"/>
+      <w:numFmt w:val="bullet"/>
+      <w:lvlText w:val=""/>
+      <w:lvlJc w:val="left"/>
+      <w:pPr>
+        <w:tabs>
+          <w:tab w:val="num" w:pos="720"/>
+        </w:tabs>
+        <w:ind w:left="720" w:hanging="360"/>
+      </w:pPr>
+      <w:rPr>
+        <w:rFonts w:ascii="Symbol" w:hAnsi="Symbol" w:hint="default"/>
+        <w:sz w:val="20"/>
+      </w:rPr>
+    </w:lvl>
+    <w:lvl w:ilvl="1" w:tentative="1">
+      <w:start w:val="1"/>
+      <w:numFmt w:val="bullet"/>
+      <w:lvlText w:val="o"/>
+      <w:lvlJc w:val="left"/>
+      <w:pPr>
+        <w:tabs>
+          <w:tab w:val="num" w:pos="1440"/>
+        </w:tabs>
+        <w:ind w:left="1440" w:hanging="360"/>
+      </w:pPr>
+      <w:rPr>
+        <w:rFonts w:ascii="Courier New" w:hAnsi="Courier New" w:hint="default"/>
+        <w:sz w:val="20"/>
+      </w:rPr>
+    </w:lvl>
+    <w:lvl w:ilvl="2" w:tentative="1">
+      <w:start w:val="1"/>
+      <w:numFmt w:val="bullet"/>
+      <w:lvlText w:val=""/>
+      <w:lvlJc w:val="left"/>
+      <w:pPr>
+        <w:tabs>
+          <w:tab w:val="num" w:pos="2160"/>
+        </w:tabs>
+        <w:ind w:left="2160" w:hanging="360"/>
+      </w:pPr>
+      <w:rPr>
+        <w:rFonts w:ascii="Wingdings" w:hAnsi="Wingdings" w:hint="default"/>
+        <w:sz w:val="20"/>
+      </w:rPr>
+    </w:lvl>
+    <w:lvl w:ilvl="3" w:tentative="1">
+      <w:start w:val="1"/>
+      <w:numFmt w:val="bullet"/>
+      <w:lvlText w:val=""/>
+      <w:lvlJc w:val="left"/>
+      <w:pPr>
+        <w:tabs>
+          <w:tab w:val="num" w:pos="2880"/>
+        </w:tabs>
+        <w:ind w:left="2880" w:hanging="360"/>
+      </w:pPr>
+      <w:rPr>
+        <w:rFonts w:ascii="Wingdings" w:hAnsi="Wingdings" w:hint="default"/>
+        <w:sz w:val="20"/>
+      </w:rPr>
+    </w:lvl>
+    <w:lvl w:ilvl="4" w:tentative="1">
+      <w:start w:val="1"/>
+      <w:numFmt w:val="bullet"/>
+      <w:lvlText w:val=""/>
+      <w:lvlJc w:val="left"/>
+      <w:pPr>
+        <w:tabs>
+          <w:tab w:val="num" w:pos="3600"/>
+        </w:tabs>
+        <w:ind w:left="3600" w:hanging="360"/>
+      </w:pPr>
+      <w:rPr>
+        <w:rFonts w:ascii="Wingdings" w:hAnsi="Wingdings" w:hint="default"/>
+        <w:sz w:val="20"/>
+      </w:rPr>
+    </w:lvl>
+    <w:lvl w:ilvl="5" w:tentative="1">
+      <w:start w:val="1"/>
+      <w:numFmt w:val="bullet"/>
+      <w:lvlText w:val=""/>
+      <w:lvlJc w:val="left"/>
+      <w:pPr>
+        <w:tabs>
+          <w:tab w:val="num" w:pos="4320"/>
+        </w:tabs>
+        <w:ind w:left="4320" w:hanging="360"/>
+      </w:pPr>
+      <w:rPr>
+        <w:rFonts w:ascii="Wingdings" w:hAnsi="Wingdings" w:hint="default"/>
+        <w:sz w:val="20"/>
+      </w:rPr>
+    </w:lvl>
+    <w:lvl w:ilvl="6" w:tentative="1">
+      <w:start w:val="1"/>
+      <w:numFmt w:val="bullet"/>
+      <w:lvlText w:val=""/>
+      <w:lvlJc w:val="left"/>
+      <w:pPr>
+        <w:tabs>
+          <w:tab w:val="num" w:pos="5040"/>
+        </w:tabs>
+        <w:ind w:left="5040" w:hanging="360"/>
+      </w:pPr>
+      <w:rPr>
+        <w:rFonts w:ascii="Wingdings" w:hAnsi="Wingdings" w:hint="default"/>
+        <w:sz w:val="20"/>
+      </w:rPr>
+    </w:lvl>
+    <w:lvl w:ilvl="7" w:tentative="1">
+      <w:start w:val="1"/>
+      <w:numFmt w:val="bullet"/>
+      <w:lvlText w:val=""/>
+      <w:lvlJc w:val="left"/>
+      <w:pPr>
+        <w:tabs>
+          <w:tab w:val="num" w:pos="5760"/>
+        </w:tabs>
+        <w:ind w:left="5760" w:hanging="360"/>
+      </w:pPr>
+      <w:rPr>
+        <w:rFonts w:ascii="Wingdings" w:hAnsi="Wingdings" w:hint="default"/>
+        <w:sz w:val="20"/>
+      </w:rPr>
+    </w:lvl>
+    <w:lvl w:ilvl="8" w:tentative="1">
+      <w:start w:val="1"/>
+      <w:numFmt w:val="bullet"/>
+      <w:lvlText w:val=""/>
+      <w:lvlJc w:val="left"/>
+      <w:pPr>
+        <w:tabs>
+          <w:tab w:val="num" w:pos="6480"/>
+        </w:tabs>
+        <w:ind w:left="6480" w:hanging="360"/>
+      </w:pPr>
+      <w:rPr>
+        <w:rFonts w:ascii="Wingdings" w:hAnsi="Wingdings" w:hint="default"/>
+        <w:sz w:val="20"/>
+      </w:rPr>
+    </w:lvl>
+  </w:abstractNum>
+  <w:abstractNum w:abstractNumId="2" w15:restartNumberingAfterBreak="0">
+    <w:nsid w:val="0A1D2AA5"/>
+    <w:multiLevelType w:val="multilevel"/>
+    <w:tmpl w:val="69E029D6"/>
+    <w:lvl w:ilvl="0">
+      <w:start w:val="1"/>
+      <w:numFmt w:val="bullet"/>
+      <w:lvlText w:val=""/>
+      <w:lvlJc w:val="left"/>
+      <w:pPr>
+        <w:tabs>
+          <w:tab w:val="num" w:pos="720"/>
+        </w:tabs>
+        <w:ind w:left="720" w:hanging="360"/>
+      </w:pPr>
+      <w:rPr>
+        <w:rFonts w:ascii="Symbol" w:hAnsi="Symbol" w:hint="default"/>
+        <w:sz w:val="20"/>
+      </w:rPr>
+    </w:lvl>
+    <w:lvl w:ilvl="1" w:tentative="1">
+      <w:start w:val="1"/>
+      <w:numFmt w:val="bullet"/>
+      <w:lvlText w:val="o"/>
+      <w:lvlJc w:val="left"/>
+      <w:pPr>
+        <w:tabs>
+          <w:tab w:val="num" w:pos="1440"/>
+        </w:tabs>
+        <w:ind w:left="1440" w:hanging="360"/>
+      </w:pPr>
+      <w:rPr>
+        <w:rFonts w:ascii="Courier New" w:hAnsi="Courier New" w:hint="default"/>
+        <w:sz w:val="20"/>
+      </w:rPr>
+    </w:lvl>
+    <w:lvl w:ilvl="2" w:tentative="1">
+      <w:start w:val="1"/>
+      <w:numFmt w:val="bullet"/>
+      <w:lvlText w:val=""/>
+      <w:lvlJc w:val="left"/>
+      <w:pPr>
+        <w:tabs>
+          <w:tab w:val="num" w:pos="2160"/>
+        </w:tabs>
+        <w:ind w:left="2160" w:hanging="360"/>
+      </w:pPr>
+      <w:rPr>
+        <w:rFonts w:ascii="Wingdings" w:hAnsi="Wingdings" w:hint="default"/>
+        <w:sz w:val="20"/>
+      </w:rPr>
+    </w:lvl>
+    <w:lvl w:ilvl="3" w:tentative="1">
+      <w:start w:val="1"/>
+      <w:numFmt w:val="bullet"/>
+      <w:lvlText w:val=""/>
+      <w:lvlJc w:val="left"/>
+      <w:pPr>
+        <w:tabs>
+          <w:tab w:val="num" w:pos="2880"/>
+        </w:tabs>
+        <w:ind w:left="2880" w:hanging="360"/>
+      </w:pPr>
+      <w:rPr>
+        <w:rFonts w:ascii="Wingdings" w:hAnsi="Wingdings" w:hint="default"/>
+        <w:sz w:val="20"/>
+      </w:rPr>
+    </w:lvl>
+    <w:lvl w:ilvl="4" w:tentative="1">
+      <w:start w:val="1"/>
+      <w:numFmt w:val="bullet"/>
+      <w:lvlText w:val=""/>
+      <w:lvlJc w:val="left"/>
+      <w:pPr>
+        <w:tabs>
+          <w:tab w:val="num" w:pos="3600"/>
+        </w:tabs>
+        <w:ind w:left="3600" w:hanging="360"/>
+      </w:pPr>
+      <w:rPr>
+        <w:rFonts w:ascii="Wingdings" w:hAnsi="Wingdings" w:hint="default"/>
+        <w:sz w:val="20"/>
+      </w:rPr>
+    </w:lvl>
+    <w:lvl w:ilvl="5" w:tentative="1">
+      <w:start w:val="1"/>
+      <w:numFmt w:val="bullet"/>
+      <w:lvlText w:val=""/>
+      <w:lvlJc w:val="left"/>
+      <w:pPr>
+        <w:tabs>
+          <w:tab w:val="num" w:pos="4320"/>
+        </w:tabs>
+        <w:ind w:left="4320" w:hanging="360"/>
+      </w:pPr>
+      <w:rPr>
+        <w:rFonts w:ascii="Wingdings" w:hAnsi="Wingdings" w:hint="default"/>
+        <w:sz w:val="20"/>
+      </w:rPr>
+    </w:lvl>
+    <w:lvl w:ilvl="6" w:tentative="1">
+      <w:start w:val="1"/>
+      <w:numFmt w:val="bullet"/>
+      <w:lvlText w:val=""/>
+      <w:lvlJc w:val="left"/>
+      <w:pPr>
+        <w:tabs>
+          <w:tab w:val="num" w:pos="5040"/>
+        </w:tabs>
+        <w:ind w:left="5040" w:hanging="360"/>
+      </w:pPr>
+      <w:rPr>
+        <w:rFonts w:ascii="Wingdings" w:hAnsi="Wingdings" w:hint="default"/>
+        <w:sz w:val="20"/>
+      </w:rPr>
+    </w:lvl>
+    <w:lvl w:ilvl="7" w:tentative="1">
+      <w:start w:val="1"/>
+      <w:numFmt w:val="bullet"/>
+      <w:lvlText w:val=""/>
+      <w:lvlJc w:val="left"/>
+      <w:pPr>
+        <w:tabs>
+          <w:tab w:val="num" w:pos="5760"/>
+        </w:tabs>
+        <w:ind w:left="5760" w:hanging="360"/>
+      </w:pPr>
+      <w:rPr>
+        <w:rFonts w:ascii="Wingdings" w:hAnsi="Wingdings" w:hint="default"/>
+        <w:sz w:val="20"/>
+      </w:rPr>
+    </w:lvl>
+    <w:lvl w:ilvl="8" w:tentative="1">
+      <w:start w:val="1"/>
+      <w:numFmt w:val="bullet"/>
+      <w:lvlText w:val=""/>
+      <w:lvlJc w:val="left"/>
+      <w:pPr>
+        <w:tabs>
+          <w:tab w:val="num" w:pos="6480"/>
+        </w:tabs>
+        <w:ind w:left="6480" w:hanging="360"/>
+      </w:pPr>
+      <w:rPr>
+        <w:rFonts w:ascii="Wingdings" w:hAnsi="Wingdings" w:hint="default"/>
+        <w:sz w:val="20"/>
+      </w:rPr>
+    </w:lvl>
+  </w:abstractNum>
+  <w:abstractNum w:abstractNumId="3" w15:restartNumberingAfterBreak="0">
     <w:nsid w:val="0EAB76EE"/>
     <w:multiLevelType w:val="hybridMultilevel"/>
     <w:tmpl w:val="5F1C4C4C"/>
@@ -8243,7 +10431,305 @@
       </w:rPr>
     </w:lvl>
   </w:abstractNum>
-  <w:abstractNum w:abstractNumId="1" w15:restartNumberingAfterBreak="0">
+  <w:abstractNum w:abstractNumId="4" w15:restartNumberingAfterBreak="0">
+    <w:nsid w:val="19A90EB5"/>
+    <w:multiLevelType w:val="multilevel"/>
+    <w:tmpl w:val="F46A3F74"/>
+    <w:lvl w:ilvl="0">
+      <w:start w:val="1"/>
+      <w:numFmt w:val="bullet"/>
+      <w:lvlText w:val=""/>
+      <w:lvlJc w:val="left"/>
+      <w:pPr>
+        <w:tabs>
+          <w:tab w:val="num" w:pos="720"/>
+        </w:tabs>
+        <w:ind w:left="720" w:hanging="360"/>
+      </w:pPr>
+      <w:rPr>
+        <w:rFonts w:ascii="Symbol" w:hAnsi="Symbol" w:hint="default"/>
+        <w:sz w:val="20"/>
+      </w:rPr>
+    </w:lvl>
+    <w:lvl w:ilvl="1" w:tentative="1">
+      <w:start w:val="1"/>
+      <w:numFmt w:val="bullet"/>
+      <w:lvlText w:val="o"/>
+      <w:lvlJc w:val="left"/>
+      <w:pPr>
+        <w:tabs>
+          <w:tab w:val="num" w:pos="1440"/>
+        </w:tabs>
+        <w:ind w:left="1440" w:hanging="360"/>
+      </w:pPr>
+      <w:rPr>
+        <w:rFonts w:ascii="Courier New" w:hAnsi="Courier New" w:hint="default"/>
+        <w:sz w:val="20"/>
+      </w:rPr>
+    </w:lvl>
+    <w:lvl w:ilvl="2" w:tentative="1">
+      <w:start w:val="1"/>
+      <w:numFmt w:val="bullet"/>
+      <w:lvlText w:val=""/>
+      <w:lvlJc w:val="left"/>
+      <w:pPr>
+        <w:tabs>
+          <w:tab w:val="num" w:pos="2160"/>
+        </w:tabs>
+        <w:ind w:left="2160" w:hanging="360"/>
+      </w:pPr>
+      <w:rPr>
+        <w:rFonts w:ascii="Wingdings" w:hAnsi="Wingdings" w:hint="default"/>
+        <w:sz w:val="20"/>
+      </w:rPr>
+    </w:lvl>
+    <w:lvl w:ilvl="3" w:tentative="1">
+      <w:start w:val="1"/>
+      <w:numFmt w:val="bullet"/>
+      <w:lvlText w:val=""/>
+      <w:lvlJc w:val="left"/>
+      <w:pPr>
+        <w:tabs>
+          <w:tab w:val="num" w:pos="2880"/>
+        </w:tabs>
+        <w:ind w:left="2880" w:hanging="360"/>
+      </w:pPr>
+      <w:rPr>
+        <w:rFonts w:ascii="Wingdings" w:hAnsi="Wingdings" w:hint="default"/>
+        <w:sz w:val="20"/>
+      </w:rPr>
+    </w:lvl>
+    <w:lvl w:ilvl="4" w:tentative="1">
+      <w:start w:val="1"/>
+      <w:numFmt w:val="bullet"/>
+      <w:lvlText w:val=""/>
+      <w:lvlJc w:val="left"/>
+      <w:pPr>
+        <w:tabs>
+          <w:tab w:val="num" w:pos="3600"/>
+        </w:tabs>
+        <w:ind w:left="3600" w:hanging="360"/>
+      </w:pPr>
+      <w:rPr>
+        <w:rFonts w:ascii="Wingdings" w:hAnsi="Wingdings" w:hint="default"/>
+        <w:sz w:val="20"/>
+      </w:rPr>
+    </w:lvl>
+    <w:lvl w:ilvl="5" w:tentative="1">
+      <w:start w:val="1"/>
+      <w:numFmt w:val="bullet"/>
+      <w:lvlText w:val=""/>
+      <w:lvlJc w:val="left"/>
+      <w:pPr>
+        <w:tabs>
+          <w:tab w:val="num" w:pos="4320"/>
+        </w:tabs>
+        <w:ind w:left="4320" w:hanging="360"/>
+      </w:pPr>
+      <w:rPr>
+        <w:rFonts w:ascii="Wingdings" w:hAnsi="Wingdings" w:hint="default"/>
+        <w:sz w:val="20"/>
+      </w:rPr>
+    </w:lvl>
+    <w:lvl w:ilvl="6" w:tentative="1">
+      <w:start w:val="1"/>
+      <w:numFmt w:val="bullet"/>
+      <w:lvlText w:val=""/>
+      <w:lvlJc w:val="left"/>
+      <w:pPr>
+        <w:tabs>
+          <w:tab w:val="num" w:pos="5040"/>
+        </w:tabs>
+        <w:ind w:left="5040" w:hanging="360"/>
+      </w:pPr>
+      <w:rPr>
+        <w:rFonts w:ascii="Wingdings" w:hAnsi="Wingdings" w:hint="default"/>
+        <w:sz w:val="20"/>
+      </w:rPr>
+    </w:lvl>
+    <w:lvl w:ilvl="7" w:tentative="1">
+      <w:start w:val="1"/>
+      <w:numFmt w:val="bullet"/>
+      <w:lvlText w:val=""/>
+      <w:lvlJc w:val="left"/>
+      <w:pPr>
+        <w:tabs>
+          <w:tab w:val="num" w:pos="5760"/>
+        </w:tabs>
+        <w:ind w:left="5760" w:hanging="360"/>
+      </w:pPr>
+      <w:rPr>
+        <w:rFonts w:ascii="Wingdings" w:hAnsi="Wingdings" w:hint="default"/>
+        <w:sz w:val="20"/>
+      </w:rPr>
+    </w:lvl>
+    <w:lvl w:ilvl="8" w:tentative="1">
+      <w:start w:val="1"/>
+      <w:numFmt w:val="bullet"/>
+      <w:lvlText w:val=""/>
+      <w:lvlJc w:val="left"/>
+      <w:pPr>
+        <w:tabs>
+          <w:tab w:val="num" w:pos="6480"/>
+        </w:tabs>
+        <w:ind w:left="6480" w:hanging="360"/>
+      </w:pPr>
+      <w:rPr>
+        <w:rFonts w:ascii="Wingdings" w:hAnsi="Wingdings" w:hint="default"/>
+        <w:sz w:val="20"/>
+      </w:rPr>
+    </w:lvl>
+  </w:abstractNum>
+  <w:abstractNum w:abstractNumId="5" w15:restartNumberingAfterBreak="0">
+    <w:nsid w:val="1CA77728"/>
+    <w:multiLevelType w:val="multilevel"/>
+    <w:tmpl w:val="19F29FB2"/>
+    <w:lvl w:ilvl="0">
+      <w:start w:val="1"/>
+      <w:numFmt w:val="bullet"/>
+      <w:lvlText w:val=""/>
+      <w:lvlJc w:val="left"/>
+      <w:pPr>
+        <w:tabs>
+          <w:tab w:val="num" w:pos="720"/>
+        </w:tabs>
+        <w:ind w:left="720" w:hanging="360"/>
+      </w:pPr>
+      <w:rPr>
+        <w:rFonts w:ascii="Symbol" w:hAnsi="Symbol" w:hint="default"/>
+        <w:sz w:val="20"/>
+      </w:rPr>
+    </w:lvl>
+    <w:lvl w:ilvl="1" w:tentative="1">
+      <w:start w:val="1"/>
+      <w:numFmt w:val="bullet"/>
+      <w:lvlText w:val="o"/>
+      <w:lvlJc w:val="left"/>
+      <w:pPr>
+        <w:tabs>
+          <w:tab w:val="num" w:pos="1440"/>
+        </w:tabs>
+        <w:ind w:left="1440" w:hanging="360"/>
+      </w:pPr>
+      <w:rPr>
+        <w:rFonts w:ascii="Courier New" w:hAnsi="Courier New" w:hint="default"/>
+        <w:sz w:val="20"/>
+      </w:rPr>
+    </w:lvl>
+    <w:lvl w:ilvl="2" w:tentative="1">
+      <w:start w:val="1"/>
+      <w:numFmt w:val="bullet"/>
+      <w:lvlText w:val=""/>
+      <w:lvlJc w:val="left"/>
+      <w:pPr>
+        <w:tabs>
+          <w:tab w:val="num" w:pos="2160"/>
+        </w:tabs>
+        <w:ind w:left="2160" w:hanging="360"/>
+      </w:pPr>
+      <w:rPr>
+        <w:rFonts w:ascii="Wingdings" w:hAnsi="Wingdings" w:hint="default"/>
+        <w:sz w:val="20"/>
+      </w:rPr>
+    </w:lvl>
+    <w:lvl w:ilvl="3" w:tentative="1">
+      <w:start w:val="1"/>
+      <w:numFmt w:val="bullet"/>
+      <w:lvlText w:val=""/>
+      <w:lvlJc w:val="left"/>
+      <w:pPr>
+        <w:tabs>
+          <w:tab w:val="num" w:pos="2880"/>
+        </w:tabs>
+        <w:ind w:left="2880" w:hanging="360"/>
+      </w:pPr>
+      <w:rPr>
+        <w:rFonts w:ascii="Wingdings" w:hAnsi="Wingdings" w:hint="default"/>
+        <w:sz w:val="20"/>
+      </w:rPr>
+    </w:lvl>
+    <w:lvl w:ilvl="4" w:tentative="1">
+      <w:start w:val="1"/>
+      <w:numFmt w:val="bullet"/>
+      <w:lvlText w:val=""/>
+      <w:lvlJc w:val="left"/>
+      <w:pPr>
+        <w:tabs>
+          <w:tab w:val="num" w:pos="3600"/>
+        </w:tabs>
+        <w:ind w:left="3600" w:hanging="360"/>
+      </w:pPr>
+      <w:rPr>
+        <w:rFonts w:ascii="Wingdings" w:hAnsi="Wingdings" w:hint="default"/>
+        <w:sz w:val="20"/>
+      </w:rPr>
+    </w:lvl>
+    <w:lvl w:ilvl="5" w:tentative="1">
+      <w:start w:val="1"/>
+      <w:numFmt w:val="bullet"/>
+      <w:lvlText w:val=""/>
+      <w:lvlJc w:val="left"/>
+      <w:pPr>
+        <w:tabs>
+          <w:tab w:val="num" w:pos="4320"/>
+        </w:tabs>
+        <w:ind w:left="4320" w:hanging="360"/>
+      </w:pPr>
+      <w:rPr>
+        <w:rFonts w:ascii="Wingdings" w:hAnsi="Wingdings" w:hint="default"/>
+        <w:sz w:val="20"/>
+      </w:rPr>
+    </w:lvl>
+    <w:lvl w:ilvl="6" w:tentative="1">
+      <w:start w:val="1"/>
+      <w:numFmt w:val="bullet"/>
+      <w:lvlText w:val=""/>
+      <w:lvlJc w:val="left"/>
+      <w:pPr>
+        <w:tabs>
+          <w:tab w:val="num" w:pos="5040"/>
+        </w:tabs>
+        <w:ind w:left="5040" w:hanging="360"/>
+      </w:pPr>
+      <w:rPr>
+        <w:rFonts w:ascii="Wingdings" w:hAnsi="Wingdings" w:hint="default"/>
+        <w:sz w:val="20"/>
+      </w:rPr>
+    </w:lvl>
+    <w:lvl w:ilvl="7" w:tentative="1">
+      <w:start w:val="1"/>
+      <w:numFmt w:val="bullet"/>
+      <w:lvlText w:val=""/>
+      <w:lvlJc w:val="left"/>
+      <w:pPr>
+        <w:tabs>
+          <w:tab w:val="num" w:pos="5760"/>
+        </w:tabs>
+        <w:ind w:left="5760" w:hanging="360"/>
+      </w:pPr>
+      <w:rPr>
+        <w:rFonts w:ascii="Wingdings" w:hAnsi="Wingdings" w:hint="default"/>
+        <w:sz w:val="20"/>
+      </w:rPr>
+    </w:lvl>
+    <w:lvl w:ilvl="8" w:tentative="1">
+      <w:start w:val="1"/>
+      <w:numFmt w:val="bullet"/>
+      <w:lvlText w:val=""/>
+      <w:lvlJc w:val="left"/>
+      <w:pPr>
+        <w:tabs>
+          <w:tab w:val="num" w:pos="6480"/>
+        </w:tabs>
+        <w:ind w:left="6480" w:hanging="360"/>
+      </w:pPr>
+      <w:rPr>
+        <w:rFonts w:ascii="Wingdings" w:hAnsi="Wingdings" w:hint="default"/>
+        <w:sz w:val="20"/>
+      </w:rPr>
+    </w:lvl>
+  </w:abstractNum>
+  <w:abstractNum w:abstractNumId="6" w15:restartNumberingAfterBreak="0">
     <w:nsid w:val="1D7E1684"/>
     <w:multiLevelType w:val="hybridMultilevel"/>
     <w:tmpl w:val="B06A6A88"/>
@@ -8332,7 +10818,7 @@
       </w:pPr>
     </w:lvl>
   </w:abstractNum>
-  <w:abstractNum w:abstractNumId="2" w15:restartNumberingAfterBreak="0">
+  <w:abstractNum w:abstractNumId="7" w15:restartNumberingAfterBreak="0">
     <w:nsid w:val="241857D5"/>
     <w:multiLevelType w:val="hybridMultilevel"/>
     <w:tmpl w:val="6BD89FB4"/>
@@ -8445,7 +10931,7 @@
       </w:rPr>
     </w:lvl>
   </w:abstractNum>
-  <w:abstractNum w:abstractNumId="3" w15:restartNumberingAfterBreak="0">
+  <w:abstractNum w:abstractNumId="8" w15:restartNumberingAfterBreak="0">
     <w:nsid w:val="25AA17B3"/>
     <w:multiLevelType w:val="multilevel"/>
     <w:tmpl w:val="D35C29E6"/>
@@ -8594,7 +11080,987 @@
       </w:rPr>
     </w:lvl>
   </w:abstractNum>
-  <w:abstractNum w:abstractNumId="4" w15:restartNumberingAfterBreak="0">
+  <w:abstractNum w:abstractNumId="9" w15:restartNumberingAfterBreak="0">
+    <w:nsid w:val="2C963BCC"/>
+    <w:multiLevelType w:val="multilevel"/>
+    <w:tmpl w:val="79BA34E0"/>
+    <w:lvl w:ilvl="0">
+      <w:start w:val="1"/>
+      <w:numFmt w:val="bullet"/>
+      <w:lvlText w:val=""/>
+      <w:lvlJc w:val="left"/>
+      <w:pPr>
+        <w:tabs>
+          <w:tab w:val="num" w:pos="720"/>
+        </w:tabs>
+        <w:ind w:left="720" w:hanging="360"/>
+      </w:pPr>
+      <w:rPr>
+        <w:rFonts w:ascii="Symbol" w:hAnsi="Symbol" w:hint="default"/>
+        <w:sz w:val="20"/>
+      </w:rPr>
+    </w:lvl>
+    <w:lvl w:ilvl="1" w:tentative="1">
+      <w:start w:val="1"/>
+      <w:numFmt w:val="bullet"/>
+      <w:lvlText w:val="o"/>
+      <w:lvlJc w:val="left"/>
+      <w:pPr>
+        <w:tabs>
+          <w:tab w:val="num" w:pos="1440"/>
+        </w:tabs>
+        <w:ind w:left="1440" w:hanging="360"/>
+      </w:pPr>
+      <w:rPr>
+        <w:rFonts w:ascii="Courier New" w:hAnsi="Courier New" w:hint="default"/>
+        <w:sz w:val="20"/>
+      </w:rPr>
+    </w:lvl>
+    <w:lvl w:ilvl="2" w:tentative="1">
+      <w:start w:val="1"/>
+      <w:numFmt w:val="bullet"/>
+      <w:lvlText w:val=""/>
+      <w:lvlJc w:val="left"/>
+      <w:pPr>
+        <w:tabs>
+          <w:tab w:val="num" w:pos="2160"/>
+        </w:tabs>
+        <w:ind w:left="2160" w:hanging="360"/>
+      </w:pPr>
+      <w:rPr>
+        <w:rFonts w:ascii="Wingdings" w:hAnsi="Wingdings" w:hint="default"/>
+        <w:sz w:val="20"/>
+      </w:rPr>
+    </w:lvl>
+    <w:lvl w:ilvl="3" w:tentative="1">
+      <w:start w:val="1"/>
+      <w:numFmt w:val="bullet"/>
+      <w:lvlText w:val=""/>
+      <w:lvlJc w:val="left"/>
+      <w:pPr>
+        <w:tabs>
+          <w:tab w:val="num" w:pos="2880"/>
+        </w:tabs>
+        <w:ind w:left="2880" w:hanging="360"/>
+      </w:pPr>
+      <w:rPr>
+        <w:rFonts w:ascii="Wingdings" w:hAnsi="Wingdings" w:hint="default"/>
+        <w:sz w:val="20"/>
+      </w:rPr>
+    </w:lvl>
+    <w:lvl w:ilvl="4" w:tentative="1">
+      <w:start w:val="1"/>
+      <w:numFmt w:val="bullet"/>
+      <w:lvlText w:val=""/>
+      <w:lvlJc w:val="left"/>
+      <w:pPr>
+        <w:tabs>
+          <w:tab w:val="num" w:pos="3600"/>
+        </w:tabs>
+        <w:ind w:left="3600" w:hanging="360"/>
+      </w:pPr>
+      <w:rPr>
+        <w:rFonts w:ascii="Wingdings" w:hAnsi="Wingdings" w:hint="default"/>
+        <w:sz w:val="20"/>
+      </w:rPr>
+    </w:lvl>
+    <w:lvl w:ilvl="5" w:tentative="1">
+      <w:start w:val="1"/>
+      <w:numFmt w:val="bullet"/>
+      <w:lvlText w:val=""/>
+      <w:lvlJc w:val="left"/>
+      <w:pPr>
+        <w:tabs>
+          <w:tab w:val="num" w:pos="4320"/>
+        </w:tabs>
+        <w:ind w:left="4320" w:hanging="360"/>
+      </w:pPr>
+      <w:rPr>
+        <w:rFonts w:ascii="Wingdings" w:hAnsi="Wingdings" w:hint="default"/>
+        <w:sz w:val="20"/>
+      </w:rPr>
+    </w:lvl>
+    <w:lvl w:ilvl="6" w:tentative="1">
+      <w:start w:val="1"/>
+      <w:numFmt w:val="bullet"/>
+      <w:lvlText w:val=""/>
+      <w:lvlJc w:val="left"/>
+      <w:pPr>
+        <w:tabs>
+          <w:tab w:val="num" w:pos="5040"/>
+        </w:tabs>
+        <w:ind w:left="5040" w:hanging="360"/>
+      </w:pPr>
+      <w:rPr>
+        <w:rFonts w:ascii="Wingdings" w:hAnsi="Wingdings" w:hint="default"/>
+        <w:sz w:val="20"/>
+      </w:rPr>
+    </w:lvl>
+    <w:lvl w:ilvl="7" w:tentative="1">
+      <w:start w:val="1"/>
+      <w:numFmt w:val="bullet"/>
+      <w:lvlText w:val=""/>
+      <w:lvlJc w:val="left"/>
+      <w:pPr>
+        <w:tabs>
+          <w:tab w:val="num" w:pos="5760"/>
+        </w:tabs>
+        <w:ind w:left="5760" w:hanging="360"/>
+      </w:pPr>
+      <w:rPr>
+        <w:rFonts w:ascii="Wingdings" w:hAnsi="Wingdings" w:hint="default"/>
+        <w:sz w:val="20"/>
+      </w:rPr>
+    </w:lvl>
+    <w:lvl w:ilvl="8" w:tentative="1">
+      <w:start w:val="1"/>
+      <w:numFmt w:val="bullet"/>
+      <w:lvlText w:val=""/>
+      <w:lvlJc w:val="left"/>
+      <w:pPr>
+        <w:tabs>
+          <w:tab w:val="num" w:pos="6480"/>
+        </w:tabs>
+        <w:ind w:left="6480" w:hanging="360"/>
+      </w:pPr>
+      <w:rPr>
+        <w:rFonts w:ascii="Wingdings" w:hAnsi="Wingdings" w:hint="default"/>
+        <w:sz w:val="20"/>
+      </w:rPr>
+    </w:lvl>
+  </w:abstractNum>
+  <w:abstractNum w:abstractNumId="10" w15:restartNumberingAfterBreak="0">
+    <w:nsid w:val="2D8806CC"/>
+    <w:multiLevelType w:val="multilevel"/>
+    <w:tmpl w:val="FAD2D89C"/>
+    <w:lvl w:ilvl="0">
+      <w:start w:val="1"/>
+      <w:numFmt w:val="bullet"/>
+      <w:lvlText w:val=""/>
+      <w:lvlJc w:val="left"/>
+      <w:pPr>
+        <w:tabs>
+          <w:tab w:val="num" w:pos="720"/>
+        </w:tabs>
+        <w:ind w:left="720" w:hanging="360"/>
+      </w:pPr>
+      <w:rPr>
+        <w:rFonts w:ascii="Symbol" w:hAnsi="Symbol" w:hint="default"/>
+        <w:sz w:val="20"/>
+      </w:rPr>
+    </w:lvl>
+    <w:lvl w:ilvl="1" w:tentative="1">
+      <w:start w:val="1"/>
+      <w:numFmt w:val="bullet"/>
+      <w:lvlText w:val="o"/>
+      <w:lvlJc w:val="left"/>
+      <w:pPr>
+        <w:tabs>
+          <w:tab w:val="num" w:pos="1440"/>
+        </w:tabs>
+        <w:ind w:left="1440" w:hanging="360"/>
+      </w:pPr>
+      <w:rPr>
+        <w:rFonts w:ascii="Courier New" w:hAnsi="Courier New" w:hint="default"/>
+        <w:sz w:val="20"/>
+      </w:rPr>
+    </w:lvl>
+    <w:lvl w:ilvl="2" w:tentative="1">
+      <w:start w:val="1"/>
+      <w:numFmt w:val="bullet"/>
+      <w:lvlText w:val=""/>
+      <w:lvlJc w:val="left"/>
+      <w:pPr>
+        <w:tabs>
+          <w:tab w:val="num" w:pos="2160"/>
+        </w:tabs>
+        <w:ind w:left="2160" w:hanging="360"/>
+      </w:pPr>
+      <w:rPr>
+        <w:rFonts w:ascii="Wingdings" w:hAnsi="Wingdings" w:hint="default"/>
+        <w:sz w:val="20"/>
+      </w:rPr>
+    </w:lvl>
+    <w:lvl w:ilvl="3" w:tentative="1">
+      <w:start w:val="1"/>
+      <w:numFmt w:val="bullet"/>
+      <w:lvlText w:val=""/>
+      <w:lvlJc w:val="left"/>
+      <w:pPr>
+        <w:tabs>
+          <w:tab w:val="num" w:pos="2880"/>
+        </w:tabs>
+        <w:ind w:left="2880" w:hanging="360"/>
+      </w:pPr>
+      <w:rPr>
+        <w:rFonts w:ascii="Wingdings" w:hAnsi="Wingdings" w:hint="default"/>
+        <w:sz w:val="20"/>
+      </w:rPr>
+    </w:lvl>
+    <w:lvl w:ilvl="4" w:tentative="1">
+      <w:start w:val="1"/>
+      <w:numFmt w:val="bullet"/>
+      <w:lvlText w:val=""/>
+      <w:lvlJc w:val="left"/>
+      <w:pPr>
+        <w:tabs>
+          <w:tab w:val="num" w:pos="3600"/>
+        </w:tabs>
+        <w:ind w:left="3600" w:hanging="360"/>
+      </w:pPr>
+      <w:rPr>
+        <w:rFonts w:ascii="Wingdings" w:hAnsi="Wingdings" w:hint="default"/>
+        <w:sz w:val="20"/>
+      </w:rPr>
+    </w:lvl>
+    <w:lvl w:ilvl="5" w:tentative="1">
+      <w:start w:val="1"/>
+      <w:numFmt w:val="bullet"/>
+      <w:lvlText w:val=""/>
+      <w:lvlJc w:val="left"/>
+      <w:pPr>
+        <w:tabs>
+          <w:tab w:val="num" w:pos="4320"/>
+        </w:tabs>
+        <w:ind w:left="4320" w:hanging="360"/>
+      </w:pPr>
+      <w:rPr>
+        <w:rFonts w:ascii="Wingdings" w:hAnsi="Wingdings" w:hint="default"/>
+        <w:sz w:val="20"/>
+      </w:rPr>
+    </w:lvl>
+    <w:lvl w:ilvl="6" w:tentative="1">
+      <w:start w:val="1"/>
+      <w:numFmt w:val="bullet"/>
+      <w:lvlText w:val=""/>
+      <w:lvlJc w:val="left"/>
+      <w:pPr>
+        <w:tabs>
+          <w:tab w:val="num" w:pos="5040"/>
+        </w:tabs>
+        <w:ind w:left="5040" w:hanging="360"/>
+      </w:pPr>
+      <w:rPr>
+        <w:rFonts w:ascii="Wingdings" w:hAnsi="Wingdings" w:hint="default"/>
+        <w:sz w:val="20"/>
+      </w:rPr>
+    </w:lvl>
+    <w:lvl w:ilvl="7" w:tentative="1">
+      <w:start w:val="1"/>
+      <w:numFmt w:val="bullet"/>
+      <w:lvlText w:val=""/>
+      <w:lvlJc w:val="left"/>
+      <w:pPr>
+        <w:tabs>
+          <w:tab w:val="num" w:pos="5760"/>
+        </w:tabs>
+        <w:ind w:left="5760" w:hanging="360"/>
+      </w:pPr>
+      <w:rPr>
+        <w:rFonts w:ascii="Wingdings" w:hAnsi="Wingdings" w:hint="default"/>
+        <w:sz w:val="20"/>
+      </w:rPr>
+    </w:lvl>
+    <w:lvl w:ilvl="8" w:tentative="1">
+      <w:start w:val="1"/>
+      <w:numFmt w:val="bullet"/>
+      <w:lvlText w:val=""/>
+      <w:lvlJc w:val="left"/>
+      <w:pPr>
+        <w:tabs>
+          <w:tab w:val="num" w:pos="6480"/>
+        </w:tabs>
+        <w:ind w:left="6480" w:hanging="360"/>
+      </w:pPr>
+      <w:rPr>
+        <w:rFonts w:ascii="Wingdings" w:hAnsi="Wingdings" w:hint="default"/>
+        <w:sz w:val="20"/>
+      </w:rPr>
+    </w:lvl>
+  </w:abstractNum>
+  <w:abstractNum w:abstractNumId="11" w15:restartNumberingAfterBreak="0">
+    <w:nsid w:val="30B019CB"/>
+    <w:multiLevelType w:val="multilevel"/>
+    <w:tmpl w:val="5D8C3420"/>
+    <w:lvl w:ilvl="0">
+      <w:start w:val="1"/>
+      <w:numFmt w:val="bullet"/>
+      <w:lvlText w:val=""/>
+      <w:lvlJc w:val="left"/>
+      <w:pPr>
+        <w:tabs>
+          <w:tab w:val="num" w:pos="720"/>
+        </w:tabs>
+        <w:ind w:left="720" w:hanging="360"/>
+      </w:pPr>
+      <w:rPr>
+        <w:rFonts w:ascii="Symbol" w:hAnsi="Symbol" w:hint="default"/>
+        <w:sz w:val="20"/>
+      </w:rPr>
+    </w:lvl>
+    <w:lvl w:ilvl="1" w:tentative="1">
+      <w:start w:val="1"/>
+      <w:numFmt w:val="bullet"/>
+      <w:lvlText w:val="o"/>
+      <w:lvlJc w:val="left"/>
+      <w:pPr>
+        <w:tabs>
+          <w:tab w:val="num" w:pos="1440"/>
+        </w:tabs>
+        <w:ind w:left="1440" w:hanging="360"/>
+      </w:pPr>
+      <w:rPr>
+        <w:rFonts w:ascii="Courier New" w:hAnsi="Courier New" w:hint="default"/>
+        <w:sz w:val="20"/>
+      </w:rPr>
+    </w:lvl>
+    <w:lvl w:ilvl="2" w:tentative="1">
+      <w:start w:val="1"/>
+      <w:numFmt w:val="bullet"/>
+      <w:lvlText w:val=""/>
+      <w:lvlJc w:val="left"/>
+      <w:pPr>
+        <w:tabs>
+          <w:tab w:val="num" w:pos="2160"/>
+        </w:tabs>
+        <w:ind w:left="2160" w:hanging="360"/>
+      </w:pPr>
+      <w:rPr>
+        <w:rFonts w:ascii="Wingdings" w:hAnsi="Wingdings" w:hint="default"/>
+        <w:sz w:val="20"/>
+      </w:rPr>
+    </w:lvl>
+    <w:lvl w:ilvl="3" w:tentative="1">
+      <w:start w:val="1"/>
+      <w:numFmt w:val="bullet"/>
+      <w:lvlText w:val=""/>
+      <w:lvlJc w:val="left"/>
+      <w:pPr>
+        <w:tabs>
+          <w:tab w:val="num" w:pos="2880"/>
+        </w:tabs>
+        <w:ind w:left="2880" w:hanging="360"/>
+      </w:pPr>
+      <w:rPr>
+        <w:rFonts w:ascii="Wingdings" w:hAnsi="Wingdings" w:hint="default"/>
+        <w:sz w:val="20"/>
+      </w:rPr>
+    </w:lvl>
+    <w:lvl w:ilvl="4" w:tentative="1">
+      <w:start w:val="1"/>
+      <w:numFmt w:val="bullet"/>
+      <w:lvlText w:val=""/>
+      <w:lvlJc w:val="left"/>
+      <w:pPr>
+        <w:tabs>
+          <w:tab w:val="num" w:pos="3600"/>
+        </w:tabs>
+        <w:ind w:left="3600" w:hanging="360"/>
+      </w:pPr>
+      <w:rPr>
+        <w:rFonts w:ascii="Wingdings" w:hAnsi="Wingdings" w:hint="default"/>
+        <w:sz w:val="20"/>
+      </w:rPr>
+    </w:lvl>
+    <w:lvl w:ilvl="5" w:tentative="1">
+      <w:start w:val="1"/>
+      <w:numFmt w:val="bullet"/>
+      <w:lvlText w:val=""/>
+      <w:lvlJc w:val="left"/>
+      <w:pPr>
+        <w:tabs>
+          <w:tab w:val="num" w:pos="4320"/>
+        </w:tabs>
+        <w:ind w:left="4320" w:hanging="360"/>
+      </w:pPr>
+      <w:rPr>
+        <w:rFonts w:ascii="Wingdings" w:hAnsi="Wingdings" w:hint="default"/>
+        <w:sz w:val="20"/>
+      </w:rPr>
+    </w:lvl>
+    <w:lvl w:ilvl="6" w:tentative="1">
+      <w:start w:val="1"/>
+      <w:numFmt w:val="bullet"/>
+      <w:lvlText w:val=""/>
+      <w:lvlJc w:val="left"/>
+      <w:pPr>
+        <w:tabs>
+          <w:tab w:val="num" w:pos="5040"/>
+        </w:tabs>
+        <w:ind w:left="5040" w:hanging="360"/>
+      </w:pPr>
+      <w:rPr>
+        <w:rFonts w:ascii="Wingdings" w:hAnsi="Wingdings" w:hint="default"/>
+        <w:sz w:val="20"/>
+      </w:rPr>
+    </w:lvl>
+    <w:lvl w:ilvl="7" w:tentative="1">
+      <w:start w:val="1"/>
+      <w:numFmt w:val="bullet"/>
+      <w:lvlText w:val=""/>
+      <w:lvlJc w:val="left"/>
+      <w:pPr>
+        <w:tabs>
+          <w:tab w:val="num" w:pos="5760"/>
+        </w:tabs>
+        <w:ind w:left="5760" w:hanging="360"/>
+      </w:pPr>
+      <w:rPr>
+        <w:rFonts w:ascii="Wingdings" w:hAnsi="Wingdings" w:hint="default"/>
+        <w:sz w:val="20"/>
+      </w:rPr>
+    </w:lvl>
+    <w:lvl w:ilvl="8" w:tentative="1">
+      <w:start w:val="1"/>
+      <w:numFmt w:val="bullet"/>
+      <w:lvlText w:val=""/>
+      <w:lvlJc w:val="left"/>
+      <w:pPr>
+        <w:tabs>
+          <w:tab w:val="num" w:pos="6480"/>
+        </w:tabs>
+        <w:ind w:left="6480" w:hanging="360"/>
+      </w:pPr>
+      <w:rPr>
+        <w:rFonts w:ascii="Wingdings" w:hAnsi="Wingdings" w:hint="default"/>
+        <w:sz w:val="20"/>
+      </w:rPr>
+    </w:lvl>
+  </w:abstractNum>
+  <w:abstractNum w:abstractNumId="12" w15:restartNumberingAfterBreak="0">
+    <w:nsid w:val="31E438A1"/>
+    <w:multiLevelType w:val="multilevel"/>
+    <w:tmpl w:val="837499F4"/>
+    <w:lvl w:ilvl="0">
+      <w:start w:val="1"/>
+      <w:numFmt w:val="bullet"/>
+      <w:lvlText w:val=""/>
+      <w:lvlJc w:val="left"/>
+      <w:pPr>
+        <w:tabs>
+          <w:tab w:val="num" w:pos="720"/>
+        </w:tabs>
+        <w:ind w:left="720" w:hanging="360"/>
+      </w:pPr>
+      <w:rPr>
+        <w:rFonts w:ascii="Symbol" w:hAnsi="Symbol" w:hint="default"/>
+        <w:sz w:val="20"/>
+      </w:rPr>
+    </w:lvl>
+    <w:lvl w:ilvl="1" w:tentative="1">
+      <w:start w:val="1"/>
+      <w:numFmt w:val="bullet"/>
+      <w:lvlText w:val="o"/>
+      <w:lvlJc w:val="left"/>
+      <w:pPr>
+        <w:tabs>
+          <w:tab w:val="num" w:pos="1440"/>
+        </w:tabs>
+        <w:ind w:left="1440" w:hanging="360"/>
+      </w:pPr>
+      <w:rPr>
+        <w:rFonts w:ascii="Courier New" w:hAnsi="Courier New" w:hint="default"/>
+        <w:sz w:val="20"/>
+      </w:rPr>
+    </w:lvl>
+    <w:lvl w:ilvl="2" w:tentative="1">
+      <w:start w:val="1"/>
+      <w:numFmt w:val="bullet"/>
+      <w:lvlText w:val=""/>
+      <w:lvlJc w:val="left"/>
+      <w:pPr>
+        <w:tabs>
+          <w:tab w:val="num" w:pos="2160"/>
+        </w:tabs>
+        <w:ind w:left="2160" w:hanging="360"/>
+      </w:pPr>
+      <w:rPr>
+        <w:rFonts w:ascii="Wingdings" w:hAnsi="Wingdings" w:hint="default"/>
+        <w:sz w:val="20"/>
+      </w:rPr>
+    </w:lvl>
+    <w:lvl w:ilvl="3" w:tentative="1">
+      <w:start w:val="1"/>
+      <w:numFmt w:val="bullet"/>
+      <w:lvlText w:val=""/>
+      <w:lvlJc w:val="left"/>
+      <w:pPr>
+        <w:tabs>
+          <w:tab w:val="num" w:pos="2880"/>
+        </w:tabs>
+        <w:ind w:left="2880" w:hanging="360"/>
+      </w:pPr>
+      <w:rPr>
+        <w:rFonts w:ascii="Wingdings" w:hAnsi="Wingdings" w:hint="default"/>
+        <w:sz w:val="20"/>
+      </w:rPr>
+    </w:lvl>
+    <w:lvl w:ilvl="4" w:tentative="1">
+      <w:start w:val="1"/>
+      <w:numFmt w:val="bullet"/>
+      <w:lvlText w:val=""/>
+      <w:lvlJc w:val="left"/>
+      <w:pPr>
+        <w:tabs>
+          <w:tab w:val="num" w:pos="3600"/>
+        </w:tabs>
+        <w:ind w:left="3600" w:hanging="360"/>
+      </w:pPr>
+      <w:rPr>
+        <w:rFonts w:ascii="Wingdings" w:hAnsi="Wingdings" w:hint="default"/>
+        <w:sz w:val="20"/>
+      </w:rPr>
+    </w:lvl>
+    <w:lvl w:ilvl="5" w:tentative="1">
+      <w:start w:val="1"/>
+      <w:numFmt w:val="bullet"/>
+      <w:lvlText w:val=""/>
+      <w:lvlJc w:val="left"/>
+      <w:pPr>
+        <w:tabs>
+          <w:tab w:val="num" w:pos="4320"/>
+        </w:tabs>
+        <w:ind w:left="4320" w:hanging="360"/>
+      </w:pPr>
+      <w:rPr>
+        <w:rFonts w:ascii="Wingdings" w:hAnsi="Wingdings" w:hint="default"/>
+        <w:sz w:val="20"/>
+      </w:rPr>
+    </w:lvl>
+    <w:lvl w:ilvl="6" w:tentative="1">
+      <w:start w:val="1"/>
+      <w:numFmt w:val="bullet"/>
+      <w:lvlText w:val=""/>
+      <w:lvlJc w:val="left"/>
+      <w:pPr>
+        <w:tabs>
+          <w:tab w:val="num" w:pos="5040"/>
+        </w:tabs>
+        <w:ind w:left="5040" w:hanging="360"/>
+      </w:pPr>
+      <w:rPr>
+        <w:rFonts w:ascii="Wingdings" w:hAnsi="Wingdings" w:hint="default"/>
+        <w:sz w:val="20"/>
+      </w:rPr>
+    </w:lvl>
+    <w:lvl w:ilvl="7" w:tentative="1">
+      <w:start w:val="1"/>
+      <w:numFmt w:val="bullet"/>
+      <w:lvlText w:val=""/>
+      <w:lvlJc w:val="left"/>
+      <w:pPr>
+        <w:tabs>
+          <w:tab w:val="num" w:pos="5760"/>
+        </w:tabs>
+        <w:ind w:left="5760" w:hanging="360"/>
+      </w:pPr>
+      <w:rPr>
+        <w:rFonts w:ascii="Wingdings" w:hAnsi="Wingdings" w:hint="default"/>
+        <w:sz w:val="20"/>
+      </w:rPr>
+    </w:lvl>
+    <w:lvl w:ilvl="8" w:tentative="1">
+      <w:start w:val="1"/>
+      <w:numFmt w:val="bullet"/>
+      <w:lvlText w:val=""/>
+      <w:lvlJc w:val="left"/>
+      <w:pPr>
+        <w:tabs>
+          <w:tab w:val="num" w:pos="6480"/>
+        </w:tabs>
+        <w:ind w:left="6480" w:hanging="360"/>
+      </w:pPr>
+      <w:rPr>
+        <w:rFonts w:ascii="Wingdings" w:hAnsi="Wingdings" w:hint="default"/>
+        <w:sz w:val="20"/>
+      </w:rPr>
+    </w:lvl>
+  </w:abstractNum>
+  <w:abstractNum w:abstractNumId="13" w15:restartNumberingAfterBreak="0">
+    <w:nsid w:val="3B0500EB"/>
+    <w:multiLevelType w:val="multilevel"/>
+    <w:tmpl w:val="BE9E2940"/>
+    <w:lvl w:ilvl="0">
+      <w:start w:val="1"/>
+      <w:numFmt w:val="bullet"/>
+      <w:lvlText w:val=""/>
+      <w:lvlJc w:val="left"/>
+      <w:pPr>
+        <w:tabs>
+          <w:tab w:val="num" w:pos="720"/>
+        </w:tabs>
+        <w:ind w:left="720" w:hanging="360"/>
+      </w:pPr>
+      <w:rPr>
+        <w:rFonts w:ascii="Symbol" w:hAnsi="Symbol" w:hint="default"/>
+        <w:sz w:val="20"/>
+      </w:rPr>
+    </w:lvl>
+    <w:lvl w:ilvl="1" w:tentative="1">
+      <w:start w:val="1"/>
+      <w:numFmt w:val="bullet"/>
+      <w:lvlText w:val="o"/>
+      <w:lvlJc w:val="left"/>
+      <w:pPr>
+        <w:tabs>
+          <w:tab w:val="num" w:pos="1440"/>
+        </w:tabs>
+        <w:ind w:left="1440" w:hanging="360"/>
+      </w:pPr>
+      <w:rPr>
+        <w:rFonts w:ascii="Courier New" w:hAnsi="Courier New" w:hint="default"/>
+        <w:sz w:val="20"/>
+      </w:rPr>
+    </w:lvl>
+    <w:lvl w:ilvl="2" w:tentative="1">
+      <w:start w:val="1"/>
+      <w:numFmt w:val="bullet"/>
+      <w:lvlText w:val=""/>
+      <w:lvlJc w:val="left"/>
+      <w:pPr>
+        <w:tabs>
+          <w:tab w:val="num" w:pos="2160"/>
+        </w:tabs>
+        <w:ind w:left="2160" w:hanging="360"/>
+      </w:pPr>
+      <w:rPr>
+        <w:rFonts w:ascii="Wingdings" w:hAnsi="Wingdings" w:hint="default"/>
+        <w:sz w:val="20"/>
+      </w:rPr>
+    </w:lvl>
+    <w:lvl w:ilvl="3" w:tentative="1">
+      <w:start w:val="1"/>
+      <w:numFmt w:val="bullet"/>
+      <w:lvlText w:val=""/>
+      <w:lvlJc w:val="left"/>
+      <w:pPr>
+        <w:tabs>
+          <w:tab w:val="num" w:pos="2880"/>
+        </w:tabs>
+        <w:ind w:left="2880" w:hanging="360"/>
+      </w:pPr>
+      <w:rPr>
+        <w:rFonts w:ascii="Wingdings" w:hAnsi="Wingdings" w:hint="default"/>
+        <w:sz w:val="20"/>
+      </w:rPr>
+    </w:lvl>
+    <w:lvl w:ilvl="4" w:tentative="1">
+      <w:start w:val="1"/>
+      <w:numFmt w:val="bullet"/>
+      <w:lvlText w:val=""/>
+      <w:lvlJc w:val="left"/>
+      <w:pPr>
+        <w:tabs>
+          <w:tab w:val="num" w:pos="3600"/>
+        </w:tabs>
+        <w:ind w:left="3600" w:hanging="360"/>
+      </w:pPr>
+      <w:rPr>
+        <w:rFonts w:ascii="Wingdings" w:hAnsi="Wingdings" w:hint="default"/>
+        <w:sz w:val="20"/>
+      </w:rPr>
+    </w:lvl>
+    <w:lvl w:ilvl="5" w:tentative="1">
+      <w:start w:val="1"/>
+      <w:numFmt w:val="bullet"/>
+      <w:lvlText w:val=""/>
+      <w:lvlJc w:val="left"/>
+      <w:pPr>
+        <w:tabs>
+          <w:tab w:val="num" w:pos="4320"/>
+        </w:tabs>
+        <w:ind w:left="4320" w:hanging="360"/>
+      </w:pPr>
+      <w:rPr>
+        <w:rFonts w:ascii="Wingdings" w:hAnsi="Wingdings" w:hint="default"/>
+        <w:sz w:val="20"/>
+      </w:rPr>
+    </w:lvl>
+    <w:lvl w:ilvl="6" w:tentative="1">
+      <w:start w:val="1"/>
+      <w:numFmt w:val="bullet"/>
+      <w:lvlText w:val=""/>
+      <w:lvlJc w:val="left"/>
+      <w:pPr>
+        <w:tabs>
+          <w:tab w:val="num" w:pos="5040"/>
+        </w:tabs>
+        <w:ind w:left="5040" w:hanging="360"/>
+      </w:pPr>
+      <w:rPr>
+        <w:rFonts w:ascii="Wingdings" w:hAnsi="Wingdings" w:hint="default"/>
+        <w:sz w:val="20"/>
+      </w:rPr>
+    </w:lvl>
+    <w:lvl w:ilvl="7" w:tentative="1">
+      <w:start w:val="1"/>
+      <w:numFmt w:val="bullet"/>
+      <w:lvlText w:val=""/>
+      <w:lvlJc w:val="left"/>
+      <w:pPr>
+        <w:tabs>
+          <w:tab w:val="num" w:pos="5760"/>
+        </w:tabs>
+        <w:ind w:left="5760" w:hanging="360"/>
+      </w:pPr>
+      <w:rPr>
+        <w:rFonts w:ascii="Wingdings" w:hAnsi="Wingdings" w:hint="default"/>
+        <w:sz w:val="20"/>
+      </w:rPr>
+    </w:lvl>
+    <w:lvl w:ilvl="8" w:tentative="1">
+      <w:start w:val="1"/>
+      <w:numFmt w:val="bullet"/>
+      <w:lvlText w:val=""/>
+      <w:lvlJc w:val="left"/>
+      <w:pPr>
+        <w:tabs>
+          <w:tab w:val="num" w:pos="6480"/>
+        </w:tabs>
+        <w:ind w:left="6480" w:hanging="360"/>
+      </w:pPr>
+      <w:rPr>
+        <w:rFonts w:ascii="Wingdings" w:hAnsi="Wingdings" w:hint="default"/>
+        <w:sz w:val="20"/>
+      </w:rPr>
+    </w:lvl>
+  </w:abstractNum>
+  <w:abstractNum w:abstractNumId="14" w15:restartNumberingAfterBreak="0">
+    <w:nsid w:val="3B29525C"/>
+    <w:multiLevelType w:val="multilevel"/>
+    <w:tmpl w:val="BD342C52"/>
+    <w:lvl w:ilvl="0">
+      <w:start w:val="1"/>
+      <w:numFmt w:val="bullet"/>
+      <w:lvlText w:val=""/>
+      <w:lvlJc w:val="left"/>
+      <w:pPr>
+        <w:tabs>
+          <w:tab w:val="num" w:pos="720"/>
+        </w:tabs>
+        <w:ind w:left="720" w:hanging="360"/>
+      </w:pPr>
+      <w:rPr>
+        <w:rFonts w:ascii="Symbol" w:hAnsi="Symbol" w:hint="default"/>
+        <w:sz w:val="20"/>
+      </w:rPr>
+    </w:lvl>
+    <w:lvl w:ilvl="1" w:tentative="1">
+      <w:start w:val="1"/>
+      <w:numFmt w:val="bullet"/>
+      <w:lvlText w:val="o"/>
+      <w:lvlJc w:val="left"/>
+      <w:pPr>
+        <w:tabs>
+          <w:tab w:val="num" w:pos="1440"/>
+        </w:tabs>
+        <w:ind w:left="1440" w:hanging="360"/>
+      </w:pPr>
+      <w:rPr>
+        <w:rFonts w:ascii="Courier New" w:hAnsi="Courier New" w:hint="default"/>
+        <w:sz w:val="20"/>
+      </w:rPr>
+    </w:lvl>
+    <w:lvl w:ilvl="2" w:tentative="1">
+      <w:start w:val="1"/>
+      <w:numFmt w:val="bullet"/>
+      <w:lvlText w:val=""/>
+      <w:lvlJc w:val="left"/>
+      <w:pPr>
+        <w:tabs>
+          <w:tab w:val="num" w:pos="2160"/>
+        </w:tabs>
+        <w:ind w:left="2160" w:hanging="360"/>
+      </w:pPr>
+      <w:rPr>
+        <w:rFonts w:ascii="Wingdings" w:hAnsi="Wingdings" w:hint="default"/>
+        <w:sz w:val="20"/>
+      </w:rPr>
+    </w:lvl>
+    <w:lvl w:ilvl="3" w:tentative="1">
+      <w:start w:val="1"/>
+      <w:numFmt w:val="bullet"/>
+      <w:lvlText w:val=""/>
+      <w:lvlJc w:val="left"/>
+      <w:pPr>
+        <w:tabs>
+          <w:tab w:val="num" w:pos="2880"/>
+        </w:tabs>
+        <w:ind w:left="2880" w:hanging="360"/>
+      </w:pPr>
+      <w:rPr>
+        <w:rFonts w:ascii="Wingdings" w:hAnsi="Wingdings" w:hint="default"/>
+        <w:sz w:val="20"/>
+      </w:rPr>
+    </w:lvl>
+    <w:lvl w:ilvl="4" w:tentative="1">
+      <w:start w:val="1"/>
+      <w:numFmt w:val="bullet"/>
+      <w:lvlText w:val=""/>
+      <w:lvlJc w:val="left"/>
+      <w:pPr>
+        <w:tabs>
+          <w:tab w:val="num" w:pos="3600"/>
+        </w:tabs>
+        <w:ind w:left="3600" w:hanging="360"/>
+      </w:pPr>
+      <w:rPr>
+        <w:rFonts w:ascii="Wingdings" w:hAnsi="Wingdings" w:hint="default"/>
+        <w:sz w:val="20"/>
+      </w:rPr>
+    </w:lvl>
+    <w:lvl w:ilvl="5" w:tentative="1">
+      <w:start w:val="1"/>
+      <w:numFmt w:val="bullet"/>
+      <w:lvlText w:val=""/>
+      <w:lvlJc w:val="left"/>
+      <w:pPr>
+        <w:tabs>
+          <w:tab w:val="num" w:pos="4320"/>
+        </w:tabs>
+        <w:ind w:left="4320" w:hanging="360"/>
+      </w:pPr>
+      <w:rPr>
+        <w:rFonts w:ascii="Wingdings" w:hAnsi="Wingdings" w:hint="default"/>
+        <w:sz w:val="20"/>
+      </w:rPr>
+    </w:lvl>
+    <w:lvl w:ilvl="6" w:tentative="1">
+      <w:start w:val="1"/>
+      <w:numFmt w:val="bullet"/>
+      <w:lvlText w:val=""/>
+      <w:lvlJc w:val="left"/>
+      <w:pPr>
+        <w:tabs>
+          <w:tab w:val="num" w:pos="5040"/>
+        </w:tabs>
+        <w:ind w:left="5040" w:hanging="360"/>
+      </w:pPr>
+      <w:rPr>
+        <w:rFonts w:ascii="Wingdings" w:hAnsi="Wingdings" w:hint="default"/>
+        <w:sz w:val="20"/>
+      </w:rPr>
+    </w:lvl>
+    <w:lvl w:ilvl="7" w:tentative="1">
+      <w:start w:val="1"/>
+      <w:numFmt w:val="bullet"/>
+      <w:lvlText w:val=""/>
+      <w:lvlJc w:val="left"/>
+      <w:pPr>
+        <w:tabs>
+          <w:tab w:val="num" w:pos="5760"/>
+        </w:tabs>
+        <w:ind w:left="5760" w:hanging="360"/>
+      </w:pPr>
+      <w:rPr>
+        <w:rFonts w:ascii="Wingdings" w:hAnsi="Wingdings" w:hint="default"/>
+        <w:sz w:val="20"/>
+      </w:rPr>
+    </w:lvl>
+    <w:lvl w:ilvl="8" w:tentative="1">
+      <w:start w:val="1"/>
+      <w:numFmt w:val="bullet"/>
+      <w:lvlText w:val=""/>
+      <w:lvlJc w:val="left"/>
+      <w:pPr>
+        <w:tabs>
+          <w:tab w:val="num" w:pos="6480"/>
+        </w:tabs>
+        <w:ind w:left="6480" w:hanging="360"/>
+      </w:pPr>
+      <w:rPr>
+        <w:rFonts w:ascii="Wingdings" w:hAnsi="Wingdings" w:hint="default"/>
+        <w:sz w:val="20"/>
+      </w:rPr>
+    </w:lvl>
+  </w:abstractNum>
+  <w:abstractNum w:abstractNumId="15" w15:restartNumberingAfterBreak="0">
+    <w:nsid w:val="3FA14EDD"/>
+    <w:multiLevelType w:val="hybridMultilevel"/>
+    <w:tmpl w:val="91D29AA0"/>
+    <w:lvl w:ilvl="0" w:tplc="4009000F">
+      <w:start w:val="1"/>
+      <w:numFmt w:val="decimal"/>
+      <w:lvlText w:val="%1."/>
+      <w:lvlJc w:val="left"/>
+      <w:pPr>
+        <w:ind w:left="720" w:hanging="360"/>
+      </w:pPr>
+    </w:lvl>
+    <w:lvl w:ilvl="1" w:tplc="40090019">
+      <w:start w:val="1"/>
+      <w:numFmt w:val="lowerLetter"/>
+      <w:lvlText w:val="%2."/>
+      <w:lvlJc w:val="left"/>
+      <w:pPr>
+        <w:ind w:left="1440" w:hanging="360"/>
+      </w:pPr>
+    </w:lvl>
+    <w:lvl w:ilvl="2" w:tplc="4009001B">
+      <w:start w:val="1"/>
+      <w:numFmt w:val="lowerRoman"/>
+      <w:lvlText w:val="%3."/>
+      <w:lvlJc w:val="right"/>
+      <w:pPr>
+        <w:ind w:left="2160" w:hanging="180"/>
+      </w:pPr>
+    </w:lvl>
+    <w:lvl w:ilvl="3" w:tplc="4009000F" w:tentative="1">
+      <w:start w:val="1"/>
+      <w:numFmt w:val="decimal"/>
+      <w:lvlText w:val="%4."/>
+      <w:lvlJc w:val="left"/>
+      <w:pPr>
+        <w:ind w:left="2880" w:hanging="360"/>
+      </w:pPr>
+    </w:lvl>
+    <w:lvl w:ilvl="4" w:tplc="40090019" w:tentative="1">
+      <w:start w:val="1"/>
+      <w:numFmt w:val="lowerLetter"/>
+      <w:lvlText w:val="%5."/>
+      <w:lvlJc w:val="left"/>
+      <w:pPr>
+        <w:ind w:left="3600" w:hanging="360"/>
+      </w:pPr>
+    </w:lvl>
+    <w:lvl w:ilvl="5" w:tplc="4009001B" w:tentative="1">
+      <w:start w:val="1"/>
+      <w:numFmt w:val="lowerRoman"/>
+      <w:lvlText w:val="%6."/>
+      <w:lvlJc w:val="right"/>
+      <w:pPr>
+        <w:ind w:left="4320" w:hanging="180"/>
+      </w:pPr>
+    </w:lvl>
+    <w:lvl w:ilvl="6" w:tplc="4009000F" w:tentative="1">
+      <w:start w:val="1"/>
+      <w:numFmt w:val="decimal"/>
+      <w:lvlText w:val="%7."/>
+      <w:lvlJc w:val="left"/>
+      <w:pPr>
+        <w:ind w:left="5040" w:hanging="360"/>
+      </w:pPr>
+    </w:lvl>
+    <w:lvl w:ilvl="7" w:tplc="40090019" w:tentative="1">
+      <w:start w:val="1"/>
+      <w:numFmt w:val="lowerLetter"/>
+      <w:lvlText w:val="%8."/>
+      <w:lvlJc w:val="left"/>
+      <w:pPr>
+        <w:ind w:left="5760" w:hanging="360"/>
+      </w:pPr>
+    </w:lvl>
+    <w:lvl w:ilvl="8" w:tplc="4009001B" w:tentative="1">
+      <w:start w:val="1"/>
+      <w:numFmt w:val="lowerRoman"/>
+      <w:lvlText w:val="%9."/>
+      <w:lvlJc w:val="right"/>
+      <w:pPr>
+        <w:ind w:left="6480" w:hanging="180"/>
+      </w:pPr>
+    </w:lvl>
+  </w:abstractNum>
+  <w:abstractNum w:abstractNumId="16" w15:restartNumberingAfterBreak="0">
     <w:nsid w:val="4910299B"/>
     <w:multiLevelType w:val="hybridMultilevel"/>
     <w:tmpl w:val="505E8358"/>
@@ -8683,7 +12149,7 @@
       </w:pPr>
     </w:lvl>
   </w:abstractNum>
-  <w:abstractNum w:abstractNumId="5" w15:restartNumberingAfterBreak="0">
+  <w:abstractNum w:abstractNumId="17" w15:restartNumberingAfterBreak="0">
     <w:nsid w:val="4C9C522C"/>
     <w:multiLevelType w:val="hybridMultilevel"/>
     <w:tmpl w:val="9CF4E540"/>
@@ -8772,7 +12238,156 @@
       </w:pPr>
     </w:lvl>
   </w:abstractNum>
-  <w:abstractNum w:abstractNumId="6" w15:restartNumberingAfterBreak="0">
+  <w:abstractNum w:abstractNumId="18" w15:restartNumberingAfterBreak="0">
+    <w:nsid w:val="4D9C1836"/>
+    <w:multiLevelType w:val="multilevel"/>
+    <w:tmpl w:val="FF88B6DE"/>
+    <w:lvl w:ilvl="0">
+      <w:start w:val="1"/>
+      <w:numFmt w:val="bullet"/>
+      <w:lvlText w:val=""/>
+      <w:lvlJc w:val="left"/>
+      <w:pPr>
+        <w:tabs>
+          <w:tab w:val="num" w:pos="720"/>
+        </w:tabs>
+        <w:ind w:left="720" w:hanging="360"/>
+      </w:pPr>
+      <w:rPr>
+        <w:rFonts w:ascii="Symbol" w:hAnsi="Symbol" w:hint="default"/>
+        <w:sz w:val="20"/>
+      </w:rPr>
+    </w:lvl>
+    <w:lvl w:ilvl="1" w:tentative="1">
+      <w:start w:val="1"/>
+      <w:numFmt w:val="bullet"/>
+      <w:lvlText w:val="o"/>
+      <w:lvlJc w:val="left"/>
+      <w:pPr>
+        <w:tabs>
+          <w:tab w:val="num" w:pos="1440"/>
+        </w:tabs>
+        <w:ind w:left="1440" w:hanging="360"/>
+      </w:pPr>
+      <w:rPr>
+        <w:rFonts w:ascii="Courier New" w:hAnsi="Courier New" w:hint="default"/>
+        <w:sz w:val="20"/>
+      </w:rPr>
+    </w:lvl>
+    <w:lvl w:ilvl="2" w:tentative="1">
+      <w:start w:val="1"/>
+      <w:numFmt w:val="bullet"/>
+      <w:lvlText w:val=""/>
+      <w:lvlJc w:val="left"/>
+      <w:pPr>
+        <w:tabs>
+          <w:tab w:val="num" w:pos="2160"/>
+        </w:tabs>
+        <w:ind w:left="2160" w:hanging="360"/>
+      </w:pPr>
+      <w:rPr>
+        <w:rFonts w:ascii="Wingdings" w:hAnsi="Wingdings" w:hint="default"/>
+        <w:sz w:val="20"/>
+      </w:rPr>
+    </w:lvl>
+    <w:lvl w:ilvl="3" w:tentative="1">
+      <w:start w:val="1"/>
+      <w:numFmt w:val="bullet"/>
+      <w:lvlText w:val=""/>
+      <w:lvlJc w:val="left"/>
+      <w:pPr>
+        <w:tabs>
+          <w:tab w:val="num" w:pos="2880"/>
+        </w:tabs>
+        <w:ind w:left="2880" w:hanging="360"/>
+      </w:pPr>
+      <w:rPr>
+        <w:rFonts w:ascii="Wingdings" w:hAnsi="Wingdings" w:hint="default"/>
+        <w:sz w:val="20"/>
+      </w:rPr>
+    </w:lvl>
+    <w:lvl w:ilvl="4" w:tentative="1">
+      <w:start w:val="1"/>
+      <w:numFmt w:val="bullet"/>
+      <w:lvlText w:val=""/>
+      <w:lvlJc w:val="left"/>
+      <w:pPr>
+        <w:tabs>
+          <w:tab w:val="num" w:pos="3600"/>
+        </w:tabs>
+        <w:ind w:left="3600" w:hanging="360"/>
+      </w:pPr>
+      <w:rPr>
+        <w:rFonts w:ascii="Wingdings" w:hAnsi="Wingdings" w:hint="default"/>
+        <w:sz w:val="20"/>
+      </w:rPr>
+    </w:lvl>
+    <w:lvl w:ilvl="5" w:tentative="1">
+      <w:start w:val="1"/>
+      <w:numFmt w:val="bullet"/>
+      <w:lvlText w:val=""/>
+      <w:lvlJc w:val="left"/>
+      <w:pPr>
+        <w:tabs>
+          <w:tab w:val="num" w:pos="4320"/>
+        </w:tabs>
+        <w:ind w:left="4320" w:hanging="360"/>
+      </w:pPr>
+      <w:rPr>
+        <w:rFonts w:ascii="Wingdings" w:hAnsi="Wingdings" w:hint="default"/>
+        <w:sz w:val="20"/>
+      </w:rPr>
+    </w:lvl>
+    <w:lvl w:ilvl="6" w:tentative="1">
+      <w:start w:val="1"/>
+      <w:numFmt w:val="bullet"/>
+      <w:lvlText w:val=""/>
+      <w:lvlJc w:val="left"/>
+      <w:pPr>
+        <w:tabs>
+          <w:tab w:val="num" w:pos="5040"/>
+        </w:tabs>
+        <w:ind w:left="5040" w:hanging="360"/>
+      </w:pPr>
+      <w:rPr>
+        <w:rFonts w:ascii="Wingdings" w:hAnsi="Wingdings" w:hint="default"/>
+        <w:sz w:val="20"/>
+      </w:rPr>
+    </w:lvl>
+    <w:lvl w:ilvl="7" w:tentative="1">
+      <w:start w:val="1"/>
+      <w:numFmt w:val="bullet"/>
+      <w:lvlText w:val=""/>
+      <w:lvlJc w:val="left"/>
+      <w:pPr>
+        <w:tabs>
+          <w:tab w:val="num" w:pos="5760"/>
+        </w:tabs>
+        <w:ind w:left="5760" w:hanging="360"/>
+      </w:pPr>
+      <w:rPr>
+        <w:rFonts w:ascii="Wingdings" w:hAnsi="Wingdings" w:hint="default"/>
+        <w:sz w:val="20"/>
+      </w:rPr>
+    </w:lvl>
+    <w:lvl w:ilvl="8" w:tentative="1">
+      <w:start w:val="1"/>
+      <w:numFmt w:val="bullet"/>
+      <w:lvlText w:val=""/>
+      <w:lvlJc w:val="left"/>
+      <w:pPr>
+        <w:tabs>
+          <w:tab w:val="num" w:pos="6480"/>
+        </w:tabs>
+        <w:ind w:left="6480" w:hanging="360"/>
+      </w:pPr>
+      <w:rPr>
+        <w:rFonts w:ascii="Wingdings" w:hAnsi="Wingdings" w:hint="default"/>
+        <w:sz w:val="20"/>
+      </w:rPr>
+    </w:lvl>
+  </w:abstractNum>
+  <w:abstractNum w:abstractNumId="19" w15:restartNumberingAfterBreak="0">
     <w:nsid w:val="52F00AF7"/>
     <w:multiLevelType w:val="multilevel"/>
     <w:tmpl w:val="D30886D8"/>
@@ -8921,7 +12536,7 @@
       </w:rPr>
     </w:lvl>
   </w:abstractNum>
-  <w:abstractNum w:abstractNumId="7" w15:restartNumberingAfterBreak="0">
+  <w:abstractNum w:abstractNumId="20" w15:restartNumberingAfterBreak="0">
     <w:nsid w:val="54F573AB"/>
     <w:multiLevelType w:val="hybridMultilevel"/>
     <w:tmpl w:val="AC56D67E"/>
@@ -9033,7 +12648,7 @@
       </w:rPr>
     </w:lvl>
   </w:abstractNum>
-  <w:abstractNum w:abstractNumId="8" w15:restartNumberingAfterBreak="0">
+  <w:abstractNum w:abstractNumId="21" w15:restartNumberingAfterBreak="0">
     <w:nsid w:val="5B382BCC"/>
     <w:multiLevelType w:val="multilevel"/>
     <w:tmpl w:val="E92034E6"/>
@@ -9146,7 +12761,156 @@
       </w:pPr>
     </w:lvl>
   </w:abstractNum>
-  <w:abstractNum w:abstractNumId="9" w15:restartNumberingAfterBreak="0">
+  <w:abstractNum w:abstractNumId="22" w15:restartNumberingAfterBreak="0">
+    <w:nsid w:val="60643375"/>
+    <w:multiLevelType w:val="multilevel"/>
+    <w:tmpl w:val="9E1E6100"/>
+    <w:lvl w:ilvl="0">
+      <w:start w:val="1"/>
+      <w:numFmt w:val="bullet"/>
+      <w:lvlText w:val=""/>
+      <w:lvlJc w:val="left"/>
+      <w:pPr>
+        <w:tabs>
+          <w:tab w:val="num" w:pos="720"/>
+        </w:tabs>
+        <w:ind w:left="720" w:hanging="360"/>
+      </w:pPr>
+      <w:rPr>
+        <w:rFonts w:ascii="Symbol" w:hAnsi="Symbol" w:hint="default"/>
+        <w:sz w:val="20"/>
+      </w:rPr>
+    </w:lvl>
+    <w:lvl w:ilvl="1" w:tentative="1">
+      <w:start w:val="1"/>
+      <w:numFmt w:val="bullet"/>
+      <w:lvlText w:val="o"/>
+      <w:lvlJc w:val="left"/>
+      <w:pPr>
+        <w:tabs>
+          <w:tab w:val="num" w:pos="1440"/>
+        </w:tabs>
+        <w:ind w:left="1440" w:hanging="360"/>
+      </w:pPr>
+      <w:rPr>
+        <w:rFonts w:ascii="Courier New" w:hAnsi="Courier New" w:hint="default"/>
+        <w:sz w:val="20"/>
+      </w:rPr>
+    </w:lvl>
+    <w:lvl w:ilvl="2" w:tentative="1">
+      <w:start w:val="1"/>
+      <w:numFmt w:val="bullet"/>
+      <w:lvlText w:val=""/>
+      <w:lvlJc w:val="left"/>
+      <w:pPr>
+        <w:tabs>
+          <w:tab w:val="num" w:pos="2160"/>
+        </w:tabs>
+        <w:ind w:left="2160" w:hanging="360"/>
+      </w:pPr>
+      <w:rPr>
+        <w:rFonts w:ascii="Wingdings" w:hAnsi="Wingdings" w:hint="default"/>
+        <w:sz w:val="20"/>
+      </w:rPr>
+    </w:lvl>
+    <w:lvl w:ilvl="3" w:tentative="1">
+      <w:start w:val="1"/>
+      <w:numFmt w:val="bullet"/>
+      <w:lvlText w:val=""/>
+      <w:lvlJc w:val="left"/>
+      <w:pPr>
+        <w:tabs>
+          <w:tab w:val="num" w:pos="2880"/>
+        </w:tabs>
+        <w:ind w:left="2880" w:hanging="360"/>
+      </w:pPr>
+      <w:rPr>
+        <w:rFonts w:ascii="Wingdings" w:hAnsi="Wingdings" w:hint="default"/>
+        <w:sz w:val="20"/>
+      </w:rPr>
+    </w:lvl>
+    <w:lvl w:ilvl="4" w:tentative="1">
+      <w:start w:val="1"/>
+      <w:numFmt w:val="bullet"/>
+      <w:lvlText w:val=""/>
+      <w:lvlJc w:val="left"/>
+      <w:pPr>
+        <w:tabs>
+          <w:tab w:val="num" w:pos="3600"/>
+        </w:tabs>
+        <w:ind w:left="3600" w:hanging="360"/>
+      </w:pPr>
+      <w:rPr>
+        <w:rFonts w:ascii="Wingdings" w:hAnsi="Wingdings" w:hint="default"/>
+        <w:sz w:val="20"/>
+      </w:rPr>
+    </w:lvl>
+    <w:lvl w:ilvl="5" w:tentative="1">
+      <w:start w:val="1"/>
+      <w:numFmt w:val="bullet"/>
+      <w:lvlText w:val=""/>
+      <w:lvlJc w:val="left"/>
+      <w:pPr>
+        <w:tabs>
+          <w:tab w:val="num" w:pos="4320"/>
+        </w:tabs>
+        <w:ind w:left="4320" w:hanging="360"/>
+      </w:pPr>
+      <w:rPr>
+        <w:rFonts w:ascii="Wingdings" w:hAnsi="Wingdings" w:hint="default"/>
+        <w:sz w:val="20"/>
+      </w:rPr>
+    </w:lvl>
+    <w:lvl w:ilvl="6" w:tentative="1">
+      <w:start w:val="1"/>
+      <w:numFmt w:val="bullet"/>
+      <w:lvlText w:val=""/>
+      <w:lvlJc w:val="left"/>
+      <w:pPr>
+        <w:tabs>
+          <w:tab w:val="num" w:pos="5040"/>
+        </w:tabs>
+        <w:ind w:left="5040" w:hanging="360"/>
+      </w:pPr>
+      <w:rPr>
+        <w:rFonts w:ascii="Wingdings" w:hAnsi="Wingdings" w:hint="default"/>
+        <w:sz w:val="20"/>
+      </w:rPr>
+    </w:lvl>
+    <w:lvl w:ilvl="7" w:tentative="1">
+      <w:start w:val="1"/>
+      <w:numFmt w:val="bullet"/>
+      <w:lvlText w:val=""/>
+      <w:lvlJc w:val="left"/>
+      <w:pPr>
+        <w:tabs>
+          <w:tab w:val="num" w:pos="5760"/>
+        </w:tabs>
+        <w:ind w:left="5760" w:hanging="360"/>
+      </w:pPr>
+      <w:rPr>
+        <w:rFonts w:ascii="Wingdings" w:hAnsi="Wingdings" w:hint="default"/>
+        <w:sz w:val="20"/>
+      </w:rPr>
+    </w:lvl>
+    <w:lvl w:ilvl="8" w:tentative="1">
+      <w:start w:val="1"/>
+      <w:numFmt w:val="bullet"/>
+      <w:lvlText w:val=""/>
+      <w:lvlJc w:val="left"/>
+      <w:pPr>
+        <w:tabs>
+          <w:tab w:val="num" w:pos="6480"/>
+        </w:tabs>
+        <w:ind w:left="6480" w:hanging="360"/>
+      </w:pPr>
+      <w:rPr>
+        <w:rFonts w:ascii="Wingdings" w:hAnsi="Wingdings" w:hint="default"/>
+        <w:sz w:val="20"/>
+      </w:rPr>
+    </w:lvl>
+  </w:abstractNum>
+  <w:abstractNum w:abstractNumId="23" w15:restartNumberingAfterBreak="0">
     <w:nsid w:val="62B46CBE"/>
     <w:multiLevelType w:val="hybridMultilevel"/>
     <w:tmpl w:val="E7B8FE0C"/>
@@ -9258,7 +13022,7 @@
       </w:rPr>
     </w:lvl>
   </w:abstractNum>
-  <w:abstractNum w:abstractNumId="10" w15:restartNumberingAfterBreak="0">
+  <w:abstractNum w:abstractNumId="24" w15:restartNumberingAfterBreak="0">
     <w:nsid w:val="64E87168"/>
     <w:multiLevelType w:val="hybridMultilevel"/>
     <w:tmpl w:val="6E6ED9EC"/>
@@ -9347,7 +13111,156 @@
       </w:pPr>
     </w:lvl>
   </w:abstractNum>
-  <w:abstractNum w:abstractNumId="11" w15:restartNumberingAfterBreak="0">
+  <w:abstractNum w:abstractNumId="25" w15:restartNumberingAfterBreak="0">
+    <w:nsid w:val="67B8422E"/>
+    <w:multiLevelType w:val="multilevel"/>
+    <w:tmpl w:val="63226B6C"/>
+    <w:lvl w:ilvl="0">
+      <w:start w:val="1"/>
+      <w:numFmt w:val="bullet"/>
+      <w:lvlText w:val=""/>
+      <w:lvlJc w:val="left"/>
+      <w:pPr>
+        <w:tabs>
+          <w:tab w:val="num" w:pos="720"/>
+        </w:tabs>
+        <w:ind w:left="720" w:hanging="360"/>
+      </w:pPr>
+      <w:rPr>
+        <w:rFonts w:ascii="Symbol" w:hAnsi="Symbol" w:hint="default"/>
+        <w:sz w:val="20"/>
+      </w:rPr>
+    </w:lvl>
+    <w:lvl w:ilvl="1" w:tentative="1">
+      <w:start w:val="1"/>
+      <w:numFmt w:val="bullet"/>
+      <w:lvlText w:val="o"/>
+      <w:lvlJc w:val="left"/>
+      <w:pPr>
+        <w:tabs>
+          <w:tab w:val="num" w:pos="1440"/>
+        </w:tabs>
+        <w:ind w:left="1440" w:hanging="360"/>
+      </w:pPr>
+      <w:rPr>
+        <w:rFonts w:ascii="Courier New" w:hAnsi="Courier New" w:hint="default"/>
+        <w:sz w:val="20"/>
+      </w:rPr>
+    </w:lvl>
+    <w:lvl w:ilvl="2" w:tentative="1">
+      <w:start w:val="1"/>
+      <w:numFmt w:val="bullet"/>
+      <w:lvlText w:val=""/>
+      <w:lvlJc w:val="left"/>
+      <w:pPr>
+        <w:tabs>
+          <w:tab w:val="num" w:pos="2160"/>
+        </w:tabs>
+        <w:ind w:left="2160" w:hanging="360"/>
+      </w:pPr>
+      <w:rPr>
+        <w:rFonts w:ascii="Wingdings" w:hAnsi="Wingdings" w:hint="default"/>
+        <w:sz w:val="20"/>
+      </w:rPr>
+    </w:lvl>
+    <w:lvl w:ilvl="3" w:tentative="1">
+      <w:start w:val="1"/>
+      <w:numFmt w:val="bullet"/>
+      <w:lvlText w:val=""/>
+      <w:lvlJc w:val="left"/>
+      <w:pPr>
+        <w:tabs>
+          <w:tab w:val="num" w:pos="2880"/>
+        </w:tabs>
+        <w:ind w:left="2880" w:hanging="360"/>
+      </w:pPr>
+      <w:rPr>
+        <w:rFonts w:ascii="Wingdings" w:hAnsi="Wingdings" w:hint="default"/>
+        <w:sz w:val="20"/>
+      </w:rPr>
+    </w:lvl>
+    <w:lvl w:ilvl="4" w:tentative="1">
+      <w:start w:val="1"/>
+      <w:numFmt w:val="bullet"/>
+      <w:lvlText w:val=""/>
+      <w:lvlJc w:val="left"/>
+      <w:pPr>
+        <w:tabs>
+          <w:tab w:val="num" w:pos="3600"/>
+        </w:tabs>
+        <w:ind w:left="3600" w:hanging="360"/>
+      </w:pPr>
+      <w:rPr>
+        <w:rFonts w:ascii="Wingdings" w:hAnsi="Wingdings" w:hint="default"/>
+        <w:sz w:val="20"/>
+      </w:rPr>
+    </w:lvl>
+    <w:lvl w:ilvl="5" w:tentative="1">
+      <w:start w:val="1"/>
+      <w:numFmt w:val="bullet"/>
+      <w:lvlText w:val=""/>
+      <w:lvlJc w:val="left"/>
+      <w:pPr>
+        <w:tabs>
+          <w:tab w:val="num" w:pos="4320"/>
+        </w:tabs>
+        <w:ind w:left="4320" w:hanging="360"/>
+      </w:pPr>
+      <w:rPr>
+        <w:rFonts w:ascii="Wingdings" w:hAnsi="Wingdings" w:hint="default"/>
+        <w:sz w:val="20"/>
+      </w:rPr>
+    </w:lvl>
+    <w:lvl w:ilvl="6" w:tentative="1">
+      <w:start w:val="1"/>
+      <w:numFmt w:val="bullet"/>
+      <w:lvlText w:val=""/>
+      <w:lvlJc w:val="left"/>
+      <w:pPr>
+        <w:tabs>
+          <w:tab w:val="num" w:pos="5040"/>
+        </w:tabs>
+        <w:ind w:left="5040" w:hanging="360"/>
+      </w:pPr>
+      <w:rPr>
+        <w:rFonts w:ascii="Wingdings" w:hAnsi="Wingdings" w:hint="default"/>
+        <w:sz w:val="20"/>
+      </w:rPr>
+    </w:lvl>
+    <w:lvl w:ilvl="7" w:tentative="1">
+      <w:start w:val="1"/>
+      <w:numFmt w:val="bullet"/>
+      <w:lvlText w:val=""/>
+      <w:lvlJc w:val="left"/>
+      <w:pPr>
+        <w:tabs>
+          <w:tab w:val="num" w:pos="5760"/>
+        </w:tabs>
+        <w:ind w:left="5760" w:hanging="360"/>
+      </w:pPr>
+      <w:rPr>
+        <w:rFonts w:ascii="Wingdings" w:hAnsi="Wingdings" w:hint="default"/>
+        <w:sz w:val="20"/>
+      </w:rPr>
+    </w:lvl>
+    <w:lvl w:ilvl="8" w:tentative="1">
+      <w:start w:val="1"/>
+      <w:numFmt w:val="bullet"/>
+      <w:lvlText w:val=""/>
+      <w:lvlJc w:val="left"/>
+      <w:pPr>
+        <w:tabs>
+          <w:tab w:val="num" w:pos="6480"/>
+        </w:tabs>
+        <w:ind w:left="6480" w:hanging="360"/>
+      </w:pPr>
+      <w:rPr>
+        <w:rFonts w:ascii="Wingdings" w:hAnsi="Wingdings" w:hint="default"/>
+        <w:sz w:val="20"/>
+      </w:rPr>
+    </w:lvl>
+  </w:abstractNum>
+  <w:abstractNum w:abstractNumId="26" w15:restartNumberingAfterBreak="0">
     <w:nsid w:val="6DA059D8"/>
     <w:multiLevelType w:val="hybridMultilevel"/>
     <w:tmpl w:val="41361528"/>
@@ -9436,7 +13349,454 @@
       </w:pPr>
     </w:lvl>
   </w:abstractNum>
-  <w:abstractNum w:abstractNumId="12" w15:restartNumberingAfterBreak="0">
+  <w:abstractNum w:abstractNumId="27" w15:restartNumberingAfterBreak="0">
+    <w:nsid w:val="6E8837C6"/>
+    <w:multiLevelType w:val="multilevel"/>
+    <w:tmpl w:val="A9D4A140"/>
+    <w:lvl w:ilvl="0">
+      <w:start w:val="1"/>
+      <w:numFmt w:val="bullet"/>
+      <w:lvlText w:val=""/>
+      <w:lvlJc w:val="left"/>
+      <w:pPr>
+        <w:tabs>
+          <w:tab w:val="num" w:pos="720"/>
+        </w:tabs>
+        <w:ind w:left="720" w:hanging="360"/>
+      </w:pPr>
+      <w:rPr>
+        <w:rFonts w:ascii="Symbol" w:hAnsi="Symbol" w:hint="default"/>
+        <w:sz w:val="20"/>
+      </w:rPr>
+    </w:lvl>
+    <w:lvl w:ilvl="1" w:tentative="1">
+      <w:start w:val="1"/>
+      <w:numFmt w:val="bullet"/>
+      <w:lvlText w:val="o"/>
+      <w:lvlJc w:val="left"/>
+      <w:pPr>
+        <w:tabs>
+          <w:tab w:val="num" w:pos="1440"/>
+        </w:tabs>
+        <w:ind w:left="1440" w:hanging="360"/>
+      </w:pPr>
+      <w:rPr>
+        <w:rFonts w:ascii="Courier New" w:hAnsi="Courier New" w:hint="default"/>
+        <w:sz w:val="20"/>
+      </w:rPr>
+    </w:lvl>
+    <w:lvl w:ilvl="2" w:tentative="1">
+      <w:start w:val="1"/>
+      <w:numFmt w:val="bullet"/>
+      <w:lvlText w:val=""/>
+      <w:lvlJc w:val="left"/>
+      <w:pPr>
+        <w:tabs>
+          <w:tab w:val="num" w:pos="2160"/>
+        </w:tabs>
+        <w:ind w:left="2160" w:hanging="360"/>
+      </w:pPr>
+      <w:rPr>
+        <w:rFonts w:ascii="Wingdings" w:hAnsi="Wingdings" w:hint="default"/>
+        <w:sz w:val="20"/>
+      </w:rPr>
+    </w:lvl>
+    <w:lvl w:ilvl="3" w:tentative="1">
+      <w:start w:val="1"/>
+      <w:numFmt w:val="bullet"/>
+      <w:lvlText w:val=""/>
+      <w:lvlJc w:val="left"/>
+      <w:pPr>
+        <w:tabs>
+          <w:tab w:val="num" w:pos="2880"/>
+        </w:tabs>
+        <w:ind w:left="2880" w:hanging="360"/>
+      </w:pPr>
+      <w:rPr>
+        <w:rFonts w:ascii="Wingdings" w:hAnsi="Wingdings" w:hint="default"/>
+        <w:sz w:val="20"/>
+      </w:rPr>
+    </w:lvl>
+    <w:lvl w:ilvl="4" w:tentative="1">
+      <w:start w:val="1"/>
+      <w:numFmt w:val="bullet"/>
+      <w:lvlText w:val=""/>
+      <w:lvlJc w:val="left"/>
+      <w:pPr>
+        <w:tabs>
+          <w:tab w:val="num" w:pos="3600"/>
+        </w:tabs>
+        <w:ind w:left="3600" w:hanging="360"/>
+      </w:pPr>
+      <w:rPr>
+        <w:rFonts w:ascii="Wingdings" w:hAnsi="Wingdings" w:hint="default"/>
+        <w:sz w:val="20"/>
+      </w:rPr>
+    </w:lvl>
+    <w:lvl w:ilvl="5" w:tentative="1">
+      <w:start w:val="1"/>
+      <w:numFmt w:val="bullet"/>
+      <w:lvlText w:val=""/>
+      <w:lvlJc w:val="left"/>
+      <w:pPr>
+        <w:tabs>
+          <w:tab w:val="num" w:pos="4320"/>
+        </w:tabs>
+        <w:ind w:left="4320" w:hanging="360"/>
+      </w:pPr>
+      <w:rPr>
+        <w:rFonts w:ascii="Wingdings" w:hAnsi="Wingdings" w:hint="default"/>
+        <w:sz w:val="20"/>
+      </w:rPr>
+    </w:lvl>
+    <w:lvl w:ilvl="6" w:tentative="1">
+      <w:start w:val="1"/>
+      <w:numFmt w:val="bullet"/>
+      <w:lvlText w:val=""/>
+      <w:lvlJc w:val="left"/>
+      <w:pPr>
+        <w:tabs>
+          <w:tab w:val="num" w:pos="5040"/>
+        </w:tabs>
+        <w:ind w:left="5040" w:hanging="360"/>
+      </w:pPr>
+      <w:rPr>
+        <w:rFonts w:ascii="Wingdings" w:hAnsi="Wingdings" w:hint="default"/>
+        <w:sz w:val="20"/>
+      </w:rPr>
+    </w:lvl>
+    <w:lvl w:ilvl="7" w:tentative="1">
+      <w:start w:val="1"/>
+      <w:numFmt w:val="bullet"/>
+      <w:lvlText w:val=""/>
+      <w:lvlJc w:val="left"/>
+      <w:pPr>
+        <w:tabs>
+          <w:tab w:val="num" w:pos="5760"/>
+        </w:tabs>
+        <w:ind w:left="5760" w:hanging="360"/>
+      </w:pPr>
+      <w:rPr>
+        <w:rFonts w:ascii="Wingdings" w:hAnsi="Wingdings" w:hint="default"/>
+        <w:sz w:val="20"/>
+      </w:rPr>
+    </w:lvl>
+    <w:lvl w:ilvl="8" w:tentative="1">
+      <w:start w:val="1"/>
+      <w:numFmt w:val="bullet"/>
+      <w:lvlText w:val=""/>
+      <w:lvlJc w:val="left"/>
+      <w:pPr>
+        <w:tabs>
+          <w:tab w:val="num" w:pos="6480"/>
+        </w:tabs>
+        <w:ind w:left="6480" w:hanging="360"/>
+      </w:pPr>
+      <w:rPr>
+        <w:rFonts w:ascii="Wingdings" w:hAnsi="Wingdings" w:hint="default"/>
+        <w:sz w:val="20"/>
+      </w:rPr>
+    </w:lvl>
+  </w:abstractNum>
+  <w:abstractNum w:abstractNumId="28" w15:restartNumberingAfterBreak="0">
+    <w:nsid w:val="70F25655"/>
+    <w:multiLevelType w:val="multilevel"/>
+    <w:tmpl w:val="8C94A98C"/>
+    <w:lvl w:ilvl="0">
+      <w:start w:val="1"/>
+      <w:numFmt w:val="bullet"/>
+      <w:lvlText w:val=""/>
+      <w:lvlJc w:val="left"/>
+      <w:pPr>
+        <w:tabs>
+          <w:tab w:val="num" w:pos="720"/>
+        </w:tabs>
+        <w:ind w:left="720" w:hanging="360"/>
+      </w:pPr>
+      <w:rPr>
+        <w:rFonts w:ascii="Symbol" w:hAnsi="Symbol" w:hint="default"/>
+        <w:sz w:val="20"/>
+      </w:rPr>
+    </w:lvl>
+    <w:lvl w:ilvl="1" w:tentative="1">
+      <w:start w:val="1"/>
+      <w:numFmt w:val="bullet"/>
+      <w:lvlText w:val="o"/>
+      <w:lvlJc w:val="left"/>
+      <w:pPr>
+        <w:tabs>
+          <w:tab w:val="num" w:pos="1440"/>
+        </w:tabs>
+        <w:ind w:left="1440" w:hanging="360"/>
+      </w:pPr>
+      <w:rPr>
+        <w:rFonts w:ascii="Courier New" w:hAnsi="Courier New" w:hint="default"/>
+        <w:sz w:val="20"/>
+      </w:rPr>
+    </w:lvl>
+    <w:lvl w:ilvl="2" w:tentative="1">
+      <w:start w:val="1"/>
+      <w:numFmt w:val="bullet"/>
+      <w:lvlText w:val=""/>
+      <w:lvlJc w:val="left"/>
+      <w:pPr>
+        <w:tabs>
+          <w:tab w:val="num" w:pos="2160"/>
+        </w:tabs>
+        <w:ind w:left="2160" w:hanging="360"/>
+      </w:pPr>
+      <w:rPr>
+        <w:rFonts w:ascii="Wingdings" w:hAnsi="Wingdings" w:hint="default"/>
+        <w:sz w:val="20"/>
+      </w:rPr>
+    </w:lvl>
+    <w:lvl w:ilvl="3" w:tentative="1">
+      <w:start w:val="1"/>
+      <w:numFmt w:val="bullet"/>
+      <w:lvlText w:val=""/>
+      <w:lvlJc w:val="left"/>
+      <w:pPr>
+        <w:tabs>
+          <w:tab w:val="num" w:pos="2880"/>
+        </w:tabs>
+        <w:ind w:left="2880" w:hanging="360"/>
+      </w:pPr>
+      <w:rPr>
+        <w:rFonts w:ascii="Wingdings" w:hAnsi="Wingdings" w:hint="default"/>
+        <w:sz w:val="20"/>
+      </w:rPr>
+    </w:lvl>
+    <w:lvl w:ilvl="4" w:tentative="1">
+      <w:start w:val="1"/>
+      <w:numFmt w:val="bullet"/>
+      <w:lvlText w:val=""/>
+      <w:lvlJc w:val="left"/>
+      <w:pPr>
+        <w:tabs>
+          <w:tab w:val="num" w:pos="3600"/>
+        </w:tabs>
+        <w:ind w:left="3600" w:hanging="360"/>
+      </w:pPr>
+      <w:rPr>
+        <w:rFonts w:ascii="Wingdings" w:hAnsi="Wingdings" w:hint="default"/>
+        <w:sz w:val="20"/>
+      </w:rPr>
+    </w:lvl>
+    <w:lvl w:ilvl="5" w:tentative="1">
+      <w:start w:val="1"/>
+      <w:numFmt w:val="bullet"/>
+      <w:lvlText w:val=""/>
+      <w:lvlJc w:val="left"/>
+      <w:pPr>
+        <w:tabs>
+          <w:tab w:val="num" w:pos="4320"/>
+        </w:tabs>
+        <w:ind w:left="4320" w:hanging="360"/>
+      </w:pPr>
+      <w:rPr>
+        <w:rFonts w:ascii="Wingdings" w:hAnsi="Wingdings" w:hint="default"/>
+        <w:sz w:val="20"/>
+      </w:rPr>
+    </w:lvl>
+    <w:lvl w:ilvl="6" w:tentative="1">
+      <w:start w:val="1"/>
+      <w:numFmt w:val="bullet"/>
+      <w:lvlText w:val=""/>
+      <w:lvlJc w:val="left"/>
+      <w:pPr>
+        <w:tabs>
+          <w:tab w:val="num" w:pos="5040"/>
+        </w:tabs>
+        <w:ind w:left="5040" w:hanging="360"/>
+      </w:pPr>
+      <w:rPr>
+        <w:rFonts w:ascii="Wingdings" w:hAnsi="Wingdings" w:hint="default"/>
+        <w:sz w:val="20"/>
+      </w:rPr>
+    </w:lvl>
+    <w:lvl w:ilvl="7" w:tentative="1">
+      <w:start w:val="1"/>
+      <w:numFmt w:val="bullet"/>
+      <w:lvlText w:val=""/>
+      <w:lvlJc w:val="left"/>
+      <w:pPr>
+        <w:tabs>
+          <w:tab w:val="num" w:pos="5760"/>
+        </w:tabs>
+        <w:ind w:left="5760" w:hanging="360"/>
+      </w:pPr>
+      <w:rPr>
+        <w:rFonts w:ascii="Wingdings" w:hAnsi="Wingdings" w:hint="default"/>
+        <w:sz w:val="20"/>
+      </w:rPr>
+    </w:lvl>
+    <w:lvl w:ilvl="8" w:tentative="1">
+      <w:start w:val="1"/>
+      <w:numFmt w:val="bullet"/>
+      <w:lvlText w:val=""/>
+      <w:lvlJc w:val="left"/>
+      <w:pPr>
+        <w:tabs>
+          <w:tab w:val="num" w:pos="6480"/>
+        </w:tabs>
+        <w:ind w:left="6480" w:hanging="360"/>
+      </w:pPr>
+      <w:rPr>
+        <w:rFonts w:ascii="Wingdings" w:hAnsi="Wingdings" w:hint="default"/>
+        <w:sz w:val="20"/>
+      </w:rPr>
+    </w:lvl>
+  </w:abstractNum>
+  <w:abstractNum w:abstractNumId="29" w15:restartNumberingAfterBreak="0">
+    <w:nsid w:val="71313F1D"/>
+    <w:multiLevelType w:val="multilevel"/>
+    <w:tmpl w:val="FA5E9B7A"/>
+    <w:lvl w:ilvl="0">
+      <w:start w:val="1"/>
+      <w:numFmt w:val="bullet"/>
+      <w:lvlText w:val=""/>
+      <w:lvlJc w:val="left"/>
+      <w:pPr>
+        <w:tabs>
+          <w:tab w:val="num" w:pos="720"/>
+        </w:tabs>
+        <w:ind w:left="720" w:hanging="360"/>
+      </w:pPr>
+      <w:rPr>
+        <w:rFonts w:ascii="Symbol" w:hAnsi="Symbol" w:hint="default"/>
+        <w:sz w:val="20"/>
+      </w:rPr>
+    </w:lvl>
+    <w:lvl w:ilvl="1" w:tentative="1">
+      <w:start w:val="1"/>
+      <w:numFmt w:val="bullet"/>
+      <w:lvlText w:val="o"/>
+      <w:lvlJc w:val="left"/>
+      <w:pPr>
+        <w:tabs>
+          <w:tab w:val="num" w:pos="1440"/>
+        </w:tabs>
+        <w:ind w:left="1440" w:hanging="360"/>
+      </w:pPr>
+      <w:rPr>
+        <w:rFonts w:ascii="Courier New" w:hAnsi="Courier New" w:hint="default"/>
+        <w:sz w:val="20"/>
+      </w:rPr>
+    </w:lvl>
+    <w:lvl w:ilvl="2" w:tentative="1">
+      <w:start w:val="1"/>
+      <w:numFmt w:val="bullet"/>
+      <w:lvlText w:val=""/>
+      <w:lvlJc w:val="left"/>
+      <w:pPr>
+        <w:tabs>
+          <w:tab w:val="num" w:pos="2160"/>
+        </w:tabs>
+        <w:ind w:left="2160" w:hanging="360"/>
+      </w:pPr>
+      <w:rPr>
+        <w:rFonts w:ascii="Wingdings" w:hAnsi="Wingdings" w:hint="default"/>
+        <w:sz w:val="20"/>
+      </w:rPr>
+    </w:lvl>
+    <w:lvl w:ilvl="3" w:tentative="1">
+      <w:start w:val="1"/>
+      <w:numFmt w:val="bullet"/>
+      <w:lvlText w:val=""/>
+      <w:lvlJc w:val="left"/>
+      <w:pPr>
+        <w:tabs>
+          <w:tab w:val="num" w:pos="2880"/>
+        </w:tabs>
+        <w:ind w:left="2880" w:hanging="360"/>
+      </w:pPr>
+      <w:rPr>
+        <w:rFonts w:ascii="Wingdings" w:hAnsi="Wingdings" w:hint="default"/>
+        <w:sz w:val="20"/>
+      </w:rPr>
+    </w:lvl>
+    <w:lvl w:ilvl="4" w:tentative="1">
+      <w:start w:val="1"/>
+      <w:numFmt w:val="bullet"/>
+      <w:lvlText w:val=""/>
+      <w:lvlJc w:val="left"/>
+      <w:pPr>
+        <w:tabs>
+          <w:tab w:val="num" w:pos="3600"/>
+        </w:tabs>
+        <w:ind w:left="3600" w:hanging="360"/>
+      </w:pPr>
+      <w:rPr>
+        <w:rFonts w:ascii="Wingdings" w:hAnsi="Wingdings" w:hint="default"/>
+        <w:sz w:val="20"/>
+      </w:rPr>
+    </w:lvl>
+    <w:lvl w:ilvl="5" w:tentative="1">
+      <w:start w:val="1"/>
+      <w:numFmt w:val="bullet"/>
+      <w:lvlText w:val=""/>
+      <w:lvlJc w:val="left"/>
+      <w:pPr>
+        <w:tabs>
+          <w:tab w:val="num" w:pos="4320"/>
+        </w:tabs>
+        <w:ind w:left="4320" w:hanging="360"/>
+      </w:pPr>
+      <w:rPr>
+        <w:rFonts w:ascii="Wingdings" w:hAnsi="Wingdings" w:hint="default"/>
+        <w:sz w:val="20"/>
+      </w:rPr>
+    </w:lvl>
+    <w:lvl w:ilvl="6" w:tentative="1">
+      <w:start w:val="1"/>
+      <w:numFmt w:val="bullet"/>
+      <w:lvlText w:val=""/>
+      <w:lvlJc w:val="left"/>
+      <w:pPr>
+        <w:tabs>
+          <w:tab w:val="num" w:pos="5040"/>
+        </w:tabs>
+        <w:ind w:left="5040" w:hanging="360"/>
+      </w:pPr>
+      <w:rPr>
+        <w:rFonts w:ascii="Wingdings" w:hAnsi="Wingdings" w:hint="default"/>
+        <w:sz w:val="20"/>
+      </w:rPr>
+    </w:lvl>
+    <w:lvl w:ilvl="7" w:tentative="1">
+      <w:start w:val="1"/>
+      <w:numFmt w:val="bullet"/>
+      <w:lvlText w:val=""/>
+      <w:lvlJc w:val="left"/>
+      <w:pPr>
+        <w:tabs>
+          <w:tab w:val="num" w:pos="5760"/>
+        </w:tabs>
+        <w:ind w:left="5760" w:hanging="360"/>
+      </w:pPr>
+      <w:rPr>
+        <w:rFonts w:ascii="Wingdings" w:hAnsi="Wingdings" w:hint="default"/>
+        <w:sz w:val="20"/>
+      </w:rPr>
+    </w:lvl>
+    <w:lvl w:ilvl="8" w:tentative="1">
+      <w:start w:val="1"/>
+      <w:numFmt w:val="bullet"/>
+      <w:lvlText w:val=""/>
+      <w:lvlJc w:val="left"/>
+      <w:pPr>
+        <w:tabs>
+          <w:tab w:val="num" w:pos="6480"/>
+        </w:tabs>
+        <w:ind w:left="6480" w:hanging="360"/>
+      </w:pPr>
+      <w:rPr>
+        <w:rFonts w:ascii="Wingdings" w:hAnsi="Wingdings" w:hint="default"/>
+        <w:sz w:val="20"/>
+      </w:rPr>
+    </w:lvl>
+  </w:abstractNum>
+  <w:abstractNum w:abstractNumId="30" w15:restartNumberingAfterBreak="0">
     <w:nsid w:val="717F6C7F"/>
     <w:multiLevelType w:val="hybridMultilevel"/>
     <w:tmpl w:val="F8E07416"/>
@@ -9525,7 +13885,156 @@
       </w:pPr>
     </w:lvl>
   </w:abstractNum>
-  <w:abstractNum w:abstractNumId="13" w15:restartNumberingAfterBreak="0">
+  <w:abstractNum w:abstractNumId="31" w15:restartNumberingAfterBreak="0">
+    <w:nsid w:val="732116E7"/>
+    <w:multiLevelType w:val="multilevel"/>
+    <w:tmpl w:val="C352BCF6"/>
+    <w:lvl w:ilvl="0">
+      <w:start w:val="1"/>
+      <w:numFmt w:val="bullet"/>
+      <w:lvlText w:val=""/>
+      <w:lvlJc w:val="left"/>
+      <w:pPr>
+        <w:tabs>
+          <w:tab w:val="num" w:pos="720"/>
+        </w:tabs>
+        <w:ind w:left="720" w:hanging="360"/>
+      </w:pPr>
+      <w:rPr>
+        <w:rFonts w:ascii="Symbol" w:hAnsi="Symbol" w:hint="default"/>
+        <w:sz w:val="20"/>
+      </w:rPr>
+    </w:lvl>
+    <w:lvl w:ilvl="1" w:tentative="1">
+      <w:start w:val="1"/>
+      <w:numFmt w:val="bullet"/>
+      <w:lvlText w:val="o"/>
+      <w:lvlJc w:val="left"/>
+      <w:pPr>
+        <w:tabs>
+          <w:tab w:val="num" w:pos="1440"/>
+        </w:tabs>
+        <w:ind w:left="1440" w:hanging="360"/>
+      </w:pPr>
+      <w:rPr>
+        <w:rFonts w:ascii="Courier New" w:hAnsi="Courier New" w:hint="default"/>
+        <w:sz w:val="20"/>
+      </w:rPr>
+    </w:lvl>
+    <w:lvl w:ilvl="2" w:tentative="1">
+      <w:start w:val="1"/>
+      <w:numFmt w:val="bullet"/>
+      <w:lvlText w:val=""/>
+      <w:lvlJc w:val="left"/>
+      <w:pPr>
+        <w:tabs>
+          <w:tab w:val="num" w:pos="2160"/>
+        </w:tabs>
+        <w:ind w:left="2160" w:hanging="360"/>
+      </w:pPr>
+      <w:rPr>
+        <w:rFonts w:ascii="Wingdings" w:hAnsi="Wingdings" w:hint="default"/>
+        <w:sz w:val="20"/>
+      </w:rPr>
+    </w:lvl>
+    <w:lvl w:ilvl="3" w:tentative="1">
+      <w:start w:val="1"/>
+      <w:numFmt w:val="bullet"/>
+      <w:lvlText w:val=""/>
+      <w:lvlJc w:val="left"/>
+      <w:pPr>
+        <w:tabs>
+          <w:tab w:val="num" w:pos="2880"/>
+        </w:tabs>
+        <w:ind w:left="2880" w:hanging="360"/>
+      </w:pPr>
+      <w:rPr>
+        <w:rFonts w:ascii="Wingdings" w:hAnsi="Wingdings" w:hint="default"/>
+        <w:sz w:val="20"/>
+      </w:rPr>
+    </w:lvl>
+    <w:lvl w:ilvl="4" w:tentative="1">
+      <w:start w:val="1"/>
+      <w:numFmt w:val="bullet"/>
+      <w:lvlText w:val=""/>
+      <w:lvlJc w:val="left"/>
+      <w:pPr>
+        <w:tabs>
+          <w:tab w:val="num" w:pos="3600"/>
+        </w:tabs>
+        <w:ind w:left="3600" w:hanging="360"/>
+      </w:pPr>
+      <w:rPr>
+        <w:rFonts w:ascii="Wingdings" w:hAnsi="Wingdings" w:hint="default"/>
+        <w:sz w:val="20"/>
+      </w:rPr>
+    </w:lvl>
+    <w:lvl w:ilvl="5" w:tentative="1">
+      <w:start w:val="1"/>
+      <w:numFmt w:val="bullet"/>
+      <w:lvlText w:val=""/>
+      <w:lvlJc w:val="left"/>
+      <w:pPr>
+        <w:tabs>
+          <w:tab w:val="num" w:pos="4320"/>
+        </w:tabs>
+        <w:ind w:left="4320" w:hanging="360"/>
+      </w:pPr>
+      <w:rPr>
+        <w:rFonts w:ascii="Wingdings" w:hAnsi="Wingdings" w:hint="default"/>
+        <w:sz w:val="20"/>
+      </w:rPr>
+    </w:lvl>
+    <w:lvl w:ilvl="6" w:tentative="1">
+      <w:start w:val="1"/>
+      <w:numFmt w:val="bullet"/>
+      <w:lvlText w:val=""/>
+      <w:lvlJc w:val="left"/>
+      <w:pPr>
+        <w:tabs>
+          <w:tab w:val="num" w:pos="5040"/>
+        </w:tabs>
+        <w:ind w:left="5040" w:hanging="360"/>
+      </w:pPr>
+      <w:rPr>
+        <w:rFonts w:ascii="Wingdings" w:hAnsi="Wingdings" w:hint="default"/>
+        <w:sz w:val="20"/>
+      </w:rPr>
+    </w:lvl>
+    <w:lvl w:ilvl="7" w:tentative="1">
+      <w:start w:val="1"/>
+      <w:numFmt w:val="bullet"/>
+      <w:lvlText w:val=""/>
+      <w:lvlJc w:val="left"/>
+      <w:pPr>
+        <w:tabs>
+          <w:tab w:val="num" w:pos="5760"/>
+        </w:tabs>
+        <w:ind w:left="5760" w:hanging="360"/>
+      </w:pPr>
+      <w:rPr>
+        <w:rFonts w:ascii="Wingdings" w:hAnsi="Wingdings" w:hint="default"/>
+        <w:sz w:val="20"/>
+      </w:rPr>
+    </w:lvl>
+    <w:lvl w:ilvl="8" w:tentative="1">
+      <w:start w:val="1"/>
+      <w:numFmt w:val="bullet"/>
+      <w:lvlText w:val=""/>
+      <w:lvlJc w:val="left"/>
+      <w:pPr>
+        <w:tabs>
+          <w:tab w:val="num" w:pos="6480"/>
+        </w:tabs>
+        <w:ind w:left="6480" w:hanging="360"/>
+      </w:pPr>
+      <w:rPr>
+        <w:rFonts w:ascii="Wingdings" w:hAnsi="Wingdings" w:hint="default"/>
+        <w:sz w:val="20"/>
+      </w:rPr>
+    </w:lvl>
+  </w:abstractNum>
+  <w:abstractNum w:abstractNumId="32" w15:restartNumberingAfterBreak="0">
     <w:nsid w:val="76637F62"/>
     <w:multiLevelType w:val="hybridMultilevel"/>
     <w:tmpl w:val="9A9837A2"/>
@@ -9614,47 +14123,828 @@
       </w:pPr>
     </w:lvl>
   </w:abstractNum>
+  <w:abstractNum w:abstractNumId="33" w15:restartNumberingAfterBreak="0">
+    <w:nsid w:val="769B769C"/>
+    <w:multiLevelType w:val="multilevel"/>
+    <w:tmpl w:val="32F4216E"/>
+    <w:lvl w:ilvl="0">
+      <w:start w:val="1"/>
+      <w:numFmt w:val="bullet"/>
+      <w:lvlText w:val=""/>
+      <w:lvlJc w:val="left"/>
+      <w:pPr>
+        <w:tabs>
+          <w:tab w:val="num" w:pos="720"/>
+        </w:tabs>
+        <w:ind w:left="720" w:hanging="360"/>
+      </w:pPr>
+      <w:rPr>
+        <w:rFonts w:ascii="Symbol" w:hAnsi="Symbol" w:hint="default"/>
+        <w:sz w:val="20"/>
+      </w:rPr>
+    </w:lvl>
+    <w:lvl w:ilvl="1" w:tentative="1">
+      <w:start w:val="1"/>
+      <w:numFmt w:val="bullet"/>
+      <w:lvlText w:val="o"/>
+      <w:lvlJc w:val="left"/>
+      <w:pPr>
+        <w:tabs>
+          <w:tab w:val="num" w:pos="1440"/>
+        </w:tabs>
+        <w:ind w:left="1440" w:hanging="360"/>
+      </w:pPr>
+      <w:rPr>
+        <w:rFonts w:ascii="Courier New" w:hAnsi="Courier New" w:hint="default"/>
+        <w:sz w:val="20"/>
+      </w:rPr>
+    </w:lvl>
+    <w:lvl w:ilvl="2" w:tentative="1">
+      <w:start w:val="1"/>
+      <w:numFmt w:val="bullet"/>
+      <w:lvlText w:val=""/>
+      <w:lvlJc w:val="left"/>
+      <w:pPr>
+        <w:tabs>
+          <w:tab w:val="num" w:pos="2160"/>
+        </w:tabs>
+        <w:ind w:left="2160" w:hanging="360"/>
+      </w:pPr>
+      <w:rPr>
+        <w:rFonts w:ascii="Wingdings" w:hAnsi="Wingdings" w:hint="default"/>
+        <w:sz w:val="20"/>
+      </w:rPr>
+    </w:lvl>
+    <w:lvl w:ilvl="3" w:tentative="1">
+      <w:start w:val="1"/>
+      <w:numFmt w:val="bullet"/>
+      <w:lvlText w:val=""/>
+      <w:lvlJc w:val="left"/>
+      <w:pPr>
+        <w:tabs>
+          <w:tab w:val="num" w:pos="2880"/>
+        </w:tabs>
+        <w:ind w:left="2880" w:hanging="360"/>
+      </w:pPr>
+      <w:rPr>
+        <w:rFonts w:ascii="Wingdings" w:hAnsi="Wingdings" w:hint="default"/>
+        <w:sz w:val="20"/>
+      </w:rPr>
+    </w:lvl>
+    <w:lvl w:ilvl="4" w:tentative="1">
+      <w:start w:val="1"/>
+      <w:numFmt w:val="bullet"/>
+      <w:lvlText w:val=""/>
+      <w:lvlJc w:val="left"/>
+      <w:pPr>
+        <w:tabs>
+          <w:tab w:val="num" w:pos="3600"/>
+        </w:tabs>
+        <w:ind w:left="3600" w:hanging="360"/>
+      </w:pPr>
+      <w:rPr>
+        <w:rFonts w:ascii="Wingdings" w:hAnsi="Wingdings" w:hint="default"/>
+        <w:sz w:val="20"/>
+      </w:rPr>
+    </w:lvl>
+    <w:lvl w:ilvl="5" w:tentative="1">
+      <w:start w:val="1"/>
+      <w:numFmt w:val="bullet"/>
+      <w:lvlText w:val=""/>
+      <w:lvlJc w:val="left"/>
+      <w:pPr>
+        <w:tabs>
+          <w:tab w:val="num" w:pos="4320"/>
+        </w:tabs>
+        <w:ind w:left="4320" w:hanging="360"/>
+      </w:pPr>
+      <w:rPr>
+        <w:rFonts w:ascii="Wingdings" w:hAnsi="Wingdings" w:hint="default"/>
+        <w:sz w:val="20"/>
+      </w:rPr>
+    </w:lvl>
+    <w:lvl w:ilvl="6" w:tentative="1">
+      <w:start w:val="1"/>
+      <w:numFmt w:val="bullet"/>
+      <w:lvlText w:val=""/>
+      <w:lvlJc w:val="left"/>
+      <w:pPr>
+        <w:tabs>
+          <w:tab w:val="num" w:pos="5040"/>
+        </w:tabs>
+        <w:ind w:left="5040" w:hanging="360"/>
+      </w:pPr>
+      <w:rPr>
+        <w:rFonts w:ascii="Wingdings" w:hAnsi="Wingdings" w:hint="default"/>
+        <w:sz w:val="20"/>
+      </w:rPr>
+    </w:lvl>
+    <w:lvl w:ilvl="7" w:tentative="1">
+      <w:start w:val="1"/>
+      <w:numFmt w:val="bullet"/>
+      <w:lvlText w:val=""/>
+      <w:lvlJc w:val="left"/>
+      <w:pPr>
+        <w:tabs>
+          <w:tab w:val="num" w:pos="5760"/>
+        </w:tabs>
+        <w:ind w:left="5760" w:hanging="360"/>
+      </w:pPr>
+      <w:rPr>
+        <w:rFonts w:ascii="Wingdings" w:hAnsi="Wingdings" w:hint="default"/>
+        <w:sz w:val="20"/>
+      </w:rPr>
+    </w:lvl>
+    <w:lvl w:ilvl="8" w:tentative="1">
+      <w:start w:val="1"/>
+      <w:numFmt w:val="bullet"/>
+      <w:lvlText w:val=""/>
+      <w:lvlJc w:val="left"/>
+      <w:pPr>
+        <w:tabs>
+          <w:tab w:val="num" w:pos="6480"/>
+        </w:tabs>
+        <w:ind w:left="6480" w:hanging="360"/>
+      </w:pPr>
+      <w:rPr>
+        <w:rFonts w:ascii="Wingdings" w:hAnsi="Wingdings" w:hint="default"/>
+        <w:sz w:val="20"/>
+      </w:rPr>
+    </w:lvl>
+  </w:abstractNum>
+  <w:abstractNum w:abstractNumId="34" w15:restartNumberingAfterBreak="0">
+    <w:nsid w:val="79601C6D"/>
+    <w:multiLevelType w:val="multilevel"/>
+    <w:tmpl w:val="78002C54"/>
+    <w:lvl w:ilvl="0">
+      <w:start w:val="1"/>
+      <w:numFmt w:val="decimal"/>
+      <w:lvlText w:val="%1."/>
+      <w:lvlJc w:val="left"/>
+      <w:pPr>
+        <w:tabs>
+          <w:tab w:val="num" w:pos="720"/>
+        </w:tabs>
+        <w:ind w:left="720" w:hanging="360"/>
+      </w:pPr>
+    </w:lvl>
+    <w:lvl w:ilvl="1" w:tentative="1">
+      <w:start w:val="1"/>
+      <w:numFmt w:val="decimal"/>
+      <w:lvlText w:val="%2."/>
+      <w:lvlJc w:val="left"/>
+      <w:pPr>
+        <w:tabs>
+          <w:tab w:val="num" w:pos="1440"/>
+        </w:tabs>
+        <w:ind w:left="1440" w:hanging="360"/>
+      </w:pPr>
+    </w:lvl>
+    <w:lvl w:ilvl="2" w:tentative="1">
+      <w:start w:val="1"/>
+      <w:numFmt w:val="decimal"/>
+      <w:lvlText w:val="%3."/>
+      <w:lvlJc w:val="left"/>
+      <w:pPr>
+        <w:tabs>
+          <w:tab w:val="num" w:pos="2160"/>
+        </w:tabs>
+        <w:ind w:left="2160" w:hanging="360"/>
+      </w:pPr>
+    </w:lvl>
+    <w:lvl w:ilvl="3" w:tentative="1">
+      <w:start w:val="1"/>
+      <w:numFmt w:val="decimal"/>
+      <w:lvlText w:val="%4."/>
+      <w:lvlJc w:val="left"/>
+      <w:pPr>
+        <w:tabs>
+          <w:tab w:val="num" w:pos="2880"/>
+        </w:tabs>
+        <w:ind w:left="2880" w:hanging="360"/>
+      </w:pPr>
+    </w:lvl>
+    <w:lvl w:ilvl="4" w:tentative="1">
+      <w:start w:val="1"/>
+      <w:numFmt w:val="decimal"/>
+      <w:lvlText w:val="%5."/>
+      <w:lvlJc w:val="left"/>
+      <w:pPr>
+        <w:tabs>
+          <w:tab w:val="num" w:pos="3600"/>
+        </w:tabs>
+        <w:ind w:left="3600" w:hanging="360"/>
+      </w:pPr>
+    </w:lvl>
+    <w:lvl w:ilvl="5" w:tentative="1">
+      <w:start w:val="1"/>
+      <w:numFmt w:val="decimal"/>
+      <w:lvlText w:val="%6."/>
+      <w:lvlJc w:val="left"/>
+      <w:pPr>
+        <w:tabs>
+          <w:tab w:val="num" w:pos="4320"/>
+        </w:tabs>
+        <w:ind w:left="4320" w:hanging="360"/>
+      </w:pPr>
+    </w:lvl>
+    <w:lvl w:ilvl="6" w:tentative="1">
+      <w:start w:val="1"/>
+      <w:numFmt w:val="decimal"/>
+      <w:lvlText w:val="%7."/>
+      <w:lvlJc w:val="left"/>
+      <w:pPr>
+        <w:tabs>
+          <w:tab w:val="num" w:pos="5040"/>
+        </w:tabs>
+        <w:ind w:left="5040" w:hanging="360"/>
+      </w:pPr>
+    </w:lvl>
+    <w:lvl w:ilvl="7" w:tentative="1">
+      <w:start w:val="1"/>
+      <w:numFmt w:val="decimal"/>
+      <w:lvlText w:val="%8."/>
+      <w:lvlJc w:val="left"/>
+      <w:pPr>
+        <w:tabs>
+          <w:tab w:val="num" w:pos="5760"/>
+        </w:tabs>
+        <w:ind w:left="5760" w:hanging="360"/>
+      </w:pPr>
+    </w:lvl>
+    <w:lvl w:ilvl="8" w:tentative="1">
+      <w:start w:val="1"/>
+      <w:numFmt w:val="decimal"/>
+      <w:lvlText w:val="%9."/>
+      <w:lvlJc w:val="left"/>
+      <w:pPr>
+        <w:tabs>
+          <w:tab w:val="num" w:pos="6480"/>
+        </w:tabs>
+        <w:ind w:left="6480" w:hanging="360"/>
+      </w:pPr>
+    </w:lvl>
+  </w:abstractNum>
+  <w:abstractNum w:abstractNumId="35" w15:restartNumberingAfterBreak="0">
+    <w:nsid w:val="7BF407E3"/>
+    <w:multiLevelType w:val="multilevel"/>
+    <w:tmpl w:val="9A74D01E"/>
+    <w:lvl w:ilvl="0">
+      <w:start w:val="1"/>
+      <w:numFmt w:val="bullet"/>
+      <w:lvlText w:val=""/>
+      <w:lvlJc w:val="left"/>
+      <w:pPr>
+        <w:tabs>
+          <w:tab w:val="num" w:pos="720"/>
+        </w:tabs>
+        <w:ind w:left="720" w:hanging="360"/>
+      </w:pPr>
+      <w:rPr>
+        <w:rFonts w:ascii="Symbol" w:hAnsi="Symbol" w:hint="default"/>
+        <w:sz w:val="20"/>
+      </w:rPr>
+    </w:lvl>
+    <w:lvl w:ilvl="1" w:tentative="1">
+      <w:start w:val="1"/>
+      <w:numFmt w:val="bullet"/>
+      <w:lvlText w:val="o"/>
+      <w:lvlJc w:val="left"/>
+      <w:pPr>
+        <w:tabs>
+          <w:tab w:val="num" w:pos="1440"/>
+        </w:tabs>
+        <w:ind w:left="1440" w:hanging="360"/>
+      </w:pPr>
+      <w:rPr>
+        <w:rFonts w:ascii="Courier New" w:hAnsi="Courier New" w:hint="default"/>
+        <w:sz w:val="20"/>
+      </w:rPr>
+    </w:lvl>
+    <w:lvl w:ilvl="2" w:tentative="1">
+      <w:start w:val="1"/>
+      <w:numFmt w:val="bullet"/>
+      <w:lvlText w:val=""/>
+      <w:lvlJc w:val="left"/>
+      <w:pPr>
+        <w:tabs>
+          <w:tab w:val="num" w:pos="2160"/>
+        </w:tabs>
+        <w:ind w:left="2160" w:hanging="360"/>
+      </w:pPr>
+      <w:rPr>
+        <w:rFonts w:ascii="Wingdings" w:hAnsi="Wingdings" w:hint="default"/>
+        <w:sz w:val="20"/>
+      </w:rPr>
+    </w:lvl>
+    <w:lvl w:ilvl="3" w:tentative="1">
+      <w:start w:val="1"/>
+      <w:numFmt w:val="bullet"/>
+      <w:lvlText w:val=""/>
+      <w:lvlJc w:val="left"/>
+      <w:pPr>
+        <w:tabs>
+          <w:tab w:val="num" w:pos="2880"/>
+        </w:tabs>
+        <w:ind w:left="2880" w:hanging="360"/>
+      </w:pPr>
+      <w:rPr>
+        <w:rFonts w:ascii="Wingdings" w:hAnsi="Wingdings" w:hint="default"/>
+        <w:sz w:val="20"/>
+      </w:rPr>
+    </w:lvl>
+    <w:lvl w:ilvl="4" w:tentative="1">
+      <w:start w:val="1"/>
+      <w:numFmt w:val="bullet"/>
+      <w:lvlText w:val=""/>
+      <w:lvlJc w:val="left"/>
+      <w:pPr>
+        <w:tabs>
+          <w:tab w:val="num" w:pos="3600"/>
+        </w:tabs>
+        <w:ind w:left="3600" w:hanging="360"/>
+      </w:pPr>
+      <w:rPr>
+        <w:rFonts w:ascii="Wingdings" w:hAnsi="Wingdings" w:hint="default"/>
+        <w:sz w:val="20"/>
+      </w:rPr>
+    </w:lvl>
+    <w:lvl w:ilvl="5" w:tentative="1">
+      <w:start w:val="1"/>
+      <w:numFmt w:val="bullet"/>
+      <w:lvlText w:val=""/>
+      <w:lvlJc w:val="left"/>
+      <w:pPr>
+        <w:tabs>
+          <w:tab w:val="num" w:pos="4320"/>
+        </w:tabs>
+        <w:ind w:left="4320" w:hanging="360"/>
+      </w:pPr>
+      <w:rPr>
+        <w:rFonts w:ascii="Wingdings" w:hAnsi="Wingdings" w:hint="default"/>
+        <w:sz w:val="20"/>
+      </w:rPr>
+    </w:lvl>
+    <w:lvl w:ilvl="6" w:tentative="1">
+      <w:start w:val="1"/>
+      <w:numFmt w:val="bullet"/>
+      <w:lvlText w:val=""/>
+      <w:lvlJc w:val="left"/>
+      <w:pPr>
+        <w:tabs>
+          <w:tab w:val="num" w:pos="5040"/>
+        </w:tabs>
+        <w:ind w:left="5040" w:hanging="360"/>
+      </w:pPr>
+      <w:rPr>
+        <w:rFonts w:ascii="Wingdings" w:hAnsi="Wingdings" w:hint="default"/>
+        <w:sz w:val="20"/>
+      </w:rPr>
+    </w:lvl>
+    <w:lvl w:ilvl="7" w:tentative="1">
+      <w:start w:val="1"/>
+      <w:numFmt w:val="bullet"/>
+      <w:lvlText w:val=""/>
+      <w:lvlJc w:val="left"/>
+      <w:pPr>
+        <w:tabs>
+          <w:tab w:val="num" w:pos="5760"/>
+        </w:tabs>
+        <w:ind w:left="5760" w:hanging="360"/>
+      </w:pPr>
+      <w:rPr>
+        <w:rFonts w:ascii="Wingdings" w:hAnsi="Wingdings" w:hint="default"/>
+        <w:sz w:val="20"/>
+      </w:rPr>
+    </w:lvl>
+    <w:lvl w:ilvl="8" w:tentative="1">
+      <w:start w:val="1"/>
+      <w:numFmt w:val="bullet"/>
+      <w:lvlText w:val=""/>
+      <w:lvlJc w:val="left"/>
+      <w:pPr>
+        <w:tabs>
+          <w:tab w:val="num" w:pos="6480"/>
+        </w:tabs>
+        <w:ind w:left="6480" w:hanging="360"/>
+      </w:pPr>
+      <w:rPr>
+        <w:rFonts w:ascii="Wingdings" w:hAnsi="Wingdings" w:hint="default"/>
+        <w:sz w:val="20"/>
+      </w:rPr>
+    </w:lvl>
+  </w:abstractNum>
+  <w:abstractNum w:abstractNumId="36" w15:restartNumberingAfterBreak="0">
+    <w:nsid w:val="7D823498"/>
+    <w:multiLevelType w:val="multilevel"/>
+    <w:tmpl w:val="E9446EE8"/>
+    <w:lvl w:ilvl="0">
+      <w:start w:val="1"/>
+      <w:numFmt w:val="bullet"/>
+      <w:lvlText w:val=""/>
+      <w:lvlJc w:val="left"/>
+      <w:pPr>
+        <w:tabs>
+          <w:tab w:val="num" w:pos="720"/>
+        </w:tabs>
+        <w:ind w:left="720" w:hanging="360"/>
+      </w:pPr>
+      <w:rPr>
+        <w:rFonts w:ascii="Symbol" w:hAnsi="Symbol" w:hint="default"/>
+        <w:sz w:val="20"/>
+      </w:rPr>
+    </w:lvl>
+    <w:lvl w:ilvl="1" w:tentative="1">
+      <w:start w:val="1"/>
+      <w:numFmt w:val="bullet"/>
+      <w:lvlText w:val="o"/>
+      <w:lvlJc w:val="left"/>
+      <w:pPr>
+        <w:tabs>
+          <w:tab w:val="num" w:pos="1440"/>
+        </w:tabs>
+        <w:ind w:left="1440" w:hanging="360"/>
+      </w:pPr>
+      <w:rPr>
+        <w:rFonts w:ascii="Courier New" w:hAnsi="Courier New" w:hint="default"/>
+        <w:sz w:val="20"/>
+      </w:rPr>
+    </w:lvl>
+    <w:lvl w:ilvl="2" w:tentative="1">
+      <w:start w:val="1"/>
+      <w:numFmt w:val="bullet"/>
+      <w:lvlText w:val=""/>
+      <w:lvlJc w:val="left"/>
+      <w:pPr>
+        <w:tabs>
+          <w:tab w:val="num" w:pos="2160"/>
+        </w:tabs>
+        <w:ind w:left="2160" w:hanging="360"/>
+      </w:pPr>
+      <w:rPr>
+        <w:rFonts w:ascii="Wingdings" w:hAnsi="Wingdings" w:hint="default"/>
+        <w:sz w:val="20"/>
+      </w:rPr>
+    </w:lvl>
+    <w:lvl w:ilvl="3" w:tentative="1">
+      <w:start w:val="1"/>
+      <w:numFmt w:val="bullet"/>
+      <w:lvlText w:val=""/>
+      <w:lvlJc w:val="left"/>
+      <w:pPr>
+        <w:tabs>
+          <w:tab w:val="num" w:pos="2880"/>
+        </w:tabs>
+        <w:ind w:left="2880" w:hanging="360"/>
+      </w:pPr>
+      <w:rPr>
+        <w:rFonts w:ascii="Wingdings" w:hAnsi="Wingdings" w:hint="default"/>
+        <w:sz w:val="20"/>
+      </w:rPr>
+    </w:lvl>
+    <w:lvl w:ilvl="4" w:tentative="1">
+      <w:start w:val="1"/>
+      <w:numFmt w:val="bullet"/>
+      <w:lvlText w:val=""/>
+      <w:lvlJc w:val="left"/>
+      <w:pPr>
+        <w:tabs>
+          <w:tab w:val="num" w:pos="3600"/>
+        </w:tabs>
+        <w:ind w:left="3600" w:hanging="360"/>
+      </w:pPr>
+      <w:rPr>
+        <w:rFonts w:ascii="Wingdings" w:hAnsi="Wingdings" w:hint="default"/>
+        <w:sz w:val="20"/>
+      </w:rPr>
+    </w:lvl>
+    <w:lvl w:ilvl="5" w:tentative="1">
+      <w:start w:val="1"/>
+      <w:numFmt w:val="bullet"/>
+      <w:lvlText w:val=""/>
+      <w:lvlJc w:val="left"/>
+      <w:pPr>
+        <w:tabs>
+          <w:tab w:val="num" w:pos="4320"/>
+        </w:tabs>
+        <w:ind w:left="4320" w:hanging="360"/>
+      </w:pPr>
+      <w:rPr>
+        <w:rFonts w:ascii="Wingdings" w:hAnsi="Wingdings" w:hint="default"/>
+        <w:sz w:val="20"/>
+      </w:rPr>
+    </w:lvl>
+    <w:lvl w:ilvl="6" w:tentative="1">
+      <w:start w:val="1"/>
+      <w:numFmt w:val="bullet"/>
+      <w:lvlText w:val=""/>
+      <w:lvlJc w:val="left"/>
+      <w:pPr>
+        <w:tabs>
+          <w:tab w:val="num" w:pos="5040"/>
+        </w:tabs>
+        <w:ind w:left="5040" w:hanging="360"/>
+      </w:pPr>
+      <w:rPr>
+        <w:rFonts w:ascii="Wingdings" w:hAnsi="Wingdings" w:hint="default"/>
+        <w:sz w:val="20"/>
+      </w:rPr>
+    </w:lvl>
+    <w:lvl w:ilvl="7" w:tentative="1">
+      <w:start w:val="1"/>
+      <w:numFmt w:val="bullet"/>
+      <w:lvlText w:val=""/>
+      <w:lvlJc w:val="left"/>
+      <w:pPr>
+        <w:tabs>
+          <w:tab w:val="num" w:pos="5760"/>
+        </w:tabs>
+        <w:ind w:left="5760" w:hanging="360"/>
+      </w:pPr>
+      <w:rPr>
+        <w:rFonts w:ascii="Wingdings" w:hAnsi="Wingdings" w:hint="default"/>
+        <w:sz w:val="20"/>
+      </w:rPr>
+    </w:lvl>
+    <w:lvl w:ilvl="8" w:tentative="1">
+      <w:start w:val="1"/>
+      <w:numFmt w:val="bullet"/>
+      <w:lvlText w:val=""/>
+      <w:lvlJc w:val="left"/>
+      <w:pPr>
+        <w:tabs>
+          <w:tab w:val="num" w:pos="6480"/>
+        </w:tabs>
+        <w:ind w:left="6480" w:hanging="360"/>
+      </w:pPr>
+      <w:rPr>
+        <w:rFonts w:ascii="Wingdings" w:hAnsi="Wingdings" w:hint="default"/>
+        <w:sz w:val="20"/>
+      </w:rPr>
+    </w:lvl>
+  </w:abstractNum>
+  <w:abstractNum w:abstractNumId="37" w15:restartNumberingAfterBreak="0">
+    <w:nsid w:val="7EDB69E2"/>
+    <w:multiLevelType w:val="multilevel"/>
+    <w:tmpl w:val="AD46CEC2"/>
+    <w:lvl w:ilvl="0">
+      <w:start w:val="1"/>
+      <w:numFmt w:val="bullet"/>
+      <w:lvlText w:val=""/>
+      <w:lvlJc w:val="left"/>
+      <w:pPr>
+        <w:tabs>
+          <w:tab w:val="num" w:pos="720"/>
+        </w:tabs>
+        <w:ind w:left="720" w:hanging="360"/>
+      </w:pPr>
+      <w:rPr>
+        <w:rFonts w:ascii="Symbol" w:hAnsi="Symbol" w:hint="default"/>
+        <w:sz w:val="20"/>
+      </w:rPr>
+    </w:lvl>
+    <w:lvl w:ilvl="1" w:tentative="1">
+      <w:start w:val="1"/>
+      <w:numFmt w:val="bullet"/>
+      <w:lvlText w:val="o"/>
+      <w:lvlJc w:val="left"/>
+      <w:pPr>
+        <w:tabs>
+          <w:tab w:val="num" w:pos="1440"/>
+        </w:tabs>
+        <w:ind w:left="1440" w:hanging="360"/>
+      </w:pPr>
+      <w:rPr>
+        <w:rFonts w:ascii="Courier New" w:hAnsi="Courier New" w:hint="default"/>
+        <w:sz w:val="20"/>
+      </w:rPr>
+    </w:lvl>
+    <w:lvl w:ilvl="2" w:tentative="1">
+      <w:start w:val="1"/>
+      <w:numFmt w:val="bullet"/>
+      <w:lvlText w:val=""/>
+      <w:lvlJc w:val="left"/>
+      <w:pPr>
+        <w:tabs>
+          <w:tab w:val="num" w:pos="2160"/>
+        </w:tabs>
+        <w:ind w:left="2160" w:hanging="360"/>
+      </w:pPr>
+      <w:rPr>
+        <w:rFonts w:ascii="Wingdings" w:hAnsi="Wingdings" w:hint="default"/>
+        <w:sz w:val="20"/>
+      </w:rPr>
+    </w:lvl>
+    <w:lvl w:ilvl="3" w:tentative="1">
+      <w:start w:val="1"/>
+      <w:numFmt w:val="bullet"/>
+      <w:lvlText w:val=""/>
+      <w:lvlJc w:val="left"/>
+      <w:pPr>
+        <w:tabs>
+          <w:tab w:val="num" w:pos="2880"/>
+        </w:tabs>
+        <w:ind w:left="2880" w:hanging="360"/>
+      </w:pPr>
+      <w:rPr>
+        <w:rFonts w:ascii="Wingdings" w:hAnsi="Wingdings" w:hint="default"/>
+        <w:sz w:val="20"/>
+      </w:rPr>
+    </w:lvl>
+    <w:lvl w:ilvl="4" w:tentative="1">
+      <w:start w:val="1"/>
+      <w:numFmt w:val="bullet"/>
+      <w:lvlText w:val=""/>
+      <w:lvlJc w:val="left"/>
+      <w:pPr>
+        <w:tabs>
+          <w:tab w:val="num" w:pos="3600"/>
+        </w:tabs>
+        <w:ind w:left="3600" w:hanging="360"/>
+      </w:pPr>
+      <w:rPr>
+        <w:rFonts w:ascii="Wingdings" w:hAnsi="Wingdings" w:hint="default"/>
+        <w:sz w:val="20"/>
+      </w:rPr>
+    </w:lvl>
+    <w:lvl w:ilvl="5" w:tentative="1">
+      <w:start w:val="1"/>
+      <w:numFmt w:val="bullet"/>
+      <w:lvlText w:val=""/>
+      <w:lvlJc w:val="left"/>
+      <w:pPr>
+        <w:tabs>
+          <w:tab w:val="num" w:pos="4320"/>
+        </w:tabs>
+        <w:ind w:left="4320" w:hanging="360"/>
+      </w:pPr>
+      <w:rPr>
+        <w:rFonts w:ascii="Wingdings" w:hAnsi="Wingdings" w:hint="default"/>
+        <w:sz w:val="20"/>
+      </w:rPr>
+    </w:lvl>
+    <w:lvl w:ilvl="6" w:tentative="1">
+      <w:start w:val="1"/>
+      <w:numFmt w:val="bullet"/>
+      <w:lvlText w:val=""/>
+      <w:lvlJc w:val="left"/>
+      <w:pPr>
+        <w:tabs>
+          <w:tab w:val="num" w:pos="5040"/>
+        </w:tabs>
+        <w:ind w:left="5040" w:hanging="360"/>
+      </w:pPr>
+      <w:rPr>
+        <w:rFonts w:ascii="Wingdings" w:hAnsi="Wingdings" w:hint="default"/>
+        <w:sz w:val="20"/>
+      </w:rPr>
+    </w:lvl>
+    <w:lvl w:ilvl="7" w:tentative="1">
+      <w:start w:val="1"/>
+      <w:numFmt w:val="bullet"/>
+      <w:lvlText w:val=""/>
+      <w:lvlJc w:val="left"/>
+      <w:pPr>
+        <w:tabs>
+          <w:tab w:val="num" w:pos="5760"/>
+        </w:tabs>
+        <w:ind w:left="5760" w:hanging="360"/>
+      </w:pPr>
+      <w:rPr>
+        <w:rFonts w:ascii="Wingdings" w:hAnsi="Wingdings" w:hint="default"/>
+        <w:sz w:val="20"/>
+      </w:rPr>
+    </w:lvl>
+    <w:lvl w:ilvl="8" w:tentative="1">
+      <w:start w:val="1"/>
+      <w:numFmt w:val="bullet"/>
+      <w:lvlText w:val=""/>
+      <w:lvlJc w:val="left"/>
+      <w:pPr>
+        <w:tabs>
+          <w:tab w:val="num" w:pos="6480"/>
+        </w:tabs>
+        <w:ind w:left="6480" w:hanging="360"/>
+      </w:pPr>
+      <w:rPr>
+        <w:rFonts w:ascii="Wingdings" w:hAnsi="Wingdings" w:hint="default"/>
+        <w:sz w:val="20"/>
+      </w:rPr>
+    </w:lvl>
+  </w:abstractNum>
   <w:num w:numId="1" w16cid:durableId="1490903148">
+    <w:abstractNumId w:val="8"/>
+  </w:num>
+  <w:num w:numId="2" w16cid:durableId="999424346">
+    <w:abstractNumId w:val="19"/>
+  </w:num>
+  <w:num w:numId="3" w16cid:durableId="1325819858">
+    <w:abstractNumId w:val="21"/>
+  </w:num>
+  <w:num w:numId="4" w16cid:durableId="133182302">
     <w:abstractNumId w:val="3"/>
   </w:num>
-  <w:num w:numId="2" w16cid:durableId="999424346">
+  <w:num w:numId="5" w16cid:durableId="1477799212">
+    <w:abstractNumId w:val="23"/>
+  </w:num>
+  <w:num w:numId="6" w16cid:durableId="1507357191">
+    <w:abstractNumId w:val="20"/>
+  </w:num>
+  <w:num w:numId="7" w16cid:durableId="1234849977">
+    <w:abstractNumId w:val="26"/>
+  </w:num>
+  <w:num w:numId="8" w16cid:durableId="2095319065">
+    <w:abstractNumId w:val="17"/>
+  </w:num>
+  <w:num w:numId="9" w16cid:durableId="1276062488">
+    <w:abstractNumId w:val="30"/>
+  </w:num>
+  <w:num w:numId="10" w16cid:durableId="301732449">
+    <w:abstractNumId w:val="32"/>
+  </w:num>
+  <w:num w:numId="11" w16cid:durableId="565268006">
+    <w:abstractNumId w:val="24"/>
+  </w:num>
+  <w:num w:numId="12" w16cid:durableId="1765566125">
     <w:abstractNumId w:val="6"/>
   </w:num>
-  <w:num w:numId="3" w16cid:durableId="1325819858">
-    <w:abstractNumId w:val="8"/>
+  <w:num w:numId="13" w16cid:durableId="1685395611">
+    <w:abstractNumId w:val="16"/>
   </w:num>
-  <w:num w:numId="4" w16cid:durableId="133182302">
+  <w:num w:numId="14" w16cid:durableId="371853232">
+    <w:abstractNumId w:val="7"/>
+  </w:num>
+  <w:num w:numId="15" w16cid:durableId="1233125880">
+    <w:abstractNumId w:val="15"/>
+  </w:num>
+  <w:num w:numId="16" w16cid:durableId="1600603824">
+    <w:abstractNumId w:val="22"/>
+  </w:num>
+  <w:num w:numId="17" w16cid:durableId="1336306445">
+    <w:abstractNumId w:val="4"/>
+  </w:num>
+  <w:num w:numId="18" w16cid:durableId="1924684374">
+    <w:abstractNumId w:val="9"/>
+  </w:num>
+  <w:num w:numId="19" w16cid:durableId="210307738">
+    <w:abstractNumId w:val="29"/>
+  </w:num>
+  <w:num w:numId="20" w16cid:durableId="1427000618">
+    <w:abstractNumId w:val="27"/>
+  </w:num>
+  <w:num w:numId="21" w16cid:durableId="853761629">
     <w:abstractNumId w:val="0"/>
   </w:num>
-  <w:num w:numId="5" w16cid:durableId="1477799212">
-    <w:abstractNumId w:val="9"/>
+  <w:num w:numId="22" w16cid:durableId="1388920533">
+    <w:abstractNumId w:val="31"/>
   </w:num>
-  <w:num w:numId="6" w16cid:durableId="1507357191">
-    <w:abstractNumId w:val="7"/>
+  <w:num w:numId="23" w16cid:durableId="278532805">
+    <w:abstractNumId w:val="34"/>
   </w:num>
-  <w:num w:numId="7" w16cid:durableId="1234849977">
+  <w:num w:numId="24" w16cid:durableId="76437811">
+    <w:abstractNumId w:val="18"/>
+  </w:num>
+  <w:num w:numId="25" w16cid:durableId="49349885">
     <w:abstractNumId w:val="11"/>
   </w:num>
-  <w:num w:numId="8" w16cid:durableId="2095319065">
+  <w:num w:numId="26" w16cid:durableId="1078861533">
+    <w:abstractNumId w:val="1"/>
+  </w:num>
+  <w:num w:numId="27" w16cid:durableId="1645961168">
+    <w:abstractNumId w:val="14"/>
+  </w:num>
+  <w:num w:numId="28" w16cid:durableId="538661812">
+    <w:abstractNumId w:val="2"/>
+  </w:num>
+  <w:num w:numId="29" w16cid:durableId="2143110771">
+    <w:abstractNumId w:val="33"/>
+  </w:num>
+  <w:num w:numId="30" w16cid:durableId="20129419">
+    <w:abstractNumId w:val="28"/>
+  </w:num>
+  <w:num w:numId="31" w16cid:durableId="1258295610">
+    <w:abstractNumId w:val="25"/>
+  </w:num>
+  <w:num w:numId="32" w16cid:durableId="1966346223">
     <w:abstractNumId w:val="5"/>
   </w:num>
-  <w:num w:numId="9" w16cid:durableId="1276062488">
+  <w:num w:numId="33" w16cid:durableId="219757389">
+    <w:abstractNumId w:val="36"/>
+  </w:num>
+  <w:num w:numId="34" w16cid:durableId="1441219298">
     <w:abstractNumId w:val="12"/>
   </w:num>
-  <w:num w:numId="10" w16cid:durableId="301732449">
+  <w:num w:numId="35" w16cid:durableId="993533201">
+    <w:abstractNumId w:val="10"/>
+  </w:num>
+  <w:num w:numId="36" w16cid:durableId="2136486854">
     <w:abstractNumId w:val="13"/>
   </w:num>
-  <w:num w:numId="11" w16cid:durableId="565268006">
-    <w:abstractNumId w:val="10"/>
+  <w:num w:numId="37" w16cid:durableId="1370228645">
+    <w:abstractNumId w:val="37"/>
   </w:num>
-  <w:num w:numId="12" w16cid:durableId="1765566125">
-    <w:abstractNumId w:val="1"/>
-  </w:num>
-  <w:num w:numId="13" w16cid:durableId="1685395611">
-    <w:abstractNumId w:val="4"/>
-  </w:num>
-  <w:num w:numId="14" w16cid:durableId="371853232">
-    <w:abstractNumId w:val="2"/>
+  <w:num w:numId="38" w16cid:durableId="1445344642">
+    <w:abstractNumId w:val="35"/>
   </w:num>
 </w:numbering>
 </file>
@@ -10059,6 +15349,50 @@
     <w:qFormat/>
     <w:rsid w:val="0044019B"/>
   </w:style>
+  <w:style w:type="paragraph" w:styleId="Heading1">
+    <w:name w:val="heading 1"/>
+    <w:basedOn w:val="Normal"/>
+    <w:next w:val="Normal"/>
+    <w:link w:val="Heading1Char"/>
+    <w:uiPriority w:val="9"/>
+    <w:qFormat/>
+    <w:rsid w:val="00B43D99"/>
+    <w:pPr>
+      <w:keepNext/>
+      <w:keepLines/>
+      <w:spacing w:before="240" w:after="0"/>
+      <w:outlineLvl w:val="0"/>
+    </w:pPr>
+    <w:rPr>
+      <w:rFonts w:asciiTheme="majorHAnsi" w:eastAsiaTheme="majorEastAsia" w:hAnsiTheme="majorHAnsi" w:cstheme="majorBidi"/>
+      <w:color w:val="2F5496" w:themeColor="accent1" w:themeShade="BF"/>
+      <w:sz w:val="32"/>
+      <w:szCs w:val="32"/>
+    </w:rPr>
+  </w:style>
+  <w:style w:type="paragraph" w:styleId="Heading2">
+    <w:name w:val="heading 2"/>
+    <w:basedOn w:val="Normal"/>
+    <w:next w:val="Normal"/>
+    <w:link w:val="Heading2Char"/>
+    <w:uiPriority w:val="9"/>
+    <w:semiHidden/>
+    <w:unhideWhenUsed/>
+    <w:qFormat/>
+    <w:rsid w:val="00B43D99"/>
+    <w:pPr>
+      <w:keepNext/>
+      <w:keepLines/>
+      <w:spacing w:before="40" w:after="0"/>
+      <w:outlineLvl w:val="1"/>
+    </w:pPr>
+    <w:rPr>
+      <w:rFonts w:asciiTheme="majorHAnsi" w:eastAsiaTheme="majorEastAsia" w:hAnsiTheme="majorHAnsi" w:cstheme="majorBidi"/>
+      <w:color w:val="2F5496" w:themeColor="accent1" w:themeShade="BF"/>
+      <w:sz w:val="26"/>
+      <w:szCs w:val="26"/>
+    </w:rPr>
+  </w:style>
   <w:style w:type="paragraph" w:styleId="Heading3">
     <w:name w:val="heading 3"/>
     <w:basedOn w:val="Normal"/>
@@ -10125,7 +15459,6 @@
     <w:name w:val="Normal (Web)"/>
     <w:basedOn w:val="Normal"/>
     <w:uiPriority w:val="99"/>
-    <w:semiHidden/>
     <w:unhideWhenUsed/>
     <w:rsid w:val="00F739F6"/>
     <w:pPr>
@@ -10234,6 +15567,94 @@
       <w:rFonts w:ascii="Consolas" w:eastAsiaTheme="minorEastAsia" w:hAnsi="Consolas"/>
       <w:sz w:val="19"/>
       <w:lang w:val="en-US"/>
+    </w:rPr>
+  </w:style>
+  <w:style w:type="character" w:customStyle="1" w:styleId="Heading1Char">
+    <w:name w:val="Heading 1 Char"/>
+    <w:basedOn w:val="DefaultParagraphFont"/>
+    <w:link w:val="Heading1"/>
+    <w:uiPriority w:val="9"/>
+    <w:rsid w:val="00B43D99"/>
+    <w:rPr>
+      <w:rFonts w:asciiTheme="majorHAnsi" w:eastAsiaTheme="majorEastAsia" w:hAnsiTheme="majorHAnsi" w:cstheme="majorBidi"/>
+      <w:color w:val="2F5496" w:themeColor="accent1" w:themeShade="BF"/>
+      <w:sz w:val="32"/>
+      <w:szCs w:val="32"/>
+    </w:rPr>
+  </w:style>
+  <w:style w:type="character" w:customStyle="1" w:styleId="Heading2Char">
+    <w:name w:val="Heading 2 Char"/>
+    <w:basedOn w:val="DefaultParagraphFont"/>
+    <w:link w:val="Heading2"/>
+    <w:uiPriority w:val="9"/>
+    <w:semiHidden/>
+    <w:rsid w:val="00B43D99"/>
+    <w:rPr>
+      <w:rFonts w:asciiTheme="majorHAnsi" w:eastAsiaTheme="majorEastAsia" w:hAnsiTheme="majorHAnsi" w:cstheme="majorBidi"/>
+      <w:color w:val="2F5496" w:themeColor="accent1" w:themeShade="BF"/>
+      <w:sz w:val="26"/>
+      <w:szCs w:val="26"/>
+    </w:rPr>
+  </w:style>
+  <w:style w:type="character" w:styleId="HTMLCode">
+    <w:name w:val="HTML Code"/>
+    <w:basedOn w:val="DefaultParagraphFont"/>
+    <w:uiPriority w:val="99"/>
+    <w:semiHidden/>
+    <w:unhideWhenUsed/>
+    <w:rsid w:val="00C269ED"/>
+    <w:rPr>
+      <w:rFonts w:ascii="Courier New" w:eastAsia="Times New Roman" w:hAnsi="Courier New" w:cs="Courier New"/>
+      <w:sz w:val="20"/>
+      <w:szCs w:val="20"/>
+    </w:rPr>
+  </w:style>
+  <w:style w:type="paragraph" w:styleId="HTMLPreformatted">
+    <w:name w:val="HTML Preformatted"/>
+    <w:basedOn w:val="Normal"/>
+    <w:link w:val="HTMLPreformattedChar"/>
+    <w:uiPriority w:val="99"/>
+    <w:unhideWhenUsed/>
+    <w:rsid w:val="00C269ED"/>
+    <w:pPr>
+      <w:tabs>
+        <w:tab w:val="left" w:pos="916"/>
+        <w:tab w:val="left" w:pos="1832"/>
+        <w:tab w:val="left" w:pos="2748"/>
+        <w:tab w:val="left" w:pos="3664"/>
+        <w:tab w:val="left" w:pos="4580"/>
+        <w:tab w:val="left" w:pos="5496"/>
+        <w:tab w:val="left" w:pos="6412"/>
+        <w:tab w:val="left" w:pos="7328"/>
+        <w:tab w:val="left" w:pos="8244"/>
+        <w:tab w:val="left" w:pos="9160"/>
+        <w:tab w:val="left" w:pos="10076"/>
+        <w:tab w:val="left" w:pos="10992"/>
+        <w:tab w:val="left" w:pos="11908"/>
+        <w:tab w:val="left" w:pos="12824"/>
+        <w:tab w:val="left" w:pos="13740"/>
+        <w:tab w:val="left" w:pos="14656"/>
+      </w:tabs>
+      <w:spacing w:after="0" w:line="240" w:lineRule="auto"/>
+    </w:pPr>
+    <w:rPr>
+      <w:rFonts w:ascii="Courier New" w:eastAsia="Times New Roman" w:hAnsi="Courier New" w:cs="Courier New"/>
+      <w:sz w:val="20"/>
+      <w:szCs w:val="20"/>
+      <w:lang w:eastAsia="en-IN"/>
+    </w:rPr>
+  </w:style>
+  <w:style w:type="character" w:customStyle="1" w:styleId="HTMLPreformattedChar">
+    <w:name w:val="HTML Preformatted Char"/>
+    <w:basedOn w:val="DefaultParagraphFont"/>
+    <w:link w:val="HTMLPreformatted"/>
+    <w:uiPriority w:val="99"/>
+    <w:rsid w:val="00C269ED"/>
+    <w:rPr>
+      <w:rFonts w:ascii="Courier New" w:eastAsia="Times New Roman" w:hAnsi="Courier New" w:cs="Courier New"/>
+      <w:sz w:val="20"/>
+      <w:szCs w:val="20"/>
+      <w:lang w:eastAsia="en-IN"/>
     </w:rPr>
   </w:style>
 </w:styles>

--- a/QS SQL/SQL Class Notes.docx
+++ b/QS SQL/SQL Class Notes.docx
@@ -1656,6 +1656,51 @@
         <w:jc w:val="center"/>
         <w:rPr>
           <w:rFonts w:cstheme="minorHAnsi"/>
+          <w:b/>
+          <w:bCs/>
+          <w:sz w:val="28"/>
+          <w:szCs w:val="28"/>
+        </w:rPr>
+      </w:pPr>
+    </w:p>
+    <w:p>
+      <w:pPr>
+        <w:tabs>
+          <w:tab w:val="left" w:pos="8515"/>
+        </w:tabs>
+        <w:jc w:val="center"/>
+        <w:rPr>
+          <w:rFonts w:cstheme="minorHAnsi"/>
+          <w:b/>
+          <w:bCs/>
+          <w:sz w:val="28"/>
+          <w:szCs w:val="28"/>
+        </w:rPr>
+      </w:pPr>
+    </w:p>
+    <w:p>
+      <w:pPr>
+        <w:tabs>
+          <w:tab w:val="left" w:pos="8515"/>
+        </w:tabs>
+        <w:jc w:val="center"/>
+        <w:rPr>
+          <w:rFonts w:cstheme="minorHAnsi"/>
+          <w:b/>
+          <w:bCs/>
+          <w:sz w:val="28"/>
+          <w:szCs w:val="28"/>
+        </w:rPr>
+      </w:pPr>
+    </w:p>
+    <w:p>
+      <w:pPr>
+        <w:tabs>
+          <w:tab w:val="left" w:pos="8515"/>
+        </w:tabs>
+        <w:jc w:val="center"/>
+        <w:rPr>
+          <w:rFonts w:cstheme="minorHAnsi"/>
           <w:sz w:val="28"/>
           <w:szCs w:val="28"/>
           <w:vertAlign w:val="superscript"/>
@@ -1965,7 +2010,7 @@
           </mc:Choice>
           <mc:Fallback>
             <w:pict>
-              <v:shapetype w14:anchorId="1E7EA638" id="_x0000_t113" coordsize="21600,21600" o:spt="113" path="m,l,21600r21600,l21600,xem4236,nfl4236,21600em,4236nfl21600,4236e">
+              <v:shapetype w14:anchorId="0E4B45E5" id="_x0000_t113" coordsize="21600,21600" o:spt="113" path="m,l,21600r21600,l21600,xem4236,nfl4236,21600em,4236nfl21600,4236e">
                 <v:stroke joinstyle="miter"/>
                 <v:path o:extrusionok="f" gradientshapeok="t" o:connecttype="rect" textboxrect="4236,4236,21600,21600"/>
               </v:shapetype>
@@ -1980,6 +2025,16 @@
     </w:p>
     <w:p>
       <w:pPr>
+        <w:pStyle w:val="NormalWeb"/>
+      </w:pPr>
+    </w:p>
+    <w:p>
+      <w:pPr>
+        <w:pStyle w:val="NormalWeb"/>
+      </w:pPr>
+    </w:p>
+    <w:p>
+      <w:pPr>
         <w:tabs>
           <w:tab w:val="left" w:pos="7751"/>
         </w:tabs>
@@ -1994,6 +2049,7 @@
           <w:rFonts w:cstheme="minorHAnsi"/>
           <w:noProof/>
         </w:rPr>
+        <w:lastRenderedPageBreak/>
         <mc:AlternateContent>
           <mc:Choice Requires="wps">
             <w:drawing>
@@ -2266,7 +2322,7 @@
           </mc:Choice>
           <mc:Fallback>
             <w:pict>
-              <v:shapetype w14:anchorId="4E085629" id="_x0000_t32" coordsize="21600,21600" o:spt="32" o:oned="t" path="m,l21600,21600e" filled="f">
+              <v:shapetype w14:anchorId="21F30054" id="_x0000_t32" coordsize="21600,21600" o:spt="32" o:oned="t" path="m,l21600,21600e" filled="f">
                 <v:path arrowok="t" fillok="f" o:connecttype="none"/>
                 <o:lock v:ext="edit" shapetype="t"/>
               </v:shapetype>
@@ -2480,10 +2536,33 @@
           <w:sz w:val="28"/>
           <w:szCs w:val="28"/>
         </w:rPr>
-        <w:lastRenderedPageBreak/>
         <w:tab/>
         <w:t>TABLE FORMAT</w:t>
       </w:r>
+    </w:p>
+    <w:p>
+      <w:pPr>
+        <w:tabs>
+          <w:tab w:val="left" w:pos="8515"/>
+        </w:tabs>
+        <w:rPr>
+          <w:rFonts w:cstheme="minorHAnsi"/>
+          <w:sz w:val="28"/>
+          <w:szCs w:val="28"/>
+        </w:rPr>
+      </w:pPr>
+    </w:p>
+    <w:p>
+      <w:pPr>
+        <w:tabs>
+          <w:tab w:val="left" w:pos="8515"/>
+        </w:tabs>
+        <w:rPr>
+          <w:rFonts w:cstheme="minorHAnsi"/>
+          <w:sz w:val="28"/>
+          <w:szCs w:val="28"/>
+        </w:rPr>
+      </w:pPr>
     </w:p>
     <w:p>
       <w:pPr>
@@ -3386,6 +3465,7 @@
           <w:szCs w:val="28"/>
           <w:u w:val="single"/>
         </w:rPr>
+        <w:lastRenderedPageBreak/>
         <w:t>DATA TYPES</w:t>
       </w:r>
     </w:p>
@@ -4575,7 +4655,6 @@
           <w:sz w:val="28"/>
           <w:szCs w:val="28"/>
         </w:rPr>
-        <w:lastRenderedPageBreak/>
         <w:t xml:space="preserve">Its range </w:t>
       </w:r>
       <w:r>
@@ -7758,6 +7837,7 @@
           <w:iCs/>
           <w:sz w:val="28"/>
           <w:szCs w:val="28"/>
+          <w:u w:val="single"/>
         </w:rPr>
       </w:pPr>
       <w:r>
@@ -7777,6 +7857,7 @@
           <w:iCs/>
           <w:sz w:val="28"/>
           <w:szCs w:val="28"/>
+          <w:u w:val="single"/>
         </w:rPr>
         <w:lastRenderedPageBreak/>
         <w:t>26-Aug-Notes</w:t>
@@ -7785,39 +7866,72 @@
     <w:p>
       <w:pPr>
         <w:pStyle w:val="Heading1"/>
-      </w:pPr>
-      <w:r>
+        <w:jc w:val="center"/>
+        <w:rPr>
+          <w:b/>
+          <w:bCs/>
+        </w:rPr>
+      </w:pPr>
+      <w:r>
+        <w:rPr>
+          <w:b/>
+          <w:bCs/>
+        </w:rPr>
         <w:t>OPERATORS</w:t>
       </w:r>
     </w:p>
     <w:p>
       <w:pPr>
         <w:pStyle w:val="NormalWeb"/>
+        <w:rPr>
+          <w:sz w:val="28"/>
+          <w:szCs w:val="28"/>
+        </w:rPr>
       </w:pPr>
       <w:r>
         <w:rPr>
           <w:rStyle w:val="Strong"/>
+          <w:sz w:val="28"/>
+          <w:szCs w:val="28"/>
         </w:rPr>
         <w:t>Operators</w:t>
       </w:r>
       <w:r>
+        <w:rPr>
+          <w:sz w:val="28"/>
+          <w:szCs w:val="28"/>
+        </w:rPr>
         <w:t xml:space="preserve"> are symbols or keywords used to perform specific operations on data or conditions.</w:t>
       </w:r>
     </w:p>
     <w:p>
       <w:pPr>
         <w:pStyle w:val="NormalWeb"/>
-      </w:pPr>
-      <w:r>
+        <w:rPr>
+          <w:sz w:val="28"/>
+          <w:szCs w:val="28"/>
+        </w:rPr>
+      </w:pPr>
+      <w:r>
+        <w:rPr>
+          <w:sz w:val="28"/>
+          <w:szCs w:val="28"/>
+        </w:rPr>
         <w:t xml:space="preserve">There are </w:t>
       </w:r>
       <w:r>
         <w:rPr>
           <w:rStyle w:val="Strong"/>
+          <w:sz w:val="28"/>
+          <w:szCs w:val="28"/>
         </w:rPr>
         <w:t>7 types of operators in SQL</w:t>
       </w:r>
       <w:r>
+        <w:rPr>
+          <w:sz w:val="28"/>
+          <w:szCs w:val="28"/>
+        </w:rPr>
         <w:t>:</w:t>
       </w:r>
     </w:p>
@@ -7828,55 +7942,91 @@
           <w:ilvl w:val="0"/>
           <w:numId w:val="23"/>
         </w:numPr>
+        <w:rPr>
+          <w:sz w:val="28"/>
+          <w:szCs w:val="28"/>
+        </w:rPr>
       </w:pPr>
       <w:r>
         <w:rPr>
           <w:rStyle w:val="Strong"/>
+          <w:sz w:val="28"/>
+          <w:szCs w:val="28"/>
         </w:rPr>
         <w:t>Arithmetic Operators:</w:t>
       </w:r>
       <w:r>
+        <w:rPr>
+          <w:sz w:val="28"/>
+          <w:szCs w:val="28"/>
+        </w:rPr>
         <w:t xml:space="preserve"> </w:t>
       </w:r>
       <w:r>
         <w:rPr>
           <w:rStyle w:val="HTMLCode"/>
+          <w:sz w:val="28"/>
+          <w:szCs w:val="28"/>
         </w:rPr>
         <w:t>+</w:t>
       </w:r>
       <w:r>
+        <w:rPr>
+          <w:sz w:val="28"/>
+          <w:szCs w:val="28"/>
+        </w:rPr>
         <w:t xml:space="preserve">, </w:t>
       </w:r>
       <w:r>
         <w:rPr>
           <w:rStyle w:val="HTMLCode"/>
+          <w:sz w:val="28"/>
+          <w:szCs w:val="28"/>
         </w:rPr>
         <w:t>-</w:t>
       </w:r>
       <w:r>
+        <w:rPr>
+          <w:sz w:val="28"/>
+          <w:szCs w:val="28"/>
+        </w:rPr>
         <w:t xml:space="preserve">, </w:t>
       </w:r>
       <w:r>
         <w:rPr>
           <w:rStyle w:val="HTMLCode"/>
+          <w:sz w:val="28"/>
+          <w:szCs w:val="28"/>
         </w:rPr>
         <w:t>*</w:t>
       </w:r>
       <w:r>
+        <w:rPr>
+          <w:sz w:val="28"/>
+          <w:szCs w:val="28"/>
+        </w:rPr>
         <w:t xml:space="preserve">, </w:t>
       </w:r>
       <w:r>
         <w:rPr>
           <w:rStyle w:val="HTMLCode"/>
+          <w:sz w:val="28"/>
+          <w:szCs w:val="28"/>
         </w:rPr>
         <w:t>/</w:t>
       </w:r>
       <w:r>
+        <w:rPr>
+          <w:sz w:val="28"/>
+          <w:szCs w:val="28"/>
+        </w:rPr>
         <w:t xml:space="preserve">, </w:t>
       </w:r>
       <w:r>
         <w:rPr>
           <w:rStyle w:val="HTMLCode"/>
+          <w:sz w:val="28"/>
+          <w:szCs w:val="28"/>
         </w:rPr>
         <w:t>%</w:t>
       </w:r>
@@ -7888,29 +8038,47 @@
           <w:ilvl w:val="0"/>
           <w:numId w:val="23"/>
         </w:numPr>
+        <w:rPr>
+          <w:sz w:val="28"/>
+          <w:szCs w:val="28"/>
+        </w:rPr>
       </w:pPr>
       <w:r>
         <w:rPr>
           <w:rStyle w:val="Strong"/>
+          <w:sz w:val="28"/>
+          <w:szCs w:val="28"/>
         </w:rPr>
         <w:t>Comparison Operators:</w:t>
       </w:r>
       <w:r>
+        <w:rPr>
+          <w:sz w:val="28"/>
+          <w:szCs w:val="28"/>
+        </w:rPr>
         <w:t xml:space="preserve"> </w:t>
       </w:r>
       <w:r>
         <w:rPr>
           <w:rStyle w:val="HTMLCode"/>
+          <w:sz w:val="28"/>
+          <w:szCs w:val="28"/>
         </w:rPr>
         <w:t>=</w:t>
       </w:r>
       <w:proofErr w:type="gramStart"/>
       <w:r>
+        <w:rPr>
+          <w:sz w:val="28"/>
+          <w:szCs w:val="28"/>
+        </w:rPr>
         <w:t xml:space="preserve">, </w:t>
       </w:r>
       <w:r>
         <w:rPr>
           <w:rStyle w:val="HTMLCode"/>
+          <w:sz w:val="28"/>
+          <w:szCs w:val="28"/>
         </w:rPr>
         <w:t>!</w:t>
       </w:r>
@@ -7918,15 +8086,23 @@
       <w:r>
         <w:rPr>
           <w:rStyle w:val="HTMLCode"/>
+          <w:sz w:val="28"/>
+          <w:szCs w:val="28"/>
         </w:rPr>
         <w:t>=</w:t>
       </w:r>
       <w:r>
+        <w:rPr>
+          <w:sz w:val="28"/>
+          <w:szCs w:val="28"/>
+        </w:rPr>
         <w:t xml:space="preserve">, </w:t>
       </w:r>
       <w:r>
         <w:rPr>
           <w:rStyle w:val="HTMLCode"/>
+          <w:sz w:val="28"/>
+          <w:szCs w:val="28"/>
         </w:rPr>
         <w:t>&lt;&gt;</w:t>
       </w:r>
@@ -7938,46 +8114,76 @@
           <w:ilvl w:val="0"/>
           <w:numId w:val="23"/>
         </w:numPr>
+        <w:rPr>
+          <w:sz w:val="28"/>
+          <w:szCs w:val="28"/>
+        </w:rPr>
       </w:pPr>
       <w:r>
         <w:rPr>
           <w:rStyle w:val="Strong"/>
+          <w:sz w:val="28"/>
+          <w:szCs w:val="28"/>
         </w:rPr>
         <w:t>Relational Operators:</w:t>
       </w:r>
       <w:r>
+        <w:rPr>
+          <w:sz w:val="28"/>
+          <w:szCs w:val="28"/>
+        </w:rPr>
         <w:t xml:space="preserve"> </w:t>
       </w:r>
       <w:r>
         <w:rPr>
           <w:rStyle w:val="HTMLCode"/>
+          <w:sz w:val="28"/>
+          <w:szCs w:val="28"/>
         </w:rPr>
         <w:t>&lt;</w:t>
       </w:r>
       <w:r>
+        <w:rPr>
+          <w:sz w:val="28"/>
+          <w:szCs w:val="28"/>
+        </w:rPr>
         <w:t xml:space="preserve">, </w:t>
       </w:r>
       <w:r>
         <w:rPr>
           <w:rStyle w:val="HTMLCode"/>
+          <w:sz w:val="28"/>
+          <w:szCs w:val="28"/>
         </w:rPr>
         <w:t>&gt;</w:t>
       </w:r>
       <w:r>
+        <w:rPr>
+          <w:sz w:val="28"/>
+          <w:szCs w:val="28"/>
+        </w:rPr>
         <w:t xml:space="preserve">, </w:t>
       </w:r>
       <w:r>
         <w:rPr>
           <w:rStyle w:val="HTMLCode"/>
+          <w:sz w:val="28"/>
+          <w:szCs w:val="28"/>
         </w:rPr>
         <w:t>&lt;=</w:t>
       </w:r>
       <w:r>
+        <w:rPr>
+          <w:sz w:val="28"/>
+          <w:szCs w:val="28"/>
+        </w:rPr>
         <w:t xml:space="preserve">, </w:t>
       </w:r>
       <w:r>
         <w:rPr>
           <w:rStyle w:val="HTMLCode"/>
+          <w:sz w:val="28"/>
+          <w:szCs w:val="28"/>
         </w:rPr>
         <w:t>&gt;=</w:t>
       </w:r>
@@ -7989,19 +8195,31 @@
           <w:ilvl w:val="0"/>
           <w:numId w:val="23"/>
         </w:numPr>
+        <w:rPr>
+          <w:sz w:val="28"/>
+          <w:szCs w:val="28"/>
+        </w:rPr>
       </w:pPr>
       <w:r>
         <w:rPr>
           <w:rStyle w:val="Strong"/>
+          <w:sz w:val="28"/>
+          <w:szCs w:val="28"/>
         </w:rPr>
         <w:t>Concatenation Operator:</w:t>
       </w:r>
       <w:r>
+        <w:rPr>
+          <w:sz w:val="28"/>
+          <w:szCs w:val="28"/>
+        </w:rPr>
         <w:t xml:space="preserve"> </w:t>
       </w:r>
       <w:r>
         <w:rPr>
           <w:rStyle w:val="HTMLCode"/>
+          <w:sz w:val="28"/>
+          <w:szCs w:val="28"/>
         </w:rPr>
         <w:t>||</w:t>
       </w:r>
@@ -8013,37 +8231,61 @@
           <w:ilvl w:val="0"/>
           <w:numId w:val="23"/>
         </w:numPr>
+        <w:rPr>
+          <w:sz w:val="28"/>
+          <w:szCs w:val="28"/>
+        </w:rPr>
       </w:pPr>
       <w:r>
         <w:rPr>
           <w:rStyle w:val="Strong"/>
+          <w:sz w:val="28"/>
+          <w:szCs w:val="28"/>
         </w:rPr>
         <w:t>Logical Operators:</w:t>
       </w:r>
       <w:r>
+        <w:rPr>
+          <w:sz w:val="28"/>
+          <w:szCs w:val="28"/>
+        </w:rPr>
         <w:t xml:space="preserve"> </w:t>
       </w:r>
       <w:r>
         <w:rPr>
           <w:rStyle w:val="HTMLCode"/>
+          <w:sz w:val="28"/>
+          <w:szCs w:val="28"/>
         </w:rPr>
         <w:t>AND</w:t>
       </w:r>
       <w:r>
+        <w:rPr>
+          <w:sz w:val="28"/>
+          <w:szCs w:val="28"/>
+        </w:rPr>
         <w:t xml:space="preserve">, </w:t>
       </w:r>
       <w:r>
         <w:rPr>
           <w:rStyle w:val="HTMLCode"/>
+          <w:sz w:val="28"/>
+          <w:szCs w:val="28"/>
         </w:rPr>
         <w:t>OR</w:t>
       </w:r>
       <w:r>
+        <w:rPr>
+          <w:sz w:val="28"/>
+          <w:szCs w:val="28"/>
+        </w:rPr>
         <w:t xml:space="preserve">, </w:t>
       </w:r>
       <w:r>
         <w:rPr>
           <w:rStyle w:val="HTMLCode"/>
+          <w:sz w:val="28"/>
+          <w:szCs w:val="28"/>
         </w:rPr>
         <w:t>NOT</w:t>
       </w:r>
@@ -8055,82 +8297,136 @@
           <w:ilvl w:val="0"/>
           <w:numId w:val="23"/>
         </w:numPr>
+        <w:rPr>
+          <w:sz w:val="28"/>
+          <w:szCs w:val="28"/>
+        </w:rPr>
       </w:pPr>
       <w:r>
         <w:rPr>
           <w:rStyle w:val="Strong"/>
+          <w:sz w:val="28"/>
+          <w:szCs w:val="28"/>
         </w:rPr>
         <w:t>Special Operators:</w:t>
       </w:r>
       <w:r>
+        <w:rPr>
+          <w:sz w:val="28"/>
+          <w:szCs w:val="28"/>
+        </w:rPr>
         <w:t xml:space="preserve"> </w:t>
       </w:r>
       <w:r>
         <w:rPr>
           <w:rStyle w:val="HTMLCode"/>
+          <w:sz w:val="28"/>
+          <w:szCs w:val="28"/>
         </w:rPr>
         <w:t>IN</w:t>
       </w:r>
       <w:r>
+        <w:rPr>
+          <w:sz w:val="28"/>
+          <w:szCs w:val="28"/>
+        </w:rPr>
         <w:t xml:space="preserve">, </w:t>
       </w:r>
       <w:r>
         <w:rPr>
           <w:rStyle w:val="HTMLCode"/>
+          <w:sz w:val="28"/>
+          <w:szCs w:val="28"/>
         </w:rPr>
         <w:t>NOT IN</w:t>
       </w:r>
       <w:r>
+        <w:rPr>
+          <w:sz w:val="28"/>
+          <w:szCs w:val="28"/>
+        </w:rPr>
         <w:t xml:space="preserve">, </w:t>
       </w:r>
       <w:r>
         <w:rPr>
           <w:rStyle w:val="HTMLCode"/>
+          <w:sz w:val="28"/>
+          <w:szCs w:val="28"/>
         </w:rPr>
         <w:t>BETWEEN</w:t>
       </w:r>
       <w:r>
+        <w:rPr>
+          <w:sz w:val="28"/>
+          <w:szCs w:val="28"/>
+        </w:rPr>
         <w:t xml:space="preserve">, </w:t>
       </w:r>
       <w:r>
         <w:rPr>
           <w:rStyle w:val="HTMLCode"/>
+          <w:sz w:val="28"/>
+          <w:szCs w:val="28"/>
         </w:rPr>
         <w:t>NOT BETWEEN</w:t>
       </w:r>
       <w:r>
+        <w:rPr>
+          <w:sz w:val="28"/>
+          <w:szCs w:val="28"/>
+        </w:rPr>
         <w:t xml:space="preserve">, </w:t>
       </w:r>
       <w:r>
         <w:rPr>
           <w:rStyle w:val="HTMLCode"/>
+          <w:sz w:val="28"/>
+          <w:szCs w:val="28"/>
         </w:rPr>
         <w:t>IS</w:t>
       </w:r>
       <w:r>
+        <w:rPr>
+          <w:sz w:val="28"/>
+          <w:szCs w:val="28"/>
+        </w:rPr>
         <w:t xml:space="preserve">, </w:t>
       </w:r>
       <w:r>
         <w:rPr>
           <w:rStyle w:val="HTMLCode"/>
+          <w:sz w:val="28"/>
+          <w:szCs w:val="28"/>
         </w:rPr>
         <w:t>IS NOT</w:t>
       </w:r>
       <w:r>
+        <w:rPr>
+          <w:sz w:val="28"/>
+          <w:szCs w:val="28"/>
+        </w:rPr>
         <w:t xml:space="preserve">, </w:t>
       </w:r>
       <w:r>
         <w:rPr>
           <w:rStyle w:val="HTMLCode"/>
+          <w:sz w:val="28"/>
+          <w:szCs w:val="28"/>
         </w:rPr>
         <w:t>LIKE</w:t>
       </w:r>
       <w:r>
+        <w:rPr>
+          <w:sz w:val="28"/>
+          <w:szCs w:val="28"/>
+        </w:rPr>
         <w:t xml:space="preserve">, </w:t>
       </w:r>
       <w:r>
         <w:rPr>
           <w:rStyle w:val="HTMLCode"/>
+          <w:sz w:val="28"/>
+          <w:szCs w:val="28"/>
         </w:rPr>
         <w:t>NOT LIKE</w:t>
       </w:r>
@@ -8142,62 +8438,94 @@
           <w:ilvl w:val="0"/>
           <w:numId w:val="23"/>
         </w:numPr>
+        <w:rPr>
+          <w:sz w:val="28"/>
+          <w:szCs w:val="28"/>
+        </w:rPr>
       </w:pPr>
       <w:r>
         <w:rPr>
           <w:rStyle w:val="Strong"/>
+          <w:sz w:val="28"/>
+          <w:szCs w:val="28"/>
         </w:rPr>
         <w:t>Subquery Operators:</w:t>
       </w:r>
       <w:r>
+        <w:rPr>
+          <w:sz w:val="28"/>
+          <w:szCs w:val="28"/>
+        </w:rPr>
         <w:t xml:space="preserve"> </w:t>
       </w:r>
       <w:r>
         <w:rPr>
           <w:rStyle w:val="HTMLCode"/>
+          <w:sz w:val="28"/>
+          <w:szCs w:val="28"/>
         </w:rPr>
         <w:t>ALL</w:t>
       </w:r>
       <w:r>
+        <w:rPr>
+          <w:sz w:val="28"/>
+          <w:szCs w:val="28"/>
+        </w:rPr>
         <w:t xml:space="preserve">, </w:t>
       </w:r>
       <w:r>
         <w:rPr>
           <w:rStyle w:val="HTMLCode"/>
+          <w:sz w:val="28"/>
+          <w:szCs w:val="28"/>
         </w:rPr>
         <w:t>ANY</w:t>
       </w:r>
       <w:r>
+        <w:rPr>
+          <w:sz w:val="28"/>
+          <w:szCs w:val="28"/>
+        </w:rPr>
         <w:t xml:space="preserve">, </w:t>
       </w:r>
       <w:r>
         <w:rPr>
           <w:rStyle w:val="HTMLCode"/>
+          <w:sz w:val="28"/>
+          <w:szCs w:val="28"/>
         </w:rPr>
         <w:t>EXISTS</w:t>
       </w:r>
       <w:r>
+        <w:rPr>
+          <w:sz w:val="28"/>
+          <w:szCs w:val="28"/>
+        </w:rPr>
         <w:t xml:space="preserve">, </w:t>
       </w:r>
       <w:r>
         <w:rPr>
           <w:rStyle w:val="HTMLCode"/>
+          <w:sz w:val="28"/>
+          <w:szCs w:val="28"/>
         </w:rPr>
         <w:t>NOT EXISTS</w:t>
       </w:r>
     </w:p>
-    <w:p>
-      <w:r>
-        <w:pict w14:anchorId="09E72764">
-          <v:rect id="_x0000_i1071" style="width:0;height:1.5pt" o:hralign="center" o:hrstd="t" o:hr="t" fillcolor="#a0a0a0" stroked="f"/>
-        </w:pict>
-      </w:r>
-    </w:p>
+    <w:p/>
     <w:p>
       <w:pPr>
         <w:pStyle w:val="Heading2"/>
-      </w:pPr>
-      <w:r>
+        <w:rPr>
+          <w:b/>
+          <w:bCs/>
+        </w:rPr>
+      </w:pPr>
+      <w:r>
+        <w:rPr>
+          <w:b/>
+          <w:bCs/>
+        </w:rPr>
         <w:t>Concatenation Operator</w:t>
       </w:r>
     </w:p>
@@ -8295,13 +8623,7 @@
       </w:r>
       <w:proofErr w:type="gramEnd"/>
     </w:p>
-    <w:p>
-      <w:r>
-        <w:pict w14:anchorId="03DEDCD5">
-          <v:rect id="_x0000_i1072" style="width:0;height:1.5pt" o:hralign="center" o:hrstd="t" o:hr="t" fillcolor="#a0a0a0" stroked="f"/>
-        </w:pict>
-      </w:r>
-    </w:p>
+    <w:p/>
     <w:p>
       <w:pPr>
         <w:pStyle w:val="Heading1"/>
@@ -8527,6 +8849,7 @@
         </w:numPr>
       </w:pPr>
       <w:r>
+        <w:lastRenderedPageBreak/>
         <w:t xml:space="preserve">Used to </w:t>
       </w:r>
       <w:r>
@@ -8561,13 +8884,7 @@
       </w:r>
       <w:proofErr w:type="gramEnd"/>
     </w:p>
-    <w:p>
-      <w:r>
-        <w:pict w14:anchorId="17CA7F05">
-          <v:rect id="_x0000_i1073" style="width:0;height:1.5pt" o:hralign="center" o:hrstd="t" o:hr="t" fillcolor="#a0a0a0" stroked="f"/>
-        </w:pict>
-      </w:r>
-    </w:p>
+    <w:p/>
     <w:p>
       <w:pPr>
         <w:pStyle w:val="Heading1"/>
@@ -8582,7 +8899,6 @@
           <w:b/>
           <w:bCs/>
         </w:rPr>
-        <w:lastRenderedPageBreak/>
         <w:t>Special Operators</w:t>
       </w:r>
     </w:p>
@@ -8706,13 +9022,7 @@
       </w:r>
       <w:proofErr w:type="gramEnd"/>
     </w:p>
-    <w:p>
-      <w:r>
-        <w:pict w14:anchorId="4E7799AA">
-          <v:rect id="_x0000_i1074" style="width:0;height:1.5pt" o:hralign="center" o:hrstd="t" o:hr="t" fillcolor="#a0a0a0" stroked="f"/>
-        </w:pict>
-      </w:r>
-    </w:p>
+    <w:p/>
     <w:p>
       <w:pPr>
         <w:pStyle w:val="Heading2"/>
@@ -8804,13 +9114,7 @@
       </w:r>
       <w:proofErr w:type="gramEnd"/>
     </w:p>
-    <w:p>
-      <w:r>
-        <w:pict w14:anchorId="5D4EE719">
-          <v:rect id="_x0000_i1075" style="width:0;height:1.5pt" o:hralign="center" o:hrstd="t" o:hr="t" fillcolor="#a0a0a0" stroked="f"/>
-        </w:pict>
-      </w:r>
-    </w:p>
+    <w:p/>
     <w:p>
       <w:pPr>
         <w:pStyle w:val="Heading2"/>
@@ -9041,13 +9345,6 @@
       </w:r>
     </w:p>
     <w:p>
-      <w:r>
-        <w:pict w14:anchorId="370489D7">
-          <v:rect id="_x0000_i1076" style="width:0;height:1.5pt" o:hralign="center" o:hrstd="t" o:hr="t" fillcolor="#a0a0a0" stroked="f"/>
-        </w:pict>
-      </w:r>
-    </w:p>
-    <w:p>
       <w:pPr>
         <w:pStyle w:val="Heading2"/>
       </w:pPr>
@@ -9280,13 +9577,7 @@
       </w:r>
       <w:proofErr w:type="gramEnd"/>
     </w:p>
-    <w:p>
-      <w:r>
-        <w:pict w14:anchorId="6E940A88">
-          <v:rect id="_x0000_i1077" style="width:0;height:1.5pt" o:hralign="center" o:hrstd="t" o:hr="t" fillcolor="#a0a0a0" stroked="f"/>
-        </w:pict>
-      </w:r>
-    </w:p>
+    <w:p/>
     <w:p>
       <w:pPr>
         <w:pStyle w:val="Heading2"/>
@@ -9358,11 +9649,9 @@
       <w:proofErr w:type="gramEnd"/>
     </w:p>
     <w:p>
-      <w:r>
-        <w:pict w14:anchorId="4064EF3A">
-          <v:rect id="_x0000_i1078" style="width:0;height:1.5pt" o:hralign="center" o:hrstd="t" o:hr="t" fillcolor="#a0a0a0" stroked="f"/>
-        </w:pict>
-      </w:r>
+      <w:pPr>
+        <w:pStyle w:val="HTMLPreformatted"/>
+      </w:pPr>
     </w:p>
     <w:p>
       <w:pPr>
@@ -9672,83 +9961,2346 @@
         <w:rPr>
           <w:rStyle w:val="HTMLCode"/>
         </w:rPr>
+        <w:t>Col_Name</w:t>
+      </w:r>
+      <w:proofErr w:type="spellEnd"/>
+      <w:r>
+        <w:rPr>
+          <w:rStyle w:val="HTMLCode"/>
+        </w:rPr>
+        <w:t xml:space="preserve"> NOT LIKE 'pattern</w:t>
+      </w:r>
+      <w:proofErr w:type="gramStart"/>
+      <w:r>
+        <w:rPr>
+          <w:rStyle w:val="HTMLCode"/>
+        </w:rPr>
+        <w:t>';</w:t>
+      </w:r>
+      <w:proofErr w:type="gramEnd"/>
+    </w:p>
+    <w:p>
+      <w:pPr>
+        <w:rPr>
+          <w:b/>
+          <w:bCs/>
+          <w:sz w:val="28"/>
+          <w:szCs w:val="28"/>
+        </w:rPr>
+      </w:pPr>
+    </w:p>
+    <w:p>
+      <w:pPr>
+        <w:jc w:val="center"/>
+        <w:rPr>
+          <w:b/>
+          <w:bCs/>
+          <w:sz w:val="28"/>
+          <w:szCs w:val="28"/>
+          <w:u w:val="single"/>
+        </w:rPr>
+      </w:pPr>
+      <w:r>
+        <w:rPr>
+          <w:b/>
+          <w:bCs/>
+          <w:sz w:val="28"/>
+          <w:szCs w:val="28"/>
+          <w:u w:val="single"/>
+        </w:rPr>
+        <w:t>2</w:t>
+      </w:r>
+      <w:r>
+        <w:rPr>
+          <w:b/>
+          <w:bCs/>
+          <w:sz w:val="28"/>
+          <w:szCs w:val="28"/>
+          <w:u w:val="single"/>
+          <w:vertAlign w:val="superscript"/>
+        </w:rPr>
+        <w:t>nd</w:t>
+      </w:r>
+      <w:r>
+        <w:rPr>
+          <w:b/>
+          <w:bCs/>
+          <w:sz w:val="28"/>
+          <w:szCs w:val="28"/>
+          <w:u w:val="single"/>
+        </w:rPr>
+        <w:t xml:space="preserve"> September Notes</w:t>
+      </w:r>
+    </w:p>
+    <w:p>
+      <w:pPr>
+        <w:ind w:firstLine="720"/>
+        <w:rPr>
+          <w:sz w:val="28"/>
+          <w:szCs w:val="28"/>
+        </w:rPr>
+      </w:pPr>
+      <w:r>
+        <w:rPr>
+          <w:b/>
+          <w:bCs/>
+          <w:sz w:val="28"/>
+          <w:szCs w:val="28"/>
+        </w:rPr>
+        <w:t xml:space="preserve">FUNCTION: </w:t>
+      </w:r>
+      <w:r>
+        <w:rPr>
+          <w:sz w:val="28"/>
+          <w:szCs w:val="28"/>
+        </w:rPr>
+        <w:t>Functions</w:t>
+      </w:r>
+      <w:r>
+        <w:rPr>
+          <w:sz w:val="28"/>
+          <w:szCs w:val="28"/>
+        </w:rPr>
+        <w:t xml:space="preserve"> </w:t>
+      </w:r>
+      <w:r>
+        <w:rPr>
+          <w:sz w:val="28"/>
+          <w:szCs w:val="28"/>
+        </w:rPr>
+        <w:t>are a block of code or set of instructions which are used to perform specific task.</w:t>
+      </w:r>
+    </w:p>
+    <w:p>
+      <w:pPr>
+        <w:rPr>
+          <w:sz w:val="28"/>
+          <w:szCs w:val="28"/>
+        </w:rPr>
+      </w:pPr>
+      <w:r>
+        <w:rPr>
+          <w:sz w:val="28"/>
+          <w:szCs w:val="28"/>
+        </w:rPr>
+        <w:t>There are two types of functions:</w:t>
+      </w:r>
+    </w:p>
+    <w:p>
+      <w:pPr>
+        <w:pStyle w:val="ListParagraph"/>
+        <w:numPr>
+          <w:ilvl w:val="0"/>
+          <w:numId w:val="39"/>
+        </w:numPr>
+        <w:rPr>
+          <w:sz w:val="28"/>
+          <w:szCs w:val="28"/>
+        </w:rPr>
+      </w:pPr>
+      <w:r>
+        <w:rPr>
+          <w:sz w:val="28"/>
+          <w:szCs w:val="28"/>
+        </w:rPr>
+        <w:t>User Defined Functions.</w:t>
+      </w:r>
+    </w:p>
+    <w:p>
+      <w:pPr>
+        <w:pStyle w:val="ListParagraph"/>
+        <w:numPr>
+          <w:ilvl w:val="0"/>
+          <w:numId w:val="39"/>
+        </w:numPr>
+        <w:rPr>
+          <w:sz w:val="28"/>
+          <w:szCs w:val="28"/>
+        </w:rPr>
+      </w:pPr>
+      <w:r>
+        <w:rPr>
+          <w:sz w:val="28"/>
+          <w:szCs w:val="28"/>
+        </w:rPr>
+        <w:t>Pre-defined/Built-In Functions.</w:t>
+      </w:r>
+    </w:p>
+    <w:p>
+      <w:pPr>
+        <w:pStyle w:val="ListParagraph"/>
+        <w:numPr>
+          <w:ilvl w:val="1"/>
+          <w:numId w:val="39"/>
+        </w:numPr>
+        <w:rPr>
+          <w:sz w:val="28"/>
+          <w:szCs w:val="28"/>
+        </w:rPr>
+      </w:pPr>
+      <w:r>
+        <w:rPr>
+          <w:sz w:val="28"/>
+          <w:szCs w:val="28"/>
+        </w:rPr>
+        <w:t>SRF</w:t>
+      </w:r>
+      <w:r>
+        <w:rPr>
+          <w:sz w:val="28"/>
+          <w:szCs w:val="28"/>
+        </w:rPr>
+        <w:t>: Single Row Functions.</w:t>
+      </w:r>
+    </w:p>
+    <w:p>
+      <w:pPr>
+        <w:pStyle w:val="ListParagraph"/>
+        <w:numPr>
+          <w:ilvl w:val="1"/>
+          <w:numId w:val="39"/>
+        </w:numPr>
+        <w:rPr>
+          <w:sz w:val="28"/>
+          <w:szCs w:val="28"/>
+        </w:rPr>
+      </w:pPr>
+      <w:r>
+        <w:rPr>
+          <w:sz w:val="28"/>
+          <w:szCs w:val="28"/>
+        </w:rPr>
+        <w:t>MRF</w:t>
+      </w:r>
+      <w:r>
+        <w:rPr>
+          <w:sz w:val="28"/>
+          <w:szCs w:val="28"/>
+        </w:rPr>
+        <w:t>: Multiple Row Functions.</w:t>
+      </w:r>
+    </w:p>
+    <w:p>
+      <w:pPr>
+        <w:rPr>
+          <w:b/>
+          <w:bCs/>
+          <w:sz w:val="28"/>
+          <w:szCs w:val="28"/>
+        </w:rPr>
+      </w:pPr>
+      <w:r>
+        <w:rPr>
+          <w:b/>
+          <w:bCs/>
+          <w:sz w:val="28"/>
+          <w:szCs w:val="28"/>
+        </w:rPr>
+        <w:t>Types of Functions in SQL:</w:t>
+      </w:r>
+    </w:p>
+    <w:p>
+      <w:pPr>
+        <w:pStyle w:val="ListParagraph"/>
+        <w:numPr>
+          <w:ilvl w:val="0"/>
+          <w:numId w:val="40"/>
+        </w:numPr>
+        <w:rPr>
+          <w:sz w:val="28"/>
+          <w:szCs w:val="28"/>
+          <w:u w:val="single"/>
+        </w:rPr>
+      </w:pPr>
+      <w:r>
+        <w:rPr>
+          <w:sz w:val="28"/>
+          <w:szCs w:val="28"/>
+          <w:u w:val="single"/>
+        </w:rPr>
+        <w:t>Single Row Functions (SRF):</w:t>
+      </w:r>
+      <w:r>
+        <w:rPr>
+          <w:sz w:val="28"/>
+          <w:szCs w:val="28"/>
+          <w:u w:val="single"/>
+        </w:rPr>
+        <w:t xml:space="preserve"> </w:t>
+      </w:r>
+    </w:p>
+    <w:p>
+      <w:pPr>
+        <w:pStyle w:val="ListParagraph"/>
+        <w:numPr>
+          <w:ilvl w:val="0"/>
+          <w:numId w:val="40"/>
+        </w:numPr>
+        <w:rPr>
+          <w:sz w:val="28"/>
+          <w:szCs w:val="28"/>
+          <w:u w:val="single"/>
+        </w:rPr>
+      </w:pPr>
+      <w:r>
+        <w:rPr>
+          <w:sz w:val="28"/>
+          <w:szCs w:val="28"/>
+          <w:u w:val="single"/>
+        </w:rPr>
+        <w:t>Multi Row Function (MRF):</w:t>
+      </w:r>
+      <w:r>
+        <w:rPr>
+          <w:sz w:val="28"/>
+          <w:szCs w:val="28"/>
+        </w:rPr>
+        <w:t xml:space="preserve"> </w:t>
+      </w:r>
+    </w:p>
+    <w:p>
+      <w:pPr>
+        <w:pStyle w:val="ListParagraph"/>
+        <w:numPr>
+          <w:ilvl w:val="1"/>
+          <w:numId w:val="40"/>
+        </w:numPr>
+        <w:rPr>
+          <w:sz w:val="28"/>
+          <w:szCs w:val="28"/>
+          <w:u w:val="single"/>
+        </w:rPr>
+      </w:pPr>
+      <w:r>
+        <w:rPr>
+          <w:sz w:val="28"/>
+          <w:szCs w:val="28"/>
+        </w:rPr>
+        <w:t xml:space="preserve">It takes all the input at one shot and then executes and provides a single output. </w:t>
+      </w:r>
+    </w:p>
+    <w:p>
+      <w:pPr>
+        <w:pStyle w:val="ListParagraph"/>
+        <w:numPr>
+          <w:ilvl w:val="1"/>
+          <w:numId w:val="40"/>
+        </w:numPr>
+        <w:rPr>
+          <w:sz w:val="28"/>
+          <w:szCs w:val="28"/>
+          <w:u w:val="single"/>
+        </w:rPr>
+      </w:pPr>
+      <w:r>
+        <w:rPr>
+          <w:sz w:val="28"/>
+          <w:szCs w:val="28"/>
+        </w:rPr>
+        <w:t>If we pass ‘n’ number of inputs to a MRF it returns one output.</w:t>
+      </w:r>
+    </w:p>
+    <w:p>
+      <w:pPr>
+        <w:pStyle w:val="ListParagraph"/>
+        <w:numPr>
+          <w:ilvl w:val="1"/>
+          <w:numId w:val="40"/>
+        </w:numPr>
+        <w:rPr>
+          <w:sz w:val="28"/>
+          <w:szCs w:val="28"/>
+          <w:u w:val="single"/>
+        </w:rPr>
+      </w:pPr>
+      <w:r>
+        <w:rPr>
+          <w:sz w:val="28"/>
+          <w:szCs w:val="28"/>
+        </w:rPr>
+        <w:t>It’s aka group function or aggregate function.</w:t>
+      </w:r>
+    </w:p>
+    <w:p>
+      <w:pPr>
+        <w:rPr>
+          <w:b/>
+          <w:bCs/>
+          <w:sz w:val="28"/>
+          <w:szCs w:val="28"/>
+          <w:u w:val="single"/>
+        </w:rPr>
+      </w:pPr>
+      <w:r>
+        <w:rPr>
+          <w:b/>
+          <w:bCs/>
+          <w:sz w:val="28"/>
+          <w:szCs w:val="28"/>
+          <w:u w:val="single"/>
+        </w:rPr>
+        <w:t>List of Multi Row Functions:</w:t>
+      </w:r>
+      <w:r>
+        <w:rPr>
+          <w:b/>
+          <w:bCs/>
+          <w:sz w:val="28"/>
+          <w:szCs w:val="28"/>
+          <w:u w:val="single"/>
+        </w:rPr>
+        <w:t xml:space="preserve"> </w:t>
+      </w:r>
+    </w:p>
+    <w:p>
+      <w:pPr>
+        <w:pStyle w:val="ListParagraph"/>
+        <w:numPr>
+          <w:ilvl w:val="0"/>
+          <w:numId w:val="41"/>
+        </w:numPr>
+        <w:rPr>
+          <w:b/>
+          <w:bCs/>
+          <w:sz w:val="28"/>
+          <w:szCs w:val="28"/>
+          <w:u w:val="single"/>
+        </w:rPr>
+      </w:pPr>
+      <w:proofErr w:type="gramStart"/>
+      <w:r>
+        <w:rPr>
+          <w:b/>
+          <w:bCs/>
+          <w:sz w:val="28"/>
+          <w:szCs w:val="28"/>
+          <w:u w:val="single"/>
+        </w:rPr>
+        <w:t>MAX</w:t>
+      </w:r>
+      <w:r>
+        <w:rPr>
+          <w:b/>
+          <w:bCs/>
+          <w:sz w:val="28"/>
+          <w:szCs w:val="28"/>
+        </w:rPr>
+        <w:t>(</w:t>
+      </w:r>
+      <w:proofErr w:type="gramEnd"/>
+      <w:r>
+        <w:rPr>
+          <w:b/>
+          <w:bCs/>
+          <w:sz w:val="28"/>
+          <w:szCs w:val="28"/>
+        </w:rPr>
+        <w:t>)</w:t>
+      </w:r>
+      <w:r>
+        <w:rPr>
+          <w:b/>
+          <w:bCs/>
+          <w:sz w:val="28"/>
+          <w:szCs w:val="28"/>
+        </w:rPr>
+        <w:t xml:space="preserve">: </w:t>
+      </w:r>
+      <w:r>
+        <w:rPr>
+          <w:sz w:val="28"/>
+          <w:szCs w:val="28"/>
+        </w:rPr>
+        <w:t>It is used to obtain the maximum value present in a column.</w:t>
+      </w:r>
+    </w:p>
+    <w:p>
+      <w:pPr>
+        <w:pStyle w:val="ListParagraph"/>
+        <w:numPr>
+          <w:ilvl w:val="0"/>
+          <w:numId w:val="41"/>
+        </w:numPr>
+        <w:rPr>
+          <w:b/>
+          <w:bCs/>
+          <w:sz w:val="28"/>
+          <w:szCs w:val="28"/>
+          <w:u w:val="single"/>
+        </w:rPr>
+      </w:pPr>
+      <w:proofErr w:type="gramStart"/>
+      <w:r>
+        <w:rPr>
+          <w:b/>
+          <w:bCs/>
+          <w:sz w:val="28"/>
+          <w:szCs w:val="28"/>
+          <w:u w:val="single"/>
+        </w:rPr>
+        <w:t>MIN</w:t>
+      </w:r>
+      <w:r>
+        <w:rPr>
+          <w:sz w:val="28"/>
+          <w:szCs w:val="28"/>
+        </w:rPr>
+        <w:t>(</w:t>
+      </w:r>
+      <w:proofErr w:type="gramEnd"/>
+      <w:r>
+        <w:rPr>
+          <w:sz w:val="28"/>
+          <w:szCs w:val="28"/>
+        </w:rPr>
+        <w:t>): It is used to obtain the minimum value present in a column.</w:t>
+      </w:r>
+    </w:p>
+    <w:p>
+      <w:pPr>
+        <w:pStyle w:val="ListParagraph"/>
+        <w:numPr>
+          <w:ilvl w:val="0"/>
+          <w:numId w:val="41"/>
+        </w:numPr>
+        <w:rPr>
+          <w:b/>
+          <w:bCs/>
+          <w:sz w:val="28"/>
+          <w:szCs w:val="28"/>
+          <w:u w:val="single"/>
+        </w:rPr>
+      </w:pPr>
+      <w:proofErr w:type="gramStart"/>
+      <w:r>
+        <w:rPr>
+          <w:b/>
+          <w:bCs/>
+          <w:sz w:val="28"/>
+          <w:szCs w:val="28"/>
+          <w:u w:val="single"/>
+        </w:rPr>
+        <w:t>SUM</w:t>
+      </w:r>
+      <w:r>
+        <w:rPr>
+          <w:b/>
+          <w:bCs/>
+          <w:sz w:val="28"/>
+          <w:szCs w:val="28"/>
+        </w:rPr>
+        <w:t>(</w:t>
+      </w:r>
+      <w:proofErr w:type="gramEnd"/>
+      <w:r>
+        <w:rPr>
+          <w:b/>
+          <w:bCs/>
+          <w:sz w:val="28"/>
+          <w:szCs w:val="28"/>
+        </w:rPr>
+        <w:t xml:space="preserve">): </w:t>
+      </w:r>
+      <w:r>
+        <w:rPr>
+          <w:sz w:val="28"/>
+          <w:szCs w:val="28"/>
+        </w:rPr>
+        <w:t>It is used to obtain the summation of values present in a column.</w:t>
+      </w:r>
+    </w:p>
+    <w:p>
+      <w:pPr>
+        <w:pStyle w:val="ListParagraph"/>
+        <w:numPr>
+          <w:ilvl w:val="0"/>
+          <w:numId w:val="41"/>
+        </w:numPr>
+        <w:rPr>
+          <w:b/>
+          <w:bCs/>
+          <w:sz w:val="28"/>
+          <w:szCs w:val="28"/>
+        </w:rPr>
+      </w:pPr>
+      <w:proofErr w:type="gramStart"/>
+      <w:r>
+        <w:rPr>
+          <w:b/>
+          <w:bCs/>
+          <w:sz w:val="28"/>
+          <w:szCs w:val="28"/>
+          <w:u w:val="single"/>
+        </w:rPr>
+        <w:t>AVG</w:t>
+      </w:r>
+      <w:r>
+        <w:rPr>
+          <w:sz w:val="28"/>
+          <w:szCs w:val="28"/>
+        </w:rPr>
+        <w:t>(</w:t>
+      </w:r>
+      <w:proofErr w:type="gramEnd"/>
+      <w:r>
+        <w:rPr>
+          <w:sz w:val="28"/>
+          <w:szCs w:val="28"/>
+        </w:rPr>
+        <w:t>): It is used to obtain the average of values present in a column.</w:t>
+      </w:r>
+    </w:p>
+    <w:p>
+      <w:pPr>
+        <w:pStyle w:val="ListParagraph"/>
+        <w:numPr>
+          <w:ilvl w:val="0"/>
+          <w:numId w:val="41"/>
+        </w:numPr>
+        <w:rPr>
+          <w:b/>
+          <w:bCs/>
+          <w:sz w:val="28"/>
+          <w:szCs w:val="28"/>
+          <w:u w:val="single"/>
+        </w:rPr>
+      </w:pPr>
+      <w:proofErr w:type="gramStart"/>
+      <w:r>
+        <w:rPr>
+          <w:b/>
+          <w:bCs/>
+          <w:sz w:val="28"/>
+          <w:szCs w:val="28"/>
+        </w:rPr>
+        <w:t>COUNT</w:t>
+      </w:r>
+      <w:r>
+        <w:rPr>
+          <w:sz w:val="28"/>
+          <w:szCs w:val="28"/>
+        </w:rPr>
+        <w:t>(</w:t>
+      </w:r>
+      <w:proofErr w:type="gramEnd"/>
+      <w:r>
+        <w:rPr>
+          <w:sz w:val="28"/>
+          <w:szCs w:val="28"/>
+        </w:rPr>
+        <w:t>): It is used to obtain the number of values present in a column.</w:t>
+      </w:r>
+    </w:p>
+    <w:p>
+      <w:pPr>
+        <w:rPr>
+          <w:sz w:val="28"/>
+          <w:szCs w:val="28"/>
+        </w:rPr>
+      </w:pPr>
+      <w:r>
+        <w:rPr>
+          <w:b/>
+          <w:bCs/>
+          <w:sz w:val="28"/>
+          <w:szCs w:val="28"/>
+          <w:u w:val="single"/>
+        </w:rPr>
+        <w:t xml:space="preserve">NOTE: </w:t>
+      </w:r>
+    </w:p>
+    <w:p>
+      <w:pPr>
+        <w:pStyle w:val="ListParagraph"/>
+        <w:numPr>
+          <w:ilvl w:val="0"/>
+          <w:numId w:val="42"/>
+        </w:numPr>
+        <w:rPr>
+          <w:sz w:val="28"/>
+          <w:szCs w:val="28"/>
+        </w:rPr>
+      </w:pPr>
+      <w:r>
+        <w:rPr>
+          <w:b/>
+          <w:bCs/>
+          <w:sz w:val="28"/>
+          <w:szCs w:val="28"/>
+        </w:rPr>
+        <w:t xml:space="preserve">MRF </w:t>
+      </w:r>
+      <w:r>
+        <w:rPr>
+          <w:sz w:val="28"/>
+          <w:szCs w:val="28"/>
+        </w:rPr>
+        <w:t xml:space="preserve">can accept only one argument. </w:t>
+      </w:r>
+      <w:proofErr w:type="gramStart"/>
+      <w:r>
+        <w:rPr>
+          <w:sz w:val="28"/>
+          <w:szCs w:val="28"/>
+        </w:rPr>
+        <w:t>i.e.</w:t>
+      </w:r>
+      <w:proofErr w:type="gramEnd"/>
+      <w:r>
+        <w:rPr>
+          <w:sz w:val="28"/>
+          <w:szCs w:val="28"/>
+        </w:rPr>
+        <w:t xml:space="preserve"> MRF(</w:t>
+      </w:r>
+      <w:proofErr w:type="spellStart"/>
+      <w:r>
+        <w:rPr>
+          <w:sz w:val="28"/>
+          <w:szCs w:val="28"/>
+        </w:rPr>
+        <w:t>Col_Name</w:t>
+      </w:r>
+      <w:proofErr w:type="spellEnd"/>
+      <w:r>
+        <w:rPr>
+          <w:sz w:val="28"/>
+          <w:szCs w:val="28"/>
+        </w:rPr>
+        <w:t>/Expression)</w:t>
+      </w:r>
+      <w:r>
+        <w:rPr>
+          <w:sz w:val="28"/>
+          <w:szCs w:val="28"/>
+        </w:rPr>
+        <w:t xml:space="preserve">. </w:t>
+      </w:r>
+    </w:p>
+    <w:p>
+      <w:pPr>
+        <w:pStyle w:val="ListParagraph"/>
+        <w:numPr>
+          <w:ilvl w:val="0"/>
+          <w:numId w:val="42"/>
+        </w:numPr>
+        <w:rPr>
+          <w:sz w:val="28"/>
+          <w:szCs w:val="28"/>
+        </w:rPr>
+      </w:pPr>
+      <w:r>
+        <w:rPr>
+          <w:sz w:val="28"/>
+          <w:szCs w:val="28"/>
+        </w:rPr>
+        <w:t>Along with a MRF</w:t>
+      </w:r>
+      <w:r>
+        <w:rPr>
+          <w:sz w:val="28"/>
+          <w:szCs w:val="28"/>
+        </w:rPr>
+        <w:t xml:space="preserve"> </w:t>
+      </w:r>
+      <w:r>
+        <w:rPr>
+          <w:sz w:val="28"/>
+          <w:szCs w:val="28"/>
+        </w:rPr>
+        <w:t>we are not supposed to use any other column</w:t>
+      </w:r>
+      <w:r>
+        <w:rPr>
+          <w:sz w:val="28"/>
+          <w:szCs w:val="28"/>
+        </w:rPr>
+        <w:t>’</w:t>
+      </w:r>
+      <w:r>
+        <w:rPr>
+          <w:sz w:val="28"/>
+          <w:szCs w:val="28"/>
+        </w:rPr>
+        <w:t xml:space="preserve">s name in the SELECT clause. </w:t>
+      </w:r>
+    </w:p>
+    <w:p>
+      <w:pPr>
+        <w:pStyle w:val="ListParagraph"/>
+        <w:numPr>
+          <w:ilvl w:val="0"/>
+          <w:numId w:val="42"/>
+        </w:numPr>
+        <w:rPr>
+          <w:sz w:val="28"/>
+          <w:szCs w:val="28"/>
+        </w:rPr>
+      </w:pPr>
+      <w:r>
+        <w:rPr>
+          <w:sz w:val="28"/>
+          <w:szCs w:val="28"/>
+        </w:rPr>
+        <w:t>MRF ignores the NULL.</w:t>
+      </w:r>
+    </w:p>
+    <w:p>
+      <w:pPr>
+        <w:pStyle w:val="ListParagraph"/>
+        <w:numPr>
+          <w:ilvl w:val="0"/>
+          <w:numId w:val="42"/>
+        </w:numPr>
+        <w:rPr>
+          <w:sz w:val="28"/>
+          <w:szCs w:val="28"/>
+        </w:rPr>
+      </w:pPr>
+      <w:r>
+        <w:rPr>
+          <w:sz w:val="28"/>
+          <w:szCs w:val="28"/>
+        </w:rPr>
+        <w:t xml:space="preserve">We can’t use a MRF in </w:t>
+      </w:r>
+      <w:r>
+        <w:rPr>
+          <w:b/>
+          <w:bCs/>
+          <w:sz w:val="28"/>
+          <w:szCs w:val="28"/>
+        </w:rPr>
+        <w:t>WHERE</w:t>
+      </w:r>
+      <w:r>
+        <w:rPr>
+          <w:sz w:val="28"/>
+          <w:szCs w:val="28"/>
+        </w:rPr>
+        <w:t xml:space="preserve"> clause.</w:t>
+      </w:r>
+    </w:p>
+    <w:p>
+      <w:pPr>
+        <w:pStyle w:val="ListParagraph"/>
+        <w:numPr>
+          <w:ilvl w:val="0"/>
+          <w:numId w:val="42"/>
+        </w:numPr>
+        <w:rPr>
+          <w:sz w:val="28"/>
+          <w:szCs w:val="28"/>
+        </w:rPr>
+      </w:pPr>
+      <w:proofErr w:type="gramStart"/>
+      <w:r>
+        <w:rPr>
+          <w:b/>
+          <w:bCs/>
+          <w:sz w:val="28"/>
+          <w:szCs w:val="28"/>
+        </w:rPr>
+        <w:t>COUNT(</w:t>
+      </w:r>
+      <w:proofErr w:type="gramEnd"/>
+      <w:r>
+        <w:rPr>
+          <w:b/>
+          <w:bCs/>
+          <w:sz w:val="28"/>
+          <w:szCs w:val="28"/>
+        </w:rPr>
+        <w:t>)</w:t>
+      </w:r>
+      <w:r>
+        <w:rPr>
+          <w:sz w:val="28"/>
+          <w:szCs w:val="28"/>
+        </w:rPr>
+        <w:t xml:space="preserve"> is the only MRF which can accept * as an argument.</w:t>
+      </w:r>
+    </w:p>
+    <w:p>
+      <w:pPr>
+        <w:rPr>
+          <w:sz w:val="28"/>
+          <w:szCs w:val="28"/>
+        </w:rPr>
+      </w:pPr>
+      <w:r>
+        <w:rPr>
+          <w:sz w:val="28"/>
+          <w:szCs w:val="28"/>
+        </w:rPr>
+        <w:br w:type="page"/>
+      </w:r>
+    </w:p>
+    <w:p>
+      <w:pPr>
+        <w:jc w:val="center"/>
+        <w:rPr>
+          <w:b/>
+          <w:bCs/>
+          <w:sz w:val="28"/>
+          <w:szCs w:val="28"/>
+          <w:u w:val="single"/>
+        </w:rPr>
+      </w:pPr>
+      <w:r>
+        <w:rPr>
+          <w:b/>
+          <w:bCs/>
+          <w:sz w:val="28"/>
+          <w:szCs w:val="28"/>
+          <w:u w:val="single"/>
+        </w:rPr>
         <w:lastRenderedPageBreak/>
-        <w:t>Col_Name</w:t>
+        <w:t>3</w:t>
+      </w:r>
+      <w:r>
+        <w:rPr>
+          <w:b/>
+          <w:bCs/>
+          <w:sz w:val="28"/>
+          <w:szCs w:val="28"/>
+          <w:u w:val="single"/>
+          <w:vertAlign w:val="superscript"/>
+        </w:rPr>
+        <w:t>rd</w:t>
+      </w:r>
+      <w:r>
+        <w:rPr>
+          <w:b/>
+          <w:bCs/>
+          <w:sz w:val="28"/>
+          <w:szCs w:val="28"/>
+          <w:u w:val="single"/>
+        </w:rPr>
+        <w:t xml:space="preserve"> September Notes</w:t>
+      </w:r>
+    </w:p>
+    <w:p>
+      <w:pPr>
+        <w:rPr>
+          <w:sz w:val="28"/>
+          <w:szCs w:val="28"/>
+        </w:rPr>
+      </w:pPr>
+      <w:r>
+        <w:rPr>
+          <w:b/>
+          <w:bCs/>
+          <w:sz w:val="28"/>
+          <w:szCs w:val="28"/>
+          <w:u w:val="single"/>
+        </w:rPr>
+        <w:t>GROUP</w:t>
+      </w:r>
+      <w:r>
+        <w:rPr>
+          <w:b/>
+          <w:bCs/>
+          <w:sz w:val="28"/>
+          <w:szCs w:val="28"/>
+          <w:u w:val="single"/>
+        </w:rPr>
+        <w:t xml:space="preserve"> </w:t>
+      </w:r>
+      <w:r>
+        <w:rPr>
+          <w:b/>
+          <w:bCs/>
+          <w:sz w:val="28"/>
+          <w:szCs w:val="28"/>
+          <w:u w:val="single"/>
+        </w:rPr>
+        <w:t>BY CLAUSE:</w:t>
+      </w:r>
+      <w:r>
+        <w:rPr>
+          <w:b/>
+          <w:bCs/>
+          <w:sz w:val="28"/>
+          <w:szCs w:val="28"/>
+        </w:rPr>
+        <w:t xml:space="preserve"> </w:t>
+      </w:r>
+      <w:r>
+        <w:rPr>
+          <w:sz w:val="28"/>
+          <w:szCs w:val="28"/>
+        </w:rPr>
+        <w:t>Group</w:t>
+      </w:r>
+      <w:r>
+        <w:rPr>
+          <w:sz w:val="28"/>
+          <w:szCs w:val="28"/>
+        </w:rPr>
+        <w:t xml:space="preserve"> </w:t>
+      </w:r>
+      <w:r>
+        <w:rPr>
+          <w:sz w:val="28"/>
+          <w:szCs w:val="28"/>
+        </w:rPr>
+        <w:t>By is used to group the records.</w:t>
+      </w:r>
+      <w:r>
+        <w:rPr>
+          <w:sz w:val="28"/>
+          <w:szCs w:val="28"/>
+        </w:rPr>
+        <w:t xml:space="preserve"> </w:t>
+      </w:r>
+    </w:p>
+    <w:p>
+      <w:pPr>
+        <w:spacing w:line="240" w:lineRule="auto"/>
+        <w:rPr>
+          <w:rFonts w:ascii="Consolas" w:hAnsi="Consolas"/>
+          <w:sz w:val="28"/>
+          <w:szCs w:val="28"/>
+        </w:rPr>
+      </w:pPr>
+      <w:r>
+        <w:rPr>
+          <w:sz w:val="28"/>
+          <w:szCs w:val="28"/>
+        </w:rPr>
+        <w:tab/>
+      </w:r>
+      <w:r>
+        <w:rPr>
+          <w:rFonts w:ascii="Consolas" w:hAnsi="Consolas"/>
+          <w:sz w:val="28"/>
+          <w:szCs w:val="28"/>
+        </w:rPr>
+        <w:t>Syntax: SELECT GROUP BY Expression/Group Function</w:t>
+      </w:r>
+    </w:p>
+    <w:p>
+      <w:pPr>
+        <w:spacing w:line="240" w:lineRule="auto"/>
+        <w:rPr>
+          <w:rFonts w:ascii="Consolas" w:hAnsi="Consolas"/>
+          <w:sz w:val="28"/>
+          <w:szCs w:val="28"/>
+        </w:rPr>
+      </w:pPr>
+      <w:r>
+        <w:rPr>
+          <w:rFonts w:ascii="Consolas" w:hAnsi="Consolas"/>
+          <w:sz w:val="28"/>
+          <w:szCs w:val="28"/>
+        </w:rPr>
+        <w:tab/>
+        <w:t>FROM TABLE</w:t>
+      </w:r>
+    </w:p>
+    <w:p>
+      <w:pPr>
+        <w:spacing w:line="240" w:lineRule="auto"/>
+        <w:rPr>
+          <w:rFonts w:ascii="Consolas" w:hAnsi="Consolas"/>
+          <w:sz w:val="28"/>
+          <w:szCs w:val="28"/>
+        </w:rPr>
+      </w:pPr>
+      <w:r>
+        <w:rPr>
+          <w:rFonts w:ascii="Consolas" w:hAnsi="Consolas"/>
+          <w:sz w:val="28"/>
+          <w:szCs w:val="28"/>
+        </w:rPr>
+        <w:tab/>
+        <w:t>[WHERE &lt;FILTER RECORD/CONDITION&gt;]</w:t>
+      </w:r>
+    </w:p>
+    <w:p>
+      <w:pPr>
+        <w:spacing w:line="240" w:lineRule="auto"/>
+        <w:ind w:firstLine="720"/>
+        <w:rPr>
+          <w:rFonts w:ascii="Consolas" w:hAnsi="Consolas"/>
+          <w:sz w:val="28"/>
+          <w:szCs w:val="28"/>
+        </w:rPr>
+      </w:pPr>
+      <w:r>
+        <w:rPr>
+          <w:rFonts w:ascii="Consolas" w:hAnsi="Consolas"/>
+          <w:sz w:val="28"/>
+          <w:szCs w:val="28"/>
+        </w:rPr>
+        <w:t xml:space="preserve">GROUP BY </w:t>
+      </w:r>
+      <w:proofErr w:type="spellStart"/>
+      <w:r>
+        <w:rPr>
+          <w:rFonts w:ascii="Consolas" w:hAnsi="Consolas"/>
+          <w:sz w:val="28"/>
+          <w:szCs w:val="28"/>
+        </w:rPr>
+        <w:t>ColName</w:t>
       </w:r>
       <w:proofErr w:type="spellEnd"/>
       <w:r>
         <w:rPr>
-          <w:rStyle w:val="HTMLCode"/>
-        </w:rPr>
-        <w:t xml:space="preserve"> NOT LIKE 'pattern</w:t>
+          <w:rFonts w:ascii="Consolas" w:hAnsi="Consolas"/>
+          <w:sz w:val="28"/>
+          <w:szCs w:val="28"/>
+        </w:rPr>
+        <w:t>/</w:t>
+      </w:r>
+      <w:r>
+        <w:rPr>
+          <w:rFonts w:ascii="Consolas" w:hAnsi="Consolas"/>
+          <w:sz w:val="28"/>
+          <w:szCs w:val="28"/>
+        </w:rPr>
+        <w:t>Expression.</w:t>
+      </w:r>
+    </w:p>
+    <w:p>
+      <w:pPr>
+        <w:spacing w:line="240" w:lineRule="auto"/>
+        <w:rPr>
+          <w:rFonts w:ascii="Consolas" w:hAnsi="Consolas"/>
+          <w:sz w:val="28"/>
+          <w:szCs w:val="28"/>
+        </w:rPr>
+      </w:pPr>
+    </w:p>
+    <w:p>
+      <w:pPr>
+        <w:spacing w:line="240" w:lineRule="auto"/>
+        <w:rPr>
+          <w:rFonts w:ascii="Consolas" w:hAnsi="Consolas"/>
+          <w:b/>
+          <w:bCs/>
+          <w:sz w:val="28"/>
+          <w:szCs w:val="28"/>
+          <w:u w:val="single"/>
+        </w:rPr>
+      </w:pPr>
+      <w:r>
+        <w:rPr>
+          <w:rFonts w:ascii="Consolas" w:hAnsi="Consolas"/>
+          <w:b/>
+          <w:bCs/>
+          <w:sz w:val="28"/>
+          <w:szCs w:val="28"/>
+          <w:u w:val="single"/>
+        </w:rPr>
+        <w:t>Order Of Execution:</w:t>
+      </w:r>
+    </w:p>
+    <w:p>
+      <w:pPr>
+        <w:pStyle w:val="ListParagraph"/>
+        <w:numPr>
+          <w:ilvl w:val="1"/>
+          <w:numId w:val="36"/>
+        </w:numPr>
+        <w:spacing w:line="240" w:lineRule="auto"/>
+        <w:rPr>
+          <w:rFonts w:ascii="Consolas" w:hAnsi="Consolas"/>
+          <w:sz w:val="28"/>
+          <w:szCs w:val="28"/>
+        </w:rPr>
+      </w:pPr>
+      <w:r>
+        <w:rPr>
+          <w:rFonts w:ascii="Consolas" w:hAnsi="Consolas"/>
+          <w:sz w:val="28"/>
+          <w:szCs w:val="28"/>
+        </w:rPr>
+        <w:t>FROM</w:t>
+      </w:r>
+    </w:p>
+    <w:p>
+      <w:pPr>
+        <w:pStyle w:val="ListParagraph"/>
+        <w:numPr>
+          <w:ilvl w:val="1"/>
+          <w:numId w:val="36"/>
+        </w:numPr>
+        <w:spacing w:line="240" w:lineRule="auto"/>
+        <w:rPr>
+          <w:rFonts w:ascii="Consolas" w:hAnsi="Consolas"/>
+          <w:sz w:val="28"/>
+          <w:szCs w:val="28"/>
+        </w:rPr>
+      </w:pPr>
+      <w:r>
+        <w:rPr>
+          <w:rFonts w:ascii="Consolas" w:hAnsi="Consolas"/>
+          <w:sz w:val="28"/>
+          <w:szCs w:val="28"/>
+        </w:rPr>
+        <w:t>WHERE (if used) -&gt; row by row.</w:t>
+      </w:r>
+    </w:p>
+    <w:p>
+      <w:pPr>
+        <w:pStyle w:val="ListParagraph"/>
+        <w:numPr>
+          <w:ilvl w:val="1"/>
+          <w:numId w:val="36"/>
+        </w:numPr>
+        <w:spacing w:line="240" w:lineRule="auto"/>
+        <w:rPr>
+          <w:rFonts w:ascii="Consolas" w:hAnsi="Consolas"/>
+          <w:sz w:val="28"/>
+          <w:szCs w:val="28"/>
+        </w:rPr>
+      </w:pPr>
+      <w:r>
+        <w:rPr>
+          <w:rFonts w:ascii="Consolas" w:hAnsi="Consolas"/>
+          <w:sz w:val="28"/>
+          <w:szCs w:val="28"/>
+        </w:rPr>
+        <w:t>GROUP BY -&gt; row by row</w:t>
+      </w:r>
+    </w:p>
+    <w:p>
+      <w:pPr>
+        <w:pStyle w:val="ListParagraph"/>
+        <w:numPr>
+          <w:ilvl w:val="1"/>
+          <w:numId w:val="36"/>
+        </w:numPr>
+        <w:spacing w:line="240" w:lineRule="auto"/>
+        <w:rPr>
+          <w:rFonts w:ascii="Consolas" w:hAnsi="Consolas"/>
+          <w:sz w:val="28"/>
+          <w:szCs w:val="28"/>
+        </w:rPr>
+      </w:pPr>
+      <w:r>
+        <w:rPr>
+          <w:rFonts w:ascii="Consolas" w:hAnsi="Consolas"/>
+          <w:sz w:val="28"/>
+          <w:szCs w:val="28"/>
+        </w:rPr>
+        <w:t>SELECT -&gt; group by group.</w:t>
+      </w:r>
+    </w:p>
+    <w:p>
+      <w:pPr>
+        <w:spacing w:line="240" w:lineRule="auto"/>
+        <w:rPr>
+          <w:rFonts w:ascii="Consolas" w:hAnsi="Consolas"/>
+          <w:sz w:val="28"/>
+          <w:szCs w:val="28"/>
+        </w:rPr>
+      </w:pPr>
+    </w:p>
+    <w:p>
+      <w:pPr>
+        <w:spacing w:line="240" w:lineRule="auto"/>
+        <w:rPr>
+          <w:rFonts w:ascii="Consolas" w:hAnsi="Consolas"/>
+          <w:sz w:val="28"/>
+          <w:szCs w:val="28"/>
+          <w:u w:val="single"/>
+        </w:rPr>
+      </w:pPr>
+      <w:r>
+        <w:rPr>
+          <w:rFonts w:ascii="Consolas" w:hAnsi="Consolas"/>
+          <w:sz w:val="28"/>
+          <w:szCs w:val="28"/>
+          <w:u w:val="single"/>
+        </w:rPr>
+        <w:t>Note:</w:t>
+      </w:r>
+    </w:p>
+    <w:p>
+      <w:pPr>
+        <w:pStyle w:val="ListParagraph"/>
+        <w:numPr>
+          <w:ilvl w:val="0"/>
+          <w:numId w:val="43"/>
+        </w:numPr>
+        <w:spacing w:line="240" w:lineRule="auto"/>
+        <w:rPr>
+          <w:rFonts w:ascii="Consolas" w:hAnsi="Consolas"/>
+          <w:sz w:val="28"/>
+          <w:szCs w:val="28"/>
+        </w:rPr>
+      </w:pPr>
+      <w:r>
+        <w:rPr>
+          <w:rFonts w:ascii="Consolas" w:hAnsi="Consolas"/>
+          <w:b/>
+          <w:bCs/>
+          <w:sz w:val="28"/>
+          <w:szCs w:val="28"/>
+        </w:rPr>
+        <w:t>Group by</w:t>
+      </w:r>
+      <w:r>
+        <w:rPr>
+          <w:rFonts w:ascii="Consolas" w:hAnsi="Consolas"/>
+          <w:sz w:val="28"/>
+          <w:szCs w:val="28"/>
+        </w:rPr>
+        <w:t xml:space="preserve"> clause is used to group the records.</w:t>
+      </w:r>
+    </w:p>
+    <w:p>
+      <w:pPr>
+        <w:pStyle w:val="ListParagraph"/>
+        <w:numPr>
+          <w:ilvl w:val="0"/>
+          <w:numId w:val="43"/>
+        </w:numPr>
+        <w:spacing w:line="240" w:lineRule="auto"/>
+        <w:rPr>
+          <w:rFonts w:ascii="Consolas" w:hAnsi="Consolas"/>
+          <w:sz w:val="28"/>
+          <w:szCs w:val="28"/>
+        </w:rPr>
+      </w:pPr>
+      <w:r>
+        <w:rPr>
+          <w:rFonts w:ascii="Consolas" w:hAnsi="Consolas"/>
+          <w:sz w:val="28"/>
+          <w:szCs w:val="28"/>
+        </w:rPr>
+        <w:t>It executes row by row.</w:t>
+      </w:r>
+    </w:p>
+    <w:p>
+      <w:pPr>
+        <w:pStyle w:val="ListParagraph"/>
+        <w:numPr>
+          <w:ilvl w:val="0"/>
+          <w:numId w:val="43"/>
+        </w:numPr>
+        <w:spacing w:line="240" w:lineRule="auto"/>
+        <w:rPr>
+          <w:rFonts w:ascii="Consolas" w:hAnsi="Consolas"/>
+          <w:sz w:val="28"/>
+          <w:szCs w:val="28"/>
+        </w:rPr>
+      </w:pPr>
+      <w:r>
+        <w:rPr>
+          <w:rFonts w:ascii="Consolas" w:hAnsi="Consolas"/>
+          <w:sz w:val="28"/>
+          <w:szCs w:val="28"/>
+        </w:rPr>
+        <w:t xml:space="preserve">After the execution of </w:t>
+      </w:r>
+      <w:r>
+        <w:rPr>
+          <w:rFonts w:ascii="Consolas" w:hAnsi="Consolas"/>
+          <w:b/>
+          <w:bCs/>
+          <w:sz w:val="28"/>
+          <w:szCs w:val="28"/>
+        </w:rPr>
+        <w:t>GROUP BY</w:t>
+      </w:r>
+      <w:r>
+        <w:rPr>
+          <w:rFonts w:ascii="Consolas" w:hAnsi="Consolas"/>
+          <w:sz w:val="28"/>
+          <w:szCs w:val="28"/>
+        </w:rPr>
+        <w:t xml:space="preserve"> clause, we get groups.</w:t>
+      </w:r>
+    </w:p>
+    <w:p>
+      <w:pPr>
+        <w:pStyle w:val="ListParagraph"/>
+        <w:numPr>
+          <w:ilvl w:val="0"/>
+          <w:numId w:val="43"/>
+        </w:numPr>
+        <w:spacing w:line="240" w:lineRule="auto"/>
+        <w:rPr>
+          <w:rFonts w:ascii="Consolas" w:hAnsi="Consolas"/>
+          <w:sz w:val="28"/>
+          <w:szCs w:val="28"/>
+        </w:rPr>
+      </w:pPr>
+      <w:r>
+        <w:rPr>
+          <w:rFonts w:ascii="Consolas" w:hAnsi="Consolas"/>
+          <w:sz w:val="28"/>
+          <w:szCs w:val="28"/>
+        </w:rPr>
+        <w:t xml:space="preserve">Therefore, any clause that executes after </w:t>
+      </w:r>
+      <w:r>
+        <w:rPr>
+          <w:rFonts w:ascii="Consolas" w:hAnsi="Consolas"/>
+          <w:b/>
+          <w:bCs/>
+          <w:sz w:val="28"/>
+          <w:szCs w:val="28"/>
+        </w:rPr>
+        <w:t>group by</w:t>
+      </w:r>
+      <w:r>
+        <w:rPr>
+          <w:rFonts w:ascii="Consolas" w:hAnsi="Consolas"/>
+          <w:sz w:val="28"/>
+          <w:szCs w:val="28"/>
+        </w:rPr>
+        <w:t xml:space="preserve"> must execute group by group.</w:t>
+      </w:r>
+    </w:p>
+    <w:p>
+      <w:pPr>
+        <w:pStyle w:val="ListParagraph"/>
+        <w:numPr>
+          <w:ilvl w:val="0"/>
+          <w:numId w:val="43"/>
+        </w:numPr>
+        <w:spacing w:line="240" w:lineRule="auto"/>
+        <w:rPr>
+          <w:rFonts w:ascii="Consolas" w:hAnsi="Consolas"/>
+          <w:sz w:val="28"/>
+          <w:szCs w:val="28"/>
+        </w:rPr>
+      </w:pPr>
+      <w:r>
+        <w:rPr>
+          <w:rFonts w:ascii="Consolas" w:hAnsi="Consolas"/>
+          <w:sz w:val="28"/>
+          <w:szCs w:val="28"/>
+        </w:rPr>
+        <w:t xml:space="preserve">The column name or expression used for grouping can be used in </w:t>
+      </w:r>
+      <w:r>
+        <w:rPr>
+          <w:rFonts w:ascii="Consolas" w:hAnsi="Consolas"/>
+          <w:b/>
+          <w:bCs/>
+          <w:sz w:val="28"/>
+          <w:szCs w:val="28"/>
+        </w:rPr>
+        <w:t>SELECT</w:t>
+      </w:r>
+      <w:r>
+        <w:rPr>
+          <w:rFonts w:ascii="Consolas" w:hAnsi="Consolas"/>
+          <w:sz w:val="28"/>
+          <w:szCs w:val="28"/>
+        </w:rPr>
+        <w:t xml:space="preserve"> clause.</w:t>
+      </w:r>
+    </w:p>
+    <w:p>
+      <w:pPr>
+        <w:pStyle w:val="ListParagraph"/>
+        <w:numPr>
+          <w:ilvl w:val="0"/>
+          <w:numId w:val="43"/>
+        </w:numPr>
+        <w:spacing w:line="240" w:lineRule="auto"/>
+        <w:rPr>
+          <w:rFonts w:ascii="Consolas" w:hAnsi="Consolas"/>
+          <w:sz w:val="28"/>
+          <w:szCs w:val="28"/>
+        </w:rPr>
+      </w:pPr>
+      <w:r>
+        <w:rPr>
+          <w:rFonts w:ascii="Consolas" w:hAnsi="Consolas"/>
+          <w:b/>
+          <w:bCs/>
+          <w:sz w:val="28"/>
+          <w:szCs w:val="28"/>
+        </w:rPr>
+        <w:t>Group by</w:t>
+      </w:r>
+      <w:r>
+        <w:rPr>
+          <w:rFonts w:ascii="Consolas" w:hAnsi="Consolas"/>
+          <w:sz w:val="28"/>
+          <w:szCs w:val="28"/>
+        </w:rPr>
+        <w:t xml:space="preserve"> clause can be used without using </w:t>
+      </w:r>
+      <w:r>
+        <w:rPr>
+          <w:rFonts w:ascii="Consolas" w:hAnsi="Consolas"/>
+          <w:b/>
+          <w:bCs/>
+          <w:sz w:val="28"/>
+          <w:szCs w:val="28"/>
+        </w:rPr>
+        <w:t>WHERE</w:t>
+      </w:r>
+      <w:r>
+        <w:rPr>
+          <w:rFonts w:ascii="Consolas" w:hAnsi="Consolas"/>
+          <w:sz w:val="28"/>
+          <w:szCs w:val="28"/>
+        </w:rPr>
+        <w:t xml:space="preserve"> clause.</w:t>
+      </w:r>
+    </w:p>
+    <w:p>
+      <w:pPr>
+        <w:spacing w:line="240" w:lineRule="auto"/>
+        <w:rPr>
+          <w:rFonts w:ascii="Consolas" w:hAnsi="Consolas"/>
+          <w:sz w:val="28"/>
+          <w:szCs w:val="28"/>
+        </w:rPr>
+      </w:pPr>
+    </w:p>
+    <w:p>
+      <w:pPr>
+        <w:spacing w:line="240" w:lineRule="auto"/>
+        <w:jc w:val="center"/>
+        <w:rPr>
+          <w:rFonts w:ascii="Consolas" w:hAnsi="Consolas"/>
+          <w:b/>
+          <w:bCs/>
+          <w:sz w:val="28"/>
+          <w:szCs w:val="28"/>
+        </w:rPr>
+      </w:pPr>
+      <w:r>
+        <w:rPr>
+          <w:rFonts w:ascii="Consolas" w:hAnsi="Consolas"/>
+          <w:b/>
+          <w:bCs/>
+          <w:sz w:val="28"/>
+          <w:szCs w:val="28"/>
+        </w:rPr>
+        <w:t>FRIDAY 04/08/2026</w:t>
+      </w:r>
+    </w:p>
+    <w:p>
+      <w:pPr>
+        <w:rPr>
+          <w:b/>
+          <w:bCs/>
+          <w:sz w:val="28"/>
+          <w:szCs w:val="28"/>
+        </w:rPr>
+      </w:pPr>
+      <w:r>
+        <w:rPr>
+          <w:b/>
+          <w:bCs/>
+          <w:sz w:val="28"/>
+          <w:szCs w:val="28"/>
+        </w:rPr>
+        <w:t>HAVING:</w:t>
+      </w:r>
+    </w:p>
+    <w:p>
+      <w:pPr>
+        <w:pStyle w:val="ListParagraph"/>
+        <w:numPr>
+          <w:ilvl w:val="0"/>
+          <w:numId w:val="44"/>
+        </w:numPr>
+        <w:spacing w:line="256" w:lineRule="auto"/>
+        <w:rPr>
+          <w:b/>
+          <w:bCs/>
+          <w:sz w:val="28"/>
+          <w:szCs w:val="28"/>
+        </w:rPr>
+      </w:pPr>
+      <w:r>
+        <w:rPr>
+          <w:sz w:val="28"/>
+          <w:szCs w:val="28"/>
+        </w:rPr>
+        <w:t xml:space="preserve">It is </w:t>
       </w:r>
       <w:proofErr w:type="gramStart"/>
       <w:r>
         <w:rPr>
-          <w:rStyle w:val="HTMLCode"/>
-        </w:rPr>
-        <w:t>';</w:t>
+          <w:sz w:val="28"/>
+          <w:szCs w:val="28"/>
+        </w:rPr>
+        <w:t>use</w:t>
       </w:r>
       <w:proofErr w:type="gramEnd"/>
-    </w:p>
-    <w:p>
-      <w:pPr>
-        <w:rPr>
-          <w:b/>
-          <w:bCs/>
-          <w:sz w:val="28"/>
-          <w:szCs w:val="28"/>
-        </w:rPr>
-      </w:pPr>
-    </w:p>
-    <w:p>
-      <w:pPr>
+      <w:r>
+        <w:rPr>
+          <w:sz w:val="28"/>
+          <w:szCs w:val="28"/>
+        </w:rPr>
+        <w:t xml:space="preserve"> to filter the group (not row).</w:t>
+      </w:r>
+    </w:p>
+    <w:p>
+      <w:pPr>
+        <w:pStyle w:val="ListParagraph"/>
+        <w:numPr>
+          <w:ilvl w:val="0"/>
+          <w:numId w:val="44"/>
+        </w:numPr>
+        <w:spacing w:line="256" w:lineRule="auto"/>
+        <w:rPr>
+          <w:b/>
+          <w:bCs/>
+          <w:sz w:val="28"/>
+          <w:szCs w:val="28"/>
+        </w:rPr>
+      </w:pPr>
+      <w:r>
+        <w:rPr>
+          <w:sz w:val="28"/>
+          <w:szCs w:val="28"/>
+        </w:rPr>
+        <w:t xml:space="preserve">Syntax: </w:t>
+      </w:r>
+    </w:p>
+    <w:p>
+      <w:pPr>
+        <w:pStyle w:val="ListParagraph"/>
+        <w:numPr>
+          <w:ilvl w:val="1"/>
+          <w:numId w:val="44"/>
+        </w:numPr>
+        <w:spacing w:line="256" w:lineRule="auto"/>
+        <w:rPr>
+          <w:b/>
+          <w:bCs/>
+          <w:sz w:val="28"/>
+          <w:szCs w:val="28"/>
+        </w:rPr>
+      </w:pPr>
+      <w:r>
+        <w:rPr>
+          <w:sz w:val="28"/>
+          <w:szCs w:val="28"/>
+        </w:rPr>
+        <w:t>SELECT GROUP BY EXPRESSION / GROUP FUNCTION</w:t>
+      </w:r>
+    </w:p>
+    <w:p>
+      <w:pPr>
+        <w:pStyle w:val="ListParagraph"/>
+        <w:numPr>
+          <w:ilvl w:val="1"/>
+          <w:numId w:val="44"/>
+        </w:numPr>
+        <w:spacing w:line="256" w:lineRule="auto"/>
+        <w:rPr>
+          <w:b/>
+          <w:bCs/>
+          <w:sz w:val="28"/>
+          <w:szCs w:val="28"/>
+        </w:rPr>
+      </w:pPr>
+      <w:r>
+        <w:rPr>
+          <w:sz w:val="28"/>
+          <w:szCs w:val="28"/>
+        </w:rPr>
+        <w:t>FROM TABLE_NAME</w:t>
+      </w:r>
+    </w:p>
+    <w:p>
+      <w:pPr>
+        <w:pStyle w:val="ListParagraph"/>
+        <w:numPr>
+          <w:ilvl w:val="1"/>
+          <w:numId w:val="44"/>
+        </w:numPr>
+        <w:spacing w:line="256" w:lineRule="auto"/>
+        <w:rPr>
+          <w:b/>
+          <w:bCs/>
+          <w:sz w:val="28"/>
+          <w:szCs w:val="28"/>
+        </w:rPr>
+      </w:pPr>
+      <w:r>
+        <w:rPr>
+          <w:sz w:val="28"/>
+          <w:szCs w:val="28"/>
+        </w:rPr>
+        <w:t>[WHERE &lt; FILTER RECORD&gt;]</w:t>
+      </w:r>
+    </w:p>
+    <w:p>
+      <w:pPr>
+        <w:pStyle w:val="ListParagraph"/>
+        <w:numPr>
+          <w:ilvl w:val="1"/>
+          <w:numId w:val="44"/>
+        </w:numPr>
+        <w:spacing w:line="256" w:lineRule="auto"/>
+        <w:rPr>
+          <w:b/>
+          <w:bCs/>
+          <w:sz w:val="28"/>
+          <w:szCs w:val="28"/>
+        </w:rPr>
+      </w:pPr>
+      <w:r>
+        <w:rPr>
+          <w:sz w:val="28"/>
+          <w:szCs w:val="28"/>
+        </w:rPr>
+        <w:t>GROUP BY COL_NAME/EXPRESSION.</w:t>
+      </w:r>
+    </w:p>
+    <w:p>
+      <w:pPr>
+        <w:pStyle w:val="ListParagraph"/>
+        <w:numPr>
+          <w:ilvl w:val="1"/>
+          <w:numId w:val="44"/>
+        </w:numPr>
+        <w:spacing w:line="256" w:lineRule="auto"/>
+        <w:rPr>
+          <w:sz w:val="28"/>
+          <w:szCs w:val="28"/>
+        </w:rPr>
+      </w:pPr>
+      <w:r>
+        <w:rPr>
+          <w:sz w:val="28"/>
+          <w:szCs w:val="28"/>
+        </w:rPr>
+        <w:t>HAVING &lt;FILTER GROUP CONDITION&gt;</w:t>
+      </w:r>
+    </w:p>
+    <w:p>
+      <w:pPr>
+        <w:pStyle w:val="ListParagraph"/>
+        <w:numPr>
+          <w:ilvl w:val="0"/>
+          <w:numId w:val="44"/>
+        </w:numPr>
+        <w:spacing w:line="256" w:lineRule="auto"/>
+        <w:rPr>
+          <w:b/>
+          <w:bCs/>
+          <w:sz w:val="28"/>
+          <w:szCs w:val="28"/>
+        </w:rPr>
+      </w:pPr>
+      <w:r>
+        <w:rPr>
+          <w:sz w:val="28"/>
+          <w:szCs w:val="28"/>
+        </w:rPr>
+        <w:t xml:space="preserve">1. </w:t>
+      </w:r>
+      <w:r>
+        <w:rPr>
+          <w:sz w:val="28"/>
+          <w:szCs w:val="28"/>
+        </w:rPr>
+        <w:t xml:space="preserve">OFF </w:t>
+      </w:r>
+      <w:r>
+        <w:rPr>
+          <w:sz w:val="28"/>
+          <w:szCs w:val="28"/>
+        </w:rPr>
+        <w:t xml:space="preserve"> 2.</w:t>
+      </w:r>
+      <w:r>
+        <w:rPr>
+          <w:sz w:val="28"/>
+          <w:szCs w:val="28"/>
+        </w:rPr>
+        <w:t xml:space="preserve"> FROM</w:t>
+      </w:r>
+    </w:p>
+    <w:p>
+      <w:pPr>
+        <w:pStyle w:val="ListParagraph"/>
+        <w:numPr>
+          <w:ilvl w:val="0"/>
+          <w:numId w:val="44"/>
+        </w:numPr>
+        <w:spacing w:line="256" w:lineRule="auto"/>
+        <w:rPr>
+          <w:b/>
+          <w:bCs/>
+          <w:sz w:val="28"/>
+          <w:szCs w:val="28"/>
+        </w:rPr>
+      </w:pPr>
+      <w:r>
+        <w:rPr>
+          <w:sz w:val="28"/>
+          <w:szCs w:val="28"/>
+        </w:rPr>
+        <w:t xml:space="preserve"> </w:t>
+      </w:r>
+      <w:r>
+        <w:rPr>
+          <w:sz w:val="28"/>
+          <w:szCs w:val="28"/>
+        </w:rPr>
+        <w:t xml:space="preserve">3. </w:t>
+      </w:r>
+      <w:r>
+        <w:rPr>
+          <w:sz w:val="28"/>
+          <w:szCs w:val="28"/>
+        </w:rPr>
+        <w:t xml:space="preserve">WHERE </w:t>
+      </w:r>
+      <w:r>
+        <w:rPr>
+          <w:sz w:val="28"/>
+          <w:szCs w:val="28"/>
+        </w:rPr>
+        <w:t xml:space="preserve">4. </w:t>
+      </w:r>
+      <w:r>
+        <w:rPr>
+          <w:sz w:val="28"/>
+          <w:szCs w:val="28"/>
+        </w:rPr>
+        <w:t xml:space="preserve">GROUP BY </w:t>
+      </w:r>
+    </w:p>
+    <w:p>
+      <w:pPr>
+        <w:pStyle w:val="ListParagraph"/>
+        <w:numPr>
+          <w:ilvl w:val="0"/>
+          <w:numId w:val="44"/>
+        </w:numPr>
+        <w:spacing w:line="256" w:lineRule="auto"/>
+        <w:rPr>
+          <w:b/>
+          <w:bCs/>
+          <w:sz w:val="28"/>
+          <w:szCs w:val="28"/>
+        </w:rPr>
+      </w:pPr>
+      <w:r>
+        <w:rPr>
+          <w:sz w:val="28"/>
+          <w:szCs w:val="28"/>
+        </w:rPr>
+        <w:t xml:space="preserve">5. </w:t>
+      </w:r>
+      <w:r>
+        <w:rPr>
+          <w:sz w:val="28"/>
+          <w:szCs w:val="28"/>
+        </w:rPr>
+        <w:t xml:space="preserve">HAVING </w:t>
+      </w:r>
+      <w:r>
+        <w:rPr>
+          <w:sz w:val="28"/>
+          <w:szCs w:val="28"/>
+        </w:rPr>
+        <w:t xml:space="preserve">6. </w:t>
+      </w:r>
+      <w:r>
+        <w:rPr>
+          <w:sz w:val="28"/>
+          <w:szCs w:val="28"/>
+        </w:rPr>
+        <w:t>SELECT.</w:t>
+      </w:r>
+    </w:p>
+    <w:p>
+      <w:pPr>
+        <w:spacing w:line="240" w:lineRule="auto"/>
+        <w:rPr>
+          <w:rFonts w:ascii="Consolas" w:hAnsi="Consolas"/>
+          <w:sz w:val="28"/>
+          <w:szCs w:val="28"/>
+        </w:rPr>
+      </w:pPr>
+    </w:p>
+    <w:p>
+      <w:pPr>
+        <w:rPr>
+          <w:rFonts w:ascii="Consolas" w:hAnsi="Consolas"/>
+          <w:sz w:val="28"/>
+          <w:szCs w:val="28"/>
+        </w:rPr>
+      </w:pPr>
+      <w:r>
+        <w:rPr>
+          <w:rFonts w:ascii="Consolas" w:hAnsi="Consolas"/>
+          <w:sz w:val="28"/>
+          <w:szCs w:val="28"/>
+        </w:rPr>
+        <w:br w:type="page"/>
+      </w:r>
+    </w:p>
+    <w:p>
+      <w:pPr>
+        <w:spacing w:line="240" w:lineRule="auto"/>
         <w:jc w:val="center"/>
         <w:rPr>
-          <w:b/>
-          <w:bCs/>
-          <w:sz w:val="28"/>
-          <w:szCs w:val="28"/>
-        </w:rPr>
-      </w:pPr>
-      <w:r>
-        <w:rPr>
-          <w:b/>
-          <w:bCs/>
-          <w:sz w:val="28"/>
-          <w:szCs w:val="28"/>
-        </w:rPr>
-        <w:t>2</w:t>
-      </w:r>
-      <w:r>
-        <w:rPr>
-          <w:b/>
-          <w:bCs/>
-          <w:sz w:val="28"/>
-          <w:szCs w:val="28"/>
+          <w:rFonts w:ascii="Consolas" w:hAnsi="Consolas"/>
+          <w:b/>
+          <w:bCs/>
+          <w:sz w:val="28"/>
+          <w:szCs w:val="28"/>
+          <w:u w:val="single"/>
+        </w:rPr>
+      </w:pPr>
+      <w:r>
+        <w:rPr>
+          <w:rFonts w:ascii="Consolas" w:hAnsi="Consolas"/>
+          <w:b/>
+          <w:bCs/>
+          <w:sz w:val="28"/>
+          <w:szCs w:val="28"/>
+          <w:u w:val="single"/>
+        </w:rPr>
+        <w:lastRenderedPageBreak/>
+        <w:t>7</w:t>
+      </w:r>
+      <w:r>
+        <w:rPr>
+          <w:rFonts w:ascii="Consolas" w:hAnsi="Consolas"/>
+          <w:b/>
+          <w:bCs/>
+          <w:sz w:val="28"/>
+          <w:szCs w:val="28"/>
+          <w:u w:val="single"/>
           <w:vertAlign w:val="superscript"/>
         </w:rPr>
-        <w:t>nd</w:t>
-      </w:r>
-      <w:r>
-        <w:rPr>
-          <w:b/>
-          <w:bCs/>
-          <w:sz w:val="28"/>
-          <w:szCs w:val="28"/>
+        <w:t>th</w:t>
+      </w:r>
+      <w:r>
+        <w:rPr>
+          <w:rFonts w:ascii="Consolas" w:hAnsi="Consolas"/>
+          <w:b/>
+          <w:bCs/>
+          <w:sz w:val="28"/>
+          <w:szCs w:val="28"/>
+          <w:u w:val="single"/>
         </w:rPr>
         <w:t xml:space="preserve"> September Notes</w:t>
       </w:r>
     </w:p>
     <w:p>
       <w:pPr>
-        <w:rPr>
-          <w:b/>
-          <w:bCs/>
-          <w:sz w:val="28"/>
-          <w:szCs w:val="28"/>
-        </w:rPr>
-      </w:pPr>
+        <w:spacing w:line="240" w:lineRule="auto"/>
+        <w:jc w:val="center"/>
+        <w:rPr>
+          <w:rFonts w:ascii="Consolas" w:hAnsi="Consolas"/>
+          <w:b/>
+          <w:bCs/>
+          <w:sz w:val="32"/>
+          <w:szCs w:val="32"/>
+          <w:u w:val="single"/>
+        </w:rPr>
+      </w:pPr>
+      <w:r>
+        <w:rPr>
+          <w:rFonts w:ascii="Consolas" w:hAnsi="Consolas"/>
+          <w:b/>
+          <w:bCs/>
+          <w:sz w:val="28"/>
+          <w:szCs w:val="28"/>
+          <w:u w:val="single"/>
+        </w:rPr>
+        <w:t>IMPORTANT LECTURE</w:t>
+      </w:r>
+    </w:p>
+    <w:p>
+      <w:pPr>
+        <w:spacing w:line="240" w:lineRule="auto"/>
+        <w:rPr>
+          <w:rFonts w:ascii="Consolas" w:hAnsi="Consolas"/>
+          <w:sz w:val="28"/>
+          <w:szCs w:val="28"/>
+        </w:rPr>
+      </w:pPr>
+      <w:r>
+        <w:rPr>
+          <w:rFonts w:ascii="Consolas" w:hAnsi="Consolas"/>
+          <w:b/>
+          <w:bCs/>
+          <w:sz w:val="32"/>
+          <w:szCs w:val="32"/>
+          <w:u w:val="single"/>
+        </w:rPr>
+        <w:t>SUB QUERY:</w:t>
+      </w:r>
+      <w:r>
+        <w:rPr>
+          <w:rFonts w:ascii="Consolas" w:hAnsi="Consolas"/>
+          <w:sz w:val="32"/>
+          <w:szCs w:val="32"/>
+        </w:rPr>
+        <w:t xml:space="preserve"> </w:t>
+      </w:r>
+      <w:r>
+        <w:rPr>
+          <w:rFonts w:ascii="Consolas" w:hAnsi="Consolas"/>
+          <w:sz w:val="28"/>
+          <w:szCs w:val="28"/>
+        </w:rPr>
+        <w:t xml:space="preserve">A query written inside another query is known as sub query. </w:t>
+      </w:r>
+    </w:p>
+    <w:p>
+      <w:pPr>
+        <w:spacing w:line="240" w:lineRule="auto"/>
+        <w:rPr>
+          <w:rFonts w:ascii="Consolas" w:hAnsi="Consolas"/>
+          <w:b/>
+          <w:bCs/>
+          <w:sz w:val="28"/>
+          <w:szCs w:val="28"/>
+          <w:u w:val="single"/>
+        </w:rPr>
+      </w:pPr>
+      <w:r>
+        <w:rPr>
+          <w:rFonts w:ascii="Consolas" w:hAnsi="Consolas"/>
+          <w:b/>
+          <w:bCs/>
+          <w:sz w:val="28"/>
+          <w:szCs w:val="28"/>
+          <w:u w:val="single"/>
+        </w:rPr>
+        <w:t>Working Principle:</w:t>
+      </w:r>
+    </w:p>
+    <w:p>
+      <w:pPr>
+        <w:spacing w:line="240" w:lineRule="auto"/>
+        <w:rPr>
+          <w:rFonts w:ascii="Consolas" w:hAnsi="Consolas"/>
+          <w:sz w:val="28"/>
+          <w:szCs w:val="28"/>
+        </w:rPr>
+      </w:pPr>
+      <w:r>
+        <w:rPr>
+          <w:rFonts w:ascii="Consolas" w:hAnsi="Consolas"/>
+          <w:sz w:val="28"/>
+          <w:szCs w:val="28"/>
+        </w:rPr>
+        <w:t xml:space="preserve"> </w:t>
+      </w:r>
+      <w:proofErr w:type="spellStart"/>
+      <w:r>
+        <w:rPr>
+          <w:rFonts w:ascii="Consolas" w:hAnsi="Consolas"/>
+          <w:sz w:val="28"/>
+          <w:szCs w:val="28"/>
+        </w:rPr>
+        <w:t>Img</w:t>
+      </w:r>
+      <w:proofErr w:type="spellEnd"/>
+      <w:r>
+        <w:rPr>
+          <w:rFonts w:ascii="Consolas" w:hAnsi="Consolas"/>
+          <w:sz w:val="28"/>
+          <w:szCs w:val="28"/>
+        </w:rPr>
+        <w:t xml:space="preserve"> here </w:t>
+      </w:r>
+    </w:p>
+    <w:p>
+      <w:pPr>
+        <w:pStyle w:val="ListParagraph"/>
+        <w:numPr>
+          <w:ilvl w:val="0"/>
+          <w:numId w:val="44"/>
+        </w:numPr>
+        <w:spacing w:line="240" w:lineRule="auto"/>
+        <w:rPr>
+          <w:rFonts w:ascii="Consolas" w:hAnsi="Consolas"/>
+          <w:sz w:val="28"/>
+          <w:szCs w:val="28"/>
+        </w:rPr>
+      </w:pPr>
+      <w:r>
+        <w:rPr>
+          <w:rFonts w:ascii="Consolas" w:hAnsi="Consolas"/>
+          <w:sz w:val="28"/>
+          <w:szCs w:val="28"/>
+        </w:rPr>
+        <w:t>Let’s consider two queries inner query and outer query,</w:t>
+      </w:r>
+    </w:p>
+    <w:p>
+      <w:pPr>
+        <w:pStyle w:val="ListParagraph"/>
+        <w:numPr>
+          <w:ilvl w:val="0"/>
+          <w:numId w:val="44"/>
+        </w:numPr>
+        <w:spacing w:line="240" w:lineRule="auto"/>
+        <w:rPr>
+          <w:rFonts w:ascii="Consolas" w:hAnsi="Consolas"/>
+          <w:sz w:val="28"/>
+          <w:szCs w:val="28"/>
+        </w:rPr>
+      </w:pPr>
+      <w:r>
+        <w:rPr>
+          <w:rFonts w:ascii="Consolas" w:hAnsi="Consolas"/>
+          <w:sz w:val="28"/>
+          <w:szCs w:val="28"/>
+        </w:rPr>
+        <w:t>first the inner query will execute and will give us o/p</w:t>
+      </w:r>
+      <w:r>
+        <w:rPr>
+          <w:rFonts w:ascii="Consolas" w:hAnsi="Consolas"/>
+          <w:sz w:val="28"/>
+          <w:szCs w:val="28"/>
+        </w:rPr>
+        <w:t>.</w:t>
+      </w:r>
+    </w:p>
+    <w:p>
+      <w:pPr>
+        <w:pStyle w:val="ListParagraph"/>
+        <w:numPr>
+          <w:ilvl w:val="0"/>
+          <w:numId w:val="44"/>
+        </w:numPr>
+        <w:spacing w:line="240" w:lineRule="auto"/>
+        <w:rPr>
+          <w:rFonts w:ascii="Consolas" w:hAnsi="Consolas"/>
+          <w:sz w:val="28"/>
+          <w:szCs w:val="28"/>
+        </w:rPr>
+      </w:pPr>
+      <w:r>
+        <w:rPr>
+          <w:rFonts w:ascii="Consolas" w:hAnsi="Consolas"/>
+          <w:sz w:val="28"/>
+          <w:szCs w:val="28"/>
+        </w:rPr>
+        <w:t xml:space="preserve">this o/p </w:t>
+      </w:r>
+      <w:r>
+        <w:rPr>
+          <w:rFonts w:ascii="Consolas" w:hAnsi="Consolas"/>
+          <w:sz w:val="28"/>
+          <w:szCs w:val="28"/>
+        </w:rPr>
+        <w:t>is given</w:t>
+      </w:r>
+      <w:r>
+        <w:rPr>
+          <w:rFonts w:ascii="Consolas" w:hAnsi="Consolas"/>
+          <w:sz w:val="28"/>
+          <w:szCs w:val="28"/>
+        </w:rPr>
+        <w:t xml:space="preserve"> as </w:t>
+      </w:r>
+      <w:proofErr w:type="spellStart"/>
+      <w:r>
+        <w:rPr>
+          <w:rFonts w:ascii="Consolas" w:hAnsi="Consolas"/>
+          <w:sz w:val="28"/>
+          <w:szCs w:val="28"/>
+        </w:rPr>
+        <w:t>i</w:t>
+      </w:r>
+      <w:proofErr w:type="spellEnd"/>
+      <w:r>
+        <w:rPr>
+          <w:rFonts w:ascii="Consolas" w:hAnsi="Consolas"/>
+          <w:sz w:val="28"/>
+          <w:szCs w:val="28"/>
+        </w:rPr>
+        <w:t>/p to outer</w:t>
+      </w:r>
+      <w:r>
+        <w:rPr>
+          <w:rFonts w:ascii="Consolas" w:hAnsi="Consolas"/>
+          <w:sz w:val="28"/>
+          <w:szCs w:val="28"/>
+        </w:rPr>
+        <w:t xml:space="preserve"> query.</w:t>
+      </w:r>
+    </w:p>
+    <w:p>
+      <w:pPr>
+        <w:pStyle w:val="ListParagraph"/>
+        <w:numPr>
+          <w:ilvl w:val="0"/>
+          <w:numId w:val="44"/>
+        </w:numPr>
+        <w:spacing w:line="240" w:lineRule="auto"/>
+        <w:rPr>
+          <w:rFonts w:ascii="Consolas" w:hAnsi="Consolas"/>
+          <w:sz w:val="28"/>
+          <w:szCs w:val="28"/>
+        </w:rPr>
+      </w:pPr>
+      <w:r>
+        <w:rPr>
+          <w:rFonts w:ascii="Consolas" w:hAnsi="Consolas"/>
+          <w:sz w:val="28"/>
+          <w:szCs w:val="28"/>
+        </w:rPr>
+        <w:t xml:space="preserve">The outer query </w:t>
+      </w:r>
+      <w:r>
+        <w:rPr>
+          <w:rFonts w:ascii="Consolas" w:hAnsi="Consolas"/>
+          <w:sz w:val="28"/>
+          <w:szCs w:val="28"/>
+        </w:rPr>
+        <w:t>will provide final output.</w:t>
+      </w:r>
+    </w:p>
+    <w:p>
+      <w:pPr>
+        <w:pStyle w:val="ListParagraph"/>
+        <w:numPr>
+          <w:ilvl w:val="0"/>
+          <w:numId w:val="44"/>
+        </w:numPr>
+        <w:spacing w:line="240" w:lineRule="auto"/>
+        <w:rPr>
+          <w:rFonts w:ascii="Consolas" w:hAnsi="Consolas"/>
+          <w:sz w:val="28"/>
+          <w:szCs w:val="28"/>
+        </w:rPr>
+      </w:pPr>
+      <w:r>
+        <w:rPr>
+          <w:rFonts w:ascii="Consolas" w:hAnsi="Consolas"/>
+          <w:sz w:val="28"/>
+          <w:szCs w:val="28"/>
+        </w:rPr>
+        <w:t>Therefore, we can say that the outer query is dependent on inner query.</w:t>
+      </w:r>
+    </w:p>
+    <w:p>
+      <w:pPr>
+        <w:pStyle w:val="ListParagraph"/>
+        <w:numPr>
+          <w:ilvl w:val="0"/>
+          <w:numId w:val="44"/>
+        </w:numPr>
+        <w:spacing w:line="240" w:lineRule="auto"/>
+        <w:rPr>
+          <w:rFonts w:ascii="Consolas" w:hAnsi="Consolas"/>
+          <w:sz w:val="28"/>
+          <w:szCs w:val="28"/>
+        </w:rPr>
+      </w:pPr>
+      <w:r>
+        <w:rPr>
+          <w:rFonts w:ascii="Consolas" w:hAnsi="Consolas"/>
+          <w:sz w:val="28"/>
+          <w:szCs w:val="28"/>
+        </w:rPr>
+        <w:t>And this is the execution principle of sub query.</w:t>
+      </w:r>
+    </w:p>
+    <w:p>
+      <w:pPr>
+        <w:spacing w:line="240" w:lineRule="auto"/>
+        <w:ind w:left="360"/>
+        <w:rPr>
+          <w:rFonts w:ascii="Consolas" w:hAnsi="Consolas"/>
+          <w:sz w:val="28"/>
+          <w:szCs w:val="28"/>
+        </w:rPr>
+      </w:pPr>
+    </w:p>
+    <w:p>
+      <w:pPr>
+        <w:spacing w:line="240" w:lineRule="auto"/>
+        <w:ind w:left="360"/>
+        <w:rPr>
+          <w:rFonts w:ascii="Consolas" w:hAnsi="Consolas"/>
+          <w:b/>
+          <w:bCs/>
+          <w:sz w:val="32"/>
+          <w:szCs w:val="32"/>
+          <w:u w:val="single"/>
+        </w:rPr>
+      </w:pPr>
+      <w:r>
+        <w:rPr>
+          <w:rFonts w:ascii="Consolas" w:hAnsi="Consolas"/>
+          <w:b/>
+          <w:bCs/>
+          <w:sz w:val="32"/>
+          <w:szCs w:val="32"/>
+          <w:u w:val="single"/>
+        </w:rPr>
+        <w:t>Why? When?</w:t>
+      </w:r>
+    </w:p>
+    <w:p>
+      <w:pPr>
+        <w:spacing w:line="240" w:lineRule="auto"/>
+        <w:ind w:left="360"/>
+        <w:rPr>
+          <w:rFonts w:ascii="Consolas" w:hAnsi="Consolas"/>
+          <w:sz w:val="28"/>
+          <w:szCs w:val="28"/>
+        </w:rPr>
+      </w:pPr>
+      <w:r>
+        <w:rPr>
+          <w:rFonts w:ascii="Consolas" w:hAnsi="Consolas"/>
+          <w:b/>
+          <w:bCs/>
+          <w:sz w:val="28"/>
+          <w:szCs w:val="28"/>
+        </w:rPr>
+        <w:t>CASE 1:</w:t>
+      </w:r>
+      <w:r>
+        <w:rPr>
+          <w:rFonts w:ascii="Consolas" w:hAnsi="Consolas"/>
+          <w:b/>
+          <w:bCs/>
+          <w:sz w:val="28"/>
+          <w:szCs w:val="28"/>
+        </w:rPr>
+        <w:t xml:space="preserve"> </w:t>
+      </w:r>
+      <w:r>
+        <w:rPr>
+          <w:rFonts w:ascii="Consolas" w:hAnsi="Consolas"/>
+          <w:sz w:val="28"/>
+          <w:szCs w:val="28"/>
+        </w:rPr>
+        <w:t xml:space="preserve">Whenever we have unknown present in the </w:t>
+      </w:r>
+      <w:proofErr w:type="gramStart"/>
+      <w:r>
+        <w:rPr>
+          <w:rFonts w:ascii="Consolas" w:hAnsi="Consolas"/>
+          <w:sz w:val="28"/>
+          <w:szCs w:val="28"/>
+        </w:rPr>
+        <w:t>question</w:t>
+      </w:r>
+      <w:proofErr w:type="gramEnd"/>
+      <w:r>
+        <w:rPr>
+          <w:rFonts w:ascii="Consolas" w:hAnsi="Consolas"/>
+          <w:sz w:val="28"/>
+          <w:szCs w:val="28"/>
+        </w:rPr>
+        <w:t xml:space="preserve"> we use sub query to find the unknown.</w:t>
+      </w:r>
     </w:p>
     <w:sectPr>
       <w:footerReference w:type="default" r:id="rId8"/>
@@ -10432,6 +12984,95 @@
     </w:lvl>
   </w:abstractNum>
   <w:abstractNum w:abstractNumId="4" w15:restartNumberingAfterBreak="0">
+    <w:nsid w:val="11CB4D84"/>
+    <w:multiLevelType w:val="hybridMultilevel"/>
+    <w:tmpl w:val="C6589DBE"/>
+    <w:lvl w:ilvl="0" w:tplc="4009000F">
+      <w:start w:val="1"/>
+      <w:numFmt w:val="decimal"/>
+      <w:lvlText w:val="%1."/>
+      <w:lvlJc w:val="left"/>
+      <w:pPr>
+        <w:ind w:left="720" w:hanging="360"/>
+      </w:pPr>
+      <w:rPr>
+        <w:rFonts w:hint="default"/>
+      </w:rPr>
+    </w:lvl>
+    <w:lvl w:ilvl="1" w:tplc="40090019">
+      <w:start w:val="1"/>
+      <w:numFmt w:val="lowerLetter"/>
+      <w:lvlText w:val="%2."/>
+      <w:lvlJc w:val="left"/>
+      <w:pPr>
+        <w:ind w:left="1440" w:hanging="360"/>
+      </w:pPr>
+    </w:lvl>
+    <w:lvl w:ilvl="2" w:tplc="4009001B" w:tentative="1">
+      <w:start w:val="1"/>
+      <w:numFmt w:val="lowerRoman"/>
+      <w:lvlText w:val="%3."/>
+      <w:lvlJc w:val="right"/>
+      <w:pPr>
+        <w:ind w:left="2160" w:hanging="180"/>
+      </w:pPr>
+    </w:lvl>
+    <w:lvl w:ilvl="3" w:tplc="4009000F" w:tentative="1">
+      <w:start w:val="1"/>
+      <w:numFmt w:val="decimal"/>
+      <w:lvlText w:val="%4."/>
+      <w:lvlJc w:val="left"/>
+      <w:pPr>
+        <w:ind w:left="2880" w:hanging="360"/>
+      </w:pPr>
+    </w:lvl>
+    <w:lvl w:ilvl="4" w:tplc="40090019" w:tentative="1">
+      <w:start w:val="1"/>
+      <w:numFmt w:val="lowerLetter"/>
+      <w:lvlText w:val="%5."/>
+      <w:lvlJc w:val="left"/>
+      <w:pPr>
+        <w:ind w:left="3600" w:hanging="360"/>
+      </w:pPr>
+    </w:lvl>
+    <w:lvl w:ilvl="5" w:tplc="4009001B" w:tentative="1">
+      <w:start w:val="1"/>
+      <w:numFmt w:val="lowerRoman"/>
+      <w:lvlText w:val="%6."/>
+      <w:lvlJc w:val="right"/>
+      <w:pPr>
+        <w:ind w:left="4320" w:hanging="180"/>
+      </w:pPr>
+    </w:lvl>
+    <w:lvl w:ilvl="6" w:tplc="4009000F" w:tentative="1">
+      <w:start w:val="1"/>
+      <w:numFmt w:val="decimal"/>
+      <w:lvlText w:val="%7."/>
+      <w:lvlJc w:val="left"/>
+      <w:pPr>
+        <w:ind w:left="5040" w:hanging="360"/>
+      </w:pPr>
+    </w:lvl>
+    <w:lvl w:ilvl="7" w:tplc="40090019" w:tentative="1">
+      <w:start w:val="1"/>
+      <w:numFmt w:val="lowerLetter"/>
+      <w:lvlText w:val="%8."/>
+      <w:lvlJc w:val="left"/>
+      <w:pPr>
+        <w:ind w:left="5760" w:hanging="360"/>
+      </w:pPr>
+    </w:lvl>
+    <w:lvl w:ilvl="8" w:tplc="4009001B" w:tentative="1">
+      <w:start w:val="1"/>
+      <w:numFmt w:val="lowerRoman"/>
+      <w:lvlText w:val="%9."/>
+      <w:lvlJc w:val="right"/>
+      <w:pPr>
+        <w:ind w:left="6480" w:hanging="180"/>
+      </w:pPr>
+    </w:lvl>
+  </w:abstractNum>
+  <w:abstractNum w:abstractNumId="5" w15:restartNumberingAfterBreak="0">
     <w:nsid w:val="19A90EB5"/>
     <w:multiLevelType w:val="multilevel"/>
     <w:tmpl w:val="F46A3F74"/>
@@ -10580,7 +13221,7 @@
       </w:rPr>
     </w:lvl>
   </w:abstractNum>
-  <w:abstractNum w:abstractNumId="5" w15:restartNumberingAfterBreak="0">
+  <w:abstractNum w:abstractNumId="6" w15:restartNumberingAfterBreak="0">
     <w:nsid w:val="1CA77728"/>
     <w:multiLevelType w:val="multilevel"/>
     <w:tmpl w:val="19F29FB2"/>
@@ -10729,7 +13370,7 @@
       </w:rPr>
     </w:lvl>
   </w:abstractNum>
-  <w:abstractNum w:abstractNumId="6" w15:restartNumberingAfterBreak="0">
+  <w:abstractNum w:abstractNumId="7" w15:restartNumberingAfterBreak="0">
     <w:nsid w:val="1D7E1684"/>
     <w:multiLevelType w:val="hybridMultilevel"/>
     <w:tmpl w:val="B06A6A88"/>
@@ -10818,7 +13459,96 @@
       </w:pPr>
     </w:lvl>
   </w:abstractNum>
-  <w:abstractNum w:abstractNumId="7" w15:restartNumberingAfterBreak="0">
+  <w:abstractNum w:abstractNumId="8" w15:restartNumberingAfterBreak="0">
+    <w:nsid w:val="1F874818"/>
+    <w:multiLevelType w:val="hybridMultilevel"/>
+    <w:tmpl w:val="0A7C8E32"/>
+    <w:lvl w:ilvl="0" w:tplc="4009000F">
+      <w:start w:val="1"/>
+      <w:numFmt w:val="decimal"/>
+      <w:lvlText w:val="%1."/>
+      <w:lvlJc w:val="left"/>
+      <w:pPr>
+        <w:ind w:left="720" w:hanging="360"/>
+      </w:pPr>
+      <w:rPr>
+        <w:rFonts w:hint="default"/>
+      </w:rPr>
+    </w:lvl>
+    <w:lvl w:ilvl="1" w:tplc="40090019" w:tentative="1">
+      <w:start w:val="1"/>
+      <w:numFmt w:val="lowerLetter"/>
+      <w:lvlText w:val="%2."/>
+      <w:lvlJc w:val="left"/>
+      <w:pPr>
+        <w:ind w:left="1440" w:hanging="360"/>
+      </w:pPr>
+    </w:lvl>
+    <w:lvl w:ilvl="2" w:tplc="4009001B" w:tentative="1">
+      <w:start w:val="1"/>
+      <w:numFmt w:val="lowerRoman"/>
+      <w:lvlText w:val="%3."/>
+      <w:lvlJc w:val="right"/>
+      <w:pPr>
+        <w:ind w:left="2160" w:hanging="180"/>
+      </w:pPr>
+    </w:lvl>
+    <w:lvl w:ilvl="3" w:tplc="4009000F" w:tentative="1">
+      <w:start w:val="1"/>
+      <w:numFmt w:val="decimal"/>
+      <w:lvlText w:val="%4."/>
+      <w:lvlJc w:val="left"/>
+      <w:pPr>
+        <w:ind w:left="2880" w:hanging="360"/>
+      </w:pPr>
+    </w:lvl>
+    <w:lvl w:ilvl="4" w:tplc="40090019" w:tentative="1">
+      <w:start w:val="1"/>
+      <w:numFmt w:val="lowerLetter"/>
+      <w:lvlText w:val="%5."/>
+      <w:lvlJc w:val="left"/>
+      <w:pPr>
+        <w:ind w:left="3600" w:hanging="360"/>
+      </w:pPr>
+    </w:lvl>
+    <w:lvl w:ilvl="5" w:tplc="4009001B" w:tentative="1">
+      <w:start w:val="1"/>
+      <w:numFmt w:val="lowerRoman"/>
+      <w:lvlText w:val="%6."/>
+      <w:lvlJc w:val="right"/>
+      <w:pPr>
+        <w:ind w:left="4320" w:hanging="180"/>
+      </w:pPr>
+    </w:lvl>
+    <w:lvl w:ilvl="6" w:tplc="4009000F" w:tentative="1">
+      <w:start w:val="1"/>
+      <w:numFmt w:val="decimal"/>
+      <w:lvlText w:val="%7."/>
+      <w:lvlJc w:val="left"/>
+      <w:pPr>
+        <w:ind w:left="5040" w:hanging="360"/>
+      </w:pPr>
+    </w:lvl>
+    <w:lvl w:ilvl="7" w:tplc="40090019" w:tentative="1">
+      <w:start w:val="1"/>
+      <w:numFmt w:val="lowerLetter"/>
+      <w:lvlText w:val="%8."/>
+      <w:lvlJc w:val="left"/>
+      <w:pPr>
+        <w:ind w:left="5760" w:hanging="360"/>
+      </w:pPr>
+    </w:lvl>
+    <w:lvl w:ilvl="8" w:tplc="4009001B" w:tentative="1">
+      <w:start w:val="1"/>
+      <w:numFmt w:val="lowerRoman"/>
+      <w:lvlText w:val="%9."/>
+      <w:lvlJc w:val="right"/>
+      <w:pPr>
+        <w:ind w:left="6480" w:hanging="180"/>
+      </w:pPr>
+    </w:lvl>
+  </w:abstractNum>
+  <w:abstractNum w:abstractNumId="9" w15:restartNumberingAfterBreak="0">
     <w:nsid w:val="241857D5"/>
     <w:multiLevelType w:val="hybridMultilevel"/>
     <w:tmpl w:val="6BD89FB4"/>
@@ -10931,7 +13661,7 @@
       </w:rPr>
     </w:lvl>
   </w:abstractNum>
-  <w:abstractNum w:abstractNumId="8" w15:restartNumberingAfterBreak="0">
+  <w:abstractNum w:abstractNumId="10" w15:restartNumberingAfterBreak="0">
     <w:nsid w:val="25AA17B3"/>
     <w:multiLevelType w:val="multilevel"/>
     <w:tmpl w:val="D35C29E6"/>
@@ -11080,7 +13810,7 @@
       </w:rPr>
     </w:lvl>
   </w:abstractNum>
-  <w:abstractNum w:abstractNumId="9" w15:restartNumberingAfterBreak="0">
+  <w:abstractNum w:abstractNumId="11" w15:restartNumberingAfterBreak="0">
     <w:nsid w:val="2C963BCC"/>
     <w:multiLevelType w:val="multilevel"/>
     <w:tmpl w:val="79BA34E0"/>
@@ -11229,7 +13959,7 @@
       </w:rPr>
     </w:lvl>
   </w:abstractNum>
-  <w:abstractNum w:abstractNumId="10" w15:restartNumberingAfterBreak="0">
+  <w:abstractNum w:abstractNumId="12" w15:restartNumberingAfterBreak="0">
     <w:nsid w:val="2D8806CC"/>
     <w:multiLevelType w:val="multilevel"/>
     <w:tmpl w:val="FAD2D89C"/>
@@ -11378,7 +14108,7 @@
       </w:rPr>
     </w:lvl>
   </w:abstractNum>
-  <w:abstractNum w:abstractNumId="11" w15:restartNumberingAfterBreak="0">
+  <w:abstractNum w:abstractNumId="13" w15:restartNumberingAfterBreak="0">
     <w:nsid w:val="30B019CB"/>
     <w:multiLevelType w:val="multilevel"/>
     <w:tmpl w:val="5D8C3420"/>
@@ -11527,7 +14257,7 @@
       </w:rPr>
     </w:lvl>
   </w:abstractNum>
-  <w:abstractNum w:abstractNumId="12" w15:restartNumberingAfterBreak="0">
+  <w:abstractNum w:abstractNumId="14" w15:restartNumberingAfterBreak="0">
     <w:nsid w:val="31E438A1"/>
     <w:multiLevelType w:val="multilevel"/>
     <w:tmpl w:val="837499F4"/>
@@ -11676,10 +14406,96 @@
       </w:rPr>
     </w:lvl>
   </w:abstractNum>
-  <w:abstractNum w:abstractNumId="13" w15:restartNumberingAfterBreak="0">
+  <w:abstractNum w:abstractNumId="15" w15:restartNumberingAfterBreak="0">
+    <w:nsid w:val="348B76C1"/>
+    <w:multiLevelType w:val="hybridMultilevel"/>
+    <w:tmpl w:val="12464518"/>
+    <w:lvl w:ilvl="0" w:tplc="40090013">
+      <w:start w:val="1"/>
+      <w:numFmt w:val="upperRoman"/>
+      <w:lvlText w:val="%1."/>
+      <w:lvlJc w:val="right"/>
+      <w:pPr>
+        <w:ind w:left="1080" w:hanging="360"/>
+      </w:pPr>
+    </w:lvl>
+    <w:lvl w:ilvl="1" w:tplc="40090019" w:tentative="1">
+      <w:start w:val="1"/>
+      <w:numFmt w:val="lowerLetter"/>
+      <w:lvlText w:val="%2."/>
+      <w:lvlJc w:val="left"/>
+      <w:pPr>
+        <w:ind w:left="1800" w:hanging="360"/>
+      </w:pPr>
+    </w:lvl>
+    <w:lvl w:ilvl="2" w:tplc="4009001B" w:tentative="1">
+      <w:start w:val="1"/>
+      <w:numFmt w:val="lowerRoman"/>
+      <w:lvlText w:val="%3."/>
+      <w:lvlJc w:val="right"/>
+      <w:pPr>
+        <w:ind w:left="2520" w:hanging="180"/>
+      </w:pPr>
+    </w:lvl>
+    <w:lvl w:ilvl="3" w:tplc="4009000F" w:tentative="1">
+      <w:start w:val="1"/>
+      <w:numFmt w:val="decimal"/>
+      <w:lvlText w:val="%4."/>
+      <w:lvlJc w:val="left"/>
+      <w:pPr>
+        <w:ind w:left="3240" w:hanging="360"/>
+      </w:pPr>
+    </w:lvl>
+    <w:lvl w:ilvl="4" w:tplc="40090019" w:tentative="1">
+      <w:start w:val="1"/>
+      <w:numFmt w:val="lowerLetter"/>
+      <w:lvlText w:val="%5."/>
+      <w:lvlJc w:val="left"/>
+      <w:pPr>
+        <w:ind w:left="3960" w:hanging="360"/>
+      </w:pPr>
+    </w:lvl>
+    <w:lvl w:ilvl="5" w:tplc="4009001B" w:tentative="1">
+      <w:start w:val="1"/>
+      <w:numFmt w:val="lowerRoman"/>
+      <w:lvlText w:val="%6."/>
+      <w:lvlJc w:val="right"/>
+      <w:pPr>
+        <w:ind w:left="4680" w:hanging="180"/>
+      </w:pPr>
+    </w:lvl>
+    <w:lvl w:ilvl="6" w:tplc="4009000F" w:tentative="1">
+      <w:start w:val="1"/>
+      <w:numFmt w:val="decimal"/>
+      <w:lvlText w:val="%7."/>
+      <w:lvlJc w:val="left"/>
+      <w:pPr>
+        <w:ind w:left="5400" w:hanging="360"/>
+      </w:pPr>
+    </w:lvl>
+    <w:lvl w:ilvl="7" w:tplc="40090019" w:tentative="1">
+      <w:start w:val="1"/>
+      <w:numFmt w:val="lowerLetter"/>
+      <w:lvlText w:val="%8."/>
+      <w:lvlJc w:val="left"/>
+      <w:pPr>
+        <w:ind w:left="6120" w:hanging="360"/>
+      </w:pPr>
+    </w:lvl>
+    <w:lvl w:ilvl="8" w:tplc="4009001B" w:tentative="1">
+      <w:start w:val="1"/>
+      <w:numFmt w:val="lowerRoman"/>
+      <w:lvlText w:val="%9."/>
+      <w:lvlJc w:val="right"/>
+      <w:pPr>
+        <w:ind w:left="6840" w:hanging="180"/>
+      </w:pPr>
+    </w:lvl>
+  </w:abstractNum>
+  <w:abstractNum w:abstractNumId="16" w15:restartNumberingAfterBreak="0">
     <w:nsid w:val="3B0500EB"/>
     <w:multiLevelType w:val="multilevel"/>
-    <w:tmpl w:val="BE9E2940"/>
+    <w:tmpl w:val="433CE478"/>
     <w:lvl w:ilvl="0">
       <w:start w:val="1"/>
       <w:numFmt w:val="bullet"/>
@@ -11696,20 +14512,16 @@
         <w:sz w:val="20"/>
       </w:rPr>
     </w:lvl>
-    <w:lvl w:ilvl="1" w:tentative="1">
-      <w:start w:val="1"/>
-      <w:numFmt w:val="bullet"/>
-      <w:lvlText w:val="o"/>
-      <w:lvlJc w:val="left"/>
-      <w:pPr>
-        <w:tabs>
-          <w:tab w:val="num" w:pos="1440"/>
-        </w:tabs>
+    <w:lvl w:ilvl="1">
+      <w:start w:val="1"/>
+      <w:numFmt w:val="decimal"/>
+      <w:lvlText w:val="%2."/>
+      <w:lvlJc w:val="left"/>
+      <w:pPr>
         <w:ind w:left="1440" w:hanging="360"/>
       </w:pPr>
       <w:rPr>
-        <w:rFonts w:ascii="Courier New" w:hAnsi="Courier New" w:hint="default"/>
-        <w:sz w:val="20"/>
+        <w:rFonts w:hint="default"/>
       </w:rPr>
     </w:lvl>
     <w:lvl w:ilvl="2" w:tentative="1">
@@ -11825,7 +14637,7 @@
       </w:rPr>
     </w:lvl>
   </w:abstractNum>
-  <w:abstractNum w:abstractNumId="14" w15:restartNumberingAfterBreak="0">
+  <w:abstractNum w:abstractNumId="17" w15:restartNumberingAfterBreak="0">
     <w:nsid w:val="3B29525C"/>
     <w:multiLevelType w:val="multilevel"/>
     <w:tmpl w:val="BD342C52"/>
@@ -11974,7 +14786,7 @@
       </w:rPr>
     </w:lvl>
   </w:abstractNum>
-  <w:abstractNum w:abstractNumId="15" w15:restartNumberingAfterBreak="0">
+  <w:abstractNum w:abstractNumId="18" w15:restartNumberingAfterBreak="0">
     <w:nsid w:val="3FA14EDD"/>
     <w:multiLevelType w:val="hybridMultilevel"/>
     <w:tmpl w:val="91D29AA0"/>
@@ -12060,7 +14872,7 @@
       </w:pPr>
     </w:lvl>
   </w:abstractNum>
-  <w:abstractNum w:abstractNumId="16" w15:restartNumberingAfterBreak="0">
+  <w:abstractNum w:abstractNumId="19" w15:restartNumberingAfterBreak="0">
     <w:nsid w:val="4910299B"/>
     <w:multiLevelType w:val="hybridMultilevel"/>
     <w:tmpl w:val="505E8358"/>
@@ -12149,7 +14961,7 @@
       </w:pPr>
     </w:lvl>
   </w:abstractNum>
-  <w:abstractNum w:abstractNumId="17" w15:restartNumberingAfterBreak="0">
+  <w:abstractNum w:abstractNumId="20" w15:restartNumberingAfterBreak="0">
     <w:nsid w:val="4C9C522C"/>
     <w:multiLevelType w:val="hybridMultilevel"/>
     <w:tmpl w:val="9CF4E540"/>
@@ -12238,7 +15050,7 @@
       </w:pPr>
     </w:lvl>
   </w:abstractNum>
-  <w:abstractNum w:abstractNumId="18" w15:restartNumberingAfterBreak="0">
+  <w:abstractNum w:abstractNumId="21" w15:restartNumberingAfterBreak="0">
     <w:nsid w:val="4D9C1836"/>
     <w:multiLevelType w:val="multilevel"/>
     <w:tmpl w:val="FF88B6DE"/>
@@ -12387,7 +15199,7 @@
       </w:rPr>
     </w:lvl>
   </w:abstractNum>
-  <w:abstractNum w:abstractNumId="19" w15:restartNumberingAfterBreak="0">
+  <w:abstractNum w:abstractNumId="22" w15:restartNumberingAfterBreak="0">
     <w:nsid w:val="52F00AF7"/>
     <w:multiLevelType w:val="multilevel"/>
     <w:tmpl w:val="D30886D8"/>
@@ -12536,7 +15348,7 @@
       </w:rPr>
     </w:lvl>
   </w:abstractNum>
-  <w:abstractNum w:abstractNumId="20" w15:restartNumberingAfterBreak="0">
+  <w:abstractNum w:abstractNumId="23" w15:restartNumberingAfterBreak="0">
     <w:nsid w:val="54F573AB"/>
     <w:multiLevelType w:val="hybridMultilevel"/>
     <w:tmpl w:val="AC56D67E"/>
@@ -12648,7 +15460,7 @@
       </w:rPr>
     </w:lvl>
   </w:abstractNum>
-  <w:abstractNum w:abstractNumId="21" w15:restartNumberingAfterBreak="0">
+  <w:abstractNum w:abstractNumId="24" w15:restartNumberingAfterBreak="0">
     <w:nsid w:val="5B382BCC"/>
     <w:multiLevelType w:val="multilevel"/>
     <w:tmpl w:val="E92034E6"/>
@@ -12761,7 +15573,7 @@
       </w:pPr>
     </w:lvl>
   </w:abstractNum>
-  <w:abstractNum w:abstractNumId="22" w15:restartNumberingAfterBreak="0">
+  <w:abstractNum w:abstractNumId="25" w15:restartNumberingAfterBreak="0">
     <w:nsid w:val="60643375"/>
     <w:multiLevelType w:val="multilevel"/>
     <w:tmpl w:val="9E1E6100"/>
@@ -12910,7 +15722,97 @@
       </w:rPr>
     </w:lvl>
   </w:abstractNum>
-  <w:abstractNum w:abstractNumId="23" w15:restartNumberingAfterBreak="0">
+  <w:abstractNum w:abstractNumId="26" w15:restartNumberingAfterBreak="0">
+    <w:nsid w:val="610849FF"/>
+    <w:multiLevelType w:val="hybridMultilevel"/>
+    <w:tmpl w:val="55C02BF8"/>
+    <w:lvl w:ilvl="0" w:tplc="4009000F">
+      <w:start w:val="1"/>
+      <w:numFmt w:val="decimal"/>
+      <w:lvlText w:val="%1."/>
+      <w:lvlJc w:val="left"/>
+      <w:pPr>
+        <w:ind w:left="720" w:hanging="360"/>
+      </w:pPr>
+      <w:rPr>
+        <w:rFonts w:hint="default"/>
+        <w:b w:val="0"/>
+      </w:rPr>
+    </w:lvl>
+    <w:lvl w:ilvl="1" w:tplc="40090019">
+      <w:start w:val="1"/>
+      <w:numFmt w:val="lowerLetter"/>
+      <w:lvlText w:val="%2."/>
+      <w:lvlJc w:val="left"/>
+      <w:pPr>
+        <w:ind w:left="1440" w:hanging="360"/>
+      </w:pPr>
+    </w:lvl>
+    <w:lvl w:ilvl="2" w:tplc="4009001B" w:tentative="1">
+      <w:start w:val="1"/>
+      <w:numFmt w:val="lowerRoman"/>
+      <w:lvlText w:val="%3."/>
+      <w:lvlJc w:val="right"/>
+      <w:pPr>
+        <w:ind w:left="2160" w:hanging="180"/>
+      </w:pPr>
+    </w:lvl>
+    <w:lvl w:ilvl="3" w:tplc="4009000F" w:tentative="1">
+      <w:start w:val="1"/>
+      <w:numFmt w:val="decimal"/>
+      <w:lvlText w:val="%4."/>
+      <w:lvlJc w:val="left"/>
+      <w:pPr>
+        <w:ind w:left="2880" w:hanging="360"/>
+      </w:pPr>
+    </w:lvl>
+    <w:lvl w:ilvl="4" w:tplc="40090019" w:tentative="1">
+      <w:start w:val="1"/>
+      <w:numFmt w:val="lowerLetter"/>
+      <w:lvlText w:val="%5."/>
+      <w:lvlJc w:val="left"/>
+      <w:pPr>
+        <w:ind w:left="3600" w:hanging="360"/>
+      </w:pPr>
+    </w:lvl>
+    <w:lvl w:ilvl="5" w:tplc="4009001B" w:tentative="1">
+      <w:start w:val="1"/>
+      <w:numFmt w:val="lowerRoman"/>
+      <w:lvlText w:val="%6."/>
+      <w:lvlJc w:val="right"/>
+      <w:pPr>
+        <w:ind w:left="4320" w:hanging="180"/>
+      </w:pPr>
+    </w:lvl>
+    <w:lvl w:ilvl="6" w:tplc="4009000F" w:tentative="1">
+      <w:start w:val="1"/>
+      <w:numFmt w:val="decimal"/>
+      <w:lvlText w:val="%7."/>
+      <w:lvlJc w:val="left"/>
+      <w:pPr>
+        <w:ind w:left="5040" w:hanging="360"/>
+      </w:pPr>
+    </w:lvl>
+    <w:lvl w:ilvl="7" w:tplc="40090019" w:tentative="1">
+      <w:start w:val="1"/>
+      <w:numFmt w:val="lowerLetter"/>
+      <w:lvlText w:val="%8."/>
+      <w:lvlJc w:val="left"/>
+      <w:pPr>
+        <w:ind w:left="5760" w:hanging="360"/>
+      </w:pPr>
+    </w:lvl>
+    <w:lvl w:ilvl="8" w:tplc="4009001B" w:tentative="1">
+      <w:start w:val="1"/>
+      <w:numFmt w:val="lowerRoman"/>
+      <w:lvlText w:val="%9."/>
+      <w:lvlJc w:val="right"/>
+      <w:pPr>
+        <w:ind w:left="6480" w:hanging="180"/>
+      </w:pPr>
+    </w:lvl>
+  </w:abstractNum>
+  <w:abstractNum w:abstractNumId="27" w15:restartNumberingAfterBreak="0">
     <w:nsid w:val="62B46CBE"/>
     <w:multiLevelType w:val="hybridMultilevel"/>
     <w:tmpl w:val="E7B8FE0C"/>
@@ -13022,7 +15924,7 @@
       </w:rPr>
     </w:lvl>
   </w:abstractNum>
-  <w:abstractNum w:abstractNumId="24" w15:restartNumberingAfterBreak="0">
+  <w:abstractNum w:abstractNumId="28" w15:restartNumberingAfterBreak="0">
     <w:nsid w:val="64E87168"/>
     <w:multiLevelType w:val="hybridMultilevel"/>
     <w:tmpl w:val="6E6ED9EC"/>
@@ -13111,7 +16013,96 @@
       </w:pPr>
     </w:lvl>
   </w:abstractNum>
-  <w:abstractNum w:abstractNumId="25" w15:restartNumberingAfterBreak="0">
+  <w:abstractNum w:abstractNumId="29" w15:restartNumberingAfterBreak="0">
+    <w:nsid w:val="650943A7"/>
+    <w:multiLevelType w:val="hybridMultilevel"/>
+    <w:tmpl w:val="645A5F38"/>
+    <w:lvl w:ilvl="0" w:tplc="4009000F">
+      <w:start w:val="1"/>
+      <w:numFmt w:val="decimal"/>
+      <w:lvlText w:val="%1."/>
+      <w:lvlJc w:val="left"/>
+      <w:pPr>
+        <w:ind w:left="720" w:hanging="360"/>
+      </w:pPr>
+      <w:rPr>
+        <w:rFonts w:hint="default"/>
+      </w:rPr>
+    </w:lvl>
+    <w:lvl w:ilvl="1" w:tplc="40090019" w:tentative="1">
+      <w:start w:val="1"/>
+      <w:numFmt w:val="lowerLetter"/>
+      <w:lvlText w:val="%2."/>
+      <w:lvlJc w:val="left"/>
+      <w:pPr>
+        <w:ind w:left="1440" w:hanging="360"/>
+      </w:pPr>
+    </w:lvl>
+    <w:lvl w:ilvl="2" w:tplc="4009001B" w:tentative="1">
+      <w:start w:val="1"/>
+      <w:numFmt w:val="lowerRoman"/>
+      <w:lvlText w:val="%3."/>
+      <w:lvlJc w:val="right"/>
+      <w:pPr>
+        <w:ind w:left="2160" w:hanging="180"/>
+      </w:pPr>
+    </w:lvl>
+    <w:lvl w:ilvl="3" w:tplc="4009000F" w:tentative="1">
+      <w:start w:val="1"/>
+      <w:numFmt w:val="decimal"/>
+      <w:lvlText w:val="%4."/>
+      <w:lvlJc w:val="left"/>
+      <w:pPr>
+        <w:ind w:left="2880" w:hanging="360"/>
+      </w:pPr>
+    </w:lvl>
+    <w:lvl w:ilvl="4" w:tplc="40090019" w:tentative="1">
+      <w:start w:val="1"/>
+      <w:numFmt w:val="lowerLetter"/>
+      <w:lvlText w:val="%5."/>
+      <w:lvlJc w:val="left"/>
+      <w:pPr>
+        <w:ind w:left="3600" w:hanging="360"/>
+      </w:pPr>
+    </w:lvl>
+    <w:lvl w:ilvl="5" w:tplc="4009001B" w:tentative="1">
+      <w:start w:val="1"/>
+      <w:numFmt w:val="lowerRoman"/>
+      <w:lvlText w:val="%6."/>
+      <w:lvlJc w:val="right"/>
+      <w:pPr>
+        <w:ind w:left="4320" w:hanging="180"/>
+      </w:pPr>
+    </w:lvl>
+    <w:lvl w:ilvl="6" w:tplc="4009000F" w:tentative="1">
+      <w:start w:val="1"/>
+      <w:numFmt w:val="decimal"/>
+      <w:lvlText w:val="%7."/>
+      <w:lvlJc w:val="left"/>
+      <w:pPr>
+        <w:ind w:left="5040" w:hanging="360"/>
+      </w:pPr>
+    </w:lvl>
+    <w:lvl w:ilvl="7" w:tplc="40090019" w:tentative="1">
+      <w:start w:val="1"/>
+      <w:numFmt w:val="lowerLetter"/>
+      <w:lvlText w:val="%8."/>
+      <w:lvlJc w:val="left"/>
+      <w:pPr>
+        <w:ind w:left="5760" w:hanging="360"/>
+      </w:pPr>
+    </w:lvl>
+    <w:lvl w:ilvl="8" w:tplc="4009001B" w:tentative="1">
+      <w:start w:val="1"/>
+      <w:numFmt w:val="lowerRoman"/>
+      <w:lvlText w:val="%9."/>
+      <w:lvlJc w:val="right"/>
+      <w:pPr>
+        <w:ind w:left="6480" w:hanging="180"/>
+      </w:pPr>
+    </w:lvl>
+  </w:abstractNum>
+  <w:abstractNum w:abstractNumId="30" w15:restartNumberingAfterBreak="0">
     <w:nsid w:val="67B8422E"/>
     <w:multiLevelType w:val="multilevel"/>
     <w:tmpl w:val="63226B6C"/>
@@ -13260,7 +16251,7 @@
       </w:rPr>
     </w:lvl>
   </w:abstractNum>
-  <w:abstractNum w:abstractNumId="26" w15:restartNumberingAfterBreak="0">
+  <w:abstractNum w:abstractNumId="31" w15:restartNumberingAfterBreak="0">
     <w:nsid w:val="6DA059D8"/>
     <w:multiLevelType w:val="hybridMultilevel"/>
     <w:tmpl w:val="41361528"/>
@@ -13349,7 +16340,7 @@
       </w:pPr>
     </w:lvl>
   </w:abstractNum>
-  <w:abstractNum w:abstractNumId="27" w15:restartNumberingAfterBreak="0">
+  <w:abstractNum w:abstractNumId="32" w15:restartNumberingAfterBreak="0">
     <w:nsid w:val="6E8837C6"/>
     <w:multiLevelType w:val="multilevel"/>
     <w:tmpl w:val="A9D4A140"/>
@@ -13498,7 +16489,7 @@
       </w:rPr>
     </w:lvl>
   </w:abstractNum>
-  <w:abstractNum w:abstractNumId="28" w15:restartNumberingAfterBreak="0">
+  <w:abstractNum w:abstractNumId="33" w15:restartNumberingAfterBreak="0">
     <w:nsid w:val="70F25655"/>
     <w:multiLevelType w:val="multilevel"/>
     <w:tmpl w:val="8C94A98C"/>
@@ -13647,7 +16638,7 @@
       </w:rPr>
     </w:lvl>
   </w:abstractNum>
-  <w:abstractNum w:abstractNumId="29" w15:restartNumberingAfterBreak="0">
+  <w:abstractNum w:abstractNumId="34" w15:restartNumberingAfterBreak="0">
     <w:nsid w:val="71313F1D"/>
     <w:multiLevelType w:val="multilevel"/>
     <w:tmpl w:val="FA5E9B7A"/>
@@ -13796,7 +16787,7 @@
       </w:rPr>
     </w:lvl>
   </w:abstractNum>
-  <w:abstractNum w:abstractNumId="30" w15:restartNumberingAfterBreak="0">
+  <w:abstractNum w:abstractNumId="35" w15:restartNumberingAfterBreak="0">
     <w:nsid w:val="717F6C7F"/>
     <w:multiLevelType w:val="hybridMultilevel"/>
     <w:tmpl w:val="F8E07416"/>
@@ -13885,7 +16876,7 @@
       </w:pPr>
     </w:lvl>
   </w:abstractNum>
-  <w:abstractNum w:abstractNumId="31" w15:restartNumberingAfterBreak="0">
+  <w:abstractNum w:abstractNumId="36" w15:restartNumberingAfterBreak="0">
     <w:nsid w:val="732116E7"/>
     <w:multiLevelType w:val="multilevel"/>
     <w:tmpl w:val="C352BCF6"/>
@@ -14034,7 +17025,7 @@
       </w:rPr>
     </w:lvl>
   </w:abstractNum>
-  <w:abstractNum w:abstractNumId="32" w15:restartNumberingAfterBreak="0">
+  <w:abstractNum w:abstractNumId="37" w15:restartNumberingAfterBreak="0">
     <w:nsid w:val="76637F62"/>
     <w:multiLevelType w:val="hybridMultilevel"/>
     <w:tmpl w:val="9A9837A2"/>
@@ -14123,7 +17114,7 @@
       </w:pPr>
     </w:lvl>
   </w:abstractNum>
-  <w:abstractNum w:abstractNumId="33" w15:restartNumberingAfterBreak="0">
+  <w:abstractNum w:abstractNumId="38" w15:restartNumberingAfterBreak="0">
     <w:nsid w:val="769B769C"/>
     <w:multiLevelType w:val="multilevel"/>
     <w:tmpl w:val="32F4216E"/>
@@ -14272,7 +17263,7 @@
       </w:rPr>
     </w:lvl>
   </w:abstractNum>
-  <w:abstractNum w:abstractNumId="34" w15:restartNumberingAfterBreak="0">
+  <w:abstractNum w:abstractNumId="39" w15:restartNumberingAfterBreak="0">
     <w:nsid w:val="79601C6D"/>
     <w:multiLevelType w:val="multilevel"/>
     <w:tmpl w:val="78002C54"/>
@@ -14385,7 +17376,7 @@
       </w:pPr>
     </w:lvl>
   </w:abstractNum>
-  <w:abstractNum w:abstractNumId="35" w15:restartNumberingAfterBreak="0">
+  <w:abstractNum w:abstractNumId="40" w15:restartNumberingAfterBreak="0">
     <w:nsid w:val="7BF407E3"/>
     <w:multiLevelType w:val="multilevel"/>
     <w:tmpl w:val="9A74D01E"/>
@@ -14534,7 +17525,7 @@
       </w:rPr>
     </w:lvl>
   </w:abstractNum>
-  <w:abstractNum w:abstractNumId="36" w15:restartNumberingAfterBreak="0">
+  <w:abstractNum w:abstractNumId="41" w15:restartNumberingAfterBreak="0">
     <w:nsid w:val="7D823498"/>
     <w:multiLevelType w:val="multilevel"/>
     <w:tmpl w:val="E9446EE8"/>
@@ -14683,7 +17674,7 @@
       </w:rPr>
     </w:lvl>
   </w:abstractNum>
-  <w:abstractNum w:abstractNumId="37" w15:restartNumberingAfterBreak="0">
+  <w:abstractNum w:abstractNumId="42" w15:restartNumberingAfterBreak="0">
     <w:nsid w:val="7EDB69E2"/>
     <w:multiLevelType w:val="multilevel"/>
     <w:tmpl w:val="AD46CEC2"/>
@@ -14833,118 +17824,136 @@
     </w:lvl>
   </w:abstractNum>
   <w:num w:numId="1" w16cid:durableId="1490903148">
-    <w:abstractNumId w:val="8"/>
+    <w:abstractNumId w:val="10"/>
   </w:num>
   <w:num w:numId="2" w16cid:durableId="999424346">
-    <w:abstractNumId w:val="19"/>
+    <w:abstractNumId w:val="22"/>
   </w:num>
   <w:num w:numId="3" w16cid:durableId="1325819858">
-    <w:abstractNumId w:val="21"/>
+    <w:abstractNumId w:val="24"/>
   </w:num>
   <w:num w:numId="4" w16cid:durableId="133182302">
     <w:abstractNumId w:val="3"/>
   </w:num>
   <w:num w:numId="5" w16cid:durableId="1477799212">
+    <w:abstractNumId w:val="27"/>
+  </w:num>
+  <w:num w:numId="6" w16cid:durableId="1507357191">
     <w:abstractNumId w:val="23"/>
   </w:num>
-  <w:num w:numId="6" w16cid:durableId="1507357191">
+  <w:num w:numId="7" w16cid:durableId="1234849977">
+    <w:abstractNumId w:val="31"/>
+  </w:num>
+  <w:num w:numId="8" w16cid:durableId="2095319065">
     <w:abstractNumId w:val="20"/>
   </w:num>
-  <w:num w:numId="7" w16cid:durableId="1234849977">
-    <w:abstractNumId w:val="26"/>
-  </w:num>
-  <w:num w:numId="8" w16cid:durableId="2095319065">
-    <w:abstractNumId w:val="17"/>
-  </w:num>
   <w:num w:numId="9" w16cid:durableId="1276062488">
-    <w:abstractNumId w:val="30"/>
+    <w:abstractNumId w:val="35"/>
   </w:num>
   <w:num w:numId="10" w16cid:durableId="301732449">
-    <w:abstractNumId w:val="32"/>
+    <w:abstractNumId w:val="37"/>
   </w:num>
   <w:num w:numId="11" w16cid:durableId="565268006">
-    <w:abstractNumId w:val="24"/>
+    <w:abstractNumId w:val="28"/>
   </w:num>
   <w:num w:numId="12" w16cid:durableId="1765566125">
-    <w:abstractNumId w:val="6"/>
+    <w:abstractNumId w:val="7"/>
   </w:num>
   <w:num w:numId="13" w16cid:durableId="1685395611">
-    <w:abstractNumId w:val="16"/>
+    <w:abstractNumId w:val="19"/>
   </w:num>
   <w:num w:numId="14" w16cid:durableId="371853232">
-    <w:abstractNumId w:val="7"/>
+    <w:abstractNumId w:val="9"/>
   </w:num>
   <w:num w:numId="15" w16cid:durableId="1233125880">
-    <w:abstractNumId w:val="15"/>
+    <w:abstractNumId w:val="18"/>
   </w:num>
   <w:num w:numId="16" w16cid:durableId="1600603824">
-    <w:abstractNumId w:val="22"/>
+    <w:abstractNumId w:val="25"/>
   </w:num>
   <w:num w:numId="17" w16cid:durableId="1336306445">
-    <w:abstractNumId w:val="4"/>
+    <w:abstractNumId w:val="5"/>
   </w:num>
   <w:num w:numId="18" w16cid:durableId="1924684374">
-    <w:abstractNumId w:val="9"/>
+    <w:abstractNumId w:val="11"/>
   </w:num>
   <w:num w:numId="19" w16cid:durableId="210307738">
-    <w:abstractNumId w:val="29"/>
+    <w:abstractNumId w:val="34"/>
   </w:num>
   <w:num w:numId="20" w16cid:durableId="1427000618">
-    <w:abstractNumId w:val="27"/>
+    <w:abstractNumId w:val="32"/>
   </w:num>
   <w:num w:numId="21" w16cid:durableId="853761629">
     <w:abstractNumId w:val="0"/>
   </w:num>
   <w:num w:numId="22" w16cid:durableId="1388920533">
-    <w:abstractNumId w:val="31"/>
+    <w:abstractNumId w:val="36"/>
   </w:num>
   <w:num w:numId="23" w16cid:durableId="278532805">
-    <w:abstractNumId w:val="34"/>
+    <w:abstractNumId w:val="39"/>
   </w:num>
   <w:num w:numId="24" w16cid:durableId="76437811">
-    <w:abstractNumId w:val="18"/>
+    <w:abstractNumId w:val="21"/>
   </w:num>
   <w:num w:numId="25" w16cid:durableId="49349885">
-    <w:abstractNumId w:val="11"/>
+    <w:abstractNumId w:val="13"/>
   </w:num>
   <w:num w:numId="26" w16cid:durableId="1078861533">
     <w:abstractNumId w:val="1"/>
   </w:num>
   <w:num w:numId="27" w16cid:durableId="1645961168">
-    <w:abstractNumId w:val="14"/>
+    <w:abstractNumId w:val="17"/>
   </w:num>
   <w:num w:numId="28" w16cid:durableId="538661812">
     <w:abstractNumId w:val="2"/>
   </w:num>
   <w:num w:numId="29" w16cid:durableId="2143110771">
+    <w:abstractNumId w:val="38"/>
+  </w:num>
+  <w:num w:numId="30" w16cid:durableId="20129419">
     <w:abstractNumId w:val="33"/>
   </w:num>
-  <w:num w:numId="30" w16cid:durableId="20129419">
-    <w:abstractNumId w:val="28"/>
-  </w:num>
   <w:num w:numId="31" w16cid:durableId="1258295610">
-    <w:abstractNumId w:val="25"/>
+    <w:abstractNumId w:val="30"/>
   </w:num>
   <w:num w:numId="32" w16cid:durableId="1966346223">
-    <w:abstractNumId w:val="5"/>
+    <w:abstractNumId w:val="6"/>
   </w:num>
   <w:num w:numId="33" w16cid:durableId="219757389">
-    <w:abstractNumId w:val="36"/>
+    <w:abstractNumId w:val="41"/>
   </w:num>
   <w:num w:numId="34" w16cid:durableId="1441219298">
+    <w:abstractNumId w:val="14"/>
+  </w:num>
+  <w:num w:numId="35" w16cid:durableId="993533201">
     <w:abstractNumId w:val="12"/>
   </w:num>
-  <w:num w:numId="35" w16cid:durableId="993533201">
-    <w:abstractNumId w:val="10"/>
-  </w:num>
   <w:num w:numId="36" w16cid:durableId="2136486854">
-    <w:abstractNumId w:val="13"/>
+    <w:abstractNumId w:val="16"/>
   </w:num>
   <w:num w:numId="37" w16cid:durableId="1370228645">
-    <w:abstractNumId w:val="37"/>
+    <w:abstractNumId w:val="42"/>
   </w:num>
   <w:num w:numId="38" w16cid:durableId="1445344642">
-    <w:abstractNumId w:val="35"/>
+    <w:abstractNumId w:val="40"/>
+  </w:num>
+  <w:num w:numId="39" w16cid:durableId="1738094195">
+    <w:abstractNumId w:val="26"/>
+  </w:num>
+  <w:num w:numId="40" w16cid:durableId="1354649103">
+    <w:abstractNumId w:val="4"/>
+  </w:num>
+  <w:num w:numId="41" w16cid:durableId="1829319484">
+    <w:abstractNumId w:val="29"/>
+  </w:num>
+  <w:num w:numId="42" w16cid:durableId="1204514837">
+    <w:abstractNumId w:val="15"/>
+  </w:num>
+  <w:num w:numId="43" w16cid:durableId="1054308977">
+    <w:abstractNumId w:val="8"/>
+  </w:num>
+  <w:num w:numId="44" w16cid:durableId="1027213973">
+    <w:abstractNumId w:val="23"/>
   </w:num>
 </w:numbering>
 </file>

--- a/QS SQL/SQL Class Notes.docx
+++ b/QS SQL/SQL Class Notes.docx
@@ -1887,14 +1887,12 @@
       <w:r>
         <w:t xml:space="preserve">Data stored in </w:t>
       </w:r>
-      <w:proofErr w:type="gramStart"/>
       <w:r>
         <w:rPr>
           <w:rStyle w:val="Strong"/>
         </w:rPr>
-        <w:t>tables</w:t>
-      </w:r>
-      <w:proofErr w:type="gramEnd"/>
+        <w:t>tables.</w:t>
+      </w:r>
     </w:p>
     <w:p>
       <w:pPr>
@@ -1906,33 +1904,6 @@
       </w:pPr>
       <w:r>
         <w:t>Relationships between tables</w:t>
-      </w:r>
-    </w:p>
-    <w:p>
-      <w:pPr>
-        <w:pStyle w:val="NormalWeb"/>
-        <w:numPr>
-          <w:ilvl w:val="0"/>
-          <w:numId w:val="22"/>
-        </w:numPr>
-      </w:pPr>
-      <w:r>
-        <w:rPr>
-          <w:rStyle w:val="Strong"/>
-        </w:rPr>
-        <w:t>Security &amp; Authorization</w:t>
-      </w:r>
-    </w:p>
-    <w:p>
-      <w:pPr>
-        <w:pStyle w:val="NormalWeb"/>
-        <w:numPr>
-          <w:ilvl w:val="0"/>
-          <w:numId w:val="22"/>
-        </w:numPr>
-      </w:pPr>
-      <w:r>
-        <w:t>Data integrity and consistency</w:t>
       </w:r>
     </w:p>
     <w:p>
@@ -1951,13 +1922,13 @@
         <mc:AlternateContent>
           <mc:Choice Requires="wps">
             <w:drawing>
-              <wp:anchor distT="0" distB="0" distL="114300" distR="114300" simplePos="0" relativeHeight="251670528" behindDoc="0" locked="0" layoutInCell="1" allowOverlap="1" wp14:anchorId="361AC846" wp14:editId="386AD6C1">
+              <wp:anchor distT="0" distB="0" distL="114300" distR="114300" simplePos="0" relativeHeight="251670528" behindDoc="0" locked="0" layoutInCell="1" allowOverlap="1" wp14:anchorId="361AC846" wp14:editId="0423BA0F">
                 <wp:simplePos x="0" y="0"/>
                 <wp:positionH relativeFrom="column">
-                  <wp:posOffset>2263140</wp:posOffset>
+                  <wp:posOffset>3802380</wp:posOffset>
                 </wp:positionH>
                 <wp:positionV relativeFrom="paragraph">
-                  <wp:posOffset>1543685</wp:posOffset>
+                  <wp:posOffset>73025</wp:posOffset>
                 </wp:positionV>
                 <wp:extent cx="1057275" cy="914400"/>
                 <wp:effectExtent l="0" t="0" r="28575" b="19050"/>
@@ -2010,15 +1981,42 @@
           </mc:Choice>
           <mc:Fallback>
             <w:pict>
-              <v:shapetype w14:anchorId="0E4B45E5" id="_x0000_t113" coordsize="21600,21600" o:spt="113" path="m,l,21600r21600,l21600,xem4236,nfl4236,21600em,4236nfl21600,4236e">
+              <v:shapetype w14:anchorId="092024EE" id="_x0000_t113" coordsize="21600,21600" o:spt="113" path="m,l,21600r21600,l21600,xem4236,nfl4236,21600em,4236nfl21600,4236e">
                 <v:stroke joinstyle="miter"/>
                 <v:path o:extrusionok="f" gradientshapeok="t" o:connecttype="rect" textboxrect="4236,4236,21600,21600"/>
               </v:shapetype>
-              <v:shape id="Flowchart: Internal Storage 8" o:spid="_x0000_s1026" type="#_x0000_t113" style="position:absolute;margin-left:178.2pt;margin-top:121.55pt;width:83.25pt;height:1in;z-index:251670528;visibility:visible;mso-wrap-style:square;mso-wrap-distance-left:9pt;mso-wrap-distance-top:0;mso-wrap-distance-right:9pt;mso-wrap-distance-bottom:0;mso-position-horizontal:absolute;mso-position-horizontal-relative:text;mso-position-vertical:absolute;mso-position-vertical-relative:text;v-text-anchor:middle" o:gfxdata="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" fillcolor="white [3201]" strokecolor="black [3213]" strokeweight="1pt"/>
+              <v:shape id="Flowchart: Internal Storage 8" o:spid="_x0000_s1026" type="#_x0000_t113" style="position:absolute;margin-left:299.4pt;margin-top:5.75pt;width:83.25pt;height:1in;z-index:251670528;visibility:visible;mso-wrap-style:square;mso-wrap-distance-left:9pt;mso-wrap-distance-top:0;mso-wrap-distance-right:9pt;mso-wrap-distance-bottom:0;mso-position-horizontal:absolute;mso-position-horizontal-relative:text;mso-position-vertical:absolute;mso-position-vertical-relative:text;v-text-anchor:middle" o:gfxdata="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" fillcolor="white [3201]" strokecolor="black [3213]" strokeweight="1pt"/>
             </w:pict>
           </mc:Fallback>
         </mc:AlternateContent>
       </w:r>
+      <w:r>
+        <w:rPr>
+          <w:rStyle w:val="Strong"/>
+        </w:rPr>
+        <w:t>Security &amp; Authorization</w:t>
+      </w:r>
+    </w:p>
+    <w:p>
+      <w:pPr>
+        <w:pStyle w:val="NormalWeb"/>
+        <w:numPr>
+          <w:ilvl w:val="0"/>
+          <w:numId w:val="22"/>
+        </w:numPr>
+      </w:pPr>
+      <w:r>
+        <w:t>Data integrity and consistency</w:t>
+      </w:r>
+    </w:p>
+    <w:p>
+      <w:pPr>
+        <w:pStyle w:val="NormalWeb"/>
+        <w:numPr>
+          <w:ilvl w:val="0"/>
+          <w:numId w:val="22"/>
+        </w:numPr>
+      </w:pPr>
       <w:r>
         <w:t>SQL-based data management</w:t>
       </w:r>
@@ -3352,25 +3350,7 @@
           <w:sz w:val="28"/>
           <w:szCs w:val="28"/>
         </w:rPr>
-        <w:t xml:space="preserve">The data </w:t>
-      </w:r>
-      <w:proofErr w:type="gramStart"/>
-      <w:r>
-        <w:rPr>
-          <w:rFonts w:cstheme="minorHAnsi"/>
-          <w:sz w:val="28"/>
-          <w:szCs w:val="28"/>
-        </w:rPr>
-        <w:t>enter into</w:t>
-      </w:r>
-      <w:proofErr w:type="gramEnd"/>
-      <w:r>
-        <w:rPr>
-          <w:rFonts w:cstheme="minorHAnsi"/>
-          <w:sz w:val="28"/>
-          <w:szCs w:val="28"/>
-        </w:rPr>
-        <w:t xml:space="preserve"> a table, can be validating two steps </w:t>
+        <w:t xml:space="preserve">The data enter into a table, can be validating two steps </w:t>
       </w:r>
       <w:r>
         <w:rPr>
@@ -3838,25 +3818,7 @@
           <w:sz w:val="28"/>
           <w:szCs w:val="28"/>
         </w:rPr>
-        <w:t xml:space="preserve">Whenever we </w:t>
-      </w:r>
-      <w:proofErr w:type="gramStart"/>
-      <w:r>
-        <w:rPr>
-          <w:rFonts w:cstheme="minorHAnsi"/>
-          <w:sz w:val="28"/>
-          <w:szCs w:val="28"/>
-        </w:rPr>
-        <w:t>have to</w:t>
-      </w:r>
-      <w:proofErr w:type="gramEnd"/>
-      <w:r>
-        <w:rPr>
-          <w:rFonts w:cstheme="minorHAnsi"/>
-          <w:sz w:val="28"/>
-          <w:szCs w:val="28"/>
-        </w:rPr>
-        <w:t xml:space="preserve"> use CHAR datatype, we must mention size, a syntax of CHAR datatype.</w:t>
+        <w:t>Whenever we have to use CHAR datatype, we must mention size, a syntax of CHAR datatype.</w:t>
       </w:r>
     </w:p>
     <w:p>
@@ -4113,25 +4075,7 @@
           <w:sz w:val="28"/>
           <w:szCs w:val="28"/>
         </w:rPr>
-        <w:t xml:space="preserve">Whenever we </w:t>
-      </w:r>
-      <w:proofErr w:type="gramStart"/>
-      <w:r>
-        <w:rPr>
-          <w:rFonts w:cstheme="minorHAnsi"/>
-          <w:sz w:val="28"/>
-          <w:szCs w:val="28"/>
-        </w:rPr>
-        <w:t>have to</w:t>
-      </w:r>
-      <w:proofErr w:type="gramEnd"/>
-      <w:r>
-        <w:rPr>
-          <w:rFonts w:cstheme="minorHAnsi"/>
-          <w:sz w:val="28"/>
-          <w:szCs w:val="28"/>
-        </w:rPr>
-        <w:t xml:space="preserve"> use varchar data type, we must mention size.</w:t>
+        <w:t>Whenever we have to use varchar data type, we must mention size.</w:t>
       </w:r>
       <w:r>
         <w:rPr>
@@ -4429,15 +4373,13 @@
         </w:rPr>
         <w:t xml:space="preserve">It is used to stores numeric </w:t>
       </w:r>
-      <w:proofErr w:type="gramStart"/>
-      <w:r>
-        <w:rPr>
-          <w:sz w:val="28"/>
-          <w:szCs w:val="28"/>
-        </w:rPr>
-        <w:t>values</w:t>
-      </w:r>
-      <w:proofErr w:type="gramEnd"/>
+      <w:r>
+        <w:rPr>
+          <w:sz w:val="28"/>
+          <w:szCs w:val="28"/>
+        </w:rPr>
+        <w:t>values.</w:t>
+      </w:r>
       <w:r>
         <w:rPr>
           <w:sz w:val="28"/>
@@ -5184,23 +5126,7 @@
           <w:sz w:val="28"/>
           <w:szCs w:val="28"/>
         </w:rPr>
-        <w:t xml:space="preserve">NOTE = </w:t>
-      </w:r>
-      <w:proofErr w:type="gramStart"/>
-      <w:r>
-        <w:rPr>
-          <w:sz w:val="28"/>
-          <w:szCs w:val="28"/>
-        </w:rPr>
-        <w:t>In order to</w:t>
-      </w:r>
-      <w:proofErr w:type="gramEnd"/>
-      <w:r>
-        <w:rPr>
-          <w:sz w:val="28"/>
-          <w:szCs w:val="28"/>
-        </w:rPr>
-        <w:t xml:space="preserve"> create a table, two things are required =&gt;</w:t>
+        <w:t>NOTE = In order to create a table, two things are required =&gt;</w:t>
       </w:r>
     </w:p>
     <w:p>
@@ -5546,23 +5472,7 @@
           <w:sz w:val="28"/>
           <w:szCs w:val="28"/>
         </w:rPr>
-        <w:t xml:space="preserve">It is </w:t>
-      </w:r>
-      <w:proofErr w:type="gramStart"/>
-      <w:r>
-        <w:rPr>
-          <w:sz w:val="28"/>
-          <w:szCs w:val="28"/>
-        </w:rPr>
-        <w:t>use</w:t>
-      </w:r>
-      <w:proofErr w:type="gramEnd"/>
-      <w:r>
-        <w:rPr>
-          <w:sz w:val="28"/>
-          <w:szCs w:val="28"/>
-        </w:rPr>
-        <w:t xml:space="preserve"> to avoid duplicate values into column.</w:t>
+        <w:t>It is use to avoid duplicate values into column.</w:t>
       </w:r>
     </w:p>
     <w:p>
@@ -5617,23 +5527,7 @@
           <w:sz w:val="28"/>
           <w:szCs w:val="28"/>
         </w:rPr>
-        <w:t xml:space="preserve">It is </w:t>
-      </w:r>
-      <w:proofErr w:type="gramStart"/>
-      <w:r>
-        <w:rPr>
-          <w:sz w:val="28"/>
-          <w:szCs w:val="28"/>
-        </w:rPr>
-        <w:t>use</w:t>
-      </w:r>
-      <w:proofErr w:type="gramEnd"/>
-      <w:r>
-        <w:rPr>
-          <w:sz w:val="28"/>
-          <w:szCs w:val="28"/>
-        </w:rPr>
-        <w:t xml:space="preserve"> to avoid NULL (empty).</w:t>
+        <w:t>It is use to avoid NULL (empty).</w:t>
       </w:r>
     </w:p>
     <w:p>
@@ -5688,21 +5582,7 @@
           <w:sz w:val="28"/>
           <w:szCs w:val="28"/>
         </w:rPr>
-        <w:t>It is an extr</w:t>
-      </w:r>
-      <w:r>
-        <w:rPr>
-          <w:sz w:val="28"/>
-          <w:szCs w:val="28"/>
-        </w:rPr>
-        <w:t>p0</w:t>
-      </w:r>
-      <w:r>
-        <w:rPr>
-          <w:sz w:val="28"/>
-          <w:szCs w:val="28"/>
-        </w:rPr>
-        <w:t xml:space="preserve">a validation with </w:t>
+        <w:t xml:space="preserve">It is an extra validation with </w:t>
       </w:r>
       <w:r>
         <w:rPr>
@@ -5822,23 +5702,7 @@
           <w:sz w:val="28"/>
           <w:szCs w:val="28"/>
         </w:rPr>
-        <w:t xml:space="preserve">It is </w:t>
-      </w:r>
-      <w:proofErr w:type="gramStart"/>
-      <w:r>
-        <w:rPr>
-          <w:sz w:val="28"/>
-          <w:szCs w:val="28"/>
-        </w:rPr>
-        <w:t>use</w:t>
-      </w:r>
-      <w:proofErr w:type="gramEnd"/>
-      <w:r>
-        <w:rPr>
-          <w:sz w:val="28"/>
-          <w:szCs w:val="28"/>
-        </w:rPr>
-        <w:t xml:space="preserve"> to identified the records uniquely from the table.</w:t>
+        <w:t>It is use to identified the records uniquely from the table.</w:t>
       </w:r>
     </w:p>
     <w:p>
@@ -5960,17 +5824,8 @@
           <w:sz w:val="28"/>
           <w:szCs w:val="28"/>
         </w:rPr>
-        <w:t xml:space="preserve">We can have only one Primary key given to one column only in a </w:t>
-      </w:r>
-      <w:proofErr w:type="gramStart"/>
-      <w:r>
-        <w:rPr>
-          <w:sz w:val="28"/>
-          <w:szCs w:val="28"/>
-        </w:rPr>
-        <w:t>table</w:t>
-      </w:r>
-      <w:proofErr w:type="gramEnd"/>
+        <w:t>We can have only one Primary key given to one column only in a table</w:t>
+      </w:r>
     </w:p>
     <w:p>
       <w:pPr>
@@ -6027,17 +5882,15 @@
           <w:sz w:val="28"/>
           <w:szCs w:val="28"/>
         </w:rPr>
-        <w:t xml:space="preserve">Foreign key is </w:t>
-      </w:r>
-      <w:proofErr w:type="gramStart"/>
-      <w:r>
-        <w:rPr>
-          <w:sz w:val="28"/>
-          <w:szCs w:val="28"/>
-        </w:rPr>
-        <w:t>use</w:t>
-      </w:r>
-      <w:proofErr w:type="gramEnd"/>
+        <w:t>Foreign key is use</w:t>
+      </w:r>
+      <w:r>
+        <w:rPr>
+          <w:sz w:val="28"/>
+          <w:szCs w:val="28"/>
+        </w:rPr>
+        <w:t>d</w:t>
+      </w:r>
       <w:r>
         <w:rPr>
           <w:sz w:val="28"/>
@@ -6797,23 +6650,7 @@
           <w:sz w:val="28"/>
           <w:szCs w:val="28"/>
         </w:rPr>
-        <w:t xml:space="preserve">It is used to </w:t>
-      </w:r>
-      <w:proofErr w:type="gramStart"/>
-      <w:r>
-        <w:rPr>
-          <w:sz w:val="28"/>
-          <w:szCs w:val="28"/>
-        </w:rPr>
-        <w:t>retrieved</w:t>
-      </w:r>
-      <w:proofErr w:type="gramEnd"/>
-      <w:r>
-        <w:rPr>
-          <w:sz w:val="28"/>
-          <w:szCs w:val="28"/>
-        </w:rPr>
-        <w:t xml:space="preserve"> the data from the database.</w:t>
+        <w:t>It is used to retrieved the data from the database.</w:t>
       </w:r>
     </w:p>
     <w:p>
@@ -6835,17 +6672,8 @@
           <w:sz w:val="28"/>
           <w:szCs w:val="28"/>
         </w:rPr>
-        <w:t xml:space="preserve">It has four </w:t>
-      </w:r>
-      <w:proofErr w:type="gramStart"/>
-      <w:r>
-        <w:rPr>
-          <w:sz w:val="28"/>
-          <w:szCs w:val="28"/>
-        </w:rPr>
-        <w:t>statements</w:t>
-      </w:r>
-      <w:proofErr w:type="gramEnd"/>
+        <w:t>It has four statements</w:t>
+      </w:r>
     </w:p>
     <w:p>
       <w:pPr>
@@ -6975,23 +6803,7 @@
           <w:sz w:val="28"/>
           <w:szCs w:val="28"/>
         </w:rPr>
-        <w:t xml:space="preserve">It is </w:t>
-      </w:r>
-      <w:proofErr w:type="gramStart"/>
-      <w:r>
-        <w:rPr>
-          <w:sz w:val="28"/>
-          <w:szCs w:val="28"/>
-        </w:rPr>
-        <w:t>use</w:t>
-      </w:r>
-      <w:proofErr w:type="gramEnd"/>
-      <w:r>
-        <w:rPr>
-          <w:sz w:val="28"/>
-          <w:szCs w:val="28"/>
-        </w:rPr>
-        <w:t xml:space="preserve"> to retrieve the data from the table and display it.</w:t>
+        <w:t>It is use to retrieve the data from the table and display it.</w:t>
       </w:r>
     </w:p>
     <w:p>
@@ -7038,17 +6850,8 @@
           <w:sz w:val="28"/>
           <w:szCs w:val="28"/>
         </w:rPr>
-        <w:t>FROM TABLE_</w:t>
-      </w:r>
-      <w:proofErr w:type="gramStart"/>
-      <w:r>
-        <w:rPr>
-          <w:sz w:val="28"/>
-          <w:szCs w:val="28"/>
-        </w:rPr>
-        <w:t>NAME;</w:t>
-      </w:r>
-      <w:proofErr w:type="gramEnd"/>
+        <w:t>FROM TABLE_NAME;</w:t>
+      </w:r>
     </w:p>
     <w:p>
       <w:pPr>
@@ -7085,17 +6888,8 @@
           <w:sz w:val="28"/>
           <w:szCs w:val="28"/>
         </w:rPr>
-        <w:t xml:space="preserve"> </w:t>
-      </w:r>
-      <w:proofErr w:type="gramStart"/>
-      <w:r>
-        <w:rPr>
-          <w:sz w:val="28"/>
-          <w:szCs w:val="28"/>
-        </w:rPr>
-        <w:t>SELECT</w:t>
-      </w:r>
-      <w:proofErr w:type="gramEnd"/>
+        <w:t xml:space="preserve"> SELECT</w:t>
+      </w:r>
     </w:p>
     <w:p>
       <w:pPr>
@@ -7126,23 +6920,7 @@
           <w:sz w:val="28"/>
           <w:szCs w:val="28"/>
         </w:rPr>
-        <w:t xml:space="preserve"> = it is </w:t>
-      </w:r>
-      <w:proofErr w:type="gramStart"/>
-      <w:r>
-        <w:rPr>
-          <w:sz w:val="28"/>
-          <w:szCs w:val="28"/>
-        </w:rPr>
-        <w:t>use</w:t>
-      </w:r>
-      <w:proofErr w:type="gramEnd"/>
-      <w:r>
-        <w:rPr>
-          <w:sz w:val="28"/>
-          <w:szCs w:val="28"/>
-        </w:rPr>
-        <w:t xml:space="preserve"> to select all the details from the table.</w:t>
+        <w:t xml:space="preserve"> = it is use to select all the details from the table.</w:t>
       </w:r>
     </w:p>
     <w:p>
@@ -7190,23 +6968,7 @@
           <w:sz w:val="28"/>
           <w:szCs w:val="28"/>
         </w:rPr>
-        <w:t xml:space="preserve">it is </w:t>
-      </w:r>
-      <w:proofErr w:type="gramStart"/>
-      <w:r>
-        <w:rPr>
-          <w:sz w:val="28"/>
-          <w:szCs w:val="28"/>
-        </w:rPr>
-        <w:t>use</w:t>
-      </w:r>
-      <w:proofErr w:type="gramEnd"/>
-      <w:r>
-        <w:rPr>
-          <w:sz w:val="28"/>
-          <w:szCs w:val="28"/>
-        </w:rPr>
-        <w:t xml:space="preserve"> to remove the duplicate or repeated value from the result table.</w:t>
+        <w:t>it is use to remove the duplicate or repeated value from the result table.</w:t>
       </w:r>
     </w:p>
     <w:p>
@@ -7226,23 +6988,7 @@
           <w:sz w:val="28"/>
           <w:szCs w:val="28"/>
         </w:rPr>
-        <w:t xml:space="preserve">Distinct clause </w:t>
-      </w:r>
-      <w:proofErr w:type="gramStart"/>
-      <w:r>
-        <w:rPr>
-          <w:sz w:val="28"/>
-          <w:szCs w:val="28"/>
-        </w:rPr>
-        <w:t>has to</w:t>
-      </w:r>
-      <w:proofErr w:type="gramEnd"/>
-      <w:r>
-        <w:rPr>
-          <w:sz w:val="28"/>
-          <w:szCs w:val="28"/>
-        </w:rPr>
-        <w:t xml:space="preserve"> be use as the first argument in the select clause.</w:t>
+        <w:t>Distinct clause has to be use as the first argument in the select clause.</w:t>
       </w:r>
     </w:p>
     <w:p>
@@ -7370,23 +7116,7 @@
           <w:sz w:val="28"/>
           <w:szCs w:val="28"/>
         </w:rPr>
-        <w:t xml:space="preserve">It is </w:t>
-      </w:r>
-      <w:proofErr w:type="gramStart"/>
-      <w:r>
-        <w:rPr>
-          <w:sz w:val="28"/>
-          <w:szCs w:val="28"/>
-        </w:rPr>
-        <w:t>use</w:t>
-      </w:r>
-      <w:proofErr w:type="gramEnd"/>
-      <w:r>
-        <w:rPr>
-          <w:sz w:val="28"/>
-          <w:szCs w:val="28"/>
-        </w:rPr>
-        <w:t xml:space="preserve"> to give alternative name to a column.</w:t>
+        <w:t>It is use to give alternative name to a column.</w:t>
       </w:r>
     </w:p>
     <w:p>
@@ -7406,17 +7136,8 @@
           <w:sz w:val="28"/>
           <w:szCs w:val="28"/>
         </w:rPr>
-        <w:t xml:space="preserve">We can give alias in two </w:t>
-      </w:r>
-      <w:proofErr w:type="gramStart"/>
-      <w:r>
-        <w:rPr>
-          <w:sz w:val="28"/>
-          <w:szCs w:val="28"/>
-        </w:rPr>
-        <w:t>ways</w:t>
-      </w:r>
-      <w:proofErr w:type="gramEnd"/>
+        <w:t>We can give alias in two ways</w:t>
+      </w:r>
     </w:p>
     <w:p>
       <w:pPr>
@@ -7556,21 +7277,7 @@
         <w:rPr>
           <w:sz w:val="22"/>
         </w:rPr>
-        <w:t xml:space="preserve">SELECT * [DISTINCT] </w:t>
-      </w:r>
-      <w:proofErr w:type="spellStart"/>
-      <w:r>
-        <w:rPr>
-          <w:sz w:val="22"/>
-        </w:rPr>
-        <w:t>column_name</w:t>
-      </w:r>
-      <w:proofErr w:type="spellEnd"/>
-      <w:r>
-        <w:rPr>
-          <w:sz w:val="22"/>
-        </w:rPr>
-        <w:t xml:space="preserve"> | expression [AS alias]</w:t>
+        <w:t>SELECT * [DISTINCT] column_name | expression [AS alias]</w:t>
       </w:r>
     </w:p>
     <w:p>
@@ -7583,37 +7290,21 @@
         <w:rPr>
           <w:rFonts w:ascii="Consolas" w:hAnsi="Consolas"/>
         </w:rPr>
-        <w:t xml:space="preserve">FROM </w:t>
-      </w:r>
-      <w:proofErr w:type="spellStart"/>
-      <w:r>
+        <w:t>FROM table_name</w:t>
+      </w:r>
+    </w:p>
+    <w:p>
+      <w:pPr>
         <w:rPr>
           <w:rFonts w:ascii="Consolas" w:hAnsi="Consolas"/>
         </w:rPr>
-        <w:t>table_name</w:t>
-      </w:r>
-      <w:proofErr w:type="spellEnd"/>
-    </w:p>
-    <w:p>
-      <w:pPr>
+      </w:pPr>
+      <w:r>
         <w:rPr>
           <w:rFonts w:ascii="Consolas" w:hAnsi="Consolas"/>
         </w:rPr>
-      </w:pPr>
-      <w:r>
-        <w:rPr>
-          <w:rFonts w:ascii="Consolas" w:hAnsi="Consolas"/>
-        </w:rPr>
-        <w:t>WHERE &lt;Filter Record Condition</w:t>
-      </w:r>
-      <w:proofErr w:type="gramStart"/>
-      <w:r>
-        <w:rPr>
-          <w:rFonts w:ascii="Consolas" w:hAnsi="Consolas"/>
-        </w:rPr>
-        <w:t>&gt;;</w:t>
-      </w:r>
-      <w:proofErr w:type="gramEnd"/>
+        <w:t>WHERE &lt;Filter Record Condition&gt;;</w:t>
+      </w:r>
     </w:p>
     <w:p>
       <w:pPr>
@@ -8066,7 +7757,6 @@
         </w:rPr>
         <w:t>=</w:t>
       </w:r>
-      <w:proofErr w:type="gramStart"/>
       <w:r>
         <w:rPr>
           <w:sz w:val="28"/>
@@ -8080,16 +7770,7 @@
           <w:sz w:val="28"/>
           <w:szCs w:val="28"/>
         </w:rPr>
-        <w:t>!</w:t>
-      </w:r>
-      <w:proofErr w:type="gramEnd"/>
-      <w:r>
-        <w:rPr>
-          <w:rStyle w:val="HTMLCode"/>
-          <w:sz w:val="28"/>
-          <w:szCs w:val="28"/>
-        </w:rPr>
-        <w:t>=</w:t>
+        <w:t>!=</w:t>
       </w:r>
       <w:r>
         <w:rPr>
@@ -8590,38 +8271,22 @@
         <w:rPr>
           <w:rStyle w:val="HTMLCode"/>
         </w:rPr>
-        <w:t xml:space="preserve">SELECT 'HELLO' || ' </w:t>
-      </w:r>
-      <w:proofErr w:type="gramStart"/>
-      <w:r>
+        <w:t>SELECT 'HELLO' || ' WORLD'</w:t>
+      </w:r>
+    </w:p>
+    <w:p>
+      <w:pPr>
+        <w:pStyle w:val="HTMLPreformatted"/>
         <w:rPr>
           <w:rStyle w:val="HTMLCode"/>
         </w:rPr>
-        <w:t>WORLD'</w:t>
-      </w:r>
-      <w:proofErr w:type="gramEnd"/>
-    </w:p>
-    <w:p>
-      <w:pPr>
-        <w:pStyle w:val="HTMLPreformatted"/>
+      </w:pPr>
+      <w:r>
         <w:rPr>
           <w:rStyle w:val="HTMLCode"/>
         </w:rPr>
-      </w:pPr>
-      <w:r>
-        <w:rPr>
-          <w:rStyle w:val="HTMLCode"/>
-        </w:rPr>
-        <w:t xml:space="preserve">FROM </w:t>
-      </w:r>
-      <w:proofErr w:type="gramStart"/>
-      <w:r>
-        <w:rPr>
-          <w:rStyle w:val="HTMLCode"/>
-        </w:rPr>
-        <w:t>DUAL;</w:t>
-      </w:r>
-      <w:proofErr w:type="gramEnd"/>
+        <w:t>FROM DUAL;</w:t>
+      </w:r>
     </w:p>
     <w:p/>
     <w:p>
@@ -8719,16 +8384,8 @@
         <w:rPr>
           <w:rStyle w:val="HTMLCode"/>
         </w:rPr>
-        <w:t>WHERE SAL &gt; 1000 AND JOB = 'CLERK</w:t>
-      </w:r>
-      <w:proofErr w:type="gramStart"/>
-      <w:r>
-        <w:rPr>
-          <w:rStyle w:val="HTMLCode"/>
-        </w:rPr>
-        <w:t>';</w:t>
-      </w:r>
-      <w:proofErr w:type="gramEnd"/>
+        <w:t>WHERE SAL &gt; 1000 AND JOB = 'CLERK';</w:t>
+      </w:r>
     </w:p>
     <w:p>
       <w:pPr>
@@ -8800,16 +8457,8 @@
         <w:rPr>
           <w:rStyle w:val="HTMLCode"/>
         </w:rPr>
-        <w:t xml:space="preserve">WHERE DEPTNO = 10 OR DEPTNO = </w:t>
-      </w:r>
-      <w:proofErr w:type="gramStart"/>
-      <w:r>
-        <w:rPr>
-          <w:rStyle w:val="HTMLCode"/>
-        </w:rPr>
-        <w:t>20;</w:t>
-      </w:r>
-      <w:proofErr w:type="gramEnd"/>
+        <w:t>WHERE DEPTNO = 10 OR DEPTNO = 20;</w:t>
+      </w:r>
     </w:p>
     <w:p>
       <w:pPr>
@@ -8873,16 +8522,8 @@
         <w:rPr>
           <w:rStyle w:val="HTMLCode"/>
         </w:rPr>
-        <w:t>WHERE NOT JOB = 'CLERK</w:t>
-      </w:r>
-      <w:proofErr w:type="gramStart"/>
-      <w:r>
-        <w:rPr>
-          <w:rStyle w:val="HTMLCode"/>
-        </w:rPr>
-        <w:t>';</w:t>
-      </w:r>
-      <w:proofErr w:type="gramEnd"/>
+        <w:t>WHERE NOT JOB = 'CLERK';</w:t>
+      </w:r>
     </w:p>
     <w:p/>
     <w:p>
@@ -8937,15 +8578,7 @@
         <w:t>any value</w:t>
       </w:r>
       <w:r>
-        <w:t xml:space="preserve"> </w:t>
-      </w:r>
-      <w:proofErr w:type="gramStart"/>
-      <w:r>
-        <w:t>in a given</w:t>
-      </w:r>
-      <w:proofErr w:type="gramEnd"/>
-      <w:r>
-        <w:t xml:space="preserve"> list.</w:t>
+        <w:t xml:space="preserve"> in a given list.</w:t>
       </w:r>
     </w:p>
     <w:p>
@@ -8966,61 +8599,37 @@
           <w:rStyle w:val="HTMLCode"/>
         </w:rPr>
       </w:pPr>
-      <w:proofErr w:type="spellStart"/>
       <w:r>
         <w:rPr>
           <w:rStyle w:val="HTMLCode"/>
         </w:rPr>
-        <w:t>Col_Name</w:t>
-      </w:r>
-      <w:proofErr w:type="spellEnd"/>
-      <w:r>
+        <w:t>Col_Name IN (val1, val2, val3);</w:t>
+      </w:r>
+    </w:p>
+    <w:p>
+      <w:pPr>
+        <w:pStyle w:val="NormalWeb"/>
+      </w:pPr>
+      <w:r>
+        <w:rPr>
+          <w:rStyle w:val="Strong"/>
+        </w:rPr>
+        <w:t>Example:</w:t>
+      </w:r>
+    </w:p>
+    <w:p>
+      <w:pPr>
+        <w:pStyle w:val="HTMLPreformatted"/>
         <w:rPr>
           <w:rStyle w:val="HTMLCode"/>
         </w:rPr>
-        <w:t xml:space="preserve"> IN (val1, val2, val3</w:t>
-      </w:r>
-      <w:proofErr w:type="gramStart"/>
+      </w:pPr>
       <w:r>
         <w:rPr>
           <w:rStyle w:val="HTMLCode"/>
         </w:rPr>
-        <w:t>);</w:t>
-      </w:r>
-      <w:proofErr w:type="gramEnd"/>
-    </w:p>
-    <w:p>
-      <w:pPr>
-        <w:pStyle w:val="NormalWeb"/>
-      </w:pPr>
-      <w:r>
-        <w:rPr>
-          <w:rStyle w:val="Strong"/>
-        </w:rPr>
-        <w:t>Example:</w:t>
-      </w:r>
-    </w:p>
-    <w:p>
-      <w:pPr>
-        <w:pStyle w:val="HTMLPreformatted"/>
-        <w:rPr>
-          <w:rStyle w:val="HTMLCode"/>
-        </w:rPr>
-      </w:pPr>
-      <w:r>
-        <w:rPr>
-          <w:rStyle w:val="HTMLCode"/>
-        </w:rPr>
-        <w:t>WHERE DEPTNO IN (10, 20, 30</w:t>
-      </w:r>
-      <w:proofErr w:type="gramStart"/>
-      <w:r>
-        <w:rPr>
-          <w:rStyle w:val="HTMLCode"/>
-        </w:rPr>
-        <w:t>);</w:t>
-      </w:r>
-      <w:proofErr w:type="gramEnd"/>
+        <w:t>WHERE DEPTNO IN (10, 20, 30);</w:t>
+      </w:r>
     </w:p>
     <w:p/>
     <w:p>
@@ -9091,28 +8700,12 @@
           <w:rStyle w:val="HTMLCode"/>
         </w:rPr>
       </w:pPr>
-      <w:proofErr w:type="spellStart"/>
       <w:r>
         <w:rPr>
           <w:rStyle w:val="HTMLCode"/>
         </w:rPr>
-        <w:t>Col_Name</w:t>
-      </w:r>
-      <w:proofErr w:type="spellEnd"/>
-      <w:r>
-        <w:rPr>
-          <w:rStyle w:val="HTMLCode"/>
-        </w:rPr>
-        <w:t xml:space="preserve"> NOT IN (val1, val2, val3</w:t>
-      </w:r>
-      <w:proofErr w:type="gramStart"/>
-      <w:r>
-        <w:rPr>
-          <w:rStyle w:val="HTMLCode"/>
-        </w:rPr>
-        <w:t>);</w:t>
-      </w:r>
-      <w:proofErr w:type="gramEnd"/>
+        <w:t>Col_Name NOT IN (val1, val2, val3);</w:t>
+      </w:r>
     </w:p>
     <w:p/>
     <w:p>
@@ -9189,89 +8782,37 @@
           <w:rStyle w:val="HTMLCode"/>
         </w:rPr>
       </w:pPr>
-      <w:proofErr w:type="spellStart"/>
       <w:r>
         <w:rPr>
           <w:rStyle w:val="HTMLCode"/>
         </w:rPr>
-        <w:t>Col_Name</w:t>
-      </w:r>
-      <w:proofErr w:type="spellEnd"/>
-      <w:r>
+        <w:t>Col_Name BETWEEN lower_value AND higher_value;</w:t>
+      </w:r>
+    </w:p>
+    <w:p>
+      <w:pPr>
+        <w:pStyle w:val="NormalWeb"/>
+      </w:pPr>
+      <w:r>
+        <w:rPr>
+          <w:rStyle w:val="Strong"/>
+        </w:rPr>
+        <w:t>Example:</w:t>
+      </w:r>
+    </w:p>
+    <w:p>
+      <w:pPr>
+        <w:pStyle w:val="HTMLPreformatted"/>
         <w:rPr>
           <w:rStyle w:val="HTMLCode"/>
         </w:rPr>
-        <w:t xml:space="preserve"> BETWEEN </w:t>
-      </w:r>
-      <w:proofErr w:type="spellStart"/>
+      </w:pPr>
       <w:r>
         <w:rPr>
           <w:rStyle w:val="HTMLCode"/>
         </w:rPr>
-        <w:t>lower_value</w:t>
-      </w:r>
-      <w:proofErr w:type="spellEnd"/>
-      <w:r>
-        <w:rPr>
-          <w:rStyle w:val="HTMLCode"/>
-        </w:rPr>
-        <w:t xml:space="preserve"> AND </w:t>
-      </w:r>
-      <w:proofErr w:type="spellStart"/>
-      <w:r>
-        <w:rPr>
-          <w:rStyle w:val="HTMLCode"/>
-        </w:rPr>
-        <w:t>higher_</w:t>
-      </w:r>
-      <w:proofErr w:type="gramStart"/>
-      <w:r>
-        <w:rPr>
-          <w:rStyle w:val="HTMLCode"/>
-        </w:rPr>
-        <w:t>value</w:t>
-      </w:r>
-      <w:proofErr w:type="spellEnd"/>
-      <w:r>
-        <w:rPr>
-          <w:rStyle w:val="HTMLCode"/>
-        </w:rPr>
-        <w:t>;</w:t>
-      </w:r>
-      <w:proofErr w:type="gramEnd"/>
-    </w:p>
-    <w:p>
-      <w:pPr>
-        <w:pStyle w:val="NormalWeb"/>
-      </w:pPr>
-      <w:r>
-        <w:rPr>
-          <w:rStyle w:val="Strong"/>
-        </w:rPr>
-        <w:t>Example:</w:t>
-      </w:r>
-    </w:p>
-    <w:p>
-      <w:pPr>
-        <w:pStyle w:val="HTMLPreformatted"/>
-        <w:rPr>
-          <w:rStyle w:val="HTMLCode"/>
-        </w:rPr>
-      </w:pPr>
-      <w:r>
-        <w:rPr>
-          <w:rStyle w:val="HTMLCode"/>
-        </w:rPr>
-        <w:t xml:space="preserve">WHERE SAL BETWEEN 1000 AND </w:t>
-      </w:r>
-      <w:proofErr w:type="gramStart"/>
-      <w:r>
-        <w:rPr>
-          <w:rStyle w:val="HTMLCode"/>
-        </w:rPr>
-        <w:t>2000;</w:t>
-      </w:r>
-      <w:proofErr w:type="gramEnd"/>
+        <w:t>WHERE SAL BETWEEN 1000 AND 2000;</w:t>
+      </w:r>
     </w:p>
     <w:p>
       <w:pPr>
@@ -9409,56 +8950,12 @@
       <w:pPr>
         <w:pStyle w:val="HTMLPreformatted"/>
       </w:pPr>
-      <w:proofErr w:type="spellStart"/>
       <w:r>
         <w:rPr>
           <w:rStyle w:val="HTMLCode"/>
         </w:rPr>
-        <w:t>Col_Name</w:t>
-      </w:r>
-      <w:proofErr w:type="spellEnd"/>
-      <w:r>
-        <w:rPr>
-          <w:rStyle w:val="HTMLCode"/>
-        </w:rPr>
-        <w:t xml:space="preserve"> NOT BETWEEN </w:t>
-      </w:r>
-      <w:proofErr w:type="spellStart"/>
-      <w:r>
-        <w:rPr>
-          <w:rStyle w:val="HTMLCode"/>
-        </w:rPr>
-        <w:t>lower_value</w:t>
-      </w:r>
-      <w:proofErr w:type="spellEnd"/>
-      <w:r>
-        <w:rPr>
-          <w:rStyle w:val="HTMLCode"/>
-        </w:rPr>
-        <w:t xml:space="preserve"> AND </w:t>
-      </w:r>
-      <w:proofErr w:type="spellStart"/>
-      <w:r>
-        <w:rPr>
-          <w:rStyle w:val="HTMLCode"/>
-        </w:rPr>
-        <w:t>higher_</w:t>
-      </w:r>
-      <w:proofErr w:type="gramStart"/>
-      <w:r>
-        <w:rPr>
-          <w:rStyle w:val="HTMLCode"/>
-        </w:rPr>
-        <w:t>value</w:t>
-      </w:r>
-      <w:proofErr w:type="spellEnd"/>
-      <w:r>
-        <w:rPr>
-          <w:rStyle w:val="HTMLCode"/>
-        </w:rPr>
-        <w:t>;</w:t>
-      </w:r>
-      <w:proofErr w:type="gramEnd"/>
+        <w:t>Col_Name NOT BETWEEN lower_value AND higher_value;</w:t>
+      </w:r>
     </w:p>
     <w:p>
       <w:pPr>
@@ -9554,28 +9051,12 @@
           <w:rStyle w:val="HTMLCode"/>
         </w:rPr>
       </w:pPr>
-      <w:proofErr w:type="spellStart"/>
       <w:r>
         <w:rPr>
           <w:rStyle w:val="HTMLCode"/>
         </w:rPr>
-        <w:t>Col_Name</w:t>
-      </w:r>
-      <w:proofErr w:type="spellEnd"/>
-      <w:r>
-        <w:rPr>
-          <w:rStyle w:val="HTMLCode"/>
-        </w:rPr>
-        <w:t xml:space="preserve"> IS </w:t>
-      </w:r>
-      <w:proofErr w:type="gramStart"/>
-      <w:r>
-        <w:rPr>
-          <w:rStyle w:val="HTMLCode"/>
-        </w:rPr>
-        <w:t>NULL;</w:t>
-      </w:r>
-      <w:proofErr w:type="gramEnd"/>
+        <w:t>Col_Name IS NULL;</w:t>
+      </w:r>
     </w:p>
     <w:p/>
     <w:p>
@@ -9625,28 +9106,12 @@
           <w:rStyle w:val="HTMLCode"/>
         </w:rPr>
       </w:pPr>
-      <w:proofErr w:type="spellStart"/>
       <w:r>
         <w:rPr>
           <w:rStyle w:val="HTMLCode"/>
         </w:rPr>
-        <w:t>Col_Name</w:t>
-      </w:r>
-      <w:proofErr w:type="spellEnd"/>
-      <w:r>
-        <w:rPr>
-          <w:rStyle w:val="HTMLCode"/>
-        </w:rPr>
-        <w:t xml:space="preserve"> IS NOT </w:t>
-      </w:r>
-      <w:proofErr w:type="gramStart"/>
-      <w:r>
-        <w:rPr>
-          <w:rStyle w:val="HTMLCode"/>
-        </w:rPr>
-        <w:t>NULL;</w:t>
-      </w:r>
-      <w:proofErr w:type="gramEnd"/>
+        <w:t>Col_Name IS NOT NULL;</w:t>
+      </w:r>
     </w:p>
     <w:p>
       <w:pPr>
@@ -9700,28 +9165,12 @@
           <w:rStyle w:val="HTMLCode"/>
         </w:rPr>
       </w:pPr>
-      <w:proofErr w:type="spellStart"/>
       <w:r>
         <w:rPr>
           <w:rStyle w:val="HTMLCode"/>
         </w:rPr>
-        <w:t>Col_Name</w:t>
-      </w:r>
-      <w:proofErr w:type="spellEnd"/>
-      <w:r>
-        <w:rPr>
-          <w:rStyle w:val="HTMLCode"/>
-        </w:rPr>
-        <w:t xml:space="preserve"> LIKE 'pattern</w:t>
-      </w:r>
-      <w:proofErr w:type="gramStart"/>
-      <w:r>
-        <w:rPr>
-          <w:rStyle w:val="HTMLCode"/>
-        </w:rPr>
-        <w:t>';</w:t>
-      </w:r>
-      <w:proofErr w:type="gramEnd"/>
+        <w:t>Col_Name LIKE 'pattern';</w:t>
+      </w:r>
     </w:p>
     <w:p>
       <w:pPr>
@@ -9821,55 +9270,39 @@
         <w:rPr>
           <w:rStyle w:val="HTMLCode"/>
         </w:rPr>
-        <w:t>WHERE ENAME LIKE 'A%</w:t>
-      </w:r>
-      <w:proofErr w:type="gramStart"/>
+        <w:t>WHERE ENAME LIKE 'A%';</w:t>
+      </w:r>
+    </w:p>
+    <w:p>
+      <w:pPr>
+        <w:pStyle w:val="NormalWeb"/>
+      </w:pPr>
+      <w:r>
+        <w:t xml:space="preserve">→ Names starting with </w:t>
+      </w:r>
       <w:r>
         <w:rPr>
           <w:rStyle w:val="HTMLCode"/>
         </w:rPr>
-        <w:t>';</w:t>
-      </w:r>
-      <w:proofErr w:type="gramEnd"/>
-    </w:p>
-    <w:p>
-      <w:pPr>
-        <w:pStyle w:val="NormalWeb"/>
-      </w:pPr>
-      <w:r>
-        <w:t xml:space="preserve">→ Names starting with </w:t>
-      </w:r>
-      <w:r>
+        <w:t>A</w:t>
+      </w:r>
+      <w:r>
+        <w:t>.</w:t>
+      </w:r>
+    </w:p>
+    <w:p>
+      <w:pPr>
+        <w:pStyle w:val="HTMLPreformatted"/>
         <w:rPr>
           <w:rStyle w:val="HTMLCode"/>
         </w:rPr>
-        <w:t>A</w:t>
-      </w:r>
-      <w:r>
-        <w:t>.</w:t>
-      </w:r>
-    </w:p>
-    <w:p>
-      <w:pPr>
-        <w:pStyle w:val="HTMLPreformatted"/>
+      </w:pPr>
+      <w:r>
         <w:rPr>
           <w:rStyle w:val="HTMLCode"/>
         </w:rPr>
-      </w:pPr>
-      <w:r>
-        <w:rPr>
-          <w:rStyle w:val="HTMLCode"/>
-        </w:rPr>
-        <w:t>WHERE ENAME LIKE '_A%</w:t>
-      </w:r>
-      <w:proofErr w:type="gramStart"/>
-      <w:r>
-        <w:rPr>
-          <w:rStyle w:val="HTMLCode"/>
-        </w:rPr>
-        <w:t>';</w:t>
-      </w:r>
-      <w:proofErr w:type="gramEnd"/>
+        <w:t>WHERE ENAME LIKE '_A%';</w:t>
+      </w:r>
     </w:p>
     <w:p>
       <w:pPr>
@@ -9956,28 +9389,12 @@
           <w:rStyle w:val="HTMLCode"/>
         </w:rPr>
       </w:pPr>
-      <w:proofErr w:type="spellStart"/>
       <w:r>
         <w:rPr>
           <w:rStyle w:val="HTMLCode"/>
         </w:rPr>
-        <w:t>Col_Name</w:t>
-      </w:r>
-      <w:proofErr w:type="spellEnd"/>
-      <w:r>
-        <w:rPr>
-          <w:rStyle w:val="HTMLCode"/>
-        </w:rPr>
-        <w:t xml:space="preserve"> NOT LIKE 'pattern</w:t>
-      </w:r>
-      <w:proofErr w:type="gramStart"/>
-      <w:r>
-        <w:rPr>
-          <w:rStyle w:val="HTMLCode"/>
-        </w:rPr>
-        <w:t>';</w:t>
-      </w:r>
-      <w:proofErr w:type="gramEnd"/>
+        <w:t>Col_Name NOT LIKE 'pattern';</w:t>
+      </w:r>
     </w:p>
     <w:p>
       <w:pPr>
@@ -10367,7 +9784,6 @@
           <w:u w:val="single"/>
         </w:rPr>
       </w:pPr>
-      <w:proofErr w:type="gramStart"/>
       <w:r>
         <w:rPr>
           <w:b/>
@@ -10385,17 +9801,7 @@
           <w:sz w:val="28"/>
           <w:szCs w:val="28"/>
         </w:rPr>
-        <w:t>(</w:t>
-      </w:r>
-      <w:proofErr w:type="gramEnd"/>
-      <w:r>
-        <w:rPr>
-          <w:b/>
-          <w:bCs/>
-          <w:sz w:val="28"/>
-          <w:szCs w:val="28"/>
-        </w:rPr>
-        <w:t>)</w:t>
+        <w:t>()</w:t>
       </w:r>
       <w:r>
         <w:rPr>
@@ -10429,7 +9835,6 @@
           <w:u w:val="single"/>
         </w:rPr>
       </w:pPr>
-      <w:proofErr w:type="gramStart"/>
       <w:r>
         <w:rPr>
           <w:b/>
@@ -10445,15 +9850,7 @@
           <w:sz w:val="28"/>
           <w:szCs w:val="28"/>
         </w:rPr>
-        <w:t>(</w:t>
-      </w:r>
-      <w:proofErr w:type="gramEnd"/>
-      <w:r>
-        <w:rPr>
-          <w:sz w:val="28"/>
-          <w:szCs w:val="28"/>
-        </w:rPr>
-        <w:t>): It is used to obtain the minimum value present in a column.</w:t>
+        <w:t>(): It is used to obtain the minimum value present in a column.</w:t>
       </w:r>
     </w:p>
     <w:p>
@@ -10471,7 +9868,6 @@
           <w:u w:val="single"/>
         </w:rPr>
       </w:pPr>
-      <w:proofErr w:type="gramStart"/>
       <w:r>
         <w:rPr>
           <w:b/>
@@ -10489,17 +9885,7 @@
           <w:sz w:val="28"/>
           <w:szCs w:val="28"/>
         </w:rPr>
-        <w:t>(</w:t>
-      </w:r>
-      <w:proofErr w:type="gramEnd"/>
-      <w:r>
-        <w:rPr>
-          <w:b/>
-          <w:bCs/>
-          <w:sz w:val="28"/>
-          <w:szCs w:val="28"/>
-        </w:rPr>
-        <w:t xml:space="preserve">): </w:t>
+        <w:t xml:space="preserve">(): </w:t>
       </w:r>
       <w:r>
         <w:rPr>
@@ -10523,7 +9909,6 @@
           <w:szCs w:val="28"/>
         </w:rPr>
       </w:pPr>
-      <w:proofErr w:type="gramStart"/>
       <w:r>
         <w:rPr>
           <w:b/>
@@ -10539,15 +9924,7 @@
           <w:sz w:val="28"/>
           <w:szCs w:val="28"/>
         </w:rPr>
-        <w:t>(</w:t>
-      </w:r>
-      <w:proofErr w:type="gramEnd"/>
-      <w:r>
-        <w:rPr>
-          <w:sz w:val="28"/>
-          <w:szCs w:val="28"/>
-        </w:rPr>
-        <w:t>): It is used to obtain the average of values present in a column.</w:t>
+        <w:t>(): It is used to obtain the average of values present in a column.</w:t>
       </w:r>
     </w:p>
     <w:p>
@@ -10565,7 +9942,6 @@
           <w:u w:val="single"/>
         </w:rPr>
       </w:pPr>
-      <w:proofErr w:type="gramStart"/>
       <w:r>
         <w:rPr>
           <w:b/>
@@ -10580,15 +9956,7 @@
           <w:sz w:val="28"/>
           <w:szCs w:val="28"/>
         </w:rPr>
-        <w:t>(</w:t>
-      </w:r>
-      <w:proofErr w:type="gramEnd"/>
-      <w:r>
-        <w:rPr>
-          <w:sz w:val="28"/>
-          <w:szCs w:val="28"/>
-        </w:rPr>
-        <w:t>): It is used to obtain the number of values present in a column.</w:t>
+        <w:t>(): It is used to obtain the number of values present in a column.</w:t>
       </w:r>
     </w:p>
     <w:p>
@@ -10635,39 +10003,7 @@
           <w:sz w:val="28"/>
           <w:szCs w:val="28"/>
         </w:rPr>
-        <w:t xml:space="preserve">can accept only one argument. </w:t>
-      </w:r>
-      <w:proofErr w:type="gramStart"/>
-      <w:r>
-        <w:rPr>
-          <w:sz w:val="28"/>
-          <w:szCs w:val="28"/>
-        </w:rPr>
-        <w:t>i.e.</w:t>
-      </w:r>
-      <w:proofErr w:type="gramEnd"/>
-      <w:r>
-        <w:rPr>
-          <w:sz w:val="28"/>
-          <w:szCs w:val="28"/>
-        </w:rPr>
-        <w:t xml:space="preserve"> MRF(</w:t>
-      </w:r>
-      <w:proofErr w:type="spellStart"/>
-      <w:r>
-        <w:rPr>
-          <w:sz w:val="28"/>
-          <w:szCs w:val="28"/>
-        </w:rPr>
-        <w:t>Col_Name</w:t>
-      </w:r>
-      <w:proofErr w:type="spellEnd"/>
-      <w:r>
-        <w:rPr>
-          <w:sz w:val="28"/>
-          <w:szCs w:val="28"/>
-        </w:rPr>
-        <w:t>/Expression)</w:t>
+        <w:t>can accept only one argument. i.e. MRF(Col_Name/Expression)</w:t>
       </w:r>
       <w:r>
         <w:rPr>
@@ -10793,25 +10129,14 @@
           <w:szCs w:val="28"/>
         </w:rPr>
       </w:pPr>
-      <w:proofErr w:type="gramStart"/>
-      <w:r>
-        <w:rPr>
-          <w:b/>
-          <w:bCs/>
-          <w:sz w:val="28"/>
-          <w:szCs w:val="28"/>
-        </w:rPr>
-        <w:t>COUNT(</w:t>
-      </w:r>
-      <w:proofErr w:type="gramEnd"/>
-      <w:r>
-        <w:rPr>
-          <w:b/>
-          <w:bCs/>
-          <w:sz w:val="28"/>
-          <w:szCs w:val="28"/>
-        </w:rPr>
-        <w:t>)</w:t>
+      <w:r>
+        <w:rPr>
+          <w:b/>
+          <w:bCs/>
+          <w:sz w:val="28"/>
+          <w:szCs w:val="28"/>
+        </w:rPr>
+        <w:t>COUNT()</w:t>
       </w:r>
       <w:r>
         <w:rPr>
@@ -11034,25 +10359,7 @@
           <w:sz w:val="28"/>
           <w:szCs w:val="28"/>
         </w:rPr>
-        <w:t xml:space="preserve">GROUP BY </w:t>
-      </w:r>
-      <w:proofErr w:type="spellStart"/>
-      <w:r>
-        <w:rPr>
-          <w:rFonts w:ascii="Consolas" w:hAnsi="Consolas"/>
-          <w:sz w:val="28"/>
-          <w:szCs w:val="28"/>
-        </w:rPr>
-        <w:t>ColName</w:t>
-      </w:r>
-      <w:proofErr w:type="spellEnd"/>
-      <w:r>
-        <w:rPr>
-          <w:rFonts w:ascii="Consolas" w:hAnsi="Consolas"/>
-          <w:sz w:val="28"/>
-          <w:szCs w:val="28"/>
-        </w:rPr>
-        <w:t>/</w:t>
+        <w:t>GROUP BY ColName/</w:t>
       </w:r>
       <w:r>
         <w:rPr>
@@ -11521,23 +10828,7 @@
           <w:sz w:val="28"/>
           <w:szCs w:val="28"/>
         </w:rPr>
-        <w:t xml:space="preserve">It is </w:t>
-      </w:r>
-      <w:proofErr w:type="gramStart"/>
-      <w:r>
-        <w:rPr>
-          <w:sz w:val="28"/>
-          <w:szCs w:val="28"/>
-        </w:rPr>
-        <w:t>use</w:t>
-      </w:r>
-      <w:proofErr w:type="gramEnd"/>
-      <w:r>
-        <w:rPr>
-          <w:sz w:val="28"/>
-          <w:szCs w:val="28"/>
-        </w:rPr>
-        <w:t xml:space="preserve"> to filter the group (not row).</w:t>
+        <w:t>It is use to filter the group (not row).</w:t>
       </w:r>
     </w:p>
     <w:p>
@@ -11992,25 +11283,7 @@
           <w:sz w:val="28"/>
           <w:szCs w:val="28"/>
         </w:rPr>
-        <w:t xml:space="preserve"> </w:t>
-      </w:r>
-      <w:proofErr w:type="spellStart"/>
-      <w:r>
-        <w:rPr>
-          <w:rFonts w:ascii="Consolas" w:hAnsi="Consolas"/>
-          <w:sz w:val="28"/>
-          <w:szCs w:val="28"/>
-        </w:rPr>
-        <w:t>Img</w:t>
-      </w:r>
-      <w:proofErr w:type="spellEnd"/>
-      <w:r>
-        <w:rPr>
-          <w:rFonts w:ascii="Consolas" w:hAnsi="Consolas"/>
-          <w:sz w:val="28"/>
-          <w:szCs w:val="28"/>
-        </w:rPr>
-        <w:t xml:space="preserve"> here </w:t>
+        <w:t xml:space="preserve"> Img here </w:t>
       </w:r>
     </w:p>
     <w:p>
@@ -12103,25 +11376,7 @@
           <w:sz w:val="28"/>
           <w:szCs w:val="28"/>
         </w:rPr>
-        <w:t xml:space="preserve"> as </w:t>
-      </w:r>
-      <w:proofErr w:type="spellStart"/>
-      <w:r>
-        <w:rPr>
-          <w:rFonts w:ascii="Consolas" w:hAnsi="Consolas"/>
-          <w:sz w:val="28"/>
-          <w:szCs w:val="28"/>
-        </w:rPr>
-        <w:t>i</w:t>
-      </w:r>
-      <w:proofErr w:type="spellEnd"/>
-      <w:r>
-        <w:rPr>
-          <w:rFonts w:ascii="Consolas" w:hAnsi="Consolas"/>
-          <w:sz w:val="28"/>
-          <w:szCs w:val="28"/>
-        </w:rPr>
-        <w:t>/p to outer</w:t>
+        <w:t xml:space="preserve"> as i/p to outer</w:t>
       </w:r>
       <w:r>
         <w:rPr>
@@ -12262,6 +11517,7 @@
           <w:bCs/>
           <w:sz w:val="28"/>
           <w:szCs w:val="28"/>
+          <w:u w:val="single"/>
         </w:rPr>
         <w:t>CASE 1:</w:t>
       </w:r>
@@ -12283,16 +11539,14 @@
         </w:rPr>
         <w:t xml:space="preserve">Whenever we have unknown present in the </w:t>
       </w:r>
-      <w:proofErr w:type="gramStart"/>
       <w:r>
         <w:rPr>
           <w:rFonts w:ascii="Consolas" w:hAnsi="Consolas"/>
           <w:sz w:val="28"/>
           <w:szCs w:val="28"/>
         </w:rPr>
-        <w:t>question</w:t>
-      </w:r>
-      <w:proofErr w:type="gramEnd"/>
+        <w:t>question,</w:t>
+      </w:r>
       <w:r>
         <w:rPr>
           <w:rFonts w:ascii="Consolas" w:hAnsi="Consolas"/>
@@ -12301,6 +11555,121 @@
         </w:rPr>
         <w:t xml:space="preserve"> we use sub query to find the unknown.</w:t>
       </w:r>
+    </w:p>
+    <w:p>
+      <w:pPr>
+        <w:spacing w:line="240" w:lineRule="auto"/>
+        <w:ind w:left="360"/>
+        <w:rPr>
+          <w:rFonts w:ascii="Consolas" w:hAnsi="Consolas"/>
+          <w:sz w:val="28"/>
+          <w:szCs w:val="28"/>
+        </w:rPr>
+      </w:pPr>
+    </w:p>
+    <w:p>
+      <w:pPr>
+        <w:spacing w:line="240" w:lineRule="auto"/>
+        <w:ind w:left="360"/>
+        <w:rPr>
+          <w:rFonts w:ascii="Consolas" w:hAnsi="Consolas"/>
+          <w:sz w:val="28"/>
+          <w:szCs w:val="28"/>
+        </w:rPr>
+      </w:pPr>
+      <w:r>
+        <w:rPr>
+          <w:rFonts w:ascii="Consolas" w:hAnsi="Consolas"/>
+          <w:b/>
+          <w:bCs/>
+          <w:sz w:val="28"/>
+          <w:szCs w:val="28"/>
+          <w:u w:val="single"/>
+        </w:rPr>
+        <w:t>CASE 2:</w:t>
+      </w:r>
+      <w:r>
+        <w:rPr>
+          <w:rFonts w:ascii="Consolas" w:hAnsi="Consolas"/>
+          <w:sz w:val="28"/>
+          <w:szCs w:val="28"/>
+        </w:rPr>
+        <w:t xml:space="preserve"> Whenever the data to be selected and the condition to be executed are present in different tables we use sub queries.</w:t>
+      </w:r>
+    </w:p>
+    <w:p>
+      <w:pPr>
+        <w:spacing w:line="240" w:lineRule="auto"/>
+        <w:ind w:left="360"/>
+        <w:jc w:val="center"/>
+        <w:rPr>
+          <w:rFonts w:ascii="Consolas" w:hAnsi="Consolas"/>
+          <w:b/>
+          <w:bCs/>
+          <w:sz w:val="28"/>
+          <w:szCs w:val="28"/>
+          <w:u w:val="single"/>
+        </w:rPr>
+      </w:pPr>
+    </w:p>
+    <w:p>
+      <w:pPr>
+        <w:spacing w:line="240" w:lineRule="auto"/>
+        <w:ind w:left="360"/>
+        <w:jc w:val="center"/>
+        <w:rPr>
+          <w:rFonts w:ascii="Consolas" w:hAnsi="Consolas"/>
+          <w:b/>
+          <w:bCs/>
+          <w:sz w:val="28"/>
+          <w:szCs w:val="28"/>
+          <w:u w:val="single"/>
+        </w:rPr>
+      </w:pPr>
+      <w:r>
+        <w:rPr>
+          <w:rFonts w:ascii="Consolas" w:hAnsi="Consolas"/>
+          <w:b/>
+          <w:bCs/>
+          <w:sz w:val="28"/>
+          <w:szCs w:val="28"/>
+          <w:u w:val="single"/>
+        </w:rPr>
+        <w:t>9</w:t>
+      </w:r>
+      <w:r>
+        <w:rPr>
+          <w:rFonts w:ascii="Consolas" w:hAnsi="Consolas"/>
+          <w:b/>
+          <w:bCs/>
+          <w:sz w:val="28"/>
+          <w:szCs w:val="28"/>
+          <w:u w:val="single"/>
+          <w:vertAlign w:val="superscript"/>
+        </w:rPr>
+        <w:t>th</w:t>
+      </w:r>
+      <w:r>
+        <w:rPr>
+          <w:rFonts w:ascii="Consolas" w:hAnsi="Consolas"/>
+          <w:b/>
+          <w:bCs/>
+          <w:sz w:val="28"/>
+          <w:szCs w:val="28"/>
+          <w:u w:val="single"/>
+        </w:rPr>
+        <w:t xml:space="preserve"> September Notes</w:t>
+      </w:r>
+    </w:p>
+    <w:p>
+      <w:pPr>
+        <w:spacing w:line="240" w:lineRule="auto"/>
+        <w:ind w:left="360"/>
+        <w:rPr>
+          <w:sz w:val="28"/>
+          <w:szCs w:val="28"/>
+        </w:rPr>
+      </w:pPr>
     </w:p>
     <w:sectPr>
       <w:footerReference w:type="default" r:id="rId8"/>

--- a/QS SQL/SQL Class Notes.docx
+++ b/QS SQL/SQL Class Notes.docx
@@ -824,8 +824,16 @@
     <w:p>
       <w:pPr>
         <w:pStyle w:val="Heading1"/>
-      </w:pPr>
-      <w:r>
+        <w:rPr>
+          <w:b/>
+          <w:bCs/>
+        </w:rPr>
+      </w:pPr>
+      <w:r>
+        <w:rPr>
+          <w:b/>
+          <w:bCs/>
+        </w:rPr>
         <w:t>DBMS</w:t>
       </w:r>
     </w:p>
@@ -1732,8 +1740,18 @@
     <w:p>
       <w:pPr>
         <w:pStyle w:val="Heading1"/>
-      </w:pPr>
-      <w:r>
+        <w:rPr>
+          <w:rFonts w:ascii="Consolas" w:hAnsi="Consolas"/>
+          <w:b/>
+          <w:bCs/>
+        </w:rPr>
+      </w:pPr>
+      <w:r>
+        <w:rPr>
+          <w:rFonts w:ascii="Consolas" w:hAnsi="Consolas"/>
+          <w:b/>
+          <w:bCs/>
+        </w:rPr>
         <w:t>RDBMS</w:t>
       </w:r>
     </w:p>
@@ -3350,7 +3368,25 @@
           <w:sz w:val="28"/>
           <w:szCs w:val="28"/>
         </w:rPr>
-        <w:t xml:space="preserve">The data enter into a table, can be validating two steps </w:t>
+        <w:t xml:space="preserve">The data </w:t>
+      </w:r>
+      <w:proofErr w:type="gramStart"/>
+      <w:r>
+        <w:rPr>
+          <w:rFonts w:cstheme="minorHAnsi"/>
+          <w:sz w:val="28"/>
+          <w:szCs w:val="28"/>
+        </w:rPr>
+        <w:t>enter into</w:t>
+      </w:r>
+      <w:proofErr w:type="gramEnd"/>
+      <w:r>
+        <w:rPr>
+          <w:rFonts w:cstheme="minorHAnsi"/>
+          <w:sz w:val="28"/>
+          <w:szCs w:val="28"/>
+        </w:rPr>
+        <w:t xml:space="preserve"> a table, can be validating two steps </w:t>
       </w:r>
       <w:r>
         <w:rPr>
@@ -3818,7 +3854,25 @@
           <w:sz w:val="28"/>
           <w:szCs w:val="28"/>
         </w:rPr>
-        <w:t>Whenever we have to use CHAR datatype, we must mention size, a syntax of CHAR datatype.</w:t>
+        <w:t xml:space="preserve">Whenever we </w:t>
+      </w:r>
+      <w:proofErr w:type="gramStart"/>
+      <w:r>
+        <w:rPr>
+          <w:rFonts w:cstheme="minorHAnsi"/>
+          <w:sz w:val="28"/>
+          <w:szCs w:val="28"/>
+        </w:rPr>
+        <w:t>have to</w:t>
+      </w:r>
+      <w:proofErr w:type="gramEnd"/>
+      <w:r>
+        <w:rPr>
+          <w:rFonts w:cstheme="minorHAnsi"/>
+          <w:sz w:val="28"/>
+          <w:szCs w:val="28"/>
+        </w:rPr>
+        <w:t xml:space="preserve"> use CHAR datatype, we must mention size, a syntax of CHAR datatype.</w:t>
       </w:r>
     </w:p>
     <w:p>
@@ -4075,7 +4129,25 @@
           <w:sz w:val="28"/>
           <w:szCs w:val="28"/>
         </w:rPr>
-        <w:t>Whenever we have to use varchar data type, we must mention size.</w:t>
+        <w:t xml:space="preserve">Whenever we </w:t>
+      </w:r>
+      <w:proofErr w:type="gramStart"/>
+      <w:r>
+        <w:rPr>
+          <w:rFonts w:cstheme="minorHAnsi"/>
+          <w:sz w:val="28"/>
+          <w:szCs w:val="28"/>
+        </w:rPr>
+        <w:t>have to</w:t>
+      </w:r>
+      <w:proofErr w:type="gramEnd"/>
+      <w:r>
+        <w:rPr>
+          <w:rFonts w:cstheme="minorHAnsi"/>
+          <w:sz w:val="28"/>
+          <w:szCs w:val="28"/>
+        </w:rPr>
+        <w:t xml:space="preserve"> use varchar data type, we must mention size.</w:t>
       </w:r>
       <w:r>
         <w:rPr>
@@ -5126,7 +5198,23 @@
           <w:sz w:val="28"/>
           <w:szCs w:val="28"/>
         </w:rPr>
-        <w:t>NOTE = In order to create a table, two things are required =&gt;</w:t>
+        <w:t xml:space="preserve">NOTE = </w:t>
+      </w:r>
+      <w:proofErr w:type="gramStart"/>
+      <w:r>
+        <w:rPr>
+          <w:sz w:val="28"/>
+          <w:szCs w:val="28"/>
+        </w:rPr>
+        <w:t>In order to</w:t>
+      </w:r>
+      <w:proofErr w:type="gramEnd"/>
+      <w:r>
+        <w:rPr>
+          <w:sz w:val="28"/>
+          <w:szCs w:val="28"/>
+        </w:rPr>
+        <w:t xml:space="preserve"> create a table, two things are required =&gt;</w:t>
       </w:r>
     </w:p>
     <w:p>
@@ -5472,7 +5560,23 @@
           <w:sz w:val="28"/>
           <w:szCs w:val="28"/>
         </w:rPr>
-        <w:t>It is use to avoid duplicate values into column.</w:t>
+        <w:t xml:space="preserve">It is </w:t>
+      </w:r>
+      <w:proofErr w:type="gramStart"/>
+      <w:r>
+        <w:rPr>
+          <w:sz w:val="28"/>
+          <w:szCs w:val="28"/>
+        </w:rPr>
+        <w:t>use</w:t>
+      </w:r>
+      <w:proofErr w:type="gramEnd"/>
+      <w:r>
+        <w:rPr>
+          <w:sz w:val="28"/>
+          <w:szCs w:val="28"/>
+        </w:rPr>
+        <w:t xml:space="preserve"> to avoid duplicate values into column.</w:t>
       </w:r>
     </w:p>
     <w:p>
@@ -5527,7 +5631,23 @@
           <w:sz w:val="28"/>
           <w:szCs w:val="28"/>
         </w:rPr>
-        <w:t>It is use to avoid NULL (empty).</w:t>
+        <w:t xml:space="preserve">It is </w:t>
+      </w:r>
+      <w:proofErr w:type="gramStart"/>
+      <w:r>
+        <w:rPr>
+          <w:sz w:val="28"/>
+          <w:szCs w:val="28"/>
+        </w:rPr>
+        <w:t>use</w:t>
+      </w:r>
+      <w:proofErr w:type="gramEnd"/>
+      <w:r>
+        <w:rPr>
+          <w:sz w:val="28"/>
+          <w:szCs w:val="28"/>
+        </w:rPr>
+        <w:t xml:space="preserve"> to avoid NULL (empty).</w:t>
       </w:r>
     </w:p>
     <w:p>
@@ -5702,7 +5822,23 @@
           <w:sz w:val="28"/>
           <w:szCs w:val="28"/>
         </w:rPr>
-        <w:t>It is use to identified the records uniquely from the table.</w:t>
+        <w:t xml:space="preserve">It is </w:t>
+      </w:r>
+      <w:proofErr w:type="gramStart"/>
+      <w:r>
+        <w:rPr>
+          <w:sz w:val="28"/>
+          <w:szCs w:val="28"/>
+        </w:rPr>
+        <w:t>use</w:t>
+      </w:r>
+      <w:proofErr w:type="gramEnd"/>
+      <w:r>
+        <w:rPr>
+          <w:sz w:val="28"/>
+          <w:szCs w:val="28"/>
+        </w:rPr>
+        <w:t xml:space="preserve"> to identified the records uniquely from the table.</w:t>
       </w:r>
     </w:p>
     <w:p>
@@ -5824,8 +5960,17 @@
           <w:sz w:val="28"/>
           <w:szCs w:val="28"/>
         </w:rPr>
-        <w:t>We can have only one Primary key given to one column only in a table</w:t>
-      </w:r>
+        <w:t xml:space="preserve">We can have only one Primary key given to one column only in a </w:t>
+      </w:r>
+      <w:proofErr w:type="gramStart"/>
+      <w:r>
+        <w:rPr>
+          <w:sz w:val="28"/>
+          <w:szCs w:val="28"/>
+        </w:rPr>
+        <w:t>table</w:t>
+      </w:r>
+      <w:proofErr w:type="gramEnd"/>
     </w:p>
     <w:p>
       <w:pPr>
@@ -6650,7 +6795,23 @@
           <w:sz w:val="28"/>
           <w:szCs w:val="28"/>
         </w:rPr>
-        <w:t>It is used to retrieved the data from the database.</w:t>
+        <w:t xml:space="preserve">It is used to </w:t>
+      </w:r>
+      <w:proofErr w:type="gramStart"/>
+      <w:r>
+        <w:rPr>
+          <w:sz w:val="28"/>
+          <w:szCs w:val="28"/>
+        </w:rPr>
+        <w:t>retrieved</w:t>
+      </w:r>
+      <w:proofErr w:type="gramEnd"/>
+      <w:r>
+        <w:rPr>
+          <w:sz w:val="28"/>
+          <w:szCs w:val="28"/>
+        </w:rPr>
+        <w:t xml:space="preserve"> the data from the database.</w:t>
       </w:r>
     </w:p>
     <w:p>
@@ -6672,8 +6833,17 @@
           <w:sz w:val="28"/>
           <w:szCs w:val="28"/>
         </w:rPr>
-        <w:t>It has four statements</w:t>
-      </w:r>
+        <w:t xml:space="preserve">It has four </w:t>
+      </w:r>
+      <w:proofErr w:type="gramStart"/>
+      <w:r>
+        <w:rPr>
+          <w:sz w:val="28"/>
+          <w:szCs w:val="28"/>
+        </w:rPr>
+        <w:t>statements</w:t>
+      </w:r>
+      <w:proofErr w:type="gramEnd"/>
     </w:p>
     <w:p>
       <w:pPr>
@@ -6803,7 +6973,23 @@
           <w:sz w:val="28"/>
           <w:szCs w:val="28"/>
         </w:rPr>
-        <w:t>It is use to retrieve the data from the table and display it.</w:t>
+        <w:t xml:space="preserve">It is </w:t>
+      </w:r>
+      <w:proofErr w:type="gramStart"/>
+      <w:r>
+        <w:rPr>
+          <w:sz w:val="28"/>
+          <w:szCs w:val="28"/>
+        </w:rPr>
+        <w:t>use</w:t>
+      </w:r>
+      <w:proofErr w:type="gramEnd"/>
+      <w:r>
+        <w:rPr>
+          <w:sz w:val="28"/>
+          <w:szCs w:val="28"/>
+        </w:rPr>
+        <w:t xml:space="preserve"> to retrieve the data from the table and display it.</w:t>
       </w:r>
     </w:p>
     <w:p>
@@ -6850,8 +7036,17 @@
           <w:sz w:val="28"/>
           <w:szCs w:val="28"/>
         </w:rPr>
-        <w:t>FROM TABLE_NAME;</w:t>
-      </w:r>
+        <w:t>FROM TABLE_</w:t>
+      </w:r>
+      <w:proofErr w:type="gramStart"/>
+      <w:r>
+        <w:rPr>
+          <w:sz w:val="28"/>
+          <w:szCs w:val="28"/>
+        </w:rPr>
+        <w:t>NAME;</w:t>
+      </w:r>
+      <w:proofErr w:type="gramEnd"/>
     </w:p>
     <w:p>
       <w:pPr>
@@ -6888,8 +7083,17 @@
           <w:sz w:val="28"/>
           <w:szCs w:val="28"/>
         </w:rPr>
-        <w:t xml:space="preserve"> SELECT</w:t>
-      </w:r>
+        <w:t xml:space="preserve"> </w:t>
+      </w:r>
+      <w:proofErr w:type="gramStart"/>
+      <w:r>
+        <w:rPr>
+          <w:sz w:val="28"/>
+          <w:szCs w:val="28"/>
+        </w:rPr>
+        <w:t>SELECT</w:t>
+      </w:r>
+      <w:proofErr w:type="gramEnd"/>
     </w:p>
     <w:p>
       <w:pPr>
@@ -6920,7 +7124,23 @@
           <w:sz w:val="28"/>
           <w:szCs w:val="28"/>
         </w:rPr>
-        <w:t xml:space="preserve"> = it is use to select all the details from the table.</w:t>
+        <w:t xml:space="preserve"> = it is </w:t>
+      </w:r>
+      <w:proofErr w:type="gramStart"/>
+      <w:r>
+        <w:rPr>
+          <w:sz w:val="28"/>
+          <w:szCs w:val="28"/>
+        </w:rPr>
+        <w:t>use</w:t>
+      </w:r>
+      <w:proofErr w:type="gramEnd"/>
+      <w:r>
+        <w:rPr>
+          <w:sz w:val="28"/>
+          <w:szCs w:val="28"/>
+        </w:rPr>
+        <w:t xml:space="preserve"> to select all the details from the table.</w:t>
       </w:r>
     </w:p>
     <w:p>
@@ -6968,7 +7188,23 @@
           <w:sz w:val="28"/>
           <w:szCs w:val="28"/>
         </w:rPr>
-        <w:t>it is use to remove the duplicate or repeated value from the result table.</w:t>
+        <w:t xml:space="preserve">it is </w:t>
+      </w:r>
+      <w:proofErr w:type="gramStart"/>
+      <w:r>
+        <w:rPr>
+          <w:sz w:val="28"/>
+          <w:szCs w:val="28"/>
+        </w:rPr>
+        <w:t>use</w:t>
+      </w:r>
+      <w:proofErr w:type="gramEnd"/>
+      <w:r>
+        <w:rPr>
+          <w:sz w:val="28"/>
+          <w:szCs w:val="28"/>
+        </w:rPr>
+        <w:t xml:space="preserve"> to remove the duplicate or repeated value from the result table.</w:t>
       </w:r>
     </w:p>
     <w:p>
@@ -6988,7 +7224,23 @@
           <w:sz w:val="28"/>
           <w:szCs w:val="28"/>
         </w:rPr>
-        <w:t>Distinct clause has to be use as the first argument in the select clause.</w:t>
+        <w:t xml:space="preserve">Distinct clause </w:t>
+      </w:r>
+      <w:proofErr w:type="gramStart"/>
+      <w:r>
+        <w:rPr>
+          <w:sz w:val="28"/>
+          <w:szCs w:val="28"/>
+        </w:rPr>
+        <w:t>has to</w:t>
+      </w:r>
+      <w:proofErr w:type="gramEnd"/>
+      <w:r>
+        <w:rPr>
+          <w:sz w:val="28"/>
+          <w:szCs w:val="28"/>
+        </w:rPr>
+        <w:t xml:space="preserve"> be use as the first argument in the select clause.</w:t>
       </w:r>
     </w:p>
     <w:p>
@@ -7116,7 +7368,23 @@
           <w:sz w:val="28"/>
           <w:szCs w:val="28"/>
         </w:rPr>
-        <w:t>It is use to give alternative name to a column.</w:t>
+        <w:t xml:space="preserve">It is </w:t>
+      </w:r>
+      <w:proofErr w:type="gramStart"/>
+      <w:r>
+        <w:rPr>
+          <w:sz w:val="28"/>
+          <w:szCs w:val="28"/>
+        </w:rPr>
+        <w:t>use</w:t>
+      </w:r>
+      <w:proofErr w:type="gramEnd"/>
+      <w:r>
+        <w:rPr>
+          <w:sz w:val="28"/>
+          <w:szCs w:val="28"/>
+        </w:rPr>
+        <w:t xml:space="preserve"> to give alternative name to a column.</w:t>
       </w:r>
     </w:p>
     <w:p>
@@ -7136,8 +7404,17 @@
           <w:sz w:val="28"/>
           <w:szCs w:val="28"/>
         </w:rPr>
-        <w:t>We can give alias in two ways</w:t>
-      </w:r>
+        <w:t xml:space="preserve">We can give alias in two </w:t>
+      </w:r>
+      <w:proofErr w:type="gramStart"/>
+      <w:r>
+        <w:rPr>
+          <w:sz w:val="28"/>
+          <w:szCs w:val="28"/>
+        </w:rPr>
+        <w:t>ways</w:t>
+      </w:r>
+      <w:proofErr w:type="gramEnd"/>
     </w:p>
     <w:p>
       <w:pPr>
@@ -7176,7 +7453,14 @@
           <w:sz w:val="28"/>
           <w:szCs w:val="28"/>
         </w:rPr>
-        <w:t>Without using ‘as’ keyword.</w:t>
+        <w:t>Without using ‘as’ keyword</w:t>
+      </w:r>
+      <w:r>
+        <w:rPr>
+          <w:sz w:val="28"/>
+          <w:szCs w:val="28"/>
+        </w:rPr>
+        <w:t xml:space="preserve"> by one more SPACE.</w:t>
       </w:r>
     </w:p>
     <w:p>
@@ -7277,7 +7561,21 @@
         <w:rPr>
           <w:sz w:val="22"/>
         </w:rPr>
-        <w:t>SELECT * [DISTINCT] column_name | expression [AS alias]</w:t>
+        <w:t xml:space="preserve">SELECT * [DISTINCT] </w:t>
+      </w:r>
+      <w:proofErr w:type="spellStart"/>
+      <w:r>
+        <w:rPr>
+          <w:sz w:val="22"/>
+        </w:rPr>
+        <w:t>column_name</w:t>
+      </w:r>
+      <w:proofErr w:type="spellEnd"/>
+      <w:r>
+        <w:rPr>
+          <w:sz w:val="22"/>
+        </w:rPr>
+        <w:t xml:space="preserve"> | expression [AS alias]</w:t>
       </w:r>
     </w:p>
     <w:p>
@@ -7290,21 +7588,37 @@
         <w:rPr>
           <w:rFonts w:ascii="Consolas" w:hAnsi="Consolas"/>
         </w:rPr>
-        <w:t>FROM table_name</w:t>
-      </w:r>
-    </w:p>
-    <w:p>
-      <w:pPr>
+        <w:t xml:space="preserve">FROM </w:t>
+      </w:r>
+      <w:proofErr w:type="spellStart"/>
+      <w:r>
         <w:rPr>
           <w:rFonts w:ascii="Consolas" w:hAnsi="Consolas"/>
         </w:rPr>
-      </w:pPr>
-      <w:r>
+        <w:t>table_name</w:t>
+      </w:r>
+      <w:proofErr w:type="spellEnd"/>
+    </w:p>
+    <w:p>
+      <w:pPr>
         <w:rPr>
           <w:rFonts w:ascii="Consolas" w:hAnsi="Consolas"/>
         </w:rPr>
-        <w:t>WHERE &lt;Filter Record Condition&gt;;</w:t>
-      </w:r>
+      </w:pPr>
+      <w:r>
+        <w:rPr>
+          <w:rFonts w:ascii="Consolas" w:hAnsi="Consolas"/>
+        </w:rPr>
+        <w:t>WHERE &lt;Filter Record Condition</w:t>
+      </w:r>
+      <w:proofErr w:type="gramStart"/>
+      <w:r>
+        <w:rPr>
+          <w:rFonts w:ascii="Consolas" w:hAnsi="Consolas"/>
+        </w:rPr>
+        <w:t>&gt;;</w:t>
+      </w:r>
+      <w:proofErr w:type="gramEnd"/>
     </w:p>
     <w:p>
       <w:pPr>
@@ -7757,6 +8071,7 @@
         </w:rPr>
         <w:t>=</w:t>
       </w:r>
+      <w:proofErr w:type="gramStart"/>
       <w:r>
         <w:rPr>
           <w:sz w:val="28"/>
@@ -7770,7 +8085,16 @@
           <w:sz w:val="28"/>
           <w:szCs w:val="28"/>
         </w:rPr>
-        <w:t>!=</w:t>
+        <w:t>!</w:t>
+      </w:r>
+      <w:proofErr w:type="gramEnd"/>
+      <w:r>
+        <w:rPr>
+          <w:rStyle w:val="HTMLCode"/>
+          <w:sz w:val="28"/>
+          <w:szCs w:val="28"/>
+        </w:rPr>
+        <w:t>=</w:t>
       </w:r>
       <w:r>
         <w:rPr>
@@ -8271,8 +8595,16 @@
         <w:rPr>
           <w:rStyle w:val="HTMLCode"/>
         </w:rPr>
-        <w:t>SELECT 'HELLO' || ' WORLD'</w:t>
-      </w:r>
+        <w:t xml:space="preserve">SELECT 'HELLO' || ' </w:t>
+      </w:r>
+      <w:proofErr w:type="gramStart"/>
+      <w:r>
+        <w:rPr>
+          <w:rStyle w:val="HTMLCode"/>
+        </w:rPr>
+        <w:t>WORLD'</w:t>
+      </w:r>
+      <w:proofErr w:type="gramEnd"/>
     </w:p>
     <w:p>
       <w:pPr>
@@ -8285,15 +8617,31 @@
         <w:rPr>
           <w:rStyle w:val="HTMLCode"/>
         </w:rPr>
-        <w:t>FROM DUAL;</w:t>
-      </w:r>
+        <w:t xml:space="preserve">FROM </w:t>
+      </w:r>
+      <w:proofErr w:type="gramStart"/>
+      <w:r>
+        <w:rPr>
+          <w:rStyle w:val="HTMLCode"/>
+        </w:rPr>
+        <w:t>DUAL;</w:t>
+      </w:r>
+      <w:proofErr w:type="gramEnd"/>
     </w:p>
     <w:p/>
     <w:p>
       <w:pPr>
         <w:pStyle w:val="Heading1"/>
-      </w:pPr>
-      <w:r>
+        <w:rPr>
+          <w:b/>
+          <w:bCs/>
+        </w:rPr>
+      </w:pPr>
+      <w:r>
+        <w:rPr>
+          <w:b/>
+          <w:bCs/>
+        </w:rPr>
         <w:t>Logical Operators</w:t>
       </w:r>
     </w:p>
@@ -8384,8 +8732,16 @@
         <w:rPr>
           <w:rStyle w:val="HTMLCode"/>
         </w:rPr>
-        <w:t>WHERE SAL &gt; 1000 AND JOB = 'CLERK';</w:t>
-      </w:r>
+        <w:t>WHERE SAL &gt; 1000 AND JOB = 'CLERK</w:t>
+      </w:r>
+      <w:proofErr w:type="gramStart"/>
+      <w:r>
+        <w:rPr>
+          <w:rStyle w:val="HTMLCode"/>
+        </w:rPr>
+        <w:t>';</w:t>
+      </w:r>
+      <w:proofErr w:type="gramEnd"/>
     </w:p>
     <w:p>
       <w:pPr>
@@ -8457,8 +8813,16 @@
         <w:rPr>
           <w:rStyle w:val="HTMLCode"/>
         </w:rPr>
-        <w:t>WHERE DEPTNO = 10 OR DEPTNO = 20;</w:t>
-      </w:r>
+        <w:t xml:space="preserve">WHERE DEPTNO = 10 OR DEPTNO = </w:t>
+      </w:r>
+      <w:proofErr w:type="gramStart"/>
+      <w:r>
+        <w:rPr>
+          <w:rStyle w:val="HTMLCode"/>
+        </w:rPr>
+        <w:t>20;</w:t>
+      </w:r>
+      <w:proofErr w:type="gramEnd"/>
     </w:p>
     <w:p>
       <w:pPr>
@@ -8522,8 +8886,16 @@
         <w:rPr>
           <w:rStyle w:val="HTMLCode"/>
         </w:rPr>
-        <w:t>WHERE NOT JOB = 'CLERK';</w:t>
-      </w:r>
+        <w:t>WHERE NOT JOB = 'CLERK</w:t>
+      </w:r>
+      <w:proofErr w:type="gramStart"/>
+      <w:r>
+        <w:rPr>
+          <w:rStyle w:val="HTMLCode"/>
+        </w:rPr>
+        <w:t>';</w:t>
+      </w:r>
+      <w:proofErr w:type="gramEnd"/>
     </w:p>
     <w:p/>
     <w:p>
@@ -8578,7 +8950,15 @@
         <w:t>any value</w:t>
       </w:r>
       <w:r>
-        <w:t xml:space="preserve"> in a given list.</w:t>
+        <w:t xml:space="preserve"> </w:t>
+      </w:r>
+      <w:proofErr w:type="gramStart"/>
+      <w:r>
+        <w:t>in a given</w:t>
+      </w:r>
+      <w:proofErr w:type="gramEnd"/>
+      <w:r>
+        <w:t xml:space="preserve"> list.</w:t>
       </w:r>
     </w:p>
     <w:p>
@@ -8599,12 +8979,28 @@
           <w:rStyle w:val="HTMLCode"/>
         </w:rPr>
       </w:pPr>
+      <w:proofErr w:type="spellStart"/>
       <w:r>
         <w:rPr>
           <w:rStyle w:val="HTMLCode"/>
         </w:rPr>
-        <w:t>Col_Name IN (val1, val2, val3);</w:t>
-      </w:r>
+        <w:t>Col_Name</w:t>
+      </w:r>
+      <w:proofErr w:type="spellEnd"/>
+      <w:r>
+        <w:rPr>
+          <w:rStyle w:val="HTMLCode"/>
+        </w:rPr>
+        <w:t xml:space="preserve"> IN (val1, val2, val3</w:t>
+      </w:r>
+      <w:proofErr w:type="gramStart"/>
+      <w:r>
+        <w:rPr>
+          <w:rStyle w:val="HTMLCode"/>
+        </w:rPr>
+        <w:t>);</w:t>
+      </w:r>
+      <w:proofErr w:type="gramEnd"/>
     </w:p>
     <w:p>
       <w:pPr>
@@ -8628,8 +9024,16 @@
         <w:rPr>
           <w:rStyle w:val="HTMLCode"/>
         </w:rPr>
-        <w:t>WHERE DEPTNO IN (10, 20, 30);</w:t>
-      </w:r>
+        <w:t>WHERE DEPTNO IN (10, 20, 30</w:t>
+      </w:r>
+      <w:proofErr w:type="gramStart"/>
+      <w:r>
+        <w:rPr>
+          <w:rStyle w:val="HTMLCode"/>
+        </w:rPr>
+        <w:t>);</w:t>
+      </w:r>
+      <w:proofErr w:type="gramEnd"/>
     </w:p>
     <w:p/>
     <w:p>
@@ -8700,12 +9104,28 @@
           <w:rStyle w:val="HTMLCode"/>
         </w:rPr>
       </w:pPr>
+      <w:proofErr w:type="spellStart"/>
       <w:r>
         <w:rPr>
           <w:rStyle w:val="HTMLCode"/>
         </w:rPr>
-        <w:t>Col_Name NOT IN (val1, val2, val3);</w:t>
-      </w:r>
+        <w:t>Col_Name</w:t>
+      </w:r>
+      <w:proofErr w:type="spellEnd"/>
+      <w:r>
+        <w:rPr>
+          <w:rStyle w:val="HTMLCode"/>
+        </w:rPr>
+        <w:t xml:space="preserve"> NOT IN (val1, val2, val3</w:t>
+      </w:r>
+      <w:proofErr w:type="gramStart"/>
+      <w:r>
+        <w:rPr>
+          <w:rStyle w:val="HTMLCode"/>
+        </w:rPr>
+        <w:t>);</w:t>
+      </w:r>
+      <w:proofErr w:type="gramEnd"/>
     </w:p>
     <w:p/>
     <w:p>
@@ -8782,12 +9202,56 @@
           <w:rStyle w:val="HTMLCode"/>
         </w:rPr>
       </w:pPr>
+      <w:proofErr w:type="spellStart"/>
       <w:r>
         <w:rPr>
           <w:rStyle w:val="HTMLCode"/>
         </w:rPr>
-        <w:t>Col_Name BETWEEN lower_value AND higher_value;</w:t>
-      </w:r>
+        <w:t>Col_Name</w:t>
+      </w:r>
+      <w:proofErr w:type="spellEnd"/>
+      <w:r>
+        <w:rPr>
+          <w:rStyle w:val="HTMLCode"/>
+        </w:rPr>
+        <w:t xml:space="preserve"> BETWEEN </w:t>
+      </w:r>
+      <w:proofErr w:type="spellStart"/>
+      <w:r>
+        <w:rPr>
+          <w:rStyle w:val="HTMLCode"/>
+        </w:rPr>
+        <w:t>lower_value</w:t>
+      </w:r>
+      <w:proofErr w:type="spellEnd"/>
+      <w:r>
+        <w:rPr>
+          <w:rStyle w:val="HTMLCode"/>
+        </w:rPr>
+        <w:t xml:space="preserve"> AND </w:t>
+      </w:r>
+      <w:proofErr w:type="spellStart"/>
+      <w:r>
+        <w:rPr>
+          <w:rStyle w:val="HTMLCode"/>
+        </w:rPr>
+        <w:t>higher_</w:t>
+      </w:r>
+      <w:proofErr w:type="gramStart"/>
+      <w:r>
+        <w:rPr>
+          <w:rStyle w:val="HTMLCode"/>
+        </w:rPr>
+        <w:t>value</w:t>
+      </w:r>
+      <w:proofErr w:type="spellEnd"/>
+      <w:r>
+        <w:rPr>
+          <w:rStyle w:val="HTMLCode"/>
+        </w:rPr>
+        <w:t>;</w:t>
+      </w:r>
+      <w:proofErr w:type="gramEnd"/>
     </w:p>
     <w:p>
       <w:pPr>
@@ -8811,8 +9275,16 @@
         <w:rPr>
           <w:rStyle w:val="HTMLCode"/>
         </w:rPr>
-        <w:t>WHERE SAL BETWEEN 1000 AND 2000;</w:t>
-      </w:r>
+        <w:t xml:space="preserve">WHERE SAL BETWEEN 1000 AND </w:t>
+      </w:r>
+      <w:proofErr w:type="gramStart"/>
+      <w:r>
+        <w:rPr>
+          <w:rStyle w:val="HTMLCode"/>
+        </w:rPr>
+        <w:t>2000;</w:t>
+      </w:r>
+      <w:proofErr w:type="gramEnd"/>
     </w:p>
     <w:p>
       <w:pPr>
@@ -8950,12 +9422,56 @@
       <w:pPr>
         <w:pStyle w:val="HTMLPreformatted"/>
       </w:pPr>
+      <w:proofErr w:type="spellStart"/>
       <w:r>
         <w:rPr>
           <w:rStyle w:val="HTMLCode"/>
         </w:rPr>
-        <w:t>Col_Name NOT BETWEEN lower_value AND higher_value;</w:t>
-      </w:r>
+        <w:t>Col_Name</w:t>
+      </w:r>
+      <w:proofErr w:type="spellEnd"/>
+      <w:r>
+        <w:rPr>
+          <w:rStyle w:val="HTMLCode"/>
+        </w:rPr>
+        <w:t xml:space="preserve"> NOT BETWEEN </w:t>
+      </w:r>
+      <w:proofErr w:type="spellStart"/>
+      <w:r>
+        <w:rPr>
+          <w:rStyle w:val="HTMLCode"/>
+        </w:rPr>
+        <w:t>lower_value</w:t>
+      </w:r>
+      <w:proofErr w:type="spellEnd"/>
+      <w:r>
+        <w:rPr>
+          <w:rStyle w:val="HTMLCode"/>
+        </w:rPr>
+        <w:t xml:space="preserve"> AND </w:t>
+      </w:r>
+      <w:proofErr w:type="spellStart"/>
+      <w:r>
+        <w:rPr>
+          <w:rStyle w:val="HTMLCode"/>
+        </w:rPr>
+        <w:t>higher_</w:t>
+      </w:r>
+      <w:proofErr w:type="gramStart"/>
+      <w:r>
+        <w:rPr>
+          <w:rStyle w:val="HTMLCode"/>
+        </w:rPr>
+        <w:t>value</w:t>
+      </w:r>
+      <w:proofErr w:type="spellEnd"/>
+      <w:r>
+        <w:rPr>
+          <w:rStyle w:val="HTMLCode"/>
+        </w:rPr>
+        <w:t>;</w:t>
+      </w:r>
+      <w:proofErr w:type="gramEnd"/>
     </w:p>
     <w:p>
       <w:pPr>
@@ -9051,12 +9567,28 @@
           <w:rStyle w:val="HTMLCode"/>
         </w:rPr>
       </w:pPr>
+      <w:proofErr w:type="spellStart"/>
       <w:r>
         <w:rPr>
           <w:rStyle w:val="HTMLCode"/>
         </w:rPr>
-        <w:t>Col_Name IS NULL;</w:t>
-      </w:r>
+        <w:t>Col_Name</w:t>
+      </w:r>
+      <w:proofErr w:type="spellEnd"/>
+      <w:r>
+        <w:rPr>
+          <w:rStyle w:val="HTMLCode"/>
+        </w:rPr>
+        <w:t xml:space="preserve"> IS </w:t>
+      </w:r>
+      <w:proofErr w:type="gramStart"/>
+      <w:r>
+        <w:rPr>
+          <w:rStyle w:val="HTMLCode"/>
+        </w:rPr>
+        <w:t>NULL;</w:t>
+      </w:r>
+      <w:proofErr w:type="gramEnd"/>
     </w:p>
     <w:p/>
     <w:p>
@@ -9106,12 +9638,28 @@
           <w:rStyle w:val="HTMLCode"/>
         </w:rPr>
       </w:pPr>
+      <w:proofErr w:type="spellStart"/>
       <w:r>
         <w:rPr>
           <w:rStyle w:val="HTMLCode"/>
         </w:rPr>
-        <w:t>Col_Name IS NOT NULL;</w:t>
-      </w:r>
+        <w:t>Col_Name</w:t>
+      </w:r>
+      <w:proofErr w:type="spellEnd"/>
+      <w:r>
+        <w:rPr>
+          <w:rStyle w:val="HTMLCode"/>
+        </w:rPr>
+        <w:t xml:space="preserve"> IS NOT </w:t>
+      </w:r>
+      <w:proofErr w:type="gramStart"/>
+      <w:r>
+        <w:rPr>
+          <w:rStyle w:val="HTMLCode"/>
+        </w:rPr>
+        <w:t>NULL;</w:t>
+      </w:r>
+      <w:proofErr w:type="gramEnd"/>
     </w:p>
     <w:p>
       <w:pPr>
@@ -9165,12 +9713,28 @@
           <w:rStyle w:val="HTMLCode"/>
         </w:rPr>
       </w:pPr>
+      <w:proofErr w:type="spellStart"/>
       <w:r>
         <w:rPr>
           <w:rStyle w:val="HTMLCode"/>
         </w:rPr>
-        <w:t>Col_Name LIKE 'pattern';</w:t>
-      </w:r>
+        <w:t>Col_Name</w:t>
+      </w:r>
+      <w:proofErr w:type="spellEnd"/>
+      <w:r>
+        <w:rPr>
+          <w:rStyle w:val="HTMLCode"/>
+        </w:rPr>
+        <w:t xml:space="preserve"> LIKE 'pattern</w:t>
+      </w:r>
+      <w:proofErr w:type="gramStart"/>
+      <w:r>
+        <w:rPr>
+          <w:rStyle w:val="HTMLCode"/>
+        </w:rPr>
+        <w:t>';</w:t>
+      </w:r>
+      <w:proofErr w:type="gramEnd"/>
     </w:p>
     <w:p>
       <w:pPr>
@@ -9270,8 +9834,16 @@
         <w:rPr>
           <w:rStyle w:val="HTMLCode"/>
         </w:rPr>
-        <w:t>WHERE ENAME LIKE 'A%';</w:t>
-      </w:r>
+        <w:t>WHERE ENAME LIKE 'A%</w:t>
+      </w:r>
+      <w:proofErr w:type="gramStart"/>
+      <w:r>
+        <w:rPr>
+          <w:rStyle w:val="HTMLCode"/>
+        </w:rPr>
+        <w:t>';</w:t>
+      </w:r>
+      <w:proofErr w:type="gramEnd"/>
     </w:p>
     <w:p>
       <w:pPr>
@@ -9301,8 +9873,16 @@
         <w:rPr>
           <w:rStyle w:val="HTMLCode"/>
         </w:rPr>
-        <w:t>WHERE ENAME LIKE '_A%';</w:t>
-      </w:r>
+        <w:t>WHERE ENAME LIKE '_A%</w:t>
+      </w:r>
+      <w:proofErr w:type="gramStart"/>
+      <w:r>
+        <w:rPr>
+          <w:rStyle w:val="HTMLCode"/>
+        </w:rPr>
+        <w:t>';</w:t>
+      </w:r>
+      <w:proofErr w:type="gramEnd"/>
     </w:p>
     <w:p>
       <w:pPr>
@@ -9389,12 +9969,28 @@
           <w:rStyle w:val="HTMLCode"/>
         </w:rPr>
       </w:pPr>
+      <w:proofErr w:type="spellStart"/>
       <w:r>
         <w:rPr>
           <w:rStyle w:val="HTMLCode"/>
         </w:rPr>
-        <w:t>Col_Name NOT LIKE 'pattern';</w:t>
-      </w:r>
+        <w:t>Col_Name</w:t>
+      </w:r>
+      <w:proofErr w:type="spellEnd"/>
+      <w:r>
+        <w:rPr>
+          <w:rStyle w:val="HTMLCode"/>
+        </w:rPr>
+        <w:t xml:space="preserve"> NOT LIKE 'pattern</w:t>
+      </w:r>
+      <w:proofErr w:type="gramStart"/>
+      <w:r>
+        <w:rPr>
+          <w:rStyle w:val="HTMLCode"/>
+        </w:rPr>
+        <w:t>';</w:t>
+      </w:r>
+      <w:proofErr w:type="gramEnd"/>
     </w:p>
     <w:p>
       <w:pPr>
@@ -9784,6 +10380,7 @@
           <w:u w:val="single"/>
         </w:rPr>
       </w:pPr>
+      <w:proofErr w:type="gramStart"/>
       <w:r>
         <w:rPr>
           <w:b/>
@@ -9801,7 +10398,17 @@
           <w:sz w:val="28"/>
           <w:szCs w:val="28"/>
         </w:rPr>
-        <w:t>()</w:t>
+        <w:t>(</w:t>
+      </w:r>
+      <w:proofErr w:type="gramEnd"/>
+      <w:r>
+        <w:rPr>
+          <w:b/>
+          <w:bCs/>
+          <w:sz w:val="28"/>
+          <w:szCs w:val="28"/>
+        </w:rPr>
+        <w:t>)</w:t>
       </w:r>
       <w:r>
         <w:rPr>
@@ -9835,6 +10442,7 @@
           <w:u w:val="single"/>
         </w:rPr>
       </w:pPr>
+      <w:proofErr w:type="gramStart"/>
       <w:r>
         <w:rPr>
           <w:b/>
@@ -9850,7 +10458,15 @@
           <w:sz w:val="28"/>
           <w:szCs w:val="28"/>
         </w:rPr>
-        <w:t>(): It is used to obtain the minimum value present in a column.</w:t>
+        <w:t>(</w:t>
+      </w:r>
+      <w:proofErr w:type="gramEnd"/>
+      <w:r>
+        <w:rPr>
+          <w:sz w:val="28"/>
+          <w:szCs w:val="28"/>
+        </w:rPr>
+        <w:t>): It is used to obtain the minimum value present in a column.</w:t>
       </w:r>
     </w:p>
     <w:p>
@@ -9868,6 +10484,7 @@
           <w:u w:val="single"/>
         </w:rPr>
       </w:pPr>
+      <w:proofErr w:type="gramStart"/>
       <w:r>
         <w:rPr>
           <w:b/>
@@ -9885,7 +10502,17 @@
           <w:sz w:val="28"/>
           <w:szCs w:val="28"/>
         </w:rPr>
-        <w:t xml:space="preserve">(): </w:t>
+        <w:t>(</w:t>
+      </w:r>
+      <w:proofErr w:type="gramEnd"/>
+      <w:r>
+        <w:rPr>
+          <w:b/>
+          <w:bCs/>
+          <w:sz w:val="28"/>
+          <w:szCs w:val="28"/>
+        </w:rPr>
+        <w:t xml:space="preserve">): </w:t>
       </w:r>
       <w:r>
         <w:rPr>
@@ -9909,6 +10536,7 @@
           <w:szCs w:val="28"/>
         </w:rPr>
       </w:pPr>
+      <w:proofErr w:type="gramStart"/>
       <w:r>
         <w:rPr>
           <w:b/>
@@ -9924,7 +10552,15 @@
           <w:sz w:val="28"/>
           <w:szCs w:val="28"/>
         </w:rPr>
-        <w:t>(): It is used to obtain the average of values present in a column.</w:t>
+        <w:t>(</w:t>
+      </w:r>
+      <w:proofErr w:type="gramEnd"/>
+      <w:r>
+        <w:rPr>
+          <w:sz w:val="28"/>
+          <w:szCs w:val="28"/>
+        </w:rPr>
+        <w:t>): It is used to obtain the average of values present in a column.</w:t>
       </w:r>
     </w:p>
     <w:p>
@@ -9942,6 +10578,7 @@
           <w:u w:val="single"/>
         </w:rPr>
       </w:pPr>
+      <w:proofErr w:type="gramStart"/>
       <w:r>
         <w:rPr>
           <w:b/>
@@ -9956,7 +10593,15 @@
           <w:sz w:val="28"/>
           <w:szCs w:val="28"/>
         </w:rPr>
-        <w:t>(): It is used to obtain the number of values present in a column.</w:t>
+        <w:t>(</w:t>
+      </w:r>
+      <w:proofErr w:type="gramEnd"/>
+      <w:r>
+        <w:rPr>
+          <w:sz w:val="28"/>
+          <w:szCs w:val="28"/>
+        </w:rPr>
+        <w:t>): It is used to obtain the number of values present in a column.</w:t>
       </w:r>
     </w:p>
     <w:p>
@@ -10003,7 +10648,39 @@
           <w:sz w:val="28"/>
           <w:szCs w:val="28"/>
         </w:rPr>
-        <w:t>can accept only one argument. i.e. MRF(Col_Name/Expression)</w:t>
+        <w:t xml:space="preserve">can accept only one argument. </w:t>
+      </w:r>
+      <w:proofErr w:type="gramStart"/>
+      <w:r>
+        <w:rPr>
+          <w:sz w:val="28"/>
+          <w:szCs w:val="28"/>
+        </w:rPr>
+        <w:t>i.e.</w:t>
+      </w:r>
+      <w:proofErr w:type="gramEnd"/>
+      <w:r>
+        <w:rPr>
+          <w:sz w:val="28"/>
+          <w:szCs w:val="28"/>
+        </w:rPr>
+        <w:t xml:space="preserve"> MRF(</w:t>
+      </w:r>
+      <w:proofErr w:type="spellStart"/>
+      <w:r>
+        <w:rPr>
+          <w:sz w:val="28"/>
+          <w:szCs w:val="28"/>
+        </w:rPr>
+        <w:t>Col_Name</w:t>
+      </w:r>
+      <w:proofErr w:type="spellEnd"/>
+      <w:r>
+        <w:rPr>
+          <w:sz w:val="28"/>
+          <w:szCs w:val="28"/>
+        </w:rPr>
+        <w:t>/Expression)</w:t>
       </w:r>
       <w:r>
         <w:rPr>
@@ -10129,14 +10806,25 @@
           <w:szCs w:val="28"/>
         </w:rPr>
       </w:pPr>
-      <w:r>
-        <w:rPr>
-          <w:b/>
-          <w:bCs/>
-          <w:sz w:val="28"/>
-          <w:szCs w:val="28"/>
-        </w:rPr>
-        <w:t>COUNT()</w:t>
+      <w:proofErr w:type="gramStart"/>
+      <w:r>
+        <w:rPr>
+          <w:b/>
+          <w:bCs/>
+          <w:sz w:val="28"/>
+          <w:szCs w:val="28"/>
+        </w:rPr>
+        <w:t>COUNT(</w:t>
+      </w:r>
+      <w:proofErr w:type="gramEnd"/>
+      <w:r>
+        <w:rPr>
+          <w:b/>
+          <w:bCs/>
+          <w:sz w:val="28"/>
+          <w:szCs w:val="28"/>
+        </w:rPr>
+        <w:t>)</w:t>
       </w:r>
       <w:r>
         <w:rPr>
@@ -10359,7 +11047,25 @@
           <w:sz w:val="28"/>
           <w:szCs w:val="28"/>
         </w:rPr>
-        <w:t>GROUP BY ColName/</w:t>
+        <w:t xml:space="preserve">GROUP BY </w:t>
+      </w:r>
+      <w:proofErr w:type="spellStart"/>
+      <w:r>
+        <w:rPr>
+          <w:rFonts w:ascii="Consolas" w:hAnsi="Consolas"/>
+          <w:sz w:val="28"/>
+          <w:szCs w:val="28"/>
+        </w:rPr>
+        <w:t>ColName</w:t>
+      </w:r>
+      <w:proofErr w:type="spellEnd"/>
+      <w:r>
+        <w:rPr>
+          <w:rFonts w:ascii="Consolas" w:hAnsi="Consolas"/>
+          <w:sz w:val="28"/>
+          <w:szCs w:val="28"/>
+        </w:rPr>
+        <w:t>/</w:t>
       </w:r>
       <w:r>
         <w:rPr>
@@ -10828,7 +11534,23 @@
           <w:sz w:val="28"/>
           <w:szCs w:val="28"/>
         </w:rPr>
-        <w:t>It is use to filter the group (not row).</w:t>
+        <w:t xml:space="preserve">It is </w:t>
+      </w:r>
+      <w:proofErr w:type="gramStart"/>
+      <w:r>
+        <w:rPr>
+          <w:sz w:val="28"/>
+          <w:szCs w:val="28"/>
+        </w:rPr>
+        <w:t>use</w:t>
+      </w:r>
+      <w:proofErr w:type="gramEnd"/>
+      <w:r>
+        <w:rPr>
+          <w:sz w:val="28"/>
+          <w:szCs w:val="28"/>
+        </w:rPr>
+        <w:t xml:space="preserve"> to filter the group (not row).</w:t>
       </w:r>
     </w:p>
     <w:p>
@@ -11283,7 +12005,25 @@
           <w:sz w:val="28"/>
           <w:szCs w:val="28"/>
         </w:rPr>
-        <w:t xml:space="preserve"> Img here </w:t>
+        <w:t xml:space="preserve"> </w:t>
+      </w:r>
+      <w:proofErr w:type="spellStart"/>
+      <w:r>
+        <w:rPr>
+          <w:rFonts w:ascii="Consolas" w:hAnsi="Consolas"/>
+          <w:sz w:val="28"/>
+          <w:szCs w:val="28"/>
+        </w:rPr>
+        <w:t>Img</w:t>
+      </w:r>
+      <w:proofErr w:type="spellEnd"/>
+      <w:r>
+        <w:rPr>
+          <w:rFonts w:ascii="Consolas" w:hAnsi="Consolas"/>
+          <w:sz w:val="28"/>
+          <w:szCs w:val="28"/>
+        </w:rPr>
+        <w:t xml:space="preserve"> here </w:t>
       </w:r>
     </w:p>
     <w:p>
@@ -11376,7 +12116,25 @@
           <w:sz w:val="28"/>
           <w:szCs w:val="28"/>
         </w:rPr>
-        <w:t xml:space="preserve"> as i/p to outer</w:t>
+        <w:t xml:space="preserve"> as </w:t>
+      </w:r>
+      <w:proofErr w:type="spellStart"/>
+      <w:r>
+        <w:rPr>
+          <w:rFonts w:ascii="Consolas" w:hAnsi="Consolas"/>
+          <w:sz w:val="28"/>
+          <w:szCs w:val="28"/>
+        </w:rPr>
+        <w:t>i</w:t>
+      </w:r>
+      <w:proofErr w:type="spellEnd"/>
+      <w:r>
+        <w:rPr>
+          <w:rFonts w:ascii="Consolas" w:hAnsi="Consolas"/>
+          <w:sz w:val="28"/>
+          <w:szCs w:val="28"/>
+        </w:rPr>
+        <w:t>/p to outer</w:t>
       </w:r>
       <w:r>
         <w:rPr>

--- a/QS SQL/SQL Class Notes.docx
+++ b/QS SQL/SQL Class Notes.docx
@@ -147,8 +147,16 @@
     <w:p>
       <w:pPr>
         <w:pStyle w:val="Heading2"/>
-      </w:pPr>
-      <w:r>
+        <w:rPr>
+          <w:b/>
+          <w:bCs/>
+        </w:rPr>
+      </w:pPr>
+      <w:r>
+        <w:rPr>
+          <w:b/>
+          <w:bCs/>
+        </w:rPr>
         <w:t>What is a Database?</w:t>
       </w:r>
     </w:p>
@@ -299,6 +307,12 @@
         <w:tc>
           <w:tcPr>
             <w:tcW w:w="0" w:type="auto"/>
+            <w:tcBorders>
+              <w:top w:val="single" w:sz="4" w:space="0" w:color="auto"/>
+              <w:left w:val="single" w:sz="4" w:space="0" w:color="auto"/>
+              <w:bottom w:val="single" w:sz="4" w:space="0" w:color="auto"/>
+              <w:right w:val="single" w:sz="4" w:space="0" w:color="auto"/>
+            </w:tcBorders>
             <w:vAlign w:val="center"/>
             <w:hideMark/>
           </w:tcPr>
@@ -314,6 +328,12 @@
         <w:tc>
           <w:tcPr>
             <w:tcW w:w="0" w:type="auto"/>
+            <w:tcBorders>
+              <w:top w:val="single" w:sz="4" w:space="0" w:color="auto"/>
+              <w:left w:val="single" w:sz="4" w:space="0" w:color="auto"/>
+              <w:bottom w:val="single" w:sz="4" w:space="0" w:color="auto"/>
+              <w:right w:val="single" w:sz="4" w:space="0" w:color="auto"/>
+            </w:tcBorders>
             <w:vAlign w:val="center"/>
             <w:hideMark/>
           </w:tcPr>
@@ -331,6 +351,12 @@
         <w:tc>
           <w:tcPr>
             <w:tcW w:w="0" w:type="auto"/>
+            <w:tcBorders>
+              <w:top w:val="single" w:sz="4" w:space="0" w:color="auto"/>
+              <w:left w:val="single" w:sz="4" w:space="0" w:color="auto"/>
+              <w:bottom w:val="single" w:sz="4" w:space="0" w:color="auto"/>
+              <w:right w:val="single" w:sz="4" w:space="0" w:color="auto"/>
+            </w:tcBorders>
             <w:vAlign w:val="center"/>
             <w:hideMark/>
           </w:tcPr>
@@ -346,6 +372,12 @@
         <w:tc>
           <w:tcPr>
             <w:tcW w:w="0" w:type="auto"/>
+            <w:tcBorders>
+              <w:top w:val="single" w:sz="4" w:space="0" w:color="auto"/>
+              <w:left w:val="single" w:sz="4" w:space="0" w:color="auto"/>
+              <w:bottom w:val="single" w:sz="4" w:space="0" w:color="auto"/>
+              <w:right w:val="single" w:sz="4" w:space="0" w:color="auto"/>
+            </w:tcBorders>
             <w:vAlign w:val="center"/>
             <w:hideMark/>
           </w:tcPr>
@@ -363,6 +395,12 @@
         <w:tc>
           <w:tcPr>
             <w:tcW w:w="0" w:type="auto"/>
+            <w:tcBorders>
+              <w:top w:val="single" w:sz="4" w:space="0" w:color="auto"/>
+              <w:left w:val="single" w:sz="4" w:space="0" w:color="auto"/>
+              <w:bottom w:val="single" w:sz="4" w:space="0" w:color="auto"/>
+              <w:right w:val="single" w:sz="4" w:space="0" w:color="auto"/>
+            </w:tcBorders>
             <w:vAlign w:val="center"/>
             <w:hideMark/>
           </w:tcPr>
@@ -378,6 +416,12 @@
         <w:tc>
           <w:tcPr>
             <w:tcW w:w="0" w:type="auto"/>
+            <w:tcBorders>
+              <w:top w:val="single" w:sz="4" w:space="0" w:color="auto"/>
+              <w:left w:val="single" w:sz="4" w:space="0" w:color="auto"/>
+              <w:bottom w:val="single" w:sz="4" w:space="0" w:color="auto"/>
+              <w:right w:val="single" w:sz="4" w:space="0" w:color="auto"/>
+            </w:tcBorders>
             <w:vAlign w:val="center"/>
             <w:hideMark/>
           </w:tcPr>
@@ -395,6 +439,12 @@
         <w:tc>
           <w:tcPr>
             <w:tcW w:w="0" w:type="auto"/>
+            <w:tcBorders>
+              <w:top w:val="single" w:sz="4" w:space="0" w:color="auto"/>
+              <w:left w:val="single" w:sz="4" w:space="0" w:color="auto"/>
+              <w:bottom w:val="single" w:sz="4" w:space="0" w:color="auto"/>
+              <w:right w:val="single" w:sz="4" w:space="0" w:color="auto"/>
+            </w:tcBorders>
             <w:vAlign w:val="center"/>
             <w:hideMark/>
           </w:tcPr>
@@ -410,6 +460,12 @@
         <w:tc>
           <w:tcPr>
             <w:tcW w:w="0" w:type="auto"/>
+            <w:tcBorders>
+              <w:top w:val="single" w:sz="4" w:space="0" w:color="auto"/>
+              <w:left w:val="single" w:sz="4" w:space="0" w:color="auto"/>
+              <w:bottom w:val="single" w:sz="4" w:space="0" w:color="auto"/>
+              <w:right w:val="single" w:sz="4" w:space="0" w:color="auto"/>
+            </w:tcBorders>
             <w:vAlign w:val="center"/>
             <w:hideMark/>
           </w:tcPr>
@@ -884,6 +940,7 @@
         </w:numPr>
       </w:pPr>
       <w:r>
+        <w:lastRenderedPageBreak/>
         <w:t xml:space="preserve">It provides important features such as </w:t>
       </w:r>
       <w:r>
@@ -905,7 +962,6 @@
         </w:numPr>
       </w:pPr>
       <w:r>
-        <w:lastRenderedPageBreak/>
         <w:t xml:space="preserve">We use a </w:t>
       </w:r>
       <w:r>
@@ -2065,7 +2121,6 @@
           <w:rFonts w:cstheme="minorHAnsi"/>
           <w:noProof/>
         </w:rPr>
-        <w:lastRenderedPageBreak/>
         <mc:AlternateContent>
           <mc:Choice Requires="wps">
             <w:drawing>
@@ -2152,212 +2207,7 @@
         <mc:AlternateContent>
           <mc:Choice Requires="wps">
             <w:drawing>
-              <wp:anchor distT="0" distB="0" distL="114300" distR="114300" simplePos="0" relativeHeight="251673600" behindDoc="0" locked="0" layoutInCell="1" allowOverlap="1" wp14:anchorId="454F7A73" wp14:editId="2B842806">
-                <wp:simplePos x="0" y="0"/>
-                <wp:positionH relativeFrom="column">
-                  <wp:posOffset>3319421</wp:posOffset>
-                </wp:positionH>
-                <wp:positionV relativeFrom="paragraph">
-                  <wp:posOffset>1870241</wp:posOffset>
-                </wp:positionV>
-                <wp:extent cx="2019880" cy="0"/>
-                <wp:effectExtent l="0" t="76200" r="19050" b="95250"/>
-                <wp:wrapNone/>
-                <wp:docPr id="11" name="Straight Arrow Connector 11"/>
-                <wp:cNvGraphicFramePr/>
-                <a:graphic xmlns:a="http://schemas.openxmlformats.org/drawingml/2006/main">
-                  <a:graphicData uri="http://schemas.microsoft.com/office/word/2010/wordprocessingShape">
-                    <wps:wsp>
-                      <wps:cNvCnPr/>
-                      <wps:spPr>
-                        <a:xfrm>
-                          <a:off x="0" y="0"/>
-                          <a:ext cx="2019880" cy="0"/>
-                        </a:xfrm>
-                        <a:prstGeom prst="straightConnector1">
-                          <a:avLst/>
-                        </a:prstGeom>
-                        <a:ln>
-                          <a:tailEnd type="triangle"/>
-                        </a:ln>
-                      </wps:spPr>
-                      <wps:style>
-                        <a:lnRef idx="1">
-                          <a:schemeClr val="dk1"/>
-                        </a:lnRef>
-                        <a:fillRef idx="0">
-                          <a:schemeClr val="dk1"/>
-                        </a:fillRef>
-                        <a:effectRef idx="0">
-                          <a:schemeClr val="dk1"/>
-                        </a:effectRef>
-                        <a:fontRef idx="minor">
-                          <a:schemeClr val="tx1"/>
-                        </a:fontRef>
-                      </wps:style>
-                      <wps:bodyPr/>
-                    </wps:wsp>
-                  </a:graphicData>
-                </a:graphic>
-              </wp:anchor>
-            </w:drawing>
-          </mc:Choice>
-          <mc:Fallback>
-            <w:pict>
-              <v:shape w14:anchorId="33524C3E" id="Straight Arrow Connector 11" o:spid="_x0000_s1026" type="#_x0000_t32" style="position:absolute;margin-left:261.35pt;margin-top:147.25pt;width:159.05pt;height:0;z-index:251673600;visibility:visible;mso-wrap-style:square;mso-wrap-distance-left:9pt;mso-wrap-distance-top:0;mso-wrap-distance-right:9pt;mso-wrap-distance-bottom:0;mso-position-horizontal:absolute;mso-position-horizontal-relative:text;mso-position-vertical:absolute;mso-position-vertical-relative:text" o:gfxdata="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" strokecolor="black [3200]" strokeweight=".5pt">
-                <v:stroke endarrow="block" joinstyle="miter"/>
-              </v:shape>
-            </w:pict>
-          </mc:Fallback>
-        </mc:AlternateContent>
-      </w:r>
-      <w:r>
-        <w:rPr>
-          <w:rFonts w:cstheme="minorHAnsi"/>
-          <w:noProof/>
-        </w:rPr>
-        <mc:AlternateContent>
-          <mc:Choice Requires="wps">
-            <w:drawing>
-              <wp:anchor distT="0" distB="0" distL="114300" distR="114300" simplePos="0" relativeHeight="251672576" behindDoc="0" locked="0" layoutInCell="1" allowOverlap="1" wp14:anchorId="64411A12" wp14:editId="2FEAF43C">
-                <wp:simplePos x="0" y="0"/>
-                <wp:positionH relativeFrom="column">
-                  <wp:posOffset>3580544</wp:posOffset>
-                </wp:positionH>
-                <wp:positionV relativeFrom="paragraph">
-                  <wp:posOffset>1257990</wp:posOffset>
-                </wp:positionV>
-                <wp:extent cx="1536534" cy="0"/>
-                <wp:effectExtent l="0" t="76200" r="26035" b="95250"/>
-                <wp:wrapNone/>
-                <wp:docPr id="10" name="Straight Arrow Connector 10"/>
-                <wp:cNvGraphicFramePr/>
-                <a:graphic xmlns:a="http://schemas.openxmlformats.org/drawingml/2006/main">
-                  <a:graphicData uri="http://schemas.microsoft.com/office/word/2010/wordprocessingShape">
-                    <wps:wsp>
-                      <wps:cNvCnPr/>
-                      <wps:spPr>
-                        <a:xfrm>
-                          <a:off x="0" y="0"/>
-                          <a:ext cx="1536534" cy="0"/>
-                        </a:xfrm>
-                        <a:prstGeom prst="straightConnector1">
-                          <a:avLst/>
-                        </a:prstGeom>
-                        <a:ln>
-                          <a:tailEnd type="triangle"/>
-                        </a:ln>
-                      </wps:spPr>
-                      <wps:style>
-                        <a:lnRef idx="1">
-                          <a:schemeClr val="dk1"/>
-                        </a:lnRef>
-                        <a:fillRef idx="0">
-                          <a:schemeClr val="dk1"/>
-                        </a:fillRef>
-                        <a:effectRef idx="0">
-                          <a:schemeClr val="dk1"/>
-                        </a:effectRef>
-                        <a:fontRef idx="minor">
-                          <a:schemeClr val="tx1"/>
-                        </a:fontRef>
-                      </wps:style>
-                      <wps:bodyPr/>
-                    </wps:wsp>
-                  </a:graphicData>
-                </a:graphic>
-              </wp:anchor>
-            </w:drawing>
-          </mc:Choice>
-          <mc:Fallback>
-            <w:pict>
-              <v:shape w14:anchorId="68603F8C" id="Straight Arrow Connector 10" o:spid="_x0000_s1026" type="#_x0000_t32" style="position:absolute;margin-left:281.95pt;margin-top:99.05pt;width:121pt;height:0;z-index:251672576;visibility:visible;mso-wrap-style:square;mso-wrap-distance-left:9pt;mso-wrap-distance-top:0;mso-wrap-distance-right:9pt;mso-wrap-distance-bottom:0;mso-position-horizontal:absolute;mso-position-horizontal-relative:text;mso-position-vertical:absolute;mso-position-vertical-relative:text" o:gfxdata="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" strokecolor="black [3200]" strokeweight=".5pt">
-                <v:stroke endarrow="block" joinstyle="miter"/>
-              </v:shape>
-            </w:pict>
-          </mc:Fallback>
-        </mc:AlternateContent>
-      </w:r>
-      <w:r>
-        <w:rPr>
-          <w:rFonts w:cstheme="minorHAnsi"/>
-          <w:noProof/>
-        </w:rPr>
-        <mc:AlternateContent>
-          <mc:Choice Requires="wps">
-            <w:drawing>
-              <wp:anchor distT="0" distB="0" distL="114300" distR="114300" simplePos="0" relativeHeight="251671552" behindDoc="0" locked="0" layoutInCell="1" allowOverlap="1" wp14:anchorId="0C286E2A" wp14:editId="55E98F42">
-                <wp:simplePos x="0" y="0"/>
-                <wp:positionH relativeFrom="column">
-                  <wp:posOffset>4257316</wp:posOffset>
-                </wp:positionH>
-                <wp:positionV relativeFrom="paragraph">
-                  <wp:posOffset>645740</wp:posOffset>
-                </wp:positionV>
-                <wp:extent cx="859348" cy="0"/>
-                <wp:effectExtent l="0" t="76200" r="17145" b="95250"/>
-                <wp:wrapNone/>
-                <wp:docPr id="9" name="Straight Arrow Connector 9"/>
-                <wp:cNvGraphicFramePr/>
-                <a:graphic xmlns:a="http://schemas.openxmlformats.org/drawingml/2006/main">
-                  <a:graphicData uri="http://schemas.microsoft.com/office/word/2010/wordprocessingShape">
-                    <wps:wsp>
-                      <wps:cNvCnPr/>
-                      <wps:spPr>
-                        <a:xfrm>
-                          <a:off x="0" y="0"/>
-                          <a:ext cx="859348" cy="0"/>
-                        </a:xfrm>
-                        <a:prstGeom prst="straightConnector1">
-                          <a:avLst/>
-                        </a:prstGeom>
-                        <a:ln>
-                          <a:tailEnd type="triangle"/>
-                        </a:ln>
-                      </wps:spPr>
-                      <wps:style>
-                        <a:lnRef idx="1">
-                          <a:schemeClr val="dk1"/>
-                        </a:lnRef>
-                        <a:fillRef idx="0">
-                          <a:schemeClr val="dk1"/>
-                        </a:fillRef>
-                        <a:effectRef idx="0">
-                          <a:schemeClr val="dk1"/>
-                        </a:effectRef>
-                        <a:fontRef idx="minor">
-                          <a:schemeClr val="tx1"/>
-                        </a:fontRef>
-                      </wps:style>
-                      <wps:bodyPr/>
-                    </wps:wsp>
-                  </a:graphicData>
-                </a:graphic>
-              </wp:anchor>
-            </w:drawing>
-          </mc:Choice>
-          <mc:Fallback>
-            <w:pict>
-              <v:shapetype w14:anchorId="21F30054" id="_x0000_t32" coordsize="21600,21600" o:spt="32" o:oned="t" path="m,l21600,21600e" filled="f">
-                <v:path arrowok="t" fillok="f" o:connecttype="none"/>
-                <o:lock v:ext="edit" shapetype="t"/>
-              </v:shapetype>
-              <v:shape id="Straight Arrow Connector 9" o:spid="_x0000_s1026" type="#_x0000_t32" style="position:absolute;margin-left:335.2pt;margin-top:50.85pt;width:67.65pt;height:0;z-index:251671552;visibility:visible;mso-wrap-style:square;mso-wrap-distance-left:9pt;mso-wrap-distance-top:0;mso-wrap-distance-right:9pt;mso-wrap-distance-bottom:0;mso-position-horizontal:absolute;mso-position-horizontal-relative:text;mso-position-vertical:absolute;mso-position-vertical-relative:text" o:gfxdata="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" strokecolor="black [3200]" strokeweight=".5pt">
-                <v:stroke endarrow="block" joinstyle="miter"/>
-              </v:shape>
-            </w:pict>
-          </mc:Fallback>
-        </mc:AlternateContent>
-      </w:r>
-      <w:r>
-        <w:rPr>
-          <w:rFonts w:cstheme="minorHAnsi"/>
-          <w:noProof/>
-        </w:rPr>
-        <mc:AlternateContent>
-          <mc:Choice Requires="wps">
-            <w:drawing>
-              <wp:anchor distT="0" distB="0" distL="114300" distR="114300" simplePos="0" relativeHeight="251668480" behindDoc="1" locked="0" layoutInCell="1" allowOverlap="1" wp14:anchorId="6A666727" wp14:editId="780964E8">
+              <wp:anchor distT="0" distB="0" distL="114300" distR="114300" simplePos="0" relativeHeight="251668480" behindDoc="1" locked="0" layoutInCell="1" allowOverlap="1" wp14:anchorId="6A666727" wp14:editId="32917B1A">
                 <wp:simplePos x="0" y="0"/>
                 <wp:positionH relativeFrom="column">
                   <wp:posOffset>1975899</wp:posOffset>
@@ -2472,6 +2322,77 @@
       <w:r>
         <w:rPr>
           <w:rFonts w:cstheme="minorHAnsi"/>
+          <w:noProof/>
+        </w:rPr>
+        <mc:AlternateContent>
+          <mc:Choice Requires="wps">
+            <w:drawing>
+              <wp:anchor distT="0" distB="0" distL="114300" distR="114300" simplePos="0" relativeHeight="251671552" behindDoc="0" locked="0" layoutInCell="1" allowOverlap="1" wp14:anchorId="0C286E2A" wp14:editId="748CF8B6">
+                <wp:simplePos x="0" y="0"/>
+                <wp:positionH relativeFrom="column">
+                  <wp:posOffset>4236258</wp:posOffset>
+                </wp:positionH>
+                <wp:positionV relativeFrom="paragraph">
+                  <wp:posOffset>80645</wp:posOffset>
+                </wp:positionV>
+                <wp:extent cx="859348" cy="0"/>
+                <wp:effectExtent l="0" t="76200" r="17145" b="95250"/>
+                <wp:wrapNone/>
+                <wp:docPr id="9" name="Straight Arrow Connector 9"/>
+                <wp:cNvGraphicFramePr/>
+                <a:graphic xmlns:a="http://schemas.openxmlformats.org/drawingml/2006/main">
+                  <a:graphicData uri="http://schemas.microsoft.com/office/word/2010/wordprocessingShape">
+                    <wps:wsp>
+                      <wps:cNvCnPr/>
+                      <wps:spPr>
+                        <a:xfrm>
+                          <a:off x="0" y="0"/>
+                          <a:ext cx="859348" cy="0"/>
+                        </a:xfrm>
+                        <a:prstGeom prst="straightConnector1">
+                          <a:avLst/>
+                        </a:prstGeom>
+                        <a:ln>
+                          <a:tailEnd type="triangle"/>
+                        </a:ln>
+                      </wps:spPr>
+                      <wps:style>
+                        <a:lnRef idx="1">
+                          <a:schemeClr val="dk1"/>
+                        </a:lnRef>
+                        <a:fillRef idx="0">
+                          <a:schemeClr val="dk1"/>
+                        </a:fillRef>
+                        <a:effectRef idx="0">
+                          <a:schemeClr val="dk1"/>
+                        </a:effectRef>
+                        <a:fontRef idx="minor">
+                          <a:schemeClr val="tx1"/>
+                        </a:fontRef>
+                      </wps:style>
+                      <wps:bodyPr/>
+                    </wps:wsp>
+                  </a:graphicData>
+                </a:graphic>
+              </wp:anchor>
+            </w:drawing>
+          </mc:Choice>
+          <mc:Fallback>
+            <w:pict>
+              <v:shapetype w14:anchorId="05594C7B" id="_x0000_t32" coordsize="21600,21600" o:spt="32" o:oned="t" path="m,l21600,21600e" filled="f">
+                <v:path arrowok="t" fillok="f" o:connecttype="none"/>
+                <o:lock v:ext="edit" shapetype="t"/>
+              </v:shapetype>
+              <v:shape id="Straight Arrow Connector 9" o:spid="_x0000_s1026" type="#_x0000_t32" style="position:absolute;margin-left:333.55pt;margin-top:6.35pt;width:67.65pt;height:0;z-index:251671552;visibility:visible;mso-wrap-style:square;mso-wrap-distance-left:9pt;mso-wrap-distance-top:0;mso-wrap-distance-right:9pt;mso-wrap-distance-bottom:0;mso-position-horizontal:absolute;mso-position-horizontal-relative:text;mso-position-vertical:absolute;mso-position-vertical-relative:text" o:gfxdata="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" strokecolor="black [3200]" strokeweight=".5pt">
+                <v:stroke endarrow="block" joinstyle="miter"/>
+              </v:shape>
+            </w:pict>
+          </mc:Fallback>
+        </mc:AlternateContent>
+      </w:r>
+      <w:r>
+        <w:rPr>
+          <w:rFonts w:cstheme="minorHAnsi"/>
           <w:sz w:val="28"/>
           <w:szCs w:val="28"/>
         </w:rPr>
@@ -2516,6 +2437,73 @@
       <w:r>
         <w:rPr>
           <w:rFonts w:cstheme="minorHAnsi"/>
+          <w:noProof/>
+        </w:rPr>
+        <mc:AlternateContent>
+          <mc:Choice Requires="wps">
+            <w:drawing>
+              <wp:anchor distT="0" distB="0" distL="114300" distR="114300" simplePos="0" relativeHeight="251672576" behindDoc="0" locked="0" layoutInCell="1" allowOverlap="1" wp14:anchorId="64411A12" wp14:editId="5C39D2F8">
+                <wp:simplePos x="0" y="0"/>
+                <wp:positionH relativeFrom="column">
+                  <wp:posOffset>3580130</wp:posOffset>
+                </wp:positionH>
+                <wp:positionV relativeFrom="paragraph">
+                  <wp:posOffset>77586</wp:posOffset>
+                </wp:positionV>
+                <wp:extent cx="1536534" cy="0"/>
+                <wp:effectExtent l="0" t="76200" r="26035" b="95250"/>
+                <wp:wrapNone/>
+                <wp:docPr id="10" name="Straight Arrow Connector 10"/>
+                <wp:cNvGraphicFramePr/>
+                <a:graphic xmlns:a="http://schemas.openxmlformats.org/drawingml/2006/main">
+                  <a:graphicData uri="http://schemas.microsoft.com/office/word/2010/wordprocessingShape">
+                    <wps:wsp>
+                      <wps:cNvCnPr/>
+                      <wps:spPr>
+                        <a:xfrm>
+                          <a:off x="0" y="0"/>
+                          <a:ext cx="1536534" cy="0"/>
+                        </a:xfrm>
+                        <a:prstGeom prst="straightConnector1">
+                          <a:avLst/>
+                        </a:prstGeom>
+                        <a:ln>
+                          <a:tailEnd type="triangle"/>
+                        </a:ln>
+                      </wps:spPr>
+                      <wps:style>
+                        <a:lnRef idx="1">
+                          <a:schemeClr val="dk1"/>
+                        </a:lnRef>
+                        <a:fillRef idx="0">
+                          <a:schemeClr val="dk1"/>
+                        </a:fillRef>
+                        <a:effectRef idx="0">
+                          <a:schemeClr val="dk1"/>
+                        </a:effectRef>
+                        <a:fontRef idx="minor">
+                          <a:schemeClr val="tx1"/>
+                        </a:fontRef>
+                      </wps:style>
+                      <wps:bodyPr/>
+                    </wps:wsp>
+                  </a:graphicData>
+                </a:graphic>
+              </wp:anchor>
+            </w:drawing>
+          </mc:Choice>
+          <mc:Fallback>
+            <w:pict>
+              <v:shape w14:anchorId="1A4C92D8" id="Straight Arrow Connector 10" o:spid="_x0000_s1026" type="#_x0000_t32" style="position:absolute;margin-left:281.9pt;margin-top:6.1pt;width:121pt;height:0;z-index:251672576;visibility:visible;mso-wrap-style:square;mso-wrap-distance-left:9pt;mso-wrap-distance-top:0;mso-wrap-distance-right:9pt;mso-wrap-distance-bottom:0;mso-position-horizontal:absolute;mso-position-horizontal-relative:text;mso-position-vertical:absolute;mso-position-vertical-relative:text" o:gfxdata="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" strokecolor="black [3200]" strokeweight=".5pt">
+                <v:stroke endarrow="block" joinstyle="miter"/>
+              </v:shape>
+            </w:pict>
+          </mc:Fallback>
+        </mc:AlternateContent>
+      </w:r>
+      <w:r>
+        <w:rPr>
+          <w:rFonts w:cstheme="minorHAnsi"/>
           <w:sz w:val="28"/>
           <w:szCs w:val="28"/>
         </w:rPr>
@@ -2546,6 +2534,73 @@
           <w:szCs w:val="28"/>
         </w:rPr>
       </w:pPr>
+      <w:r>
+        <w:rPr>
+          <w:rFonts w:cstheme="minorHAnsi"/>
+          <w:noProof/>
+        </w:rPr>
+        <mc:AlternateContent>
+          <mc:Choice Requires="wps">
+            <w:drawing>
+              <wp:anchor distT="0" distB="0" distL="114300" distR="114300" simplePos="0" relativeHeight="251673600" behindDoc="0" locked="0" layoutInCell="1" allowOverlap="1" wp14:anchorId="454F7A73" wp14:editId="1855A8E2">
+                <wp:simplePos x="0" y="0"/>
+                <wp:positionH relativeFrom="column">
+                  <wp:posOffset>3326072</wp:posOffset>
+                </wp:positionH>
+                <wp:positionV relativeFrom="paragraph">
+                  <wp:posOffset>80241</wp:posOffset>
+                </wp:positionV>
+                <wp:extent cx="2019880" cy="0"/>
+                <wp:effectExtent l="0" t="76200" r="19050" b="95250"/>
+                <wp:wrapNone/>
+                <wp:docPr id="11" name="Straight Arrow Connector 11"/>
+                <wp:cNvGraphicFramePr/>
+                <a:graphic xmlns:a="http://schemas.openxmlformats.org/drawingml/2006/main">
+                  <a:graphicData uri="http://schemas.microsoft.com/office/word/2010/wordprocessingShape">
+                    <wps:wsp>
+                      <wps:cNvCnPr/>
+                      <wps:spPr>
+                        <a:xfrm>
+                          <a:off x="0" y="0"/>
+                          <a:ext cx="2019880" cy="0"/>
+                        </a:xfrm>
+                        <a:prstGeom prst="straightConnector1">
+                          <a:avLst/>
+                        </a:prstGeom>
+                        <a:ln>
+                          <a:tailEnd type="triangle"/>
+                        </a:ln>
+                      </wps:spPr>
+                      <wps:style>
+                        <a:lnRef idx="1">
+                          <a:schemeClr val="dk1"/>
+                        </a:lnRef>
+                        <a:fillRef idx="0">
+                          <a:schemeClr val="dk1"/>
+                        </a:fillRef>
+                        <a:effectRef idx="0">
+                          <a:schemeClr val="dk1"/>
+                        </a:effectRef>
+                        <a:fontRef idx="minor">
+                          <a:schemeClr val="tx1"/>
+                        </a:fontRef>
+                      </wps:style>
+                      <wps:bodyPr/>
+                    </wps:wsp>
+                  </a:graphicData>
+                </a:graphic>
+              </wp:anchor>
+            </w:drawing>
+          </mc:Choice>
+          <mc:Fallback>
+            <w:pict>
+              <v:shape w14:anchorId="004ECD2E" id="Straight Arrow Connector 11" o:spid="_x0000_s1026" type="#_x0000_t32" style="position:absolute;margin-left:261.9pt;margin-top:6.3pt;width:159.05pt;height:0;z-index:251673600;visibility:visible;mso-wrap-style:square;mso-wrap-distance-left:9pt;mso-wrap-distance-top:0;mso-wrap-distance-right:9pt;mso-wrap-distance-bottom:0;mso-position-horizontal:absolute;mso-position-horizontal-relative:text;mso-position-vertical:absolute;mso-position-vertical-relative:text" o:gfxdata="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" strokecolor="black [3200]" strokeweight=".5pt">
+                <v:stroke endarrow="block" joinstyle="miter"/>
+              </v:shape>
+            </w:pict>
+          </mc:Fallback>
+        </mc:AlternateContent>
+      </w:r>
       <w:r>
         <w:rPr>
           <w:rFonts w:cstheme="minorHAnsi"/>
@@ -3368,25 +3423,7 @@
           <w:sz w:val="28"/>
           <w:szCs w:val="28"/>
         </w:rPr>
-        <w:t xml:space="preserve">The data </w:t>
-      </w:r>
-      <w:proofErr w:type="gramStart"/>
-      <w:r>
-        <w:rPr>
-          <w:rFonts w:cstheme="minorHAnsi"/>
-          <w:sz w:val="28"/>
-          <w:szCs w:val="28"/>
-        </w:rPr>
-        <w:t>enter into</w:t>
-      </w:r>
-      <w:proofErr w:type="gramEnd"/>
-      <w:r>
-        <w:rPr>
-          <w:rFonts w:cstheme="minorHAnsi"/>
-          <w:sz w:val="28"/>
-          <w:szCs w:val="28"/>
-        </w:rPr>
-        <w:t xml:space="preserve"> a table, can be validating two steps </w:t>
+        <w:t xml:space="preserve">The data enter into a table, can be validating two steps </w:t>
       </w:r>
       <w:r>
         <w:rPr>
@@ -3481,7 +3518,6 @@
           <w:szCs w:val="28"/>
           <w:u w:val="single"/>
         </w:rPr>
-        <w:lastRenderedPageBreak/>
         <w:t>DATA TYPES</w:t>
       </w:r>
     </w:p>
@@ -3854,25 +3890,7 @@
           <w:sz w:val="28"/>
           <w:szCs w:val="28"/>
         </w:rPr>
-        <w:t xml:space="preserve">Whenever we </w:t>
-      </w:r>
-      <w:proofErr w:type="gramStart"/>
-      <w:r>
-        <w:rPr>
-          <w:rFonts w:cstheme="minorHAnsi"/>
-          <w:sz w:val="28"/>
-          <w:szCs w:val="28"/>
-        </w:rPr>
-        <w:t>have to</w:t>
-      </w:r>
-      <w:proofErr w:type="gramEnd"/>
-      <w:r>
-        <w:rPr>
-          <w:rFonts w:cstheme="minorHAnsi"/>
-          <w:sz w:val="28"/>
-          <w:szCs w:val="28"/>
-        </w:rPr>
-        <w:t xml:space="preserve"> use CHAR datatype, we must mention size, a syntax of CHAR datatype.</w:t>
+        <w:t>Whenever we have to use CHAR datatype, we must mention size, a syntax of CHAR datatype.</w:t>
       </w:r>
     </w:p>
     <w:p>
@@ -4129,25 +4147,7 @@
           <w:sz w:val="28"/>
           <w:szCs w:val="28"/>
         </w:rPr>
-        <w:t xml:space="preserve">Whenever we </w:t>
-      </w:r>
-      <w:proofErr w:type="gramStart"/>
-      <w:r>
-        <w:rPr>
-          <w:rFonts w:cstheme="minorHAnsi"/>
-          <w:sz w:val="28"/>
-          <w:szCs w:val="28"/>
-        </w:rPr>
-        <w:t>have to</w:t>
-      </w:r>
-      <w:proofErr w:type="gramEnd"/>
-      <w:r>
-        <w:rPr>
-          <w:rFonts w:cstheme="minorHAnsi"/>
-          <w:sz w:val="28"/>
-          <w:szCs w:val="28"/>
-        </w:rPr>
-        <w:t xml:space="preserve"> use varchar data type, we must mention size.</w:t>
+        <w:t>Whenever we have to use varchar data type, we must mention size.</w:t>
       </w:r>
       <w:r>
         <w:rPr>
@@ -4351,6 +4351,7 @@
           <w:sz w:val="28"/>
           <w:szCs w:val="28"/>
         </w:rPr>
+        <w:lastRenderedPageBreak/>
         <w:t>It is an updated version of VARCHAR</w:t>
       </w:r>
       <w:r>
@@ -5198,23 +5199,7 @@
           <w:sz w:val="28"/>
           <w:szCs w:val="28"/>
         </w:rPr>
-        <w:t xml:space="preserve">NOTE = </w:t>
-      </w:r>
-      <w:proofErr w:type="gramStart"/>
-      <w:r>
-        <w:rPr>
-          <w:sz w:val="28"/>
-          <w:szCs w:val="28"/>
-        </w:rPr>
-        <w:t>In order to</w:t>
-      </w:r>
-      <w:proofErr w:type="gramEnd"/>
-      <w:r>
-        <w:rPr>
-          <w:sz w:val="28"/>
-          <w:szCs w:val="28"/>
-        </w:rPr>
-        <w:t xml:space="preserve"> create a table, two things are required =&gt;</w:t>
+        <w:t>NOTE = In order to create a table, two things are required =&gt;</w:t>
       </w:r>
     </w:p>
     <w:p>
@@ -5260,6 +5245,7 @@
           <w:sz w:val="28"/>
           <w:szCs w:val="28"/>
         </w:rPr>
+        <w:lastRenderedPageBreak/>
         <w:t>2. Constraints</w:t>
       </w:r>
     </w:p>
@@ -5560,23 +5546,7 @@
           <w:sz w:val="28"/>
           <w:szCs w:val="28"/>
         </w:rPr>
-        <w:t xml:space="preserve">It is </w:t>
-      </w:r>
-      <w:proofErr w:type="gramStart"/>
-      <w:r>
-        <w:rPr>
-          <w:sz w:val="28"/>
-          <w:szCs w:val="28"/>
-        </w:rPr>
-        <w:t>use</w:t>
-      </w:r>
-      <w:proofErr w:type="gramEnd"/>
-      <w:r>
-        <w:rPr>
-          <w:sz w:val="28"/>
-          <w:szCs w:val="28"/>
-        </w:rPr>
-        <w:t xml:space="preserve"> to avoid duplicate values into column.</w:t>
+        <w:t>It is use to avoid duplicate values into column.</w:t>
       </w:r>
     </w:p>
     <w:p>
@@ -5631,23 +5601,7 @@
           <w:sz w:val="28"/>
           <w:szCs w:val="28"/>
         </w:rPr>
-        <w:t xml:space="preserve">It is </w:t>
-      </w:r>
-      <w:proofErr w:type="gramStart"/>
-      <w:r>
-        <w:rPr>
-          <w:sz w:val="28"/>
-          <w:szCs w:val="28"/>
-        </w:rPr>
-        <w:t>use</w:t>
-      </w:r>
-      <w:proofErr w:type="gramEnd"/>
-      <w:r>
-        <w:rPr>
-          <w:sz w:val="28"/>
-          <w:szCs w:val="28"/>
-        </w:rPr>
-        <w:t xml:space="preserve"> to avoid NULL (empty).</w:t>
+        <w:t>It is use to avoid NULL (empty).</w:t>
       </w:r>
     </w:p>
     <w:p>
@@ -5822,23 +5776,7 @@
           <w:sz w:val="28"/>
           <w:szCs w:val="28"/>
         </w:rPr>
-        <w:t xml:space="preserve">It is </w:t>
-      </w:r>
-      <w:proofErr w:type="gramStart"/>
-      <w:r>
-        <w:rPr>
-          <w:sz w:val="28"/>
-          <w:szCs w:val="28"/>
-        </w:rPr>
-        <w:t>use</w:t>
-      </w:r>
-      <w:proofErr w:type="gramEnd"/>
-      <w:r>
-        <w:rPr>
-          <w:sz w:val="28"/>
-          <w:szCs w:val="28"/>
-        </w:rPr>
-        <w:t xml:space="preserve"> to identified the records uniquely from the table.</w:t>
+        <w:t>It is use to identified the records uniquely from the table.</w:t>
       </w:r>
     </w:p>
     <w:p>
@@ -5960,17 +5898,8 @@
           <w:sz w:val="28"/>
           <w:szCs w:val="28"/>
         </w:rPr>
-        <w:t xml:space="preserve">We can have only one Primary key given to one column only in a </w:t>
-      </w:r>
-      <w:proofErr w:type="gramStart"/>
-      <w:r>
-        <w:rPr>
-          <w:sz w:val="28"/>
-          <w:szCs w:val="28"/>
-        </w:rPr>
-        <w:t>table</w:t>
-      </w:r>
-      <w:proofErr w:type="gramEnd"/>
+        <w:t>We can have only one Primary key given to one column only in a table</w:t>
+      </w:r>
     </w:p>
     <w:p>
       <w:pPr>
@@ -6795,23 +6724,7 @@
           <w:sz w:val="28"/>
           <w:szCs w:val="28"/>
         </w:rPr>
-        <w:t xml:space="preserve">It is used to </w:t>
-      </w:r>
-      <w:proofErr w:type="gramStart"/>
-      <w:r>
-        <w:rPr>
-          <w:sz w:val="28"/>
-          <w:szCs w:val="28"/>
-        </w:rPr>
-        <w:t>retrieved</w:t>
-      </w:r>
-      <w:proofErr w:type="gramEnd"/>
-      <w:r>
-        <w:rPr>
-          <w:sz w:val="28"/>
-          <w:szCs w:val="28"/>
-        </w:rPr>
-        <w:t xml:space="preserve"> the data from the database.</w:t>
+        <w:t>It is used to retrieved the data from the database.</w:t>
       </w:r>
     </w:p>
     <w:p>
@@ -6833,17 +6746,8 @@
           <w:sz w:val="28"/>
           <w:szCs w:val="28"/>
         </w:rPr>
-        <w:t xml:space="preserve">It has four </w:t>
-      </w:r>
-      <w:proofErr w:type="gramStart"/>
-      <w:r>
-        <w:rPr>
-          <w:sz w:val="28"/>
-          <w:szCs w:val="28"/>
-        </w:rPr>
-        <w:t>statements</w:t>
-      </w:r>
-      <w:proofErr w:type="gramEnd"/>
+        <w:t>It has four statements</w:t>
+      </w:r>
     </w:p>
     <w:p>
       <w:pPr>
@@ -6973,23 +6877,7 @@
           <w:sz w:val="28"/>
           <w:szCs w:val="28"/>
         </w:rPr>
-        <w:t xml:space="preserve">It is </w:t>
-      </w:r>
-      <w:proofErr w:type="gramStart"/>
-      <w:r>
-        <w:rPr>
-          <w:sz w:val="28"/>
-          <w:szCs w:val="28"/>
-        </w:rPr>
-        <w:t>use</w:t>
-      </w:r>
-      <w:proofErr w:type="gramEnd"/>
-      <w:r>
-        <w:rPr>
-          <w:sz w:val="28"/>
-          <w:szCs w:val="28"/>
-        </w:rPr>
-        <w:t xml:space="preserve"> to retrieve the data from the table and display it.</w:t>
+        <w:t>It is use to retrieve the data from the table and display it.</w:t>
       </w:r>
     </w:p>
     <w:p>
@@ -7036,17 +6924,8 @@
           <w:sz w:val="28"/>
           <w:szCs w:val="28"/>
         </w:rPr>
-        <w:t>FROM TABLE_</w:t>
-      </w:r>
-      <w:proofErr w:type="gramStart"/>
-      <w:r>
-        <w:rPr>
-          <w:sz w:val="28"/>
-          <w:szCs w:val="28"/>
-        </w:rPr>
-        <w:t>NAME;</w:t>
-      </w:r>
-      <w:proofErr w:type="gramEnd"/>
+        <w:t>FROM TABLE_NAME;</w:t>
+      </w:r>
     </w:p>
     <w:p>
       <w:pPr>
@@ -7083,17 +6962,8 @@
           <w:sz w:val="28"/>
           <w:szCs w:val="28"/>
         </w:rPr>
-        <w:t xml:space="preserve"> </w:t>
-      </w:r>
-      <w:proofErr w:type="gramStart"/>
-      <w:r>
-        <w:rPr>
-          <w:sz w:val="28"/>
-          <w:szCs w:val="28"/>
-        </w:rPr>
-        <w:t>SELECT</w:t>
-      </w:r>
-      <w:proofErr w:type="gramEnd"/>
+        <w:t xml:space="preserve"> SELECT</w:t>
+      </w:r>
     </w:p>
     <w:p>
       <w:pPr>
@@ -7124,23 +6994,7 @@
           <w:sz w:val="28"/>
           <w:szCs w:val="28"/>
         </w:rPr>
-        <w:t xml:space="preserve"> = it is </w:t>
-      </w:r>
-      <w:proofErr w:type="gramStart"/>
-      <w:r>
-        <w:rPr>
-          <w:sz w:val="28"/>
-          <w:szCs w:val="28"/>
-        </w:rPr>
-        <w:t>use</w:t>
-      </w:r>
-      <w:proofErr w:type="gramEnd"/>
-      <w:r>
-        <w:rPr>
-          <w:sz w:val="28"/>
-          <w:szCs w:val="28"/>
-        </w:rPr>
-        <w:t xml:space="preserve"> to select all the details from the table.</w:t>
+        <w:t xml:space="preserve"> = it is use to select all the details from the table.</w:t>
       </w:r>
     </w:p>
     <w:p>
@@ -7188,23 +7042,7 @@
           <w:sz w:val="28"/>
           <w:szCs w:val="28"/>
         </w:rPr>
-        <w:t xml:space="preserve">it is </w:t>
-      </w:r>
-      <w:proofErr w:type="gramStart"/>
-      <w:r>
-        <w:rPr>
-          <w:sz w:val="28"/>
-          <w:szCs w:val="28"/>
-        </w:rPr>
-        <w:t>use</w:t>
-      </w:r>
-      <w:proofErr w:type="gramEnd"/>
-      <w:r>
-        <w:rPr>
-          <w:sz w:val="28"/>
-          <w:szCs w:val="28"/>
-        </w:rPr>
-        <w:t xml:space="preserve"> to remove the duplicate or repeated value from the result table.</w:t>
+        <w:t>it is use to remove the duplicate or repeated value from the result table.</w:t>
       </w:r>
     </w:p>
     <w:p>
@@ -7224,23 +7062,7 @@
           <w:sz w:val="28"/>
           <w:szCs w:val="28"/>
         </w:rPr>
-        <w:t xml:space="preserve">Distinct clause </w:t>
-      </w:r>
-      <w:proofErr w:type="gramStart"/>
-      <w:r>
-        <w:rPr>
-          <w:sz w:val="28"/>
-          <w:szCs w:val="28"/>
-        </w:rPr>
-        <w:t>has to</w:t>
-      </w:r>
-      <w:proofErr w:type="gramEnd"/>
-      <w:r>
-        <w:rPr>
-          <w:sz w:val="28"/>
-          <w:szCs w:val="28"/>
-        </w:rPr>
-        <w:t xml:space="preserve"> be use as the first argument in the select clause.</w:t>
+        <w:t>Distinct clause has to be use as the first argument in the select clause.</w:t>
       </w:r>
     </w:p>
     <w:p>
@@ -7368,23 +7190,7 @@
           <w:sz w:val="28"/>
           <w:szCs w:val="28"/>
         </w:rPr>
-        <w:t xml:space="preserve">It is </w:t>
-      </w:r>
-      <w:proofErr w:type="gramStart"/>
-      <w:r>
-        <w:rPr>
-          <w:sz w:val="28"/>
-          <w:szCs w:val="28"/>
-        </w:rPr>
-        <w:t>use</w:t>
-      </w:r>
-      <w:proofErr w:type="gramEnd"/>
-      <w:r>
-        <w:rPr>
-          <w:sz w:val="28"/>
-          <w:szCs w:val="28"/>
-        </w:rPr>
-        <w:t xml:space="preserve"> to give alternative name to a column.</w:t>
+        <w:t>It is use to give alternative name to a column.</w:t>
       </w:r>
     </w:p>
     <w:p>
@@ -7404,17 +7210,8 @@
           <w:sz w:val="28"/>
           <w:szCs w:val="28"/>
         </w:rPr>
-        <w:t xml:space="preserve">We can give alias in two </w:t>
-      </w:r>
-      <w:proofErr w:type="gramStart"/>
-      <w:r>
-        <w:rPr>
-          <w:sz w:val="28"/>
-          <w:szCs w:val="28"/>
-        </w:rPr>
-        <w:t>ways</w:t>
-      </w:r>
-      <w:proofErr w:type="gramEnd"/>
+        <w:t>We can give alias in two ways</w:t>
+      </w:r>
     </w:p>
     <w:p>
       <w:pPr>
@@ -7561,21 +7358,7 @@
         <w:rPr>
           <w:sz w:val="22"/>
         </w:rPr>
-        <w:t xml:space="preserve">SELECT * [DISTINCT] </w:t>
-      </w:r>
-      <w:proofErr w:type="spellStart"/>
-      <w:r>
-        <w:rPr>
-          <w:sz w:val="22"/>
-        </w:rPr>
-        <w:t>column_name</w:t>
-      </w:r>
-      <w:proofErr w:type="spellEnd"/>
-      <w:r>
-        <w:rPr>
-          <w:sz w:val="22"/>
-        </w:rPr>
-        <w:t xml:space="preserve"> | expression [AS alias]</w:t>
+        <w:t>SELECT * [DISTINCT] column_name | expression [AS alias]</w:t>
       </w:r>
     </w:p>
     <w:p>
@@ -7588,37 +7371,21 @@
         <w:rPr>
           <w:rFonts w:ascii="Consolas" w:hAnsi="Consolas"/>
         </w:rPr>
-        <w:t xml:space="preserve">FROM </w:t>
-      </w:r>
-      <w:proofErr w:type="spellStart"/>
-      <w:r>
+        <w:t>FROM table_name</w:t>
+      </w:r>
+    </w:p>
+    <w:p>
+      <w:pPr>
         <w:rPr>
           <w:rFonts w:ascii="Consolas" w:hAnsi="Consolas"/>
         </w:rPr>
-        <w:t>table_name</w:t>
-      </w:r>
-      <w:proofErr w:type="spellEnd"/>
-    </w:p>
-    <w:p>
-      <w:pPr>
+      </w:pPr>
+      <w:r>
         <w:rPr>
           <w:rFonts w:ascii="Consolas" w:hAnsi="Consolas"/>
         </w:rPr>
-      </w:pPr>
-      <w:r>
-        <w:rPr>
-          <w:rFonts w:ascii="Consolas" w:hAnsi="Consolas"/>
-        </w:rPr>
-        <w:t>WHERE &lt;Filter Record Condition</w:t>
-      </w:r>
-      <w:proofErr w:type="gramStart"/>
-      <w:r>
-        <w:rPr>
-          <w:rFonts w:ascii="Consolas" w:hAnsi="Consolas"/>
-        </w:rPr>
-        <w:t>&gt;;</w:t>
-      </w:r>
-      <w:proofErr w:type="gramEnd"/>
+        <w:t>WHERE &lt;Filter Record Condition&gt;;</w:t>
+      </w:r>
     </w:p>
     <w:p>
       <w:pPr>
@@ -8071,7 +7838,6 @@
         </w:rPr>
         <w:t>=</w:t>
       </w:r>
-      <w:proofErr w:type="gramStart"/>
       <w:r>
         <w:rPr>
           <w:sz w:val="28"/>
@@ -8085,16 +7851,7 @@
           <w:sz w:val="28"/>
           <w:szCs w:val="28"/>
         </w:rPr>
-        <w:t>!</w:t>
-      </w:r>
-      <w:proofErr w:type="gramEnd"/>
-      <w:r>
-        <w:rPr>
-          <w:rStyle w:val="HTMLCode"/>
-          <w:sz w:val="28"/>
-          <w:szCs w:val="28"/>
-        </w:rPr>
-        <w:t>=</w:t>
+        <w:t>!=</w:t>
       </w:r>
       <w:r>
         <w:rPr>
@@ -8595,38 +8352,22 @@
         <w:rPr>
           <w:rStyle w:val="HTMLCode"/>
         </w:rPr>
-        <w:t xml:space="preserve">SELECT 'HELLO' || ' </w:t>
-      </w:r>
-      <w:proofErr w:type="gramStart"/>
-      <w:r>
+        <w:t>SELECT 'HELLO' || ' WORLD'</w:t>
+      </w:r>
+    </w:p>
+    <w:p>
+      <w:pPr>
+        <w:pStyle w:val="HTMLPreformatted"/>
         <w:rPr>
           <w:rStyle w:val="HTMLCode"/>
         </w:rPr>
-        <w:t>WORLD'</w:t>
-      </w:r>
-      <w:proofErr w:type="gramEnd"/>
-    </w:p>
-    <w:p>
-      <w:pPr>
-        <w:pStyle w:val="HTMLPreformatted"/>
+      </w:pPr>
+      <w:r>
         <w:rPr>
           <w:rStyle w:val="HTMLCode"/>
         </w:rPr>
-      </w:pPr>
-      <w:r>
-        <w:rPr>
-          <w:rStyle w:val="HTMLCode"/>
-        </w:rPr>
-        <w:t xml:space="preserve">FROM </w:t>
-      </w:r>
-      <w:proofErr w:type="gramStart"/>
-      <w:r>
-        <w:rPr>
-          <w:rStyle w:val="HTMLCode"/>
-        </w:rPr>
-        <w:t>DUAL;</w:t>
-      </w:r>
-      <w:proofErr w:type="gramEnd"/>
+        <w:t>FROM DUAL;</w:t>
+      </w:r>
     </w:p>
     <w:p/>
     <w:p>
@@ -8732,16 +8473,8 @@
         <w:rPr>
           <w:rStyle w:val="HTMLCode"/>
         </w:rPr>
-        <w:t>WHERE SAL &gt; 1000 AND JOB = 'CLERK</w:t>
-      </w:r>
-      <w:proofErr w:type="gramStart"/>
-      <w:r>
-        <w:rPr>
-          <w:rStyle w:val="HTMLCode"/>
-        </w:rPr>
-        <w:t>';</w:t>
-      </w:r>
-      <w:proofErr w:type="gramEnd"/>
+        <w:t>WHERE SAL &gt; 1000 AND JOB = 'CLERK';</w:t>
+      </w:r>
     </w:p>
     <w:p>
       <w:pPr>
@@ -8813,16 +8546,8 @@
         <w:rPr>
           <w:rStyle w:val="HTMLCode"/>
         </w:rPr>
-        <w:t xml:space="preserve">WHERE DEPTNO = 10 OR DEPTNO = </w:t>
-      </w:r>
-      <w:proofErr w:type="gramStart"/>
-      <w:r>
-        <w:rPr>
-          <w:rStyle w:val="HTMLCode"/>
-        </w:rPr>
-        <w:t>20;</w:t>
-      </w:r>
-      <w:proofErr w:type="gramEnd"/>
+        <w:t>WHERE DEPTNO = 10 OR DEPTNO = 20;</w:t>
+      </w:r>
     </w:p>
     <w:p>
       <w:pPr>
@@ -8886,16 +8611,8 @@
         <w:rPr>
           <w:rStyle w:val="HTMLCode"/>
         </w:rPr>
-        <w:t>WHERE NOT JOB = 'CLERK</w:t>
-      </w:r>
-      <w:proofErr w:type="gramStart"/>
-      <w:r>
-        <w:rPr>
-          <w:rStyle w:val="HTMLCode"/>
-        </w:rPr>
-        <w:t>';</w:t>
-      </w:r>
-      <w:proofErr w:type="gramEnd"/>
+        <w:t>WHERE NOT JOB = 'CLERK';</w:t>
+      </w:r>
     </w:p>
     <w:p/>
     <w:p>
@@ -8950,15 +8667,7 @@
         <w:t>any value</w:t>
       </w:r>
       <w:r>
-        <w:t xml:space="preserve"> </w:t>
-      </w:r>
-      <w:proofErr w:type="gramStart"/>
-      <w:r>
-        <w:t>in a given</w:t>
-      </w:r>
-      <w:proofErr w:type="gramEnd"/>
-      <w:r>
-        <w:t xml:space="preserve"> list.</w:t>
+        <w:t xml:space="preserve"> in a given list.</w:t>
       </w:r>
     </w:p>
     <w:p>
@@ -8979,61 +8688,37 @@
           <w:rStyle w:val="HTMLCode"/>
         </w:rPr>
       </w:pPr>
-      <w:proofErr w:type="spellStart"/>
       <w:r>
         <w:rPr>
           <w:rStyle w:val="HTMLCode"/>
         </w:rPr>
-        <w:t>Col_Name</w:t>
-      </w:r>
-      <w:proofErr w:type="spellEnd"/>
-      <w:r>
+        <w:t>Col_Name IN (val1, val2, val3);</w:t>
+      </w:r>
+    </w:p>
+    <w:p>
+      <w:pPr>
+        <w:pStyle w:val="NormalWeb"/>
+      </w:pPr>
+      <w:r>
+        <w:rPr>
+          <w:rStyle w:val="Strong"/>
+        </w:rPr>
+        <w:t>Example:</w:t>
+      </w:r>
+    </w:p>
+    <w:p>
+      <w:pPr>
+        <w:pStyle w:val="HTMLPreformatted"/>
         <w:rPr>
           <w:rStyle w:val="HTMLCode"/>
         </w:rPr>
-        <w:t xml:space="preserve"> IN (val1, val2, val3</w:t>
-      </w:r>
-      <w:proofErr w:type="gramStart"/>
+      </w:pPr>
       <w:r>
         <w:rPr>
           <w:rStyle w:val="HTMLCode"/>
         </w:rPr>
-        <w:t>);</w:t>
-      </w:r>
-      <w:proofErr w:type="gramEnd"/>
-    </w:p>
-    <w:p>
-      <w:pPr>
-        <w:pStyle w:val="NormalWeb"/>
-      </w:pPr>
-      <w:r>
-        <w:rPr>
-          <w:rStyle w:val="Strong"/>
-        </w:rPr>
-        <w:t>Example:</w:t>
-      </w:r>
-    </w:p>
-    <w:p>
-      <w:pPr>
-        <w:pStyle w:val="HTMLPreformatted"/>
-        <w:rPr>
-          <w:rStyle w:val="HTMLCode"/>
-        </w:rPr>
-      </w:pPr>
-      <w:r>
-        <w:rPr>
-          <w:rStyle w:val="HTMLCode"/>
-        </w:rPr>
-        <w:t>WHERE DEPTNO IN (10, 20, 30</w:t>
-      </w:r>
-      <w:proofErr w:type="gramStart"/>
-      <w:r>
-        <w:rPr>
-          <w:rStyle w:val="HTMLCode"/>
-        </w:rPr>
-        <w:t>);</w:t>
-      </w:r>
-      <w:proofErr w:type="gramEnd"/>
+        <w:t>WHERE DEPTNO IN (10, 20, 30);</w:t>
+      </w:r>
     </w:p>
     <w:p/>
     <w:p>
@@ -9104,28 +8789,12 @@
           <w:rStyle w:val="HTMLCode"/>
         </w:rPr>
       </w:pPr>
-      <w:proofErr w:type="spellStart"/>
       <w:r>
         <w:rPr>
           <w:rStyle w:val="HTMLCode"/>
         </w:rPr>
-        <w:t>Col_Name</w:t>
-      </w:r>
-      <w:proofErr w:type="spellEnd"/>
-      <w:r>
-        <w:rPr>
-          <w:rStyle w:val="HTMLCode"/>
-        </w:rPr>
-        <w:t xml:space="preserve"> NOT IN (val1, val2, val3</w:t>
-      </w:r>
-      <w:proofErr w:type="gramStart"/>
-      <w:r>
-        <w:rPr>
-          <w:rStyle w:val="HTMLCode"/>
-        </w:rPr>
-        <w:t>);</w:t>
-      </w:r>
-      <w:proofErr w:type="gramEnd"/>
+        <w:t>Col_Name NOT IN (val1, val2, val3);</w:t>
+      </w:r>
     </w:p>
     <w:p/>
     <w:p>
@@ -9202,89 +8871,37 @@
           <w:rStyle w:val="HTMLCode"/>
         </w:rPr>
       </w:pPr>
-      <w:proofErr w:type="spellStart"/>
       <w:r>
         <w:rPr>
           <w:rStyle w:val="HTMLCode"/>
         </w:rPr>
-        <w:t>Col_Name</w:t>
-      </w:r>
-      <w:proofErr w:type="spellEnd"/>
-      <w:r>
+        <w:t>Col_Name BETWEEN lower_value AND higher_value;</w:t>
+      </w:r>
+    </w:p>
+    <w:p>
+      <w:pPr>
+        <w:pStyle w:val="NormalWeb"/>
+      </w:pPr>
+      <w:r>
+        <w:rPr>
+          <w:rStyle w:val="Strong"/>
+        </w:rPr>
+        <w:t>Example:</w:t>
+      </w:r>
+    </w:p>
+    <w:p>
+      <w:pPr>
+        <w:pStyle w:val="HTMLPreformatted"/>
         <w:rPr>
           <w:rStyle w:val="HTMLCode"/>
         </w:rPr>
-        <w:t xml:space="preserve"> BETWEEN </w:t>
-      </w:r>
-      <w:proofErr w:type="spellStart"/>
+      </w:pPr>
       <w:r>
         <w:rPr>
           <w:rStyle w:val="HTMLCode"/>
         </w:rPr>
-        <w:t>lower_value</w:t>
-      </w:r>
-      <w:proofErr w:type="spellEnd"/>
-      <w:r>
-        <w:rPr>
-          <w:rStyle w:val="HTMLCode"/>
-        </w:rPr>
-        <w:t xml:space="preserve"> AND </w:t>
-      </w:r>
-      <w:proofErr w:type="spellStart"/>
-      <w:r>
-        <w:rPr>
-          <w:rStyle w:val="HTMLCode"/>
-        </w:rPr>
-        <w:t>higher_</w:t>
-      </w:r>
-      <w:proofErr w:type="gramStart"/>
-      <w:r>
-        <w:rPr>
-          <w:rStyle w:val="HTMLCode"/>
-        </w:rPr>
-        <w:t>value</w:t>
-      </w:r>
-      <w:proofErr w:type="spellEnd"/>
-      <w:r>
-        <w:rPr>
-          <w:rStyle w:val="HTMLCode"/>
-        </w:rPr>
-        <w:t>;</w:t>
-      </w:r>
-      <w:proofErr w:type="gramEnd"/>
-    </w:p>
-    <w:p>
-      <w:pPr>
-        <w:pStyle w:val="NormalWeb"/>
-      </w:pPr>
-      <w:r>
-        <w:rPr>
-          <w:rStyle w:val="Strong"/>
-        </w:rPr>
-        <w:t>Example:</w:t>
-      </w:r>
-    </w:p>
-    <w:p>
-      <w:pPr>
-        <w:pStyle w:val="HTMLPreformatted"/>
-        <w:rPr>
-          <w:rStyle w:val="HTMLCode"/>
-        </w:rPr>
-      </w:pPr>
-      <w:r>
-        <w:rPr>
-          <w:rStyle w:val="HTMLCode"/>
-        </w:rPr>
-        <w:t xml:space="preserve">WHERE SAL BETWEEN 1000 AND </w:t>
-      </w:r>
-      <w:proofErr w:type="gramStart"/>
-      <w:r>
-        <w:rPr>
-          <w:rStyle w:val="HTMLCode"/>
-        </w:rPr>
-        <w:t>2000;</w:t>
-      </w:r>
-      <w:proofErr w:type="gramEnd"/>
+        <w:t>WHERE SAL BETWEEN 1000 AND 2000;</w:t>
+      </w:r>
     </w:p>
     <w:p>
       <w:pPr>
@@ -9422,56 +9039,12 @@
       <w:pPr>
         <w:pStyle w:val="HTMLPreformatted"/>
       </w:pPr>
-      <w:proofErr w:type="spellStart"/>
       <w:r>
         <w:rPr>
           <w:rStyle w:val="HTMLCode"/>
         </w:rPr>
-        <w:t>Col_Name</w:t>
-      </w:r>
-      <w:proofErr w:type="spellEnd"/>
-      <w:r>
-        <w:rPr>
-          <w:rStyle w:val="HTMLCode"/>
-        </w:rPr>
-        <w:t xml:space="preserve"> NOT BETWEEN </w:t>
-      </w:r>
-      <w:proofErr w:type="spellStart"/>
-      <w:r>
-        <w:rPr>
-          <w:rStyle w:val="HTMLCode"/>
-        </w:rPr>
-        <w:t>lower_value</w:t>
-      </w:r>
-      <w:proofErr w:type="spellEnd"/>
-      <w:r>
-        <w:rPr>
-          <w:rStyle w:val="HTMLCode"/>
-        </w:rPr>
-        <w:t xml:space="preserve"> AND </w:t>
-      </w:r>
-      <w:proofErr w:type="spellStart"/>
-      <w:r>
-        <w:rPr>
-          <w:rStyle w:val="HTMLCode"/>
-        </w:rPr>
-        <w:t>higher_</w:t>
-      </w:r>
-      <w:proofErr w:type="gramStart"/>
-      <w:r>
-        <w:rPr>
-          <w:rStyle w:val="HTMLCode"/>
-        </w:rPr>
-        <w:t>value</w:t>
-      </w:r>
-      <w:proofErr w:type="spellEnd"/>
-      <w:r>
-        <w:rPr>
-          <w:rStyle w:val="HTMLCode"/>
-        </w:rPr>
-        <w:t>;</w:t>
-      </w:r>
-      <w:proofErr w:type="gramEnd"/>
+        <w:t>Col_Name NOT BETWEEN lower_value AND higher_value;</w:t>
+      </w:r>
     </w:p>
     <w:p>
       <w:pPr>
@@ -9567,28 +9140,12 @@
           <w:rStyle w:val="HTMLCode"/>
         </w:rPr>
       </w:pPr>
-      <w:proofErr w:type="spellStart"/>
       <w:r>
         <w:rPr>
           <w:rStyle w:val="HTMLCode"/>
         </w:rPr>
-        <w:t>Col_Name</w:t>
-      </w:r>
-      <w:proofErr w:type="spellEnd"/>
-      <w:r>
-        <w:rPr>
-          <w:rStyle w:val="HTMLCode"/>
-        </w:rPr>
-        <w:t xml:space="preserve"> IS </w:t>
-      </w:r>
-      <w:proofErr w:type="gramStart"/>
-      <w:r>
-        <w:rPr>
-          <w:rStyle w:val="HTMLCode"/>
-        </w:rPr>
-        <w:t>NULL;</w:t>
-      </w:r>
-      <w:proofErr w:type="gramEnd"/>
+        <w:t>Col_Name IS NULL;</w:t>
+      </w:r>
     </w:p>
     <w:p/>
     <w:p>
@@ -9638,28 +9195,12 @@
           <w:rStyle w:val="HTMLCode"/>
         </w:rPr>
       </w:pPr>
-      <w:proofErr w:type="spellStart"/>
       <w:r>
         <w:rPr>
           <w:rStyle w:val="HTMLCode"/>
         </w:rPr>
-        <w:t>Col_Name</w:t>
-      </w:r>
-      <w:proofErr w:type="spellEnd"/>
-      <w:r>
-        <w:rPr>
-          <w:rStyle w:val="HTMLCode"/>
-        </w:rPr>
-        <w:t xml:space="preserve"> IS NOT </w:t>
-      </w:r>
-      <w:proofErr w:type="gramStart"/>
-      <w:r>
-        <w:rPr>
-          <w:rStyle w:val="HTMLCode"/>
-        </w:rPr>
-        <w:t>NULL;</w:t>
-      </w:r>
-      <w:proofErr w:type="gramEnd"/>
+        <w:t>Col_Name IS NOT NULL;</w:t>
+      </w:r>
     </w:p>
     <w:p>
       <w:pPr>
@@ -9713,28 +9254,12 @@
           <w:rStyle w:val="HTMLCode"/>
         </w:rPr>
       </w:pPr>
-      <w:proofErr w:type="spellStart"/>
       <w:r>
         <w:rPr>
           <w:rStyle w:val="HTMLCode"/>
         </w:rPr>
-        <w:t>Col_Name</w:t>
-      </w:r>
-      <w:proofErr w:type="spellEnd"/>
-      <w:r>
-        <w:rPr>
-          <w:rStyle w:val="HTMLCode"/>
-        </w:rPr>
-        <w:t xml:space="preserve"> LIKE 'pattern</w:t>
-      </w:r>
-      <w:proofErr w:type="gramStart"/>
-      <w:r>
-        <w:rPr>
-          <w:rStyle w:val="HTMLCode"/>
-        </w:rPr>
-        <w:t>';</w:t>
-      </w:r>
-      <w:proofErr w:type="gramEnd"/>
+        <w:t>Col_Name LIKE 'pattern';</w:t>
+      </w:r>
     </w:p>
     <w:p>
       <w:pPr>
@@ -9834,55 +9359,39 @@
         <w:rPr>
           <w:rStyle w:val="HTMLCode"/>
         </w:rPr>
-        <w:t>WHERE ENAME LIKE 'A%</w:t>
-      </w:r>
-      <w:proofErr w:type="gramStart"/>
+        <w:t>WHERE ENAME LIKE 'A%';</w:t>
+      </w:r>
+    </w:p>
+    <w:p>
+      <w:pPr>
+        <w:pStyle w:val="NormalWeb"/>
+      </w:pPr>
+      <w:r>
+        <w:t xml:space="preserve">→ Names starting with </w:t>
+      </w:r>
       <w:r>
         <w:rPr>
           <w:rStyle w:val="HTMLCode"/>
         </w:rPr>
-        <w:t>';</w:t>
-      </w:r>
-      <w:proofErr w:type="gramEnd"/>
-    </w:p>
-    <w:p>
-      <w:pPr>
-        <w:pStyle w:val="NormalWeb"/>
-      </w:pPr>
-      <w:r>
-        <w:t xml:space="preserve">→ Names starting with </w:t>
-      </w:r>
-      <w:r>
+        <w:t>A</w:t>
+      </w:r>
+      <w:r>
+        <w:t>.</w:t>
+      </w:r>
+    </w:p>
+    <w:p>
+      <w:pPr>
+        <w:pStyle w:val="HTMLPreformatted"/>
         <w:rPr>
           <w:rStyle w:val="HTMLCode"/>
         </w:rPr>
-        <w:t>A</w:t>
-      </w:r>
-      <w:r>
-        <w:t>.</w:t>
-      </w:r>
-    </w:p>
-    <w:p>
-      <w:pPr>
-        <w:pStyle w:val="HTMLPreformatted"/>
+      </w:pPr>
+      <w:r>
         <w:rPr>
           <w:rStyle w:val="HTMLCode"/>
         </w:rPr>
-      </w:pPr>
-      <w:r>
-        <w:rPr>
-          <w:rStyle w:val="HTMLCode"/>
-        </w:rPr>
-        <w:t>WHERE ENAME LIKE '_A%</w:t>
-      </w:r>
-      <w:proofErr w:type="gramStart"/>
-      <w:r>
-        <w:rPr>
-          <w:rStyle w:val="HTMLCode"/>
-        </w:rPr>
-        <w:t>';</w:t>
-      </w:r>
-      <w:proofErr w:type="gramEnd"/>
+        <w:t>WHERE ENAME LIKE '_A%';</w:t>
+      </w:r>
     </w:p>
     <w:p>
       <w:pPr>
@@ -9969,28 +9478,12 @@
           <w:rStyle w:val="HTMLCode"/>
         </w:rPr>
       </w:pPr>
-      <w:proofErr w:type="spellStart"/>
       <w:r>
         <w:rPr>
           <w:rStyle w:val="HTMLCode"/>
         </w:rPr>
-        <w:t>Col_Name</w:t>
-      </w:r>
-      <w:proofErr w:type="spellEnd"/>
-      <w:r>
-        <w:rPr>
-          <w:rStyle w:val="HTMLCode"/>
-        </w:rPr>
-        <w:t xml:space="preserve"> NOT LIKE 'pattern</w:t>
-      </w:r>
-      <w:proofErr w:type="gramStart"/>
-      <w:r>
-        <w:rPr>
-          <w:rStyle w:val="HTMLCode"/>
-        </w:rPr>
-        <w:t>';</w:t>
-      </w:r>
-      <w:proofErr w:type="gramEnd"/>
+        <w:t>Col_Name NOT LIKE 'pattern';</w:t>
+      </w:r>
     </w:p>
     <w:p>
       <w:pPr>
@@ -10380,7 +9873,6 @@
           <w:u w:val="single"/>
         </w:rPr>
       </w:pPr>
-      <w:proofErr w:type="gramStart"/>
       <w:r>
         <w:rPr>
           <w:b/>
@@ -10398,17 +9890,7 @@
           <w:sz w:val="28"/>
           <w:szCs w:val="28"/>
         </w:rPr>
-        <w:t>(</w:t>
-      </w:r>
-      <w:proofErr w:type="gramEnd"/>
-      <w:r>
-        <w:rPr>
-          <w:b/>
-          <w:bCs/>
-          <w:sz w:val="28"/>
-          <w:szCs w:val="28"/>
-        </w:rPr>
-        <w:t>)</w:t>
+        <w:t>()</w:t>
       </w:r>
       <w:r>
         <w:rPr>
@@ -10442,7 +9924,6 @@
           <w:u w:val="single"/>
         </w:rPr>
       </w:pPr>
-      <w:proofErr w:type="gramStart"/>
       <w:r>
         <w:rPr>
           <w:b/>
@@ -10458,15 +9939,7 @@
           <w:sz w:val="28"/>
           <w:szCs w:val="28"/>
         </w:rPr>
-        <w:t>(</w:t>
-      </w:r>
-      <w:proofErr w:type="gramEnd"/>
-      <w:r>
-        <w:rPr>
-          <w:sz w:val="28"/>
-          <w:szCs w:val="28"/>
-        </w:rPr>
-        <w:t>): It is used to obtain the minimum value present in a column.</w:t>
+        <w:t>(): It is used to obtain the minimum value present in a column.</w:t>
       </w:r>
     </w:p>
     <w:p>
@@ -10484,7 +9957,6 @@
           <w:u w:val="single"/>
         </w:rPr>
       </w:pPr>
-      <w:proofErr w:type="gramStart"/>
       <w:r>
         <w:rPr>
           <w:b/>
@@ -10502,17 +9974,7 @@
           <w:sz w:val="28"/>
           <w:szCs w:val="28"/>
         </w:rPr>
-        <w:t>(</w:t>
-      </w:r>
-      <w:proofErr w:type="gramEnd"/>
-      <w:r>
-        <w:rPr>
-          <w:b/>
-          <w:bCs/>
-          <w:sz w:val="28"/>
-          <w:szCs w:val="28"/>
-        </w:rPr>
-        <w:t xml:space="preserve">): </w:t>
+        <w:t xml:space="preserve">(): </w:t>
       </w:r>
       <w:r>
         <w:rPr>
@@ -10536,7 +9998,6 @@
           <w:szCs w:val="28"/>
         </w:rPr>
       </w:pPr>
-      <w:proofErr w:type="gramStart"/>
       <w:r>
         <w:rPr>
           <w:b/>
@@ -10552,15 +10013,7 @@
           <w:sz w:val="28"/>
           <w:szCs w:val="28"/>
         </w:rPr>
-        <w:t>(</w:t>
-      </w:r>
-      <w:proofErr w:type="gramEnd"/>
-      <w:r>
-        <w:rPr>
-          <w:sz w:val="28"/>
-          <w:szCs w:val="28"/>
-        </w:rPr>
-        <w:t>): It is used to obtain the average of values present in a column.</w:t>
+        <w:t>(): It is used to obtain the average of values present in a column.</w:t>
       </w:r>
     </w:p>
     <w:p>
@@ -10578,7 +10031,6 @@
           <w:u w:val="single"/>
         </w:rPr>
       </w:pPr>
-      <w:proofErr w:type="gramStart"/>
       <w:r>
         <w:rPr>
           <w:b/>
@@ -10593,15 +10045,7 @@
           <w:sz w:val="28"/>
           <w:szCs w:val="28"/>
         </w:rPr>
-        <w:t>(</w:t>
-      </w:r>
-      <w:proofErr w:type="gramEnd"/>
-      <w:r>
-        <w:rPr>
-          <w:sz w:val="28"/>
-          <w:szCs w:val="28"/>
-        </w:rPr>
-        <w:t>): It is used to obtain the number of values present in a column.</w:t>
+        <w:t>(): It is used to obtain the number of values present in a column.</w:t>
       </w:r>
     </w:p>
     <w:p>
@@ -10648,39 +10092,7 @@
           <w:sz w:val="28"/>
           <w:szCs w:val="28"/>
         </w:rPr>
-        <w:t xml:space="preserve">can accept only one argument. </w:t>
-      </w:r>
-      <w:proofErr w:type="gramStart"/>
-      <w:r>
-        <w:rPr>
-          <w:sz w:val="28"/>
-          <w:szCs w:val="28"/>
-        </w:rPr>
-        <w:t>i.e.</w:t>
-      </w:r>
-      <w:proofErr w:type="gramEnd"/>
-      <w:r>
-        <w:rPr>
-          <w:sz w:val="28"/>
-          <w:szCs w:val="28"/>
-        </w:rPr>
-        <w:t xml:space="preserve"> MRF(</w:t>
-      </w:r>
-      <w:proofErr w:type="spellStart"/>
-      <w:r>
-        <w:rPr>
-          <w:sz w:val="28"/>
-          <w:szCs w:val="28"/>
-        </w:rPr>
-        <w:t>Col_Name</w:t>
-      </w:r>
-      <w:proofErr w:type="spellEnd"/>
-      <w:r>
-        <w:rPr>
-          <w:sz w:val="28"/>
-          <w:szCs w:val="28"/>
-        </w:rPr>
-        <w:t>/Expression)</w:t>
+        <w:t>can accept only one argument. i.e. MRF(Col_Name/Expression)</w:t>
       </w:r>
       <w:r>
         <w:rPr>
@@ -10806,25 +10218,14 @@
           <w:szCs w:val="28"/>
         </w:rPr>
       </w:pPr>
-      <w:proofErr w:type="gramStart"/>
-      <w:r>
-        <w:rPr>
-          <w:b/>
-          <w:bCs/>
-          <w:sz w:val="28"/>
-          <w:szCs w:val="28"/>
-        </w:rPr>
-        <w:t>COUNT(</w:t>
-      </w:r>
-      <w:proofErr w:type="gramEnd"/>
-      <w:r>
-        <w:rPr>
-          <w:b/>
-          <w:bCs/>
-          <w:sz w:val="28"/>
-          <w:szCs w:val="28"/>
-        </w:rPr>
-        <w:t>)</w:t>
+      <w:r>
+        <w:rPr>
+          <w:b/>
+          <w:bCs/>
+          <w:sz w:val="28"/>
+          <w:szCs w:val="28"/>
+        </w:rPr>
+        <w:t>COUNT()</w:t>
       </w:r>
       <w:r>
         <w:rPr>
@@ -11047,25 +10448,7 @@
           <w:sz w:val="28"/>
           <w:szCs w:val="28"/>
         </w:rPr>
-        <w:t xml:space="preserve">GROUP BY </w:t>
-      </w:r>
-      <w:proofErr w:type="spellStart"/>
-      <w:r>
-        <w:rPr>
-          <w:rFonts w:ascii="Consolas" w:hAnsi="Consolas"/>
-          <w:sz w:val="28"/>
-          <w:szCs w:val="28"/>
-        </w:rPr>
-        <w:t>ColName</w:t>
-      </w:r>
-      <w:proofErr w:type="spellEnd"/>
-      <w:r>
-        <w:rPr>
-          <w:rFonts w:ascii="Consolas" w:hAnsi="Consolas"/>
-          <w:sz w:val="28"/>
-          <w:szCs w:val="28"/>
-        </w:rPr>
-        <w:t>/</w:t>
+        <w:t>GROUP BY ColName/</w:t>
       </w:r>
       <w:r>
         <w:rPr>
@@ -11534,23 +10917,7 @@
           <w:sz w:val="28"/>
           <w:szCs w:val="28"/>
         </w:rPr>
-        <w:t xml:space="preserve">It is </w:t>
-      </w:r>
-      <w:proofErr w:type="gramStart"/>
-      <w:r>
-        <w:rPr>
-          <w:sz w:val="28"/>
-          <w:szCs w:val="28"/>
-        </w:rPr>
-        <w:t>use</w:t>
-      </w:r>
-      <w:proofErr w:type="gramEnd"/>
-      <w:r>
-        <w:rPr>
-          <w:sz w:val="28"/>
-          <w:szCs w:val="28"/>
-        </w:rPr>
-        <w:t xml:space="preserve"> to filter the group (not row).</w:t>
+        <w:t>It is use to filter the group (not row).</w:t>
       </w:r>
     </w:p>
     <w:p>
@@ -12005,25 +11372,7 @@
           <w:sz w:val="28"/>
           <w:szCs w:val="28"/>
         </w:rPr>
-        <w:t xml:space="preserve"> </w:t>
-      </w:r>
-      <w:proofErr w:type="spellStart"/>
-      <w:r>
-        <w:rPr>
-          <w:rFonts w:ascii="Consolas" w:hAnsi="Consolas"/>
-          <w:sz w:val="28"/>
-          <w:szCs w:val="28"/>
-        </w:rPr>
-        <w:t>Img</w:t>
-      </w:r>
-      <w:proofErr w:type="spellEnd"/>
-      <w:r>
-        <w:rPr>
-          <w:rFonts w:ascii="Consolas" w:hAnsi="Consolas"/>
-          <w:sz w:val="28"/>
-          <w:szCs w:val="28"/>
-        </w:rPr>
-        <w:t xml:space="preserve"> here </w:t>
+        <w:t xml:space="preserve"> Img here </w:t>
       </w:r>
     </w:p>
     <w:p>
@@ -12116,25 +11465,7 @@
           <w:sz w:val="28"/>
           <w:szCs w:val="28"/>
         </w:rPr>
-        <w:t xml:space="preserve"> as </w:t>
-      </w:r>
-      <w:proofErr w:type="spellStart"/>
-      <w:r>
-        <w:rPr>
-          <w:rFonts w:ascii="Consolas" w:hAnsi="Consolas"/>
-          <w:sz w:val="28"/>
-          <w:szCs w:val="28"/>
-        </w:rPr>
-        <w:t>i</w:t>
-      </w:r>
-      <w:proofErr w:type="spellEnd"/>
-      <w:r>
-        <w:rPr>
-          <w:rFonts w:ascii="Consolas" w:hAnsi="Consolas"/>
-          <w:sz w:val="28"/>
-          <w:szCs w:val="28"/>
-        </w:rPr>
-        <w:t>/p to outer</w:t>
+        <w:t xml:space="preserve"> as i/p to outer</w:t>
       </w:r>
       <w:r>
         <w:rPr>
@@ -12393,7 +11724,7 @@
           <w:szCs w:val="28"/>
           <w:u w:val="single"/>
         </w:rPr>
-        <w:t>9</w:t>
+        <w:t>10</w:t>
       </w:r>
       <w:r>
         <w:rPr>
@@ -12424,10 +11755,431 @@
         <w:spacing w:line="240" w:lineRule="auto"/>
         <w:ind w:left="360"/>
         <w:rPr>
-          <w:sz w:val="28"/>
-          <w:szCs w:val="28"/>
-        </w:rPr>
-      </w:pPr>
+          <w:b/>
+          <w:bCs/>
+          <w:sz w:val="28"/>
+          <w:szCs w:val="28"/>
+          <w:u w:val="single"/>
+        </w:rPr>
+      </w:pPr>
+      <w:r>
+        <w:rPr>
+          <w:b/>
+          <w:bCs/>
+          <w:sz w:val="28"/>
+          <w:szCs w:val="28"/>
+          <w:u w:val="single"/>
+        </w:rPr>
+        <w:t>Types of Sub</w:t>
+      </w:r>
+      <w:r>
+        <w:rPr>
+          <w:b/>
+          <w:bCs/>
+          <w:sz w:val="28"/>
+          <w:szCs w:val="28"/>
+          <w:u w:val="single"/>
+        </w:rPr>
+        <w:t>q</w:t>
+      </w:r>
+      <w:r>
+        <w:rPr>
+          <w:b/>
+          <w:bCs/>
+          <w:sz w:val="28"/>
+          <w:szCs w:val="28"/>
+          <w:u w:val="single"/>
+        </w:rPr>
+        <w:t>uery:</w:t>
+      </w:r>
+    </w:p>
+    <w:p>
+      <w:pPr>
+        <w:pStyle w:val="ListParagraph"/>
+        <w:numPr>
+          <w:ilvl w:val="1"/>
+          <w:numId w:val="31"/>
+        </w:numPr>
+        <w:spacing w:line="240" w:lineRule="auto"/>
+        <w:rPr>
+          <w:sz w:val="28"/>
+          <w:szCs w:val="28"/>
+        </w:rPr>
+      </w:pPr>
+      <w:r>
+        <w:rPr>
+          <w:sz w:val="28"/>
+          <w:szCs w:val="28"/>
+        </w:rPr>
+        <w:t>Single Row Subquery</w:t>
+      </w:r>
+      <w:r>
+        <w:rPr>
+          <w:sz w:val="28"/>
+          <w:szCs w:val="28"/>
+        </w:rPr>
+        <w:t>: if a query returns exactly one value.</w:t>
+      </w:r>
+    </w:p>
+    <w:p>
+      <w:pPr>
+        <w:pStyle w:val="ListParagraph"/>
+        <w:numPr>
+          <w:ilvl w:val="1"/>
+          <w:numId w:val="31"/>
+        </w:numPr>
+        <w:spacing w:line="240" w:lineRule="auto"/>
+        <w:rPr>
+          <w:sz w:val="28"/>
+          <w:szCs w:val="28"/>
+        </w:rPr>
+      </w:pPr>
+      <w:r>
+        <w:rPr>
+          <w:sz w:val="28"/>
+          <w:szCs w:val="28"/>
+        </w:rPr>
+        <w:t>Multi Row Subquery</w:t>
+      </w:r>
+      <w:r>
+        <w:rPr>
+          <w:sz w:val="28"/>
+          <w:szCs w:val="28"/>
+        </w:rPr>
+        <w:t>: if a query returns more than one value.</w:t>
+      </w:r>
+    </w:p>
+    <w:p>
+      <w:pPr>
+        <w:spacing w:line="240" w:lineRule="auto"/>
+        <w:rPr>
+          <w:sz w:val="28"/>
+          <w:szCs w:val="28"/>
+        </w:rPr>
+      </w:pPr>
+    </w:p>
+    <w:p>
+      <w:pPr>
+        <w:spacing w:line="240" w:lineRule="auto"/>
+        <w:rPr>
+          <w:b/>
+          <w:bCs/>
+          <w:sz w:val="28"/>
+          <w:szCs w:val="28"/>
+        </w:rPr>
+      </w:pPr>
+      <w:r>
+        <w:rPr>
+          <w:b/>
+          <w:bCs/>
+          <w:sz w:val="28"/>
+          <w:szCs w:val="28"/>
+        </w:rPr>
+        <w:t xml:space="preserve">Single Row Subquery: </w:t>
+      </w:r>
+    </w:p>
+    <w:p>
+      <w:pPr>
+        <w:pStyle w:val="ListParagraph"/>
+        <w:numPr>
+          <w:ilvl w:val="0"/>
+          <w:numId w:val="45"/>
+        </w:numPr>
+        <w:spacing w:line="240" w:lineRule="auto"/>
+        <w:rPr>
+          <w:sz w:val="28"/>
+          <w:szCs w:val="28"/>
+        </w:rPr>
+      </w:pPr>
+      <w:r>
+        <w:rPr>
+          <w:sz w:val="28"/>
+          <w:szCs w:val="28"/>
+        </w:rPr>
+        <w:t xml:space="preserve">If the subquery returns exactly one value/record. We call it as single row subquery. </w:t>
+      </w:r>
+    </w:p>
+    <w:p>
+      <w:pPr>
+        <w:pStyle w:val="ListParagraph"/>
+        <w:numPr>
+          <w:ilvl w:val="0"/>
+          <w:numId w:val="45"/>
+        </w:numPr>
+        <w:spacing w:line="240" w:lineRule="auto"/>
+        <w:rPr>
+          <w:sz w:val="28"/>
+          <w:szCs w:val="28"/>
+        </w:rPr>
+      </w:pPr>
+      <w:r>
+        <w:rPr>
+          <w:sz w:val="28"/>
+          <w:szCs w:val="28"/>
+        </w:rPr>
+        <w:t>If it returns only one value/record, then we can use the Normal operator or the special operator to compare the values.</w:t>
+      </w:r>
+    </w:p>
+    <w:p>
+      <w:pPr>
+        <w:spacing w:line="240" w:lineRule="auto"/>
+        <w:rPr>
+          <w:b/>
+          <w:bCs/>
+          <w:sz w:val="28"/>
+          <w:szCs w:val="28"/>
+        </w:rPr>
+      </w:pPr>
+      <w:r>
+        <w:rPr>
+          <w:b/>
+          <w:bCs/>
+          <w:sz w:val="28"/>
+          <w:szCs w:val="28"/>
+        </w:rPr>
+        <w:t>Multi Row Subquery:</w:t>
+      </w:r>
+    </w:p>
+    <w:p>
+      <w:pPr>
+        <w:pStyle w:val="ListParagraph"/>
+        <w:numPr>
+          <w:ilvl w:val="0"/>
+          <w:numId w:val="46"/>
+        </w:numPr>
+        <w:spacing w:line="240" w:lineRule="auto"/>
+        <w:rPr>
+          <w:sz w:val="28"/>
+          <w:szCs w:val="28"/>
+        </w:rPr>
+      </w:pPr>
+      <w:r>
+        <w:rPr>
+          <w:sz w:val="28"/>
+          <w:szCs w:val="28"/>
+        </w:rPr>
+        <w:t>If the subquery returns more than one value/record. We call it as multi row subquery.</w:t>
+      </w:r>
+    </w:p>
+    <w:p>
+      <w:pPr>
+        <w:pStyle w:val="ListParagraph"/>
+        <w:numPr>
+          <w:ilvl w:val="0"/>
+          <w:numId w:val="46"/>
+        </w:numPr>
+        <w:spacing w:line="240" w:lineRule="auto"/>
+        <w:rPr>
+          <w:sz w:val="28"/>
+          <w:szCs w:val="28"/>
+        </w:rPr>
+      </w:pPr>
+      <w:r>
+        <w:rPr>
+          <w:sz w:val="28"/>
+          <w:szCs w:val="28"/>
+        </w:rPr>
+        <w:t>If it returns more than one value/record, then we can’t use the normal operators we have to use only the special operators to compare the values.</w:t>
+      </w:r>
+    </w:p>
+    <w:p>
+      <w:pPr>
+        <w:rPr>
+          <w:sz w:val="28"/>
+          <w:szCs w:val="28"/>
+        </w:rPr>
+      </w:pPr>
+      <w:r>
+        <w:rPr>
+          <w:sz w:val="28"/>
+          <w:szCs w:val="28"/>
+        </w:rPr>
+        <w:br w:type="page"/>
+      </w:r>
+    </w:p>
+    <w:p>
+      <w:pPr>
+        <w:spacing w:line="240" w:lineRule="auto"/>
+        <w:rPr>
+          <w:b/>
+          <w:bCs/>
+          <w:sz w:val="28"/>
+          <w:szCs w:val="28"/>
+        </w:rPr>
+      </w:pPr>
+      <w:r>
+        <w:rPr>
+          <w:b/>
+          <w:bCs/>
+          <w:sz w:val="28"/>
+          <w:szCs w:val="28"/>
+        </w:rPr>
+        <w:lastRenderedPageBreak/>
+        <w:t>Subquery Operators:</w:t>
+      </w:r>
+    </w:p>
+    <w:p>
+      <w:pPr>
+        <w:pStyle w:val="ListParagraph"/>
+        <w:numPr>
+          <w:ilvl w:val="0"/>
+          <w:numId w:val="47"/>
+        </w:numPr>
+        <w:spacing w:line="240" w:lineRule="auto"/>
+        <w:rPr>
+          <w:b/>
+          <w:bCs/>
+          <w:sz w:val="28"/>
+          <w:szCs w:val="28"/>
+        </w:rPr>
+      </w:pPr>
+      <w:r>
+        <w:rPr>
+          <w:b/>
+          <w:bCs/>
+          <w:sz w:val="28"/>
+          <w:szCs w:val="28"/>
+        </w:rPr>
+        <w:t xml:space="preserve">ALL: </w:t>
+      </w:r>
+    </w:p>
+    <w:p>
+      <w:pPr>
+        <w:pStyle w:val="ListParagraph"/>
+        <w:numPr>
+          <w:ilvl w:val="0"/>
+          <w:numId w:val="48"/>
+        </w:numPr>
+        <w:spacing w:line="240" w:lineRule="auto"/>
+        <w:rPr>
+          <w:sz w:val="28"/>
+          <w:szCs w:val="28"/>
+        </w:rPr>
+      </w:pPr>
+      <w:r>
+        <w:rPr>
+          <w:sz w:val="28"/>
+          <w:szCs w:val="28"/>
+        </w:rPr>
+        <w:t xml:space="preserve">It’s a special operator used along with a relational operator (&gt;,&lt;,&gt;=,&lt;=) to compare the values present at the RHS. </w:t>
+      </w:r>
+    </w:p>
+    <w:p>
+      <w:pPr>
+        <w:pStyle w:val="ListParagraph"/>
+        <w:numPr>
+          <w:ilvl w:val="0"/>
+          <w:numId w:val="48"/>
+        </w:numPr>
+        <w:spacing w:line="240" w:lineRule="auto"/>
+        <w:rPr>
+          <w:b/>
+          <w:bCs/>
+          <w:sz w:val="28"/>
+          <w:szCs w:val="28"/>
+        </w:rPr>
+      </w:pPr>
+      <w:r>
+        <w:rPr>
+          <w:sz w:val="28"/>
+          <w:szCs w:val="28"/>
+        </w:rPr>
+        <w:t>ALL operator returns TRUE if all the values on RHS have satisfied the condition.</w:t>
+      </w:r>
+    </w:p>
+    <w:p>
+      <w:pPr>
+        <w:pStyle w:val="ListParagraph"/>
+        <w:numPr>
+          <w:ilvl w:val="0"/>
+          <w:numId w:val="47"/>
+        </w:numPr>
+        <w:spacing w:line="240" w:lineRule="auto"/>
+        <w:rPr>
+          <w:b/>
+          <w:bCs/>
+          <w:sz w:val="28"/>
+          <w:szCs w:val="28"/>
+        </w:rPr>
+      </w:pPr>
+      <w:r>
+        <w:rPr>
+          <w:b/>
+          <w:bCs/>
+          <w:sz w:val="28"/>
+          <w:szCs w:val="28"/>
+        </w:rPr>
+        <w:t>ANY:</w:t>
+      </w:r>
+    </w:p>
+    <w:p>
+      <w:pPr>
+        <w:pStyle w:val="ListParagraph"/>
+        <w:numPr>
+          <w:ilvl w:val="1"/>
+          <w:numId w:val="47"/>
+        </w:numPr>
+        <w:spacing w:line="240" w:lineRule="auto"/>
+        <w:rPr>
+          <w:b/>
+          <w:bCs/>
+          <w:sz w:val="28"/>
+          <w:szCs w:val="28"/>
+        </w:rPr>
+      </w:pPr>
+      <w:r>
+        <w:rPr>
+          <w:b/>
+          <w:bCs/>
+          <w:sz w:val="28"/>
+          <w:szCs w:val="28"/>
+        </w:rPr>
+        <w:t xml:space="preserve"> </w:t>
+      </w:r>
+      <w:r>
+        <w:rPr>
+          <w:sz w:val="28"/>
+          <w:szCs w:val="28"/>
+        </w:rPr>
+        <w:t xml:space="preserve">It’s a special operator </w:t>
+      </w:r>
+      <w:r>
+        <w:rPr>
+          <w:sz w:val="28"/>
+          <w:szCs w:val="28"/>
+        </w:rPr>
+        <w:t>used along with a relational operator (&gt;,&lt;,&gt;=,&lt;=) to compare the values present at the</w:t>
+      </w:r>
+      <w:r>
+        <w:rPr>
+          <w:sz w:val="28"/>
+          <w:szCs w:val="28"/>
+        </w:rPr>
+        <w:t xml:space="preserve"> RHS.</w:t>
+      </w:r>
+    </w:p>
+    <w:p>
+      <w:pPr>
+        <w:pStyle w:val="ListParagraph"/>
+        <w:numPr>
+          <w:ilvl w:val="1"/>
+          <w:numId w:val="47"/>
+        </w:numPr>
+        <w:spacing w:line="240" w:lineRule="auto"/>
+        <w:rPr>
+          <w:b/>
+          <w:bCs/>
+          <w:sz w:val="28"/>
+          <w:szCs w:val="28"/>
+        </w:rPr>
+      </w:pPr>
+      <w:r>
+        <w:rPr>
+          <w:sz w:val="28"/>
+          <w:szCs w:val="28"/>
+        </w:rPr>
+        <w:t>ANY operator returns TRUE if one of the values at the RHS have satisfied the condition.</w:t>
+      </w:r>
     </w:p>
     <w:sectPr>
       <w:footerReference w:type="default" r:id="rId8"/>
@@ -13676,6 +13428,178 @@
     </w:lvl>
   </w:abstractNum>
   <w:abstractNum w:abstractNumId="9" w15:restartNumberingAfterBreak="0">
+    <w:nsid w:val="202F60FA"/>
+    <w:multiLevelType w:val="hybridMultilevel"/>
+    <w:tmpl w:val="4128F97E"/>
+    <w:lvl w:ilvl="0" w:tplc="40090013">
+      <w:start w:val="1"/>
+      <w:numFmt w:val="upperRoman"/>
+      <w:lvlText w:val="%1."/>
+      <w:lvlJc w:val="right"/>
+      <w:pPr>
+        <w:ind w:left="720" w:hanging="360"/>
+      </w:pPr>
+    </w:lvl>
+    <w:lvl w:ilvl="1" w:tplc="40090019" w:tentative="1">
+      <w:start w:val="1"/>
+      <w:numFmt w:val="lowerLetter"/>
+      <w:lvlText w:val="%2."/>
+      <w:lvlJc w:val="left"/>
+      <w:pPr>
+        <w:ind w:left="1440" w:hanging="360"/>
+      </w:pPr>
+    </w:lvl>
+    <w:lvl w:ilvl="2" w:tplc="4009001B" w:tentative="1">
+      <w:start w:val="1"/>
+      <w:numFmt w:val="lowerRoman"/>
+      <w:lvlText w:val="%3."/>
+      <w:lvlJc w:val="right"/>
+      <w:pPr>
+        <w:ind w:left="2160" w:hanging="180"/>
+      </w:pPr>
+    </w:lvl>
+    <w:lvl w:ilvl="3" w:tplc="4009000F" w:tentative="1">
+      <w:start w:val="1"/>
+      <w:numFmt w:val="decimal"/>
+      <w:lvlText w:val="%4."/>
+      <w:lvlJc w:val="left"/>
+      <w:pPr>
+        <w:ind w:left="2880" w:hanging="360"/>
+      </w:pPr>
+    </w:lvl>
+    <w:lvl w:ilvl="4" w:tplc="40090019" w:tentative="1">
+      <w:start w:val="1"/>
+      <w:numFmt w:val="lowerLetter"/>
+      <w:lvlText w:val="%5."/>
+      <w:lvlJc w:val="left"/>
+      <w:pPr>
+        <w:ind w:left="3600" w:hanging="360"/>
+      </w:pPr>
+    </w:lvl>
+    <w:lvl w:ilvl="5" w:tplc="4009001B" w:tentative="1">
+      <w:start w:val="1"/>
+      <w:numFmt w:val="lowerRoman"/>
+      <w:lvlText w:val="%6."/>
+      <w:lvlJc w:val="right"/>
+      <w:pPr>
+        <w:ind w:left="4320" w:hanging="180"/>
+      </w:pPr>
+    </w:lvl>
+    <w:lvl w:ilvl="6" w:tplc="4009000F" w:tentative="1">
+      <w:start w:val="1"/>
+      <w:numFmt w:val="decimal"/>
+      <w:lvlText w:val="%7."/>
+      <w:lvlJc w:val="left"/>
+      <w:pPr>
+        <w:ind w:left="5040" w:hanging="360"/>
+      </w:pPr>
+    </w:lvl>
+    <w:lvl w:ilvl="7" w:tplc="40090019" w:tentative="1">
+      <w:start w:val="1"/>
+      <w:numFmt w:val="lowerLetter"/>
+      <w:lvlText w:val="%8."/>
+      <w:lvlJc w:val="left"/>
+      <w:pPr>
+        <w:ind w:left="5760" w:hanging="360"/>
+      </w:pPr>
+    </w:lvl>
+    <w:lvl w:ilvl="8" w:tplc="4009001B" w:tentative="1">
+      <w:start w:val="1"/>
+      <w:numFmt w:val="lowerRoman"/>
+      <w:lvlText w:val="%9."/>
+      <w:lvlJc w:val="right"/>
+      <w:pPr>
+        <w:ind w:left="6480" w:hanging="180"/>
+      </w:pPr>
+    </w:lvl>
+  </w:abstractNum>
+  <w:abstractNum w:abstractNumId="10" w15:restartNumberingAfterBreak="0">
+    <w:nsid w:val="21B31164"/>
+    <w:multiLevelType w:val="hybridMultilevel"/>
+    <w:tmpl w:val="DB8E849A"/>
+    <w:lvl w:ilvl="0" w:tplc="40090013">
+      <w:start w:val="1"/>
+      <w:numFmt w:val="upperRoman"/>
+      <w:lvlText w:val="%1."/>
+      <w:lvlJc w:val="right"/>
+      <w:pPr>
+        <w:ind w:left="720" w:hanging="360"/>
+      </w:pPr>
+    </w:lvl>
+    <w:lvl w:ilvl="1" w:tplc="40090019" w:tentative="1">
+      <w:start w:val="1"/>
+      <w:numFmt w:val="lowerLetter"/>
+      <w:lvlText w:val="%2."/>
+      <w:lvlJc w:val="left"/>
+      <w:pPr>
+        <w:ind w:left="1440" w:hanging="360"/>
+      </w:pPr>
+    </w:lvl>
+    <w:lvl w:ilvl="2" w:tplc="4009001B" w:tentative="1">
+      <w:start w:val="1"/>
+      <w:numFmt w:val="lowerRoman"/>
+      <w:lvlText w:val="%3."/>
+      <w:lvlJc w:val="right"/>
+      <w:pPr>
+        <w:ind w:left="2160" w:hanging="180"/>
+      </w:pPr>
+    </w:lvl>
+    <w:lvl w:ilvl="3" w:tplc="4009000F" w:tentative="1">
+      <w:start w:val="1"/>
+      <w:numFmt w:val="decimal"/>
+      <w:lvlText w:val="%4."/>
+      <w:lvlJc w:val="left"/>
+      <w:pPr>
+        <w:ind w:left="2880" w:hanging="360"/>
+      </w:pPr>
+    </w:lvl>
+    <w:lvl w:ilvl="4" w:tplc="40090019" w:tentative="1">
+      <w:start w:val="1"/>
+      <w:numFmt w:val="lowerLetter"/>
+      <w:lvlText w:val="%5."/>
+      <w:lvlJc w:val="left"/>
+      <w:pPr>
+        <w:ind w:left="3600" w:hanging="360"/>
+      </w:pPr>
+    </w:lvl>
+    <w:lvl w:ilvl="5" w:tplc="4009001B" w:tentative="1">
+      <w:start w:val="1"/>
+      <w:numFmt w:val="lowerRoman"/>
+      <w:lvlText w:val="%6."/>
+      <w:lvlJc w:val="right"/>
+      <w:pPr>
+        <w:ind w:left="4320" w:hanging="180"/>
+      </w:pPr>
+    </w:lvl>
+    <w:lvl w:ilvl="6" w:tplc="4009000F" w:tentative="1">
+      <w:start w:val="1"/>
+      <w:numFmt w:val="decimal"/>
+      <w:lvlText w:val="%7."/>
+      <w:lvlJc w:val="left"/>
+      <w:pPr>
+        <w:ind w:left="5040" w:hanging="360"/>
+      </w:pPr>
+    </w:lvl>
+    <w:lvl w:ilvl="7" w:tplc="40090019" w:tentative="1">
+      <w:start w:val="1"/>
+      <w:numFmt w:val="lowerLetter"/>
+      <w:lvlText w:val="%8."/>
+      <w:lvlJc w:val="left"/>
+      <w:pPr>
+        <w:ind w:left="5760" w:hanging="360"/>
+      </w:pPr>
+    </w:lvl>
+    <w:lvl w:ilvl="8" w:tplc="4009001B" w:tentative="1">
+      <w:start w:val="1"/>
+      <w:numFmt w:val="lowerRoman"/>
+      <w:lvlText w:val="%9."/>
+      <w:lvlJc w:val="right"/>
+      <w:pPr>
+        <w:ind w:left="6480" w:hanging="180"/>
+      </w:pPr>
+    </w:lvl>
+  </w:abstractNum>
+  <w:abstractNum w:abstractNumId="11" w15:restartNumberingAfterBreak="0">
     <w:nsid w:val="241857D5"/>
     <w:multiLevelType w:val="hybridMultilevel"/>
     <w:tmpl w:val="6BD89FB4"/>
@@ -13788,7 +13712,7 @@
       </w:rPr>
     </w:lvl>
   </w:abstractNum>
-  <w:abstractNum w:abstractNumId="10" w15:restartNumberingAfterBreak="0">
+  <w:abstractNum w:abstractNumId="12" w15:restartNumberingAfterBreak="0">
     <w:nsid w:val="25AA17B3"/>
     <w:multiLevelType w:val="multilevel"/>
     <w:tmpl w:val="D35C29E6"/>
@@ -13937,7 +13861,7 @@
       </w:rPr>
     </w:lvl>
   </w:abstractNum>
-  <w:abstractNum w:abstractNumId="11" w15:restartNumberingAfterBreak="0">
+  <w:abstractNum w:abstractNumId="13" w15:restartNumberingAfterBreak="0">
     <w:nsid w:val="2C963BCC"/>
     <w:multiLevelType w:val="multilevel"/>
     <w:tmpl w:val="79BA34E0"/>
@@ -14086,7 +14010,7 @@
       </w:rPr>
     </w:lvl>
   </w:abstractNum>
-  <w:abstractNum w:abstractNumId="12" w15:restartNumberingAfterBreak="0">
+  <w:abstractNum w:abstractNumId="14" w15:restartNumberingAfterBreak="0">
     <w:nsid w:val="2D8806CC"/>
     <w:multiLevelType w:val="multilevel"/>
     <w:tmpl w:val="FAD2D89C"/>
@@ -14235,7 +14159,7 @@
       </w:rPr>
     </w:lvl>
   </w:abstractNum>
-  <w:abstractNum w:abstractNumId="13" w15:restartNumberingAfterBreak="0">
+  <w:abstractNum w:abstractNumId="15" w15:restartNumberingAfterBreak="0">
     <w:nsid w:val="30B019CB"/>
     <w:multiLevelType w:val="multilevel"/>
     <w:tmpl w:val="5D8C3420"/>
@@ -14384,7 +14308,7 @@
       </w:rPr>
     </w:lvl>
   </w:abstractNum>
-  <w:abstractNum w:abstractNumId="14" w15:restartNumberingAfterBreak="0">
+  <w:abstractNum w:abstractNumId="16" w15:restartNumberingAfterBreak="0">
     <w:nsid w:val="31E438A1"/>
     <w:multiLevelType w:val="multilevel"/>
     <w:tmpl w:val="837499F4"/>
@@ -14533,7 +14457,7 @@
       </w:rPr>
     </w:lvl>
   </w:abstractNum>
-  <w:abstractNum w:abstractNumId="15" w15:restartNumberingAfterBreak="0">
+  <w:abstractNum w:abstractNumId="17" w15:restartNumberingAfterBreak="0">
     <w:nsid w:val="348B76C1"/>
     <w:multiLevelType w:val="hybridMultilevel"/>
     <w:tmpl w:val="12464518"/>
@@ -14619,7 +14543,93 @@
       </w:pPr>
     </w:lvl>
   </w:abstractNum>
-  <w:abstractNum w:abstractNumId="16" w15:restartNumberingAfterBreak="0">
+  <w:abstractNum w:abstractNumId="18" w15:restartNumberingAfterBreak="0">
+    <w:nsid w:val="3ABA3827"/>
+    <w:multiLevelType w:val="hybridMultilevel"/>
+    <w:tmpl w:val="DB04EACE"/>
+    <w:lvl w:ilvl="0" w:tplc="40090013">
+      <w:start w:val="1"/>
+      <w:numFmt w:val="upperRoman"/>
+      <w:lvlText w:val="%1."/>
+      <w:lvlJc w:val="right"/>
+      <w:pPr>
+        <w:ind w:left="1440" w:hanging="360"/>
+      </w:pPr>
+    </w:lvl>
+    <w:lvl w:ilvl="1" w:tplc="40090019" w:tentative="1">
+      <w:start w:val="1"/>
+      <w:numFmt w:val="lowerLetter"/>
+      <w:lvlText w:val="%2."/>
+      <w:lvlJc w:val="left"/>
+      <w:pPr>
+        <w:ind w:left="2160" w:hanging="360"/>
+      </w:pPr>
+    </w:lvl>
+    <w:lvl w:ilvl="2" w:tplc="4009001B" w:tentative="1">
+      <w:start w:val="1"/>
+      <w:numFmt w:val="lowerRoman"/>
+      <w:lvlText w:val="%3."/>
+      <w:lvlJc w:val="right"/>
+      <w:pPr>
+        <w:ind w:left="2880" w:hanging="180"/>
+      </w:pPr>
+    </w:lvl>
+    <w:lvl w:ilvl="3" w:tplc="4009000F" w:tentative="1">
+      <w:start w:val="1"/>
+      <w:numFmt w:val="decimal"/>
+      <w:lvlText w:val="%4."/>
+      <w:lvlJc w:val="left"/>
+      <w:pPr>
+        <w:ind w:left="3600" w:hanging="360"/>
+      </w:pPr>
+    </w:lvl>
+    <w:lvl w:ilvl="4" w:tplc="40090019" w:tentative="1">
+      <w:start w:val="1"/>
+      <w:numFmt w:val="lowerLetter"/>
+      <w:lvlText w:val="%5."/>
+      <w:lvlJc w:val="left"/>
+      <w:pPr>
+        <w:ind w:left="4320" w:hanging="360"/>
+      </w:pPr>
+    </w:lvl>
+    <w:lvl w:ilvl="5" w:tplc="4009001B" w:tentative="1">
+      <w:start w:val="1"/>
+      <w:numFmt w:val="lowerRoman"/>
+      <w:lvlText w:val="%6."/>
+      <w:lvlJc w:val="right"/>
+      <w:pPr>
+        <w:ind w:left="5040" w:hanging="180"/>
+      </w:pPr>
+    </w:lvl>
+    <w:lvl w:ilvl="6" w:tplc="4009000F" w:tentative="1">
+      <w:start w:val="1"/>
+      <w:numFmt w:val="decimal"/>
+      <w:lvlText w:val="%7."/>
+      <w:lvlJc w:val="left"/>
+      <w:pPr>
+        <w:ind w:left="5760" w:hanging="360"/>
+      </w:pPr>
+    </w:lvl>
+    <w:lvl w:ilvl="7" w:tplc="40090019" w:tentative="1">
+      <w:start w:val="1"/>
+      <w:numFmt w:val="lowerLetter"/>
+      <w:lvlText w:val="%8."/>
+      <w:lvlJc w:val="left"/>
+      <w:pPr>
+        <w:ind w:left="6480" w:hanging="360"/>
+      </w:pPr>
+    </w:lvl>
+    <w:lvl w:ilvl="8" w:tplc="4009001B" w:tentative="1">
+      <w:start w:val="1"/>
+      <w:numFmt w:val="lowerRoman"/>
+      <w:lvlText w:val="%9."/>
+      <w:lvlJc w:val="right"/>
+      <w:pPr>
+        <w:ind w:left="7200" w:hanging="180"/>
+      </w:pPr>
+    </w:lvl>
+  </w:abstractNum>
+  <w:abstractNum w:abstractNumId="19" w15:restartNumberingAfterBreak="0">
     <w:nsid w:val="3B0500EB"/>
     <w:multiLevelType w:val="multilevel"/>
     <w:tmpl w:val="433CE478"/>
@@ -14764,7 +14774,7 @@
       </w:rPr>
     </w:lvl>
   </w:abstractNum>
-  <w:abstractNum w:abstractNumId="17" w15:restartNumberingAfterBreak="0">
+  <w:abstractNum w:abstractNumId="20" w15:restartNumberingAfterBreak="0">
     <w:nsid w:val="3B29525C"/>
     <w:multiLevelType w:val="multilevel"/>
     <w:tmpl w:val="BD342C52"/>
@@ -14913,7 +14923,7 @@
       </w:rPr>
     </w:lvl>
   </w:abstractNum>
-  <w:abstractNum w:abstractNumId="18" w15:restartNumberingAfterBreak="0">
+  <w:abstractNum w:abstractNumId="21" w15:restartNumberingAfterBreak="0">
     <w:nsid w:val="3FA14EDD"/>
     <w:multiLevelType w:val="hybridMultilevel"/>
     <w:tmpl w:val="91D29AA0"/>
@@ -14999,7 +15009,96 @@
       </w:pPr>
     </w:lvl>
   </w:abstractNum>
-  <w:abstractNum w:abstractNumId="19" w15:restartNumberingAfterBreak="0">
+  <w:abstractNum w:abstractNumId="22" w15:restartNumberingAfterBreak="0">
+    <w:nsid w:val="41CB5714"/>
+    <w:multiLevelType w:val="hybridMultilevel"/>
+    <w:tmpl w:val="5ACE0E38"/>
+    <w:lvl w:ilvl="0" w:tplc="28662180">
+      <w:start w:val="1"/>
+      <w:numFmt w:val="decimal"/>
+      <w:lvlText w:val="%1."/>
+      <w:lvlJc w:val="left"/>
+      <w:pPr>
+        <w:ind w:left="720" w:hanging="360"/>
+      </w:pPr>
+      <w:rPr>
+        <w:rFonts w:hint="default"/>
+      </w:rPr>
+    </w:lvl>
+    <w:lvl w:ilvl="1" w:tplc="40090013">
+      <w:start w:val="1"/>
+      <w:numFmt w:val="upperRoman"/>
+      <w:lvlText w:val="%2."/>
+      <w:lvlJc w:val="right"/>
+      <w:pPr>
+        <w:ind w:left="1440" w:hanging="360"/>
+      </w:pPr>
+    </w:lvl>
+    <w:lvl w:ilvl="2" w:tplc="4009001B" w:tentative="1">
+      <w:start w:val="1"/>
+      <w:numFmt w:val="lowerRoman"/>
+      <w:lvlText w:val="%3."/>
+      <w:lvlJc w:val="right"/>
+      <w:pPr>
+        <w:ind w:left="2160" w:hanging="180"/>
+      </w:pPr>
+    </w:lvl>
+    <w:lvl w:ilvl="3" w:tplc="4009000F" w:tentative="1">
+      <w:start w:val="1"/>
+      <w:numFmt w:val="decimal"/>
+      <w:lvlText w:val="%4."/>
+      <w:lvlJc w:val="left"/>
+      <w:pPr>
+        <w:ind w:left="2880" w:hanging="360"/>
+      </w:pPr>
+    </w:lvl>
+    <w:lvl w:ilvl="4" w:tplc="40090019" w:tentative="1">
+      <w:start w:val="1"/>
+      <w:numFmt w:val="lowerLetter"/>
+      <w:lvlText w:val="%5."/>
+      <w:lvlJc w:val="left"/>
+      <w:pPr>
+        <w:ind w:left="3600" w:hanging="360"/>
+      </w:pPr>
+    </w:lvl>
+    <w:lvl w:ilvl="5" w:tplc="4009001B" w:tentative="1">
+      <w:start w:val="1"/>
+      <w:numFmt w:val="lowerRoman"/>
+      <w:lvlText w:val="%6."/>
+      <w:lvlJc w:val="right"/>
+      <w:pPr>
+        <w:ind w:left="4320" w:hanging="180"/>
+      </w:pPr>
+    </w:lvl>
+    <w:lvl w:ilvl="6" w:tplc="4009000F" w:tentative="1">
+      <w:start w:val="1"/>
+      <w:numFmt w:val="decimal"/>
+      <w:lvlText w:val="%7."/>
+      <w:lvlJc w:val="left"/>
+      <w:pPr>
+        <w:ind w:left="5040" w:hanging="360"/>
+      </w:pPr>
+    </w:lvl>
+    <w:lvl w:ilvl="7" w:tplc="40090019" w:tentative="1">
+      <w:start w:val="1"/>
+      <w:numFmt w:val="lowerLetter"/>
+      <w:lvlText w:val="%8."/>
+      <w:lvlJc w:val="left"/>
+      <w:pPr>
+        <w:ind w:left="5760" w:hanging="360"/>
+      </w:pPr>
+    </w:lvl>
+    <w:lvl w:ilvl="8" w:tplc="4009001B" w:tentative="1">
+      <w:start w:val="1"/>
+      <w:numFmt w:val="lowerRoman"/>
+      <w:lvlText w:val="%9."/>
+      <w:lvlJc w:val="right"/>
+      <w:pPr>
+        <w:ind w:left="6480" w:hanging="180"/>
+      </w:pPr>
+    </w:lvl>
+  </w:abstractNum>
+  <w:abstractNum w:abstractNumId="23" w15:restartNumberingAfterBreak="0">
     <w:nsid w:val="4910299B"/>
     <w:multiLevelType w:val="hybridMultilevel"/>
     <w:tmpl w:val="505E8358"/>
@@ -15088,7 +15187,7 @@
       </w:pPr>
     </w:lvl>
   </w:abstractNum>
-  <w:abstractNum w:abstractNumId="20" w15:restartNumberingAfterBreak="0">
+  <w:abstractNum w:abstractNumId="24" w15:restartNumberingAfterBreak="0">
     <w:nsid w:val="4C9C522C"/>
     <w:multiLevelType w:val="hybridMultilevel"/>
     <w:tmpl w:val="9CF4E540"/>
@@ -15177,7 +15276,7 @@
       </w:pPr>
     </w:lvl>
   </w:abstractNum>
-  <w:abstractNum w:abstractNumId="21" w15:restartNumberingAfterBreak="0">
+  <w:abstractNum w:abstractNumId="25" w15:restartNumberingAfterBreak="0">
     <w:nsid w:val="4D9C1836"/>
     <w:multiLevelType w:val="multilevel"/>
     <w:tmpl w:val="FF88B6DE"/>
@@ -15326,7 +15425,7 @@
       </w:rPr>
     </w:lvl>
   </w:abstractNum>
-  <w:abstractNum w:abstractNumId="22" w15:restartNumberingAfterBreak="0">
+  <w:abstractNum w:abstractNumId="26" w15:restartNumberingAfterBreak="0">
     <w:nsid w:val="52F00AF7"/>
     <w:multiLevelType w:val="multilevel"/>
     <w:tmpl w:val="D30886D8"/>
@@ -15475,7 +15574,7 @@
       </w:rPr>
     </w:lvl>
   </w:abstractNum>
-  <w:abstractNum w:abstractNumId="23" w15:restartNumberingAfterBreak="0">
+  <w:abstractNum w:abstractNumId="27" w15:restartNumberingAfterBreak="0">
     <w:nsid w:val="54F573AB"/>
     <w:multiLevelType w:val="hybridMultilevel"/>
     <w:tmpl w:val="AC56D67E"/>
@@ -15587,7 +15686,7 @@
       </w:rPr>
     </w:lvl>
   </w:abstractNum>
-  <w:abstractNum w:abstractNumId="24" w15:restartNumberingAfterBreak="0">
+  <w:abstractNum w:abstractNumId="28" w15:restartNumberingAfterBreak="0">
     <w:nsid w:val="5B382BCC"/>
     <w:multiLevelType w:val="multilevel"/>
     <w:tmpl w:val="E92034E6"/>
@@ -15700,7 +15799,7 @@
       </w:pPr>
     </w:lvl>
   </w:abstractNum>
-  <w:abstractNum w:abstractNumId="25" w15:restartNumberingAfterBreak="0">
+  <w:abstractNum w:abstractNumId="29" w15:restartNumberingAfterBreak="0">
     <w:nsid w:val="60643375"/>
     <w:multiLevelType w:val="multilevel"/>
     <w:tmpl w:val="9E1E6100"/>
@@ -15849,7 +15948,7 @@
       </w:rPr>
     </w:lvl>
   </w:abstractNum>
-  <w:abstractNum w:abstractNumId="26" w15:restartNumberingAfterBreak="0">
+  <w:abstractNum w:abstractNumId="30" w15:restartNumberingAfterBreak="0">
     <w:nsid w:val="610849FF"/>
     <w:multiLevelType w:val="hybridMultilevel"/>
     <w:tmpl w:val="55C02BF8"/>
@@ -15939,7 +16038,7 @@
       </w:pPr>
     </w:lvl>
   </w:abstractNum>
-  <w:abstractNum w:abstractNumId="27" w15:restartNumberingAfterBreak="0">
+  <w:abstractNum w:abstractNumId="31" w15:restartNumberingAfterBreak="0">
     <w:nsid w:val="62B46CBE"/>
     <w:multiLevelType w:val="hybridMultilevel"/>
     <w:tmpl w:val="E7B8FE0C"/>
@@ -16051,7 +16150,7 @@
       </w:rPr>
     </w:lvl>
   </w:abstractNum>
-  <w:abstractNum w:abstractNumId="28" w15:restartNumberingAfterBreak="0">
+  <w:abstractNum w:abstractNumId="32" w15:restartNumberingAfterBreak="0">
     <w:nsid w:val="64E87168"/>
     <w:multiLevelType w:val="hybridMultilevel"/>
     <w:tmpl w:val="6E6ED9EC"/>
@@ -16140,7 +16239,7 @@
       </w:pPr>
     </w:lvl>
   </w:abstractNum>
-  <w:abstractNum w:abstractNumId="29" w15:restartNumberingAfterBreak="0">
+  <w:abstractNum w:abstractNumId="33" w15:restartNumberingAfterBreak="0">
     <w:nsid w:val="650943A7"/>
     <w:multiLevelType w:val="hybridMultilevel"/>
     <w:tmpl w:val="645A5F38"/>
@@ -16229,10 +16328,10 @@
       </w:pPr>
     </w:lvl>
   </w:abstractNum>
-  <w:abstractNum w:abstractNumId="30" w15:restartNumberingAfterBreak="0">
+  <w:abstractNum w:abstractNumId="34" w15:restartNumberingAfterBreak="0">
     <w:nsid w:val="67B8422E"/>
     <w:multiLevelType w:val="multilevel"/>
-    <w:tmpl w:val="63226B6C"/>
+    <w:tmpl w:val="041E6234"/>
     <w:lvl w:ilvl="0">
       <w:start w:val="1"/>
       <w:numFmt w:val="bullet"/>
@@ -16249,20 +16348,17 @@
         <w:sz w:val="20"/>
       </w:rPr>
     </w:lvl>
-    <w:lvl w:ilvl="1" w:tentative="1">
-      <w:start w:val="1"/>
-      <w:numFmt w:val="bullet"/>
-      <w:lvlText w:val="o"/>
-      <w:lvlJc w:val="left"/>
-      <w:pPr>
-        <w:tabs>
-          <w:tab w:val="num" w:pos="1440"/>
-        </w:tabs>
+    <w:lvl w:ilvl="1">
+      <w:start w:val="1"/>
+      <w:numFmt w:val="decimal"/>
+      <w:lvlText w:val="%2."/>
+      <w:lvlJc w:val="left"/>
+      <w:pPr>
         <w:ind w:left="1440" w:hanging="360"/>
       </w:pPr>
       <w:rPr>
-        <w:rFonts w:ascii="Courier New" w:hAnsi="Courier New" w:hint="default"/>
-        <w:sz w:val="20"/>
+        <w:rFonts w:hint="default"/>
+        <w:u w:val="single"/>
       </w:rPr>
     </w:lvl>
     <w:lvl w:ilvl="2" w:tentative="1">
@@ -16378,7 +16474,7 @@
       </w:rPr>
     </w:lvl>
   </w:abstractNum>
-  <w:abstractNum w:abstractNumId="31" w15:restartNumberingAfterBreak="0">
+  <w:abstractNum w:abstractNumId="35" w15:restartNumberingAfterBreak="0">
     <w:nsid w:val="6DA059D8"/>
     <w:multiLevelType w:val="hybridMultilevel"/>
     <w:tmpl w:val="41361528"/>
@@ -16467,7 +16563,7 @@
       </w:pPr>
     </w:lvl>
   </w:abstractNum>
-  <w:abstractNum w:abstractNumId="32" w15:restartNumberingAfterBreak="0">
+  <w:abstractNum w:abstractNumId="36" w15:restartNumberingAfterBreak="0">
     <w:nsid w:val="6E8837C6"/>
     <w:multiLevelType w:val="multilevel"/>
     <w:tmpl w:val="A9D4A140"/>
@@ -16616,7 +16712,7 @@
       </w:rPr>
     </w:lvl>
   </w:abstractNum>
-  <w:abstractNum w:abstractNumId="33" w15:restartNumberingAfterBreak="0">
+  <w:abstractNum w:abstractNumId="37" w15:restartNumberingAfterBreak="0">
     <w:nsid w:val="70F25655"/>
     <w:multiLevelType w:val="multilevel"/>
     <w:tmpl w:val="8C94A98C"/>
@@ -16765,7 +16861,7 @@
       </w:rPr>
     </w:lvl>
   </w:abstractNum>
-  <w:abstractNum w:abstractNumId="34" w15:restartNumberingAfterBreak="0">
+  <w:abstractNum w:abstractNumId="38" w15:restartNumberingAfterBreak="0">
     <w:nsid w:val="71313F1D"/>
     <w:multiLevelType w:val="multilevel"/>
     <w:tmpl w:val="FA5E9B7A"/>
@@ -16914,7 +17010,7 @@
       </w:rPr>
     </w:lvl>
   </w:abstractNum>
-  <w:abstractNum w:abstractNumId="35" w15:restartNumberingAfterBreak="0">
+  <w:abstractNum w:abstractNumId="39" w15:restartNumberingAfterBreak="0">
     <w:nsid w:val="717F6C7F"/>
     <w:multiLevelType w:val="hybridMultilevel"/>
     <w:tmpl w:val="F8E07416"/>
@@ -17003,7 +17099,7 @@
       </w:pPr>
     </w:lvl>
   </w:abstractNum>
-  <w:abstractNum w:abstractNumId="36" w15:restartNumberingAfterBreak="0">
+  <w:abstractNum w:abstractNumId="40" w15:restartNumberingAfterBreak="0">
     <w:nsid w:val="732116E7"/>
     <w:multiLevelType w:val="multilevel"/>
     <w:tmpl w:val="C352BCF6"/>
@@ -17152,7 +17248,7 @@
       </w:rPr>
     </w:lvl>
   </w:abstractNum>
-  <w:abstractNum w:abstractNumId="37" w15:restartNumberingAfterBreak="0">
+  <w:abstractNum w:abstractNumId="41" w15:restartNumberingAfterBreak="0">
     <w:nsid w:val="76637F62"/>
     <w:multiLevelType w:val="hybridMultilevel"/>
     <w:tmpl w:val="9A9837A2"/>
@@ -17241,7 +17337,7 @@
       </w:pPr>
     </w:lvl>
   </w:abstractNum>
-  <w:abstractNum w:abstractNumId="38" w15:restartNumberingAfterBreak="0">
+  <w:abstractNum w:abstractNumId="42" w15:restartNumberingAfterBreak="0">
     <w:nsid w:val="769B769C"/>
     <w:multiLevelType w:val="multilevel"/>
     <w:tmpl w:val="32F4216E"/>
@@ -17390,7 +17486,7 @@
       </w:rPr>
     </w:lvl>
   </w:abstractNum>
-  <w:abstractNum w:abstractNumId="39" w15:restartNumberingAfterBreak="0">
+  <w:abstractNum w:abstractNumId="43" w15:restartNumberingAfterBreak="0">
     <w:nsid w:val="79601C6D"/>
     <w:multiLevelType w:val="multilevel"/>
     <w:tmpl w:val="78002C54"/>
@@ -17503,7 +17599,7 @@
       </w:pPr>
     </w:lvl>
   </w:abstractNum>
-  <w:abstractNum w:abstractNumId="40" w15:restartNumberingAfterBreak="0">
+  <w:abstractNum w:abstractNumId="44" w15:restartNumberingAfterBreak="0">
     <w:nsid w:val="7BF407E3"/>
     <w:multiLevelType w:val="multilevel"/>
     <w:tmpl w:val="9A74D01E"/>
@@ -17652,7 +17748,7 @@
       </w:rPr>
     </w:lvl>
   </w:abstractNum>
-  <w:abstractNum w:abstractNumId="41" w15:restartNumberingAfterBreak="0">
+  <w:abstractNum w:abstractNumId="45" w15:restartNumberingAfterBreak="0">
     <w:nsid w:val="7D823498"/>
     <w:multiLevelType w:val="multilevel"/>
     <w:tmpl w:val="E9446EE8"/>
@@ -17801,7 +17897,7 @@
       </w:rPr>
     </w:lvl>
   </w:abstractNum>
-  <w:abstractNum w:abstractNumId="42" w15:restartNumberingAfterBreak="0">
+  <w:abstractNum w:abstractNumId="46" w15:restartNumberingAfterBreak="0">
     <w:nsid w:val="7EDB69E2"/>
     <w:multiLevelType w:val="multilevel"/>
     <w:tmpl w:val="AD46CEC2"/>
@@ -17951,136 +18047,148 @@
     </w:lvl>
   </w:abstractNum>
   <w:num w:numId="1" w16cid:durableId="1490903148">
-    <w:abstractNumId w:val="10"/>
+    <w:abstractNumId w:val="12"/>
   </w:num>
   <w:num w:numId="2" w16cid:durableId="999424346">
-    <w:abstractNumId w:val="22"/>
+    <w:abstractNumId w:val="26"/>
   </w:num>
   <w:num w:numId="3" w16cid:durableId="1325819858">
-    <w:abstractNumId w:val="24"/>
+    <w:abstractNumId w:val="28"/>
   </w:num>
   <w:num w:numId="4" w16cid:durableId="133182302">
     <w:abstractNumId w:val="3"/>
   </w:num>
   <w:num w:numId="5" w16cid:durableId="1477799212">
+    <w:abstractNumId w:val="31"/>
+  </w:num>
+  <w:num w:numId="6" w16cid:durableId="1507357191">
     <w:abstractNumId w:val="27"/>
   </w:num>
-  <w:num w:numId="6" w16cid:durableId="1507357191">
-    <w:abstractNumId w:val="23"/>
-  </w:num>
   <w:num w:numId="7" w16cid:durableId="1234849977">
-    <w:abstractNumId w:val="31"/>
+    <w:abstractNumId w:val="35"/>
   </w:num>
   <w:num w:numId="8" w16cid:durableId="2095319065">
-    <w:abstractNumId w:val="20"/>
+    <w:abstractNumId w:val="24"/>
   </w:num>
   <w:num w:numId="9" w16cid:durableId="1276062488">
-    <w:abstractNumId w:val="35"/>
+    <w:abstractNumId w:val="39"/>
   </w:num>
   <w:num w:numId="10" w16cid:durableId="301732449">
-    <w:abstractNumId w:val="37"/>
+    <w:abstractNumId w:val="41"/>
   </w:num>
   <w:num w:numId="11" w16cid:durableId="565268006">
-    <w:abstractNumId w:val="28"/>
+    <w:abstractNumId w:val="32"/>
   </w:num>
   <w:num w:numId="12" w16cid:durableId="1765566125">
     <w:abstractNumId w:val="7"/>
   </w:num>
   <w:num w:numId="13" w16cid:durableId="1685395611">
-    <w:abstractNumId w:val="19"/>
+    <w:abstractNumId w:val="23"/>
   </w:num>
   <w:num w:numId="14" w16cid:durableId="371853232">
-    <w:abstractNumId w:val="9"/>
+    <w:abstractNumId w:val="11"/>
   </w:num>
   <w:num w:numId="15" w16cid:durableId="1233125880">
-    <w:abstractNumId w:val="18"/>
+    <w:abstractNumId w:val="21"/>
   </w:num>
   <w:num w:numId="16" w16cid:durableId="1600603824">
-    <w:abstractNumId w:val="25"/>
+    <w:abstractNumId w:val="29"/>
   </w:num>
   <w:num w:numId="17" w16cid:durableId="1336306445">
     <w:abstractNumId w:val="5"/>
   </w:num>
   <w:num w:numId="18" w16cid:durableId="1924684374">
-    <w:abstractNumId w:val="11"/>
+    <w:abstractNumId w:val="13"/>
   </w:num>
   <w:num w:numId="19" w16cid:durableId="210307738">
-    <w:abstractNumId w:val="34"/>
+    <w:abstractNumId w:val="38"/>
   </w:num>
   <w:num w:numId="20" w16cid:durableId="1427000618">
-    <w:abstractNumId w:val="32"/>
+    <w:abstractNumId w:val="36"/>
   </w:num>
   <w:num w:numId="21" w16cid:durableId="853761629">
     <w:abstractNumId w:val="0"/>
   </w:num>
   <w:num w:numId="22" w16cid:durableId="1388920533">
-    <w:abstractNumId w:val="36"/>
+    <w:abstractNumId w:val="40"/>
   </w:num>
   <w:num w:numId="23" w16cid:durableId="278532805">
-    <w:abstractNumId w:val="39"/>
+    <w:abstractNumId w:val="43"/>
   </w:num>
   <w:num w:numId="24" w16cid:durableId="76437811">
-    <w:abstractNumId w:val="21"/>
+    <w:abstractNumId w:val="25"/>
   </w:num>
   <w:num w:numId="25" w16cid:durableId="49349885">
-    <w:abstractNumId w:val="13"/>
+    <w:abstractNumId w:val="15"/>
   </w:num>
   <w:num w:numId="26" w16cid:durableId="1078861533">
     <w:abstractNumId w:val="1"/>
   </w:num>
   <w:num w:numId="27" w16cid:durableId="1645961168">
-    <w:abstractNumId w:val="17"/>
+    <w:abstractNumId w:val="20"/>
   </w:num>
   <w:num w:numId="28" w16cid:durableId="538661812">
     <w:abstractNumId w:val="2"/>
   </w:num>
   <w:num w:numId="29" w16cid:durableId="2143110771">
-    <w:abstractNumId w:val="38"/>
+    <w:abstractNumId w:val="42"/>
   </w:num>
   <w:num w:numId="30" w16cid:durableId="20129419">
-    <w:abstractNumId w:val="33"/>
+    <w:abstractNumId w:val="37"/>
   </w:num>
   <w:num w:numId="31" w16cid:durableId="1258295610">
-    <w:abstractNumId w:val="30"/>
+    <w:abstractNumId w:val="34"/>
   </w:num>
   <w:num w:numId="32" w16cid:durableId="1966346223">
     <w:abstractNumId w:val="6"/>
   </w:num>
   <w:num w:numId="33" w16cid:durableId="219757389">
-    <w:abstractNumId w:val="41"/>
+    <w:abstractNumId w:val="45"/>
   </w:num>
   <w:num w:numId="34" w16cid:durableId="1441219298">
+    <w:abstractNumId w:val="16"/>
+  </w:num>
+  <w:num w:numId="35" w16cid:durableId="993533201">
     <w:abstractNumId w:val="14"/>
   </w:num>
-  <w:num w:numId="35" w16cid:durableId="993533201">
-    <w:abstractNumId w:val="12"/>
-  </w:num>
   <w:num w:numId="36" w16cid:durableId="2136486854">
-    <w:abstractNumId w:val="16"/>
+    <w:abstractNumId w:val="19"/>
   </w:num>
   <w:num w:numId="37" w16cid:durableId="1370228645">
-    <w:abstractNumId w:val="42"/>
+    <w:abstractNumId w:val="46"/>
   </w:num>
   <w:num w:numId="38" w16cid:durableId="1445344642">
-    <w:abstractNumId w:val="40"/>
+    <w:abstractNumId w:val="44"/>
   </w:num>
   <w:num w:numId="39" w16cid:durableId="1738094195">
-    <w:abstractNumId w:val="26"/>
+    <w:abstractNumId w:val="30"/>
   </w:num>
   <w:num w:numId="40" w16cid:durableId="1354649103">
     <w:abstractNumId w:val="4"/>
   </w:num>
   <w:num w:numId="41" w16cid:durableId="1829319484">
-    <w:abstractNumId w:val="29"/>
+    <w:abstractNumId w:val="33"/>
   </w:num>
   <w:num w:numId="42" w16cid:durableId="1204514837">
-    <w:abstractNumId w:val="15"/>
+    <w:abstractNumId w:val="17"/>
   </w:num>
   <w:num w:numId="43" w16cid:durableId="1054308977">
     <w:abstractNumId w:val="8"/>
   </w:num>
   <w:num w:numId="44" w16cid:durableId="1027213973">
-    <w:abstractNumId w:val="23"/>
+    <w:abstractNumId w:val="27"/>
+  </w:num>
+  <w:num w:numId="45" w16cid:durableId="268700062">
+    <w:abstractNumId w:val="10"/>
+  </w:num>
+  <w:num w:numId="46" w16cid:durableId="1725790797">
+    <w:abstractNumId w:val="9"/>
+  </w:num>
+  <w:num w:numId="47" w16cid:durableId="855466501">
+    <w:abstractNumId w:val="22"/>
+  </w:num>
+  <w:num w:numId="48" w16cid:durableId="249507407">
+    <w:abstractNumId w:val="18"/>
   </w:num>
 </w:numbering>
 </file>
